--- a/acs_bcs_rj_dokumentáció_stage3.docx
+++ b/acs_bcs_rj_dokumentáció_stage3.docx
@@ -13,8 +13,6 @@
           <w:szCs w:val="36"/>
         </w:rPr>
       </w:pPr>
-      <w:bookmarkStart w:id="0" w:name="_GoBack"/>
-      <w:bookmarkEnd w:id="0"/>
       <w:r>
         <w:rPr>
           <w:rFonts w:cs="Times New Roman"/>
@@ -75,6 +73,7 @@
           <w:szCs w:val="36"/>
         </w:rPr>
       </w:pPr>
+      <w:proofErr w:type="spellStart"/>
       <w:r>
         <w:rPr>
           <w:rFonts w:cs="Times New Roman"/>
@@ -82,7 +81,17 @@
           <w:sz w:val="36"/>
           <w:szCs w:val="36"/>
         </w:rPr>
-        <w:t>Nutri applikáció</w:t>
+        <w:t>Nutri</w:t>
+      </w:r>
+      <w:proofErr w:type="spellEnd"/>
+      <w:r>
+        <w:rPr>
+          <w:rFonts w:cs="Times New Roman"/>
+          <w:b/>
+          <w:sz w:val="36"/>
+          <w:szCs w:val="36"/>
+        </w:rPr>
+        <w:t xml:space="preserve"> applikáció</w:t>
       </w:r>
     </w:p>
     <w:p>
@@ -349,13 +358,23 @@
                 <w:szCs w:val="24"/>
               </w:rPr>
             </w:pPr>
+            <w:proofErr w:type="spellStart"/>
             <w:r>
               <w:rPr>
                 <w:rFonts w:cs="Times New Roman"/>
                 <w:b/>
                 <w:szCs w:val="24"/>
               </w:rPr>
-              <w:t>Rummler János</w:t>
+              <w:t>Rummler</w:t>
+            </w:r>
+            <w:proofErr w:type="spellEnd"/>
+            <w:r>
+              <w:rPr>
+                <w:rFonts w:cs="Times New Roman"/>
+                <w:b/>
+                <w:szCs w:val="24"/>
+              </w:rPr>
+              <w:t xml:space="preserve"> János</w:t>
             </w:r>
           </w:p>
         </w:tc>
@@ -1983,7 +2002,23 @@
           <w:rFonts w:cs="Times New Roman"/>
           <w:szCs w:val="24"/>
         </w:rPr>
-        <w:t xml:space="preserve"> került még kereskedelmi forgalomba, ill. publikálásra, a GPL licenszelésű programrészek kivételével.</w:t>
+        <w:t xml:space="preserve"> került még kereskedelmi forgalomba, ill. publikálásra, a GPL </w:t>
+      </w:r>
+      <w:proofErr w:type="spellStart"/>
+      <w:r>
+        <w:rPr>
+          <w:rFonts w:cs="Times New Roman"/>
+          <w:szCs w:val="24"/>
+        </w:rPr>
+        <w:t>licenszelésű</w:t>
+      </w:r>
+      <w:proofErr w:type="spellEnd"/>
+      <w:r>
+        <w:rPr>
+          <w:rFonts w:cs="Times New Roman"/>
+          <w:szCs w:val="24"/>
+        </w:rPr>
+        <w:t xml:space="preserve"> programrészek kivételével.</w:t>
       </w:r>
     </w:p>
     <w:p>
@@ -2108,11 +2143,11 @@
       <w:pPr>
         <w:pStyle w:val="Cmsor1"/>
       </w:pPr>
-      <w:bookmarkStart w:id="1" w:name="_Toc184887498"/>
+      <w:bookmarkStart w:id="0" w:name="_Toc184887498"/>
       <w:r>
         <w:t>Bevezetés</w:t>
       </w:r>
-      <w:bookmarkEnd w:id="1"/>
+      <w:bookmarkEnd w:id="0"/>
     </w:p>
     <w:p>
       <w:r>
@@ -2156,11 +2191,11 @@
         <w:pStyle w:val="Cmsor1"/>
         <w:ind w:left="714" w:hanging="357"/>
       </w:pPr>
-      <w:bookmarkStart w:id="2" w:name="_Toc184887499"/>
+      <w:bookmarkStart w:id="1" w:name="_Toc184887499"/>
       <w:r>
         <w:t>Témaválasztás indoklása</w:t>
       </w:r>
-      <w:bookmarkEnd w:id="2"/>
+      <w:bookmarkEnd w:id="1"/>
     </w:p>
     <w:p>
       <w:r>
@@ -2205,21 +2240,53 @@
         <w:t>A tém</w:t>
       </w:r>
       <w:r>
-        <w:t xml:space="preserve">a megvalósításához tökéletes eszköz volt a React és Django nevű keretrendszer, és a Visual Studio Code fejlesztői környezet. </w:t>
+        <w:t xml:space="preserve">a megvalósításához tökéletes eszköz volt a </w:t>
+      </w:r>
+      <w:proofErr w:type="spellStart"/>
+      <w:r>
+        <w:t>React</w:t>
+      </w:r>
+      <w:proofErr w:type="spellEnd"/>
+      <w:r>
+        <w:t xml:space="preserve"> és </w:t>
+      </w:r>
+      <w:proofErr w:type="spellStart"/>
+      <w:r>
+        <w:t>Django</w:t>
+      </w:r>
+      <w:proofErr w:type="spellEnd"/>
+      <w:r>
+        <w:t xml:space="preserve"> nevű keretrendszer, és a Visual </w:t>
+      </w:r>
+      <w:proofErr w:type="spellStart"/>
+      <w:r>
+        <w:t>Studio</w:t>
+      </w:r>
+      <w:proofErr w:type="spellEnd"/>
+      <w:r>
+        <w:t xml:space="preserve"> </w:t>
+      </w:r>
+      <w:proofErr w:type="spellStart"/>
+      <w:r>
+        <w:t>Code</w:t>
+      </w:r>
+      <w:proofErr w:type="spellEnd"/>
+      <w:r>
+        <w:t xml:space="preserve"> fejlesztői környezet. </w:t>
       </w:r>
     </w:p>
     <w:p>
       <w:pPr>
         <w:pStyle w:val="Cmsor1"/>
       </w:pPr>
-      <w:bookmarkStart w:id="3" w:name="_Toc184887500"/>
+      <w:bookmarkStart w:id="2" w:name="_Toc184887500"/>
       <w:r>
         <w:t>Fejlesztői dokumentáció</w:t>
       </w:r>
       <w:r>
         <w:t>, technikai leírás</w:t>
       </w:r>
-      <w:bookmarkEnd w:id="3"/>
+      <w:bookmarkEnd w:id="2"/>
     </w:p>
     <w:p>
       <w:pPr>
@@ -2229,35 +2296,243 @@
           <w:numId w:val="4"/>
         </w:numPr>
       </w:pPr>
-      <w:bookmarkStart w:id="4" w:name="_Toc184887501"/>
+      <w:bookmarkStart w:id="3" w:name="_Toc184887501"/>
       <w:r>
         <w:t>Specifikáció</w:t>
       </w:r>
+      <w:bookmarkEnd w:id="3"/>
+    </w:p>
+    <w:p>
+      <w:pPr>
+        <w:rPr>
+          <w:rFonts w:cs="Times New Roman"/>
+        </w:rPr>
+      </w:pPr>
+      <w:r>
+        <w:rPr>
+          <w:rFonts w:cs="Times New Roman"/>
+        </w:rPr>
+        <w:t>A projekt teljes kódja angolul kell</w:t>
+      </w:r>
+      <w:r>
+        <w:rPr>
+          <w:rFonts w:cs="Times New Roman"/>
+        </w:rPr>
+        <w:t>,</w:t>
+      </w:r>
+      <w:r>
+        <w:rPr>
+          <w:rFonts w:cs="Times New Roman"/>
+        </w:rPr>
+        <w:t xml:space="preserve"> hogy legyen. </w:t>
+      </w:r>
+      <w:r>
+        <w:rPr>
+          <w:rFonts w:cs="Times New Roman"/>
+        </w:rPr>
+        <w:t xml:space="preserve">A </w:t>
+      </w:r>
+      <w:r>
+        <w:rPr>
+          <w:rFonts w:cs="Times New Roman"/>
+        </w:rPr>
+        <w:t xml:space="preserve">projekt fő feladata a felhasználók által feltöltött adatok pontos, és hibamentes kezelése. A felhasználót létre lehessen hozni, </w:t>
+      </w:r>
+      <w:r>
+        <w:rPr>
+          <w:rFonts w:cs="Times New Roman"/>
+        </w:rPr>
+        <w:t>a felhasználónevet, jelszót, és emailt módosítani, és törölni.</w:t>
+      </w:r>
+      <w:r>
+        <w:rPr>
+          <w:rFonts w:cs="Times New Roman"/>
+        </w:rPr>
+        <w:t xml:space="preserve"> </w:t>
+      </w:r>
+      <w:r>
+        <w:rPr>
+          <w:rFonts w:cs="Times New Roman"/>
+        </w:rPr>
+        <w:t>Regisztrációkor</w:t>
+      </w:r>
+      <w:r>
+        <w:rPr>
+          <w:rFonts w:cs="Times New Roman"/>
+        </w:rPr>
+        <w:t xml:space="preserve"> a rendszer egy </w:t>
+      </w:r>
+      <w:r>
+        <w:rPr>
+          <w:rFonts w:cs="Times New Roman"/>
+        </w:rPr>
+        <w:t xml:space="preserve">megerősítő </w:t>
+      </w:r>
+      <w:r>
+        <w:rPr>
+          <w:rFonts w:cs="Times New Roman"/>
+        </w:rPr>
+        <w:t>e-mailt kell küldjön a felhasználónak.</w:t>
+      </w:r>
+      <w:r>
+        <w:rPr>
+          <w:rFonts w:cs="Times New Roman"/>
+        </w:rPr>
+        <w:t xml:space="preserve"> A bejelentkezés megvalósítása JWT (JSON Web </w:t>
+      </w:r>
+      <w:proofErr w:type="spellStart"/>
+      <w:proofErr w:type="gramStart"/>
+      <w:r>
+        <w:rPr>
+          <w:rFonts w:cs="Times New Roman"/>
+        </w:rPr>
+        <w:t>Tokenek</w:t>
+      </w:r>
+      <w:proofErr w:type="spellEnd"/>
+      <w:r>
+        <w:rPr>
+          <w:rFonts w:cs="Times New Roman"/>
+        </w:rPr>
+        <w:t>)kel</w:t>
+      </w:r>
+      <w:proofErr w:type="gramEnd"/>
+      <w:r>
+        <w:rPr>
+          <w:rFonts w:cs="Times New Roman"/>
+        </w:rPr>
+        <w:t xml:space="preserve"> történik</w:t>
+      </w:r>
+      <w:r>
+        <w:rPr>
+          <w:rFonts w:cs="Times New Roman"/>
+        </w:rPr>
+        <w:t>.</w:t>
+      </w:r>
+      <w:r>
+        <w:rPr>
+          <w:rFonts w:cs="Times New Roman"/>
+        </w:rPr>
+        <w:t xml:space="preserve"> </w:t>
+      </w:r>
+      <w:r>
+        <w:rPr>
+          <w:rFonts w:cs="Times New Roman"/>
+        </w:rPr>
+        <w:t>A felhasználó adatai csak az adott felhasználó számára legyenek elérhetők.</w:t>
+      </w:r>
+      <w:r>
+        <w:rPr>
+          <w:rFonts w:cs="Times New Roman"/>
+        </w:rPr>
+        <w:t xml:space="preserve"> 2 “magasabb” felhasználói rang van: </w:t>
+      </w:r>
+      <w:proofErr w:type="spellStart"/>
+      <w:r>
+        <w:rPr>
+          <w:rFonts w:cs="Times New Roman"/>
+        </w:rPr>
+        <w:t>superuser</w:t>
+      </w:r>
+      <w:proofErr w:type="spellEnd"/>
+      <w:r>
+        <w:rPr>
+          <w:rFonts w:cs="Times New Roman"/>
+        </w:rPr>
+        <w:t xml:space="preserve"> (</w:t>
+      </w:r>
+      <w:proofErr w:type="spellStart"/>
+      <w:r>
+        <w:rPr>
+          <w:rFonts w:cs="Times New Roman"/>
+        </w:rPr>
+        <w:t>admin</w:t>
+      </w:r>
+      <w:proofErr w:type="spellEnd"/>
+      <w:r>
+        <w:rPr>
+          <w:rFonts w:cs="Times New Roman"/>
+        </w:rPr>
+        <w:t xml:space="preserve">) és </w:t>
+      </w:r>
+      <w:proofErr w:type="spellStart"/>
+      <w:r>
+        <w:rPr>
+          <w:rFonts w:cs="Times New Roman"/>
+        </w:rPr>
+        <w:t>supervisor</w:t>
+      </w:r>
+      <w:proofErr w:type="spellEnd"/>
+      <w:r>
+        <w:rPr>
+          <w:rFonts w:cs="Times New Roman"/>
+        </w:rPr>
+        <w:t xml:space="preserve">. </w:t>
+      </w:r>
+      <w:proofErr w:type="spellStart"/>
+      <w:r>
+        <w:rPr>
+          <w:rFonts w:cs="Times New Roman"/>
+        </w:rPr>
+        <w:t>Supervisor</w:t>
+      </w:r>
+      <w:proofErr w:type="spellEnd"/>
+      <w:r>
+        <w:rPr>
+          <w:rFonts w:cs="Times New Roman"/>
+        </w:rPr>
+        <w:t xml:space="preserve"> rangot</w:t>
+      </w:r>
+      <w:r>
+        <w:rPr>
+          <w:rFonts w:cs="Times New Roman"/>
+        </w:rPr>
+        <w:t xml:space="preserve"> kérvényezni kell a </w:t>
+      </w:r>
+      <w:proofErr w:type="spellStart"/>
+      <w:r>
+        <w:rPr>
+          <w:rFonts w:cs="Times New Roman"/>
+        </w:rPr>
+        <w:t>support</w:t>
+      </w:r>
+      <w:proofErr w:type="spellEnd"/>
+      <w:r>
+        <w:rPr>
+          <w:rFonts w:cs="Times New Roman"/>
+        </w:rPr>
+        <w:t xml:space="preserve"> felületen keresztül</w:t>
+      </w:r>
+      <w:bookmarkStart w:id="4" w:name="_GoBack"/>
       <w:bookmarkEnd w:id="4"/>
-    </w:p>
-    <w:p>
-      <w:pPr>
-        <w:rPr>
-          <w:rFonts w:cs="Times New Roman"/>
-        </w:rPr>
-      </w:pPr>
-      <w:r>
-        <w:rPr>
-          <w:rFonts w:cs="Times New Roman"/>
-        </w:rPr>
-        <w:t>A projekt teljes kódja angolul kell</w:t>
-      </w:r>
-      <w:r>
-        <w:rPr>
-          <w:rFonts w:cs="Times New Roman"/>
-        </w:rPr>
-        <w:t>,</w:t>
-      </w:r>
-      <w:r>
-        <w:rPr>
-          <w:rFonts w:cs="Times New Roman"/>
-        </w:rPr>
-        <w:t xml:space="preserve"> hogy legyen. </w:t>
+      <w:r>
+        <w:rPr>
+          <w:rFonts w:cs="Times New Roman"/>
+        </w:rPr>
+        <w:t>, amit jóváhagyhatnak az admin</w:t>
+      </w:r>
+      <w:r>
+        <w:rPr>
+          <w:rFonts w:cs="Times New Roman"/>
+        </w:rPr>
+        <w:t>isztrátori</w:t>
+      </w:r>
+      <w:r>
+        <w:rPr>
+          <w:rFonts w:cs="Times New Roman"/>
+        </w:rPr>
+        <w:t xml:space="preserve"> ranggal rendelkezők.</w:t>
+      </w:r>
+      <w:r>
+        <w:rPr>
+          <w:rFonts w:cs="Times New Roman"/>
+        </w:rPr>
+        <w:t xml:space="preserve"> </w:t>
+      </w:r>
+      <w:r>
+        <w:rPr>
+          <w:rFonts w:cs="Times New Roman"/>
+        </w:rPr>
+        <w:t xml:space="preserve">Az élelmiszereket ne módosíthassa jóváhagyás nélkül egyetlen egy felhasználó. </w:t>
       </w:r>
       <w:r>
         <w:rPr>
@@ -2269,120 +2544,6 @@
         <w:rPr>
           <w:rFonts w:cs="Times New Roman"/>
         </w:rPr>
-        <w:t xml:space="preserve">projekt fő feladata a felhasználók által feltöltött adatok pontos, és hibamentes kezelése. A felhasználót létre lehessen hozni, </w:t>
-      </w:r>
-      <w:r>
-        <w:rPr>
-          <w:rFonts w:cs="Times New Roman"/>
-        </w:rPr>
-        <w:t>a felhasználónevet, jelszót, és emailt módosítani, és törölni.</w:t>
-      </w:r>
-      <w:r>
-        <w:rPr>
-          <w:rFonts w:cs="Times New Roman"/>
-        </w:rPr>
-        <w:t xml:space="preserve"> </w:t>
-      </w:r>
-      <w:r>
-        <w:rPr>
-          <w:rFonts w:cs="Times New Roman"/>
-        </w:rPr>
-        <w:t>Regisztrációkor</w:t>
-      </w:r>
-      <w:r>
-        <w:rPr>
-          <w:rFonts w:cs="Times New Roman"/>
-        </w:rPr>
-        <w:t xml:space="preserve"> a rendszer egy </w:t>
-      </w:r>
-      <w:r>
-        <w:rPr>
-          <w:rFonts w:cs="Times New Roman"/>
-        </w:rPr>
-        <w:t xml:space="preserve">megerősítő </w:t>
-      </w:r>
-      <w:r>
-        <w:rPr>
-          <w:rFonts w:cs="Times New Roman"/>
-        </w:rPr>
-        <w:t>e-mailt kell küldjön a felhasználónak.</w:t>
-      </w:r>
-      <w:r>
-        <w:rPr>
-          <w:rFonts w:cs="Times New Roman"/>
-        </w:rPr>
-        <w:t xml:space="preserve"> A bejelentkezés megvalósítása JWT (JSON Web Tokenek</w:t>
-      </w:r>
-      <w:r>
-        <w:rPr>
-          <w:rFonts w:cs="Times New Roman"/>
-        </w:rPr>
-        <w:t>)kel történik</w:t>
-      </w:r>
-      <w:r>
-        <w:rPr>
-          <w:rFonts w:cs="Times New Roman"/>
-        </w:rPr>
-        <w:t>.</w:t>
-      </w:r>
-      <w:r>
-        <w:rPr>
-          <w:rFonts w:cs="Times New Roman"/>
-        </w:rPr>
-        <w:t xml:space="preserve"> </w:t>
-      </w:r>
-      <w:r>
-        <w:rPr>
-          <w:rFonts w:cs="Times New Roman"/>
-        </w:rPr>
-        <w:t>A felhasználó adatai csak az adott felhasználó számára legyenek elérhetők.</w:t>
-      </w:r>
-      <w:r>
-        <w:rPr>
-          <w:rFonts w:cs="Times New Roman"/>
-        </w:rPr>
-        <w:t xml:space="preserve"> 2 “magasabb” felhasználói rang van: superuser (admin) és supervisor. </w:t>
-      </w:r>
-      <w:r>
-        <w:rPr>
-          <w:rFonts w:cs="Times New Roman"/>
-        </w:rPr>
-        <w:t>Supervisor rangot e-mail írással lehet elérni, amit jóváhagyhatnak az admin</w:t>
-      </w:r>
-      <w:r>
-        <w:rPr>
-          <w:rFonts w:cs="Times New Roman"/>
-        </w:rPr>
-        <w:t>isztrátori</w:t>
-      </w:r>
-      <w:r>
-        <w:rPr>
-          <w:rFonts w:cs="Times New Roman"/>
-        </w:rPr>
-        <w:t xml:space="preserve"> ranggal rendelkezők.</w:t>
-      </w:r>
-      <w:r>
-        <w:rPr>
-          <w:rFonts w:cs="Times New Roman"/>
-        </w:rPr>
-        <w:t xml:space="preserve"> </w:t>
-      </w:r>
-      <w:r>
-        <w:rPr>
-          <w:rFonts w:cs="Times New Roman"/>
-        </w:rPr>
-        <w:t xml:space="preserve">Az élelmiszereket ne módosíthassa jóváhagyás nélkül egyetlen egy felhasználó. </w:t>
-      </w:r>
-      <w:r>
-        <w:rPr>
-          <w:rFonts w:cs="Times New Roman"/>
-        </w:rPr>
-        <w:t xml:space="preserve">A </w:t>
-      </w:r>
-      <w:r>
-        <w:rPr>
-          <w:rFonts w:cs="Times New Roman"/>
-        </w:rPr>
         <w:t xml:space="preserve">létrehozások / </w:t>
       </w:r>
       <w:r>
@@ -2413,7 +2574,21 @@
         <w:rPr>
           <w:rFonts w:cs="Times New Roman"/>
         </w:rPr>
-        <w:t xml:space="preserve"> csak a „supervisor”</w:t>
+        <w:t xml:space="preserve"> csak a „</w:t>
+      </w:r>
+      <w:proofErr w:type="spellStart"/>
+      <w:r>
+        <w:rPr>
+          <w:rFonts w:cs="Times New Roman"/>
+        </w:rPr>
+        <w:t>supervisor</w:t>
+      </w:r>
+      <w:proofErr w:type="spellEnd"/>
+      <w:r>
+        <w:rPr>
+          <w:rFonts w:cs="Times New Roman"/>
+        </w:rPr>
+        <w:t>”</w:t>
       </w:r>
       <w:r>
         <w:rPr>
@@ -2503,14 +2678,8 @@
         <w:rPr>
           <w:rFonts w:cs="Times New Roman"/>
         </w:rPr>
-        <w:t xml:space="preserve">A hozzávalókat a </w:t>
-      </w:r>
-      <w:r>
-        <w:rPr>
-          <w:rFonts w:cs="Times New Roman"/>
-        </w:rPr>
         <w:lastRenderedPageBreak/>
-        <w:t>már meglévő listából választhatják ki a felhasználók.</w:t>
+        <w:t>A hozzávalókat a már meglévő listából választhatják ki a felhasználók.</w:t>
       </w:r>
       <w:r>
         <w:rPr>
@@ -2749,8 +2918,33 @@
           <w:rFonts w:cs="Times New Roman"/>
           <w:szCs w:val="24"/>
         </w:rPr>
-        <w:t>Visual Studio Code</w:t>
-      </w:r>
+        <w:t xml:space="preserve">Visual </w:t>
+      </w:r>
+      <w:proofErr w:type="spellStart"/>
+      <w:r>
+        <w:rPr>
+          <w:rFonts w:cs="Times New Roman"/>
+          <w:szCs w:val="24"/>
+        </w:rPr>
+        <w:t>Studio</w:t>
+      </w:r>
+      <w:proofErr w:type="spellEnd"/>
+      <w:r>
+        <w:rPr>
+          <w:rFonts w:cs="Times New Roman"/>
+          <w:szCs w:val="24"/>
+        </w:rPr>
+        <w:t xml:space="preserve"> </w:t>
+      </w:r>
+      <w:proofErr w:type="spellStart"/>
+      <w:r>
+        <w:rPr>
+          <w:rFonts w:cs="Times New Roman"/>
+          <w:szCs w:val="24"/>
+        </w:rPr>
+        <w:t>Code</w:t>
+      </w:r>
+      <w:proofErr w:type="spellEnd"/>
     </w:p>
     <w:p>
       <w:pPr>
@@ -2771,8 +2965,33 @@
           <w:rFonts w:cs="Times New Roman"/>
           <w:szCs w:val="24"/>
         </w:rPr>
-        <w:t>DB Browser for SQLite</w:t>
-      </w:r>
+        <w:t xml:space="preserve">DB Browser </w:t>
+      </w:r>
+      <w:proofErr w:type="spellStart"/>
+      <w:r>
+        <w:rPr>
+          <w:rFonts w:cs="Times New Roman"/>
+          <w:szCs w:val="24"/>
+        </w:rPr>
+        <w:t>for</w:t>
+      </w:r>
+      <w:proofErr w:type="spellEnd"/>
+      <w:r>
+        <w:rPr>
+          <w:rFonts w:cs="Times New Roman"/>
+          <w:szCs w:val="24"/>
+        </w:rPr>
+        <w:t xml:space="preserve"> </w:t>
+      </w:r>
+      <w:proofErr w:type="spellStart"/>
+      <w:r>
+        <w:rPr>
+          <w:rFonts w:cs="Times New Roman"/>
+          <w:szCs w:val="24"/>
+        </w:rPr>
+        <w:t>SQLite</w:t>
+      </w:r>
+      <w:proofErr w:type="spellEnd"/>
     </w:p>
     <w:p>
       <w:pPr>
@@ -2788,6 +3007,7 @@
           <w:szCs w:val="24"/>
         </w:rPr>
       </w:pPr>
+      <w:proofErr w:type="spellStart"/>
       <w:r>
         <w:rPr>
           <w:rFonts w:cs="Times New Roman"/>
@@ -2795,6 +3015,7 @@
         </w:rPr>
         <w:t>Django</w:t>
       </w:r>
+      <w:proofErr w:type="spellEnd"/>
     </w:p>
     <w:p>
       <w:pPr>
@@ -2810,12 +3031,21 @@
           <w:szCs w:val="24"/>
         </w:rPr>
       </w:pPr>
-      <w:r>
-        <w:rPr>
-          <w:rFonts w:cs="Times New Roman"/>
-          <w:szCs w:val="24"/>
-        </w:rPr>
-        <w:t>Djangohoz kapcsolódó csomagok:</w:t>
+      <w:proofErr w:type="spellStart"/>
+      <w:r>
+        <w:rPr>
+          <w:rFonts w:cs="Times New Roman"/>
+          <w:szCs w:val="24"/>
+        </w:rPr>
+        <w:t>Djangohoz</w:t>
+      </w:r>
+      <w:proofErr w:type="spellEnd"/>
+      <w:r>
+        <w:rPr>
+          <w:rFonts w:cs="Times New Roman"/>
+          <w:szCs w:val="24"/>
+        </w:rPr>
+        <w:t xml:space="preserve"> kapcsolódó csomagok:</w:t>
       </w:r>
     </w:p>
     <w:p>
@@ -2832,6 +3062,7 @@
           <w:szCs w:val="24"/>
         </w:rPr>
       </w:pPr>
+      <w:proofErr w:type="spellStart"/>
       <w:r>
         <w:rPr>
           <w:rFonts w:cs="Times New Roman"/>
@@ -2839,6 +3070,7 @@
         </w:rPr>
         <w:t>djangorestframework</w:t>
       </w:r>
+      <w:proofErr w:type="spellEnd"/>
     </w:p>
     <w:p>
       <w:pPr>
@@ -2854,6 +3086,7 @@
           <w:szCs w:val="24"/>
         </w:rPr>
       </w:pPr>
+      <w:proofErr w:type="spellStart"/>
       <w:r>
         <w:rPr>
           <w:rFonts w:cs="Times New Roman"/>
@@ -2861,6 +3094,7 @@
         </w:rPr>
         <w:t>django-cors-headers</w:t>
       </w:r>
+      <w:proofErr w:type="spellEnd"/>
     </w:p>
     <w:p>
       <w:pPr>
@@ -2876,6 +3110,7 @@
           <w:szCs w:val="24"/>
         </w:rPr>
       </w:pPr>
+      <w:proofErr w:type="spellStart"/>
       <w:r>
         <w:rPr>
           <w:rFonts w:cs="Times New Roman"/>
@@ -2883,6 +3118,7 @@
         </w:rPr>
         <w:t>djangorestframework-simplejwt</w:t>
       </w:r>
+      <w:proofErr w:type="spellEnd"/>
     </w:p>
     <w:p>
       <w:pPr>
@@ -2934,6 +3170,7 @@
           <w:szCs w:val="24"/>
         </w:rPr>
       </w:pPr>
+      <w:proofErr w:type="spellStart"/>
       <w:r>
         <w:rPr>
           <w:rFonts w:cs="Times New Roman"/>
@@ -2941,19 +3178,38 @@
         </w:rPr>
         <w:t>python-dotenv</w:t>
       </w:r>
-      <w:r>
-        <w:rPr>
-          <w:rFonts w:cs="Times New Roman"/>
-          <w:szCs w:val="24"/>
-        </w:rPr>
-        <w:t xml:space="preserve"> </w:t>
-      </w:r>
-      <w:r>
-        <w:rPr>
-          <w:rFonts w:cs="Times New Roman"/>
-          <w:szCs w:val="24"/>
-        </w:rPr>
-        <w:t xml:space="preserve">(.env konfigurációk tesztelésére (ez a megerősítő e-mail kiküldéséhez szükséges) </w:t>
+      <w:proofErr w:type="spellEnd"/>
+      <w:r>
+        <w:rPr>
+          <w:rFonts w:cs="Times New Roman"/>
+          <w:szCs w:val="24"/>
+        </w:rPr>
+        <w:t xml:space="preserve"> </w:t>
+      </w:r>
+      <w:proofErr w:type="gramStart"/>
+      <w:r>
+        <w:rPr>
+          <w:rFonts w:cs="Times New Roman"/>
+          <w:szCs w:val="24"/>
+        </w:rPr>
+        <w:t>(.</w:t>
+      </w:r>
+      <w:proofErr w:type="spellStart"/>
+      <w:r>
+        <w:rPr>
+          <w:rFonts w:cs="Times New Roman"/>
+          <w:szCs w:val="24"/>
+        </w:rPr>
+        <w:t>env</w:t>
+      </w:r>
+      <w:proofErr w:type="spellEnd"/>
+      <w:proofErr w:type="gramEnd"/>
+      <w:r>
+        <w:rPr>
+          <w:rFonts w:cs="Times New Roman"/>
+          <w:szCs w:val="24"/>
+        </w:rPr>
+        <w:t xml:space="preserve"> konfigurációk tesztelésére (ez a megerősítő e-mail kiküldéséhez szükséges) </w:t>
       </w:r>
     </w:p>
     <w:p>
@@ -2970,6 +3226,7 @@
           <w:szCs w:val="24"/>
         </w:rPr>
       </w:pPr>
+      <w:proofErr w:type="spellStart"/>
       <w:r>
         <w:rPr>
           <w:rFonts w:cs="Times New Roman"/>
@@ -2977,13 +3234,23 @@
         </w:rPr>
         <w:t>pillow</w:t>
       </w:r>
-      <w:r>
-        <w:rPr>
-          <w:rFonts w:cs="Times New Roman"/>
-          <w:szCs w:val="24"/>
-        </w:rPr>
-        <w:t xml:space="preserve"> (képkezelés, függőségi problémák léphetnek fel nélküle</w:t>
-      </w:r>
+      <w:proofErr w:type="spellEnd"/>
+      <w:r>
+        <w:rPr>
+          <w:rFonts w:cs="Times New Roman"/>
+          <w:szCs w:val="24"/>
+        </w:rPr>
+        <w:t xml:space="preserve"> (képkezelés, függőségi problémák léphetnek fel </w:t>
+      </w:r>
+      <w:proofErr w:type="spellStart"/>
+      <w:r>
+        <w:rPr>
+          <w:rFonts w:cs="Times New Roman"/>
+          <w:szCs w:val="24"/>
+        </w:rPr>
+        <w:t>nélküle</w:t>
+      </w:r>
+      <w:proofErr w:type="spellEnd"/>
       <w:r>
         <w:rPr>
           <w:rFonts w:cs="Times New Roman"/>
@@ -3006,6 +3273,7 @@
           <w:szCs w:val="24"/>
         </w:rPr>
       </w:pPr>
+      <w:proofErr w:type="spellStart"/>
       <w:r>
         <w:rPr>
           <w:rFonts w:cs="Times New Roman"/>
@@ -3013,6 +3281,7 @@
         </w:rPr>
         <w:t>factory_boy</w:t>
       </w:r>
+      <w:proofErr w:type="spellEnd"/>
       <w:r>
         <w:rPr>
           <w:rFonts w:cs="Times New Roman"/>
@@ -3063,6 +3332,7 @@
           <w:szCs w:val="24"/>
         </w:rPr>
       </w:pPr>
+      <w:proofErr w:type="spellStart"/>
       <w:r>
         <w:rPr>
           <w:rFonts w:cs="Times New Roman"/>
@@ -3070,6 +3340,7 @@
         </w:rPr>
         <w:t>faker</w:t>
       </w:r>
+      <w:proofErr w:type="spellEnd"/>
       <w:r>
         <w:rPr>
           <w:rFonts w:cs="Times New Roman"/>
@@ -3120,6 +3391,7 @@
           <w:szCs w:val="24"/>
         </w:rPr>
       </w:pPr>
+      <w:proofErr w:type="spellStart"/>
       <w:r>
         <w:rPr>
           <w:rFonts w:cs="Times New Roman"/>
@@ -3127,6 +3399,7 @@
         </w:rPr>
         <w:t>faker-food</w:t>
       </w:r>
+      <w:proofErr w:type="spellEnd"/>
       <w:r>
         <w:rPr>
           <w:rFonts w:cs="Times New Roman"/>
@@ -3139,7 +3412,23 @@
           <w:rFonts w:cs="Times New Roman"/>
           <w:szCs w:val="24"/>
         </w:rPr>
-        <w:t>ételekkel való kiterjesztése a faker modulnak</w:t>
+        <w:t xml:space="preserve">ételekkel való kiterjesztése a </w:t>
+      </w:r>
+      <w:proofErr w:type="spellStart"/>
+      <w:r>
+        <w:rPr>
+          <w:rFonts w:cs="Times New Roman"/>
+          <w:szCs w:val="24"/>
+        </w:rPr>
+        <w:t>faker</w:t>
+      </w:r>
+      <w:proofErr w:type="spellEnd"/>
+      <w:r>
+        <w:rPr>
+          <w:rFonts w:cs="Times New Roman"/>
+          <w:szCs w:val="24"/>
+        </w:rPr>
+        <w:t xml:space="preserve"> modulnak</w:t>
       </w:r>
       <w:r>
         <w:rPr>
@@ -3241,8 +3530,33 @@
           <w:rFonts w:cs="Times New Roman"/>
           <w:szCs w:val="24"/>
         </w:rPr>
-        <w:t>Visual Studio Code</w:t>
-      </w:r>
+        <w:t xml:space="preserve">Visual </w:t>
+      </w:r>
+      <w:proofErr w:type="spellStart"/>
+      <w:r>
+        <w:rPr>
+          <w:rFonts w:cs="Times New Roman"/>
+          <w:szCs w:val="24"/>
+        </w:rPr>
+        <w:t>Studio</w:t>
+      </w:r>
+      <w:proofErr w:type="spellEnd"/>
+      <w:r>
+        <w:rPr>
+          <w:rFonts w:cs="Times New Roman"/>
+          <w:szCs w:val="24"/>
+        </w:rPr>
+        <w:t xml:space="preserve"> </w:t>
+      </w:r>
+      <w:proofErr w:type="spellStart"/>
+      <w:r>
+        <w:rPr>
+          <w:rFonts w:cs="Times New Roman"/>
+          <w:szCs w:val="24"/>
+        </w:rPr>
+        <w:t>Code</w:t>
+      </w:r>
+      <w:proofErr w:type="spellEnd"/>
     </w:p>
     <w:p>
       <w:pPr>
@@ -3258,6 +3572,7 @@
           <w:szCs w:val="24"/>
         </w:rPr>
       </w:pPr>
+      <w:proofErr w:type="spellStart"/>
       <w:r>
         <w:rPr>
           <w:rFonts w:cs="Times New Roman"/>
@@ -3265,6 +3580,7 @@
         </w:rPr>
         <w:t>React</w:t>
       </w:r>
+      <w:proofErr w:type="spellEnd"/>
     </w:p>
     <w:p>
       <w:pPr>
@@ -3280,6 +3596,7 @@
           <w:szCs w:val="24"/>
         </w:rPr>
       </w:pPr>
+      <w:proofErr w:type="spellStart"/>
       <w:r>
         <w:rPr>
           <w:rFonts w:cs="Times New Roman"/>
@@ -3287,6 +3604,7 @@
         </w:rPr>
         <w:t>Vite</w:t>
       </w:r>
+      <w:proofErr w:type="spellEnd"/>
     </w:p>
     <w:p>
       <w:pPr>
@@ -3302,6 +3620,7 @@
           <w:szCs w:val="24"/>
         </w:rPr>
       </w:pPr>
+      <w:proofErr w:type="spellStart"/>
       <w:r>
         <w:rPr>
           <w:rFonts w:cs="Times New Roman"/>
@@ -3314,8 +3633,17 @@
           <w:rFonts w:cs="Times New Roman"/>
           <w:szCs w:val="24"/>
         </w:rPr>
-        <w:t>eact-router-</w:t>
-      </w:r>
+        <w:t>eact</w:t>
+      </w:r>
+      <w:proofErr w:type="spellEnd"/>
+      <w:r>
+        <w:rPr>
+          <w:rFonts w:cs="Times New Roman"/>
+          <w:szCs w:val="24"/>
+        </w:rPr>
+        <w:t>-router-</w:t>
+      </w:r>
+      <w:proofErr w:type="spellStart"/>
       <w:r>
         <w:rPr>
           <w:rFonts w:cs="Times New Roman"/>
@@ -3323,6 +3651,7 @@
         </w:rPr>
         <w:t>dom</w:t>
       </w:r>
+      <w:proofErr w:type="spellEnd"/>
     </w:p>
     <w:p>
       <w:pPr>
@@ -3491,6 +3820,7 @@
           <w:szCs w:val="24"/>
         </w:rPr>
       </w:pPr>
+      <w:proofErr w:type="spellStart"/>
       <w:r>
         <w:rPr>
           <w:rFonts w:eastAsia="Times New Roman" w:cs="Times New Roman"/>
@@ -3498,44 +3828,9 @@
           <w:bCs/>
           <w:szCs w:val="24"/>
         </w:rPr>
-        <w:t>User (Felhasználók):</w:t>
-      </w:r>
-    </w:p>
-    <w:p>
-      <w:pPr>
-        <w:numPr>
-          <w:ilvl w:val="0"/>
-          <w:numId w:val="1"/>
-        </w:numPr>
-        <w:spacing w:before="240" w:after="240"/>
-        <w:jc w:val="left"/>
-        <w:rPr>
-          <w:rFonts w:eastAsia="Times New Roman" w:cs="Times New Roman"/>
-          <w:szCs w:val="24"/>
-        </w:rPr>
-      </w:pPr>
-      <w:r>
-        <w:rPr>
-          <w:rFonts w:eastAsia="Times New Roman" w:cs="Times New Roman"/>
-          <w:szCs w:val="24"/>
-        </w:rPr>
-        <w:t xml:space="preserve"> A rendszerben regisztrált felhasználókat tárolja e-mail cím alapján, valamint tartalmazza a belépési jogosultságokat és adminisztrációs szerepköröket. Kapcsolatok:</w:t>
-      </w:r>
-    </w:p>
-    <w:p>
-      <w:pPr>
-        <w:pStyle w:val="Listaszerbekezds"/>
-        <w:numPr>
-          <w:ilvl w:val="1"/>
-          <w:numId w:val="1"/>
-        </w:numPr>
-        <w:spacing w:before="0" w:after="0"/>
-        <w:jc w:val="left"/>
-        <w:rPr>
-          <w:rFonts w:eastAsia="Times New Roman" w:cs="Times New Roman"/>
-          <w:szCs w:val="24"/>
-        </w:rPr>
-      </w:pPr>
+        <w:t>User</w:t>
+      </w:r>
+      <w:proofErr w:type="spellEnd"/>
       <w:r>
         <w:rPr>
           <w:rFonts w:eastAsia="Times New Roman" w:cs="Times New Roman"/>
@@ -3543,14 +3838,28 @@
           <w:bCs/>
           <w:szCs w:val="24"/>
         </w:rPr>
-        <w:t>Food (Ételek):</w:t>
-      </w:r>
-      <w:r>
+        <w:t xml:space="preserve"> (Felhasználók):</w:t>
+      </w:r>
+    </w:p>
+    <w:p>
+      <w:pPr>
+        <w:numPr>
+          <w:ilvl w:val="0"/>
+          <w:numId w:val="1"/>
+        </w:numPr>
+        <w:spacing w:before="240" w:after="240"/>
+        <w:jc w:val="left"/>
         <w:rPr>
           <w:rFonts w:eastAsia="Times New Roman" w:cs="Times New Roman"/>
           <w:szCs w:val="24"/>
         </w:rPr>
-        <w:t xml:space="preserve"> Egy felhasználó több ételt is jóváhagyhat (approved_supervisors).</w:t>
+      </w:pPr>
+      <w:r>
+        <w:rPr>
+          <w:rFonts w:eastAsia="Times New Roman" w:cs="Times New Roman"/>
+          <w:szCs w:val="24"/>
+        </w:rPr>
+        <w:t xml:space="preserve"> A rendszerben regisztrált felhasználókat tárolja e-mail cím alapján, valamint tartalmazza a belépési jogosultságokat és adminisztrációs szerepköröket. Kapcsolatok:</w:t>
       </w:r>
     </w:p>
     <w:p>
@@ -3567,6 +3876,7 @@
           <w:szCs w:val="24"/>
         </w:rPr>
       </w:pPr>
+      <w:proofErr w:type="spellStart"/>
       <w:r>
         <w:rPr>
           <w:rFonts w:eastAsia="Times New Roman" w:cs="Times New Roman"/>
@@ -3574,30 +3884,9 @@
           <w:bCs/>
           <w:szCs w:val="24"/>
         </w:rPr>
-        <w:t>Food (Ételek):</w:t>
-      </w:r>
-      <w:r>
-        <w:rPr>
-          <w:rFonts w:eastAsia="Times New Roman" w:cs="Times New Roman"/>
-          <w:szCs w:val="24"/>
-        </w:rPr>
-        <w:t xml:space="preserve"> Egy felhasználó létrehozhat ételt (created_by).</w:t>
-      </w:r>
-    </w:p>
-    <w:p>
-      <w:pPr>
-        <w:pStyle w:val="Listaszerbekezds"/>
-        <w:numPr>
-          <w:ilvl w:val="1"/>
-          <w:numId w:val="1"/>
-        </w:numPr>
-        <w:spacing w:before="0" w:after="0"/>
-        <w:jc w:val="left"/>
-        <w:rPr>
-          <w:rFonts w:eastAsia="Times New Roman" w:cs="Times New Roman"/>
-          <w:szCs w:val="24"/>
-        </w:rPr>
-      </w:pPr>
+        <w:t>Food</w:t>
+      </w:r>
+      <w:proofErr w:type="spellEnd"/>
       <w:r>
         <w:rPr>
           <w:rFonts w:eastAsia="Times New Roman" w:cs="Times New Roman"/>
@@ -3605,14 +3894,30 @@
           <w:bCs/>
           <w:szCs w:val="24"/>
         </w:rPr>
-        <w:t>FoodChange (Ételváltozások):</w:t>
+        <w:t xml:space="preserve"> (Ételek):</w:t>
       </w:r>
       <w:r>
         <w:rPr>
           <w:rFonts w:eastAsia="Times New Roman" w:cs="Times New Roman"/>
           <w:szCs w:val="24"/>
         </w:rPr>
-        <w:t xml:space="preserve"> Egy felhasználó frissítheti az ételeket (updated_by).</w:t>
+        <w:t xml:space="preserve"> Egy felhasználó több ételt is jóváhagyhat (</w:t>
+      </w:r>
+      <w:proofErr w:type="spellStart"/>
+      <w:r>
+        <w:rPr>
+          <w:rFonts w:eastAsia="Times New Roman" w:cs="Times New Roman"/>
+          <w:szCs w:val="24"/>
+        </w:rPr>
+        <w:t>approved_supervisors</w:t>
+      </w:r>
+      <w:proofErr w:type="spellEnd"/>
+      <w:r>
+        <w:rPr>
+          <w:rFonts w:eastAsia="Times New Roman" w:cs="Times New Roman"/>
+          <w:szCs w:val="24"/>
+        </w:rPr>
+        <w:t>).</w:t>
       </w:r>
     </w:p>
     <w:p>
@@ -3629,6 +3934,7 @@
           <w:szCs w:val="24"/>
         </w:rPr>
       </w:pPr>
+      <w:proofErr w:type="spellStart"/>
       <w:r>
         <w:rPr>
           <w:rFonts w:eastAsia="Times New Roman" w:cs="Times New Roman"/>
@@ -3636,30 +3942,9 @@
           <w:bCs/>
           <w:szCs w:val="24"/>
         </w:rPr>
-        <w:t>FoodChange (Ételváltozások):</w:t>
-      </w:r>
-      <w:r>
-        <w:rPr>
-          <w:rFonts w:eastAsia="Times New Roman" w:cs="Times New Roman"/>
-          <w:szCs w:val="24"/>
-        </w:rPr>
-        <w:t xml:space="preserve"> Jóváhagyhat ételváltozásokat (new_approved_supervisors).</w:t>
-      </w:r>
-    </w:p>
-    <w:p>
-      <w:pPr>
-        <w:pStyle w:val="Listaszerbekezds"/>
-        <w:numPr>
-          <w:ilvl w:val="1"/>
-          <w:numId w:val="1"/>
-        </w:numPr>
-        <w:spacing w:before="0" w:after="0"/>
-        <w:jc w:val="left"/>
-        <w:rPr>
-          <w:rFonts w:eastAsia="Times New Roman" w:cs="Times New Roman"/>
-          <w:szCs w:val="24"/>
-        </w:rPr>
-      </w:pPr>
+        <w:t>Food</w:t>
+      </w:r>
+      <w:proofErr w:type="spellEnd"/>
       <w:r>
         <w:rPr>
           <w:rFonts w:eastAsia="Times New Roman" w:cs="Times New Roman"/>
@@ -3667,32 +3952,57 @@
           <w:bCs/>
           <w:szCs w:val="24"/>
         </w:rPr>
-        <w:t>ConfirmationToken (Megerősítő tokenek):</w:t>
+        <w:t xml:space="preserve"> (Ételek):</w:t>
       </w:r>
       <w:r>
         <w:rPr>
           <w:rFonts w:eastAsia="Times New Roman" w:cs="Times New Roman"/>
           <w:szCs w:val="24"/>
         </w:rPr>
-        <w:t xml:space="preserve"> Egy felhasználóhoz több token is tartozhat.</w:t>
-      </w:r>
-    </w:p>
-    <w:p>
-      <w:pPr>
-        <w:pStyle w:val="Listaszerbekezds"/>
-        <w:numPr>
-          <w:ilvl w:val="0"/>
+        <w:t xml:space="preserve"> Egy felhasználó létrehozhat ételt (</w:t>
+      </w:r>
+      <w:proofErr w:type="spellStart"/>
+      <w:r>
+        <w:rPr>
+          <w:rFonts w:eastAsia="Times New Roman" w:cs="Times New Roman"/>
+          <w:szCs w:val="24"/>
+        </w:rPr>
+        <w:t>created_by</w:t>
+      </w:r>
+      <w:proofErr w:type="spellEnd"/>
+      <w:r>
+        <w:rPr>
+          <w:rFonts w:eastAsia="Times New Roman" w:cs="Times New Roman"/>
+          <w:szCs w:val="24"/>
+        </w:rPr>
+        <w:t>).</w:t>
+      </w:r>
+    </w:p>
+    <w:p>
+      <w:pPr>
+        <w:pStyle w:val="Listaszerbekezds"/>
+        <w:numPr>
+          <w:ilvl w:val="1"/>
           <w:numId w:val="1"/>
         </w:numPr>
-        <w:spacing w:before="240" w:after="240"/>
-        <w:jc w:val="left"/>
+        <w:spacing w:before="0" w:after="0"/>
+        <w:jc w:val="left"/>
+        <w:rPr>
+          <w:rFonts w:eastAsia="Times New Roman" w:cs="Times New Roman"/>
+          <w:szCs w:val="24"/>
+        </w:rPr>
+      </w:pPr>
+      <w:proofErr w:type="spellStart"/>
+      <w:r>
         <w:rPr>
           <w:rFonts w:eastAsia="Times New Roman" w:cs="Times New Roman"/>
           <w:b/>
           <w:bCs/>
           <w:szCs w:val="24"/>
         </w:rPr>
-      </w:pPr>
+        <w:t>FoodChange</w:t>
+      </w:r>
+      <w:proofErr w:type="spellEnd"/>
       <w:r>
         <w:rPr>
           <w:rFonts w:eastAsia="Times New Roman" w:cs="Times New Roman"/>
@@ -3700,24 +4010,30 @@
           <w:bCs/>
           <w:szCs w:val="24"/>
         </w:rPr>
-        <w:t>Restaurant (Éttermek):</w:t>
-      </w:r>
-    </w:p>
-    <w:p>
-      <w:pPr>
-        <w:spacing w:before="240" w:after="240"/>
-        <w:jc w:val="left"/>
+        <w:t xml:space="preserve"> (Ételváltozások):</w:t>
+      </w:r>
+      <w:r>
         <w:rPr>
           <w:rFonts w:eastAsia="Times New Roman" w:cs="Times New Roman"/>
           <w:szCs w:val="24"/>
         </w:rPr>
-      </w:pPr>
+        <w:t xml:space="preserve"> Egy felhasználó frissítheti az ételeket (</w:t>
+      </w:r>
+      <w:proofErr w:type="spellStart"/>
       <w:r>
         <w:rPr>
           <w:rFonts w:eastAsia="Times New Roman" w:cs="Times New Roman"/>
           <w:szCs w:val="24"/>
         </w:rPr>
-        <w:t xml:space="preserve"> Az éttermek adatait tárolja, beleértve a nevüket, képüket, konyha típusukat és az ételeik veszélyességi szintjét. Kapcsolatok:</w:t>
+        <w:t>updated_by</w:t>
+      </w:r>
+      <w:proofErr w:type="spellEnd"/>
+      <w:r>
+        <w:rPr>
+          <w:rFonts w:eastAsia="Times New Roman" w:cs="Times New Roman"/>
+          <w:szCs w:val="24"/>
+        </w:rPr>
+        <w:t>).</w:t>
       </w:r>
     </w:p>
     <w:p>
@@ -3734,6 +4050,7 @@
           <w:szCs w:val="24"/>
         </w:rPr>
       </w:pPr>
+      <w:proofErr w:type="spellStart"/>
       <w:r>
         <w:rPr>
           <w:rFonts w:eastAsia="Times New Roman" w:cs="Times New Roman"/>
@@ -3741,30 +4058,9 @@
           <w:bCs/>
           <w:szCs w:val="24"/>
         </w:rPr>
-        <w:t>Location (Helyszínek):</w:t>
-      </w:r>
-      <w:r>
-        <w:rPr>
-          <w:rFonts w:eastAsia="Times New Roman" w:cs="Times New Roman"/>
-          <w:szCs w:val="24"/>
-        </w:rPr>
-        <w:t xml:space="preserve"> Egy étteremnek több helyszíne lehet.</w:t>
-      </w:r>
-    </w:p>
-    <w:p>
-      <w:pPr>
-        <w:pStyle w:val="Listaszerbekezds"/>
-        <w:numPr>
-          <w:ilvl w:val="1"/>
-          <w:numId w:val="1"/>
-        </w:numPr>
-        <w:spacing w:before="0" w:after="0"/>
-        <w:jc w:val="left"/>
-        <w:rPr>
-          <w:rFonts w:eastAsia="Times New Roman" w:cs="Times New Roman"/>
-          <w:szCs w:val="24"/>
-        </w:rPr>
-      </w:pPr>
+        <w:t>FoodChange</w:t>
+      </w:r>
+      <w:proofErr w:type="spellEnd"/>
       <w:r>
         <w:rPr>
           <w:rFonts w:eastAsia="Times New Roman" w:cs="Times New Roman"/>
@@ -3772,14 +4068,30 @@
           <w:bCs/>
           <w:szCs w:val="24"/>
         </w:rPr>
-        <w:t>Food (Ételek):</w:t>
+        <w:t xml:space="preserve"> (Ételváltozások):</w:t>
       </w:r>
       <w:r>
         <w:rPr>
           <w:rFonts w:eastAsia="Times New Roman" w:cs="Times New Roman"/>
           <w:szCs w:val="24"/>
         </w:rPr>
-        <w:t xml:space="preserve"> Egy étterem több ételt is kínálhat.</w:t>
+        <w:t xml:space="preserve"> Jóváhagyhat ételváltozásokat (</w:t>
+      </w:r>
+      <w:proofErr w:type="spellStart"/>
+      <w:r>
+        <w:rPr>
+          <w:rFonts w:eastAsia="Times New Roman" w:cs="Times New Roman"/>
+          <w:szCs w:val="24"/>
+        </w:rPr>
+        <w:t>new_approved_supervisors</w:t>
+      </w:r>
+      <w:proofErr w:type="spellEnd"/>
+      <w:r>
+        <w:rPr>
+          <w:rFonts w:eastAsia="Times New Roman" w:cs="Times New Roman"/>
+          <w:szCs w:val="24"/>
+        </w:rPr>
+        <w:t>).</w:t>
       </w:r>
     </w:p>
     <w:p>
@@ -3796,6 +4108,7 @@
           <w:szCs w:val="24"/>
         </w:rPr>
       </w:pPr>
+      <w:proofErr w:type="spellStart"/>
       <w:r>
         <w:rPr>
           <w:rFonts w:eastAsia="Times New Roman" w:cs="Times New Roman"/>
@@ -3803,45 +4116,19 @@
           <w:bCs/>
           <w:szCs w:val="24"/>
         </w:rPr>
-        <w:t>FoodChange (Ételváltozások):</w:t>
-      </w:r>
-      <w:r>
-        <w:rPr>
-          <w:rFonts w:eastAsia="Times New Roman" w:cs="Times New Roman"/>
-          <w:szCs w:val="24"/>
-        </w:rPr>
-        <w:t xml:space="preserve"> Az ételváltozások egy étteremhez kötődnek (new_restaurant).</w:t>
-      </w:r>
-    </w:p>
-    <w:p>
-      <w:pPr>
-        <w:rPr>
-          <w:szCs w:val="24"/>
-        </w:rPr>
-      </w:pPr>
-      <w:r>
-        <w:rPr>
-          <w:szCs w:val="24"/>
-        </w:rPr>
-        <w:br w:type="page"/>
-      </w:r>
-    </w:p>
-    <w:p>
-      <w:pPr>
-        <w:pStyle w:val="Listaszerbekezds"/>
-        <w:numPr>
-          <w:ilvl w:val="0"/>
-          <w:numId w:val="1"/>
-        </w:numPr>
-        <w:spacing w:before="240" w:after="240"/>
-        <w:jc w:val="left"/>
+        <w:t>ConfirmationToken</w:t>
+      </w:r>
+      <w:proofErr w:type="spellEnd"/>
+      <w:r>
         <w:rPr>
           <w:rFonts w:eastAsia="Times New Roman" w:cs="Times New Roman"/>
           <w:b/>
           <w:bCs/>
           <w:szCs w:val="24"/>
         </w:rPr>
-      </w:pPr>
+        <w:t xml:space="preserve"> (Megerősítő </w:t>
+      </w:r>
+      <w:proofErr w:type="spellStart"/>
       <w:r>
         <w:rPr>
           <w:rFonts w:eastAsia="Times New Roman" w:cs="Times New Roman"/>
@@ -3849,41 +4136,9 @@
           <w:bCs/>
           <w:szCs w:val="24"/>
         </w:rPr>
-        <w:lastRenderedPageBreak/>
-        <w:t>Location (Helyszínek):</w:t>
-      </w:r>
-    </w:p>
-    <w:p>
-      <w:pPr>
-        <w:spacing w:before="240" w:after="240"/>
-        <w:jc w:val="left"/>
-        <w:rPr>
-          <w:rFonts w:eastAsia="Times New Roman" w:cs="Times New Roman"/>
-          <w:szCs w:val="24"/>
-        </w:rPr>
-      </w:pPr>
-      <w:r>
-        <w:rPr>
-          <w:rFonts w:eastAsia="Times New Roman" w:cs="Times New Roman"/>
-          <w:szCs w:val="24"/>
-        </w:rPr>
-        <w:t xml:space="preserve"> Egy étterem földrajzi elhelyezkedését tárolja hosszúsági és szélességi koordinátákkal. Kapcsolatok:</w:t>
-      </w:r>
-    </w:p>
-    <w:p>
-      <w:pPr>
-        <w:pStyle w:val="Listaszerbekezds"/>
-        <w:numPr>
-          <w:ilvl w:val="1"/>
-          <w:numId w:val="1"/>
-        </w:numPr>
-        <w:spacing w:before="0" w:after="0"/>
-        <w:jc w:val="left"/>
-        <w:rPr>
-          <w:rFonts w:eastAsia="Times New Roman" w:cs="Times New Roman"/>
-          <w:szCs w:val="24"/>
-        </w:rPr>
-      </w:pPr>
+        <w:t>tokenek</w:t>
+      </w:r>
+      <w:proofErr w:type="spellEnd"/>
       <w:r>
         <w:rPr>
           <w:rFonts w:eastAsia="Times New Roman" w:cs="Times New Roman"/>
@@ -3891,14 +4146,30 @@
           <w:bCs/>
           <w:szCs w:val="24"/>
         </w:rPr>
-        <w:t>Restaurant (Étterem):</w:t>
+        <w:t>):</w:t>
       </w:r>
       <w:r>
         <w:rPr>
           <w:rFonts w:eastAsia="Times New Roman" w:cs="Times New Roman"/>
           <w:szCs w:val="24"/>
         </w:rPr>
-        <w:t xml:space="preserve"> Minden helyszín egy adott étteremhez tartozik.</w:t>
+        <w:t xml:space="preserve"> Egy felhasználóhoz több </w:t>
+      </w:r>
+      <w:proofErr w:type="spellStart"/>
+      <w:r>
+        <w:rPr>
+          <w:rFonts w:eastAsia="Times New Roman" w:cs="Times New Roman"/>
+          <w:szCs w:val="24"/>
+        </w:rPr>
+        <w:t>token</w:t>
+      </w:r>
+      <w:proofErr w:type="spellEnd"/>
+      <w:r>
+        <w:rPr>
+          <w:rFonts w:eastAsia="Times New Roman" w:cs="Times New Roman"/>
+          <w:szCs w:val="24"/>
+        </w:rPr>
+        <w:t xml:space="preserve"> is tartozhat.</w:t>
       </w:r>
     </w:p>
     <w:p>
@@ -3924,7 +4195,7 @@
           <w:bCs/>
           <w:szCs w:val="24"/>
         </w:rPr>
-        <w:t>Ingredient (Hozzávalók):</w:t>
+        <w:t>Restaurant (Éttermek):</w:t>
       </w:r>
     </w:p>
     <w:p>
@@ -3941,7 +4212,7 @@
           <w:rFonts w:eastAsia="Times New Roman" w:cs="Times New Roman"/>
           <w:szCs w:val="24"/>
         </w:rPr>
-        <w:t xml:space="preserve"> Az alapanyagokat és azok veszélyességi szintjét tárolja. Kapcsolatok:</w:t>
+        <w:t xml:space="preserve"> Az éttermek adatait tárolja, beleértve a nevüket, képüket, konyha típusukat és az ételeik veszélyességi szintjét. Kapcsolatok:</w:t>
       </w:r>
     </w:p>
     <w:p>
@@ -3958,6 +4229,7 @@
           <w:szCs w:val="24"/>
         </w:rPr>
       </w:pPr>
+      <w:proofErr w:type="spellStart"/>
       <w:r>
         <w:rPr>
           <w:rFonts w:eastAsia="Times New Roman" w:cs="Times New Roman"/>
@@ -3965,30 +4237,9 @@
           <w:bCs/>
           <w:szCs w:val="24"/>
         </w:rPr>
-        <w:t>Food (Ételek):</w:t>
-      </w:r>
-      <w:r>
-        <w:rPr>
-          <w:rFonts w:eastAsia="Times New Roman" w:cs="Times New Roman"/>
-          <w:szCs w:val="24"/>
-        </w:rPr>
-        <w:t xml:space="preserve"> Egy hozzávaló több ételben is szerepelhet, és egy ételben több hozzávaló is lehet.</w:t>
-      </w:r>
-    </w:p>
-    <w:p>
-      <w:pPr>
-        <w:pStyle w:val="Listaszerbekezds"/>
-        <w:numPr>
-          <w:ilvl w:val="1"/>
-          <w:numId w:val="1"/>
-        </w:numPr>
-        <w:spacing w:before="0" w:after="0"/>
-        <w:jc w:val="left"/>
-        <w:rPr>
-          <w:rFonts w:eastAsia="Times New Roman" w:cs="Times New Roman"/>
-          <w:szCs w:val="24"/>
-        </w:rPr>
-      </w:pPr>
+        <w:t>Location</w:t>
+      </w:r>
+      <w:proofErr w:type="spellEnd"/>
       <w:r>
         <w:rPr>
           <w:rFonts w:eastAsia="Times New Roman" w:cs="Times New Roman"/>
@@ -3996,32 +4247,41 @@
           <w:bCs/>
           <w:szCs w:val="24"/>
         </w:rPr>
-        <w:t>FoodChange (Ételváltozások):</w:t>
+        <w:t xml:space="preserve"> (Helyszínek):</w:t>
       </w:r>
       <w:r>
         <w:rPr>
           <w:rFonts w:eastAsia="Times New Roman" w:cs="Times New Roman"/>
           <w:szCs w:val="24"/>
         </w:rPr>
-        <w:t xml:space="preserve"> Az új ételek módosított hozzávalói is tárolásra kerülnek.</w:t>
-      </w:r>
-    </w:p>
-    <w:p>
-      <w:pPr>
-        <w:pStyle w:val="Listaszerbekezds"/>
-        <w:numPr>
-          <w:ilvl w:val="0"/>
+        <w:t xml:space="preserve"> Egy étteremnek több helyszíne lehet.</w:t>
+      </w:r>
+    </w:p>
+    <w:p>
+      <w:pPr>
+        <w:pStyle w:val="Listaszerbekezds"/>
+        <w:numPr>
+          <w:ilvl w:val="1"/>
           <w:numId w:val="1"/>
         </w:numPr>
-        <w:spacing w:before="240" w:after="240"/>
-        <w:jc w:val="left"/>
+        <w:spacing w:before="0" w:after="0"/>
+        <w:jc w:val="left"/>
+        <w:rPr>
+          <w:rFonts w:eastAsia="Times New Roman" w:cs="Times New Roman"/>
+          <w:szCs w:val="24"/>
+        </w:rPr>
+      </w:pPr>
+      <w:proofErr w:type="spellStart"/>
+      <w:r>
         <w:rPr>
           <w:rFonts w:eastAsia="Times New Roman" w:cs="Times New Roman"/>
           <w:b/>
           <w:bCs/>
           <w:szCs w:val="24"/>
         </w:rPr>
-      </w:pPr>
+        <w:t>Food</w:t>
+      </w:r>
+      <w:proofErr w:type="spellEnd"/>
       <w:r>
         <w:rPr>
           <w:rFonts w:eastAsia="Times New Roman" w:cs="Times New Roman"/>
@@ -4029,24 +4289,14 @@
           <w:bCs/>
           <w:szCs w:val="24"/>
         </w:rPr>
-        <w:t>Food (Ételek):</w:t>
-      </w:r>
-    </w:p>
-    <w:p>
-      <w:pPr>
-        <w:spacing w:before="240" w:after="240"/>
-        <w:jc w:val="left"/>
+        <w:t xml:space="preserve"> (Ételek):</w:t>
+      </w:r>
+      <w:r>
         <w:rPr>
           <w:rFonts w:eastAsia="Times New Roman" w:cs="Times New Roman"/>
           <w:szCs w:val="24"/>
         </w:rPr>
-      </w:pPr>
-      <w:r>
-        <w:rPr>
-          <w:rFonts w:eastAsia="Times New Roman" w:cs="Times New Roman"/>
-          <w:szCs w:val="24"/>
-        </w:rPr>
-        <w:t xml:space="preserve"> Az ételek adatait tárolja, beleértve a hozzávalókat, makrotápanyagokat, allergén információkat és az elkészítő felhasználót. Kapcsolatok:</w:t>
+        <w:t xml:space="preserve"> Egy étterem több ételt is kínálhat.</w:t>
       </w:r>
     </w:p>
     <w:p>
@@ -4063,6 +4313,7 @@
           <w:szCs w:val="24"/>
         </w:rPr>
       </w:pPr>
+      <w:proofErr w:type="spellStart"/>
       <w:r>
         <w:rPr>
           <w:rFonts w:eastAsia="Times New Roman" w:cs="Times New Roman"/>
@@ -4070,30 +4321,9 @@
           <w:bCs/>
           <w:szCs w:val="24"/>
         </w:rPr>
-        <w:t>Restaurant (Étterem):</w:t>
-      </w:r>
-      <w:r>
-        <w:rPr>
-          <w:rFonts w:eastAsia="Times New Roman" w:cs="Times New Roman"/>
-          <w:szCs w:val="24"/>
-        </w:rPr>
-        <w:t xml:space="preserve"> Minden étel egy adott étteremhez tartozik.</w:t>
-      </w:r>
-    </w:p>
-    <w:p>
-      <w:pPr>
-        <w:pStyle w:val="Listaszerbekezds"/>
-        <w:numPr>
-          <w:ilvl w:val="1"/>
-          <w:numId w:val="1"/>
-        </w:numPr>
-        <w:spacing w:before="0" w:after="0"/>
-        <w:jc w:val="left"/>
-        <w:rPr>
-          <w:rFonts w:eastAsia="Times New Roman" w:cs="Times New Roman"/>
-          <w:szCs w:val="24"/>
-        </w:rPr>
-      </w:pPr>
+        <w:t>FoodChange</w:t>
+      </w:r>
+      <w:proofErr w:type="spellEnd"/>
       <w:r>
         <w:rPr>
           <w:rFonts w:eastAsia="Times New Roman" w:cs="Times New Roman"/>
@@ -4101,61 +4331,62 @@
           <w:bCs/>
           <w:szCs w:val="24"/>
         </w:rPr>
-        <w:t>Ingredient (Hozzávalók):</w:t>
+        <w:t xml:space="preserve"> (Ételváltozások):</w:t>
       </w:r>
       <w:r>
         <w:rPr>
           <w:rFonts w:eastAsia="Times New Roman" w:cs="Times New Roman"/>
           <w:szCs w:val="24"/>
         </w:rPr>
-        <w:t xml:space="preserve"> Egy étel több hozzávalóból állhat.</w:t>
-      </w:r>
-    </w:p>
-    <w:p>
-      <w:pPr>
-        <w:pStyle w:val="Listaszerbekezds"/>
-        <w:numPr>
-          <w:ilvl w:val="1"/>
+        <w:t xml:space="preserve"> Az ételváltozások egy étteremhez kötődnek (</w:t>
+      </w:r>
+      <w:proofErr w:type="spellStart"/>
+      <w:r>
+        <w:rPr>
+          <w:rFonts w:eastAsia="Times New Roman" w:cs="Times New Roman"/>
+          <w:szCs w:val="24"/>
+        </w:rPr>
+        <w:t>new_restaurant</w:t>
+      </w:r>
+      <w:proofErr w:type="spellEnd"/>
+      <w:r>
+        <w:rPr>
+          <w:rFonts w:eastAsia="Times New Roman" w:cs="Times New Roman"/>
+          <w:szCs w:val="24"/>
+        </w:rPr>
+        <w:t>).</w:t>
+      </w:r>
+    </w:p>
+    <w:p>
+      <w:pPr>
+        <w:rPr>
+          <w:szCs w:val="24"/>
+        </w:rPr>
+      </w:pPr>
+      <w:r>
+        <w:rPr>
+          <w:szCs w:val="24"/>
+        </w:rPr>
+        <w:br w:type="page"/>
+      </w:r>
+    </w:p>
+    <w:p>
+      <w:pPr>
+        <w:pStyle w:val="Listaszerbekezds"/>
+        <w:numPr>
+          <w:ilvl w:val="0"/>
           <w:numId w:val="1"/>
         </w:numPr>
-        <w:spacing w:before="0" w:after="0"/>
-        <w:jc w:val="left"/>
-        <w:rPr>
-          <w:rFonts w:eastAsia="Times New Roman" w:cs="Times New Roman"/>
-          <w:szCs w:val="24"/>
-        </w:rPr>
-      </w:pPr>
-      <w:r>
+        <w:spacing w:before="240" w:after="240"/>
+        <w:jc w:val="left"/>
         <w:rPr>
           <w:rFonts w:eastAsia="Times New Roman" w:cs="Times New Roman"/>
           <w:b/>
           <w:bCs/>
           <w:szCs w:val="24"/>
         </w:rPr>
-        <w:t>User (Felhasználók):</w:t>
-      </w:r>
-      <w:r>
-        <w:rPr>
-          <w:rFonts w:eastAsia="Times New Roman" w:cs="Times New Roman"/>
-          <w:szCs w:val="24"/>
-        </w:rPr>
-        <w:t xml:space="preserve"> Egy felhasználó készítheti vagy jóváhagyhatja az ételt.</w:t>
-      </w:r>
-    </w:p>
-    <w:p>
-      <w:pPr>
-        <w:pStyle w:val="Listaszerbekezds"/>
-        <w:numPr>
-          <w:ilvl w:val="1"/>
-          <w:numId w:val="1"/>
-        </w:numPr>
-        <w:spacing w:before="0" w:after="0"/>
-        <w:jc w:val="left"/>
-        <w:rPr>
-          <w:rFonts w:eastAsia="Times New Roman" w:cs="Times New Roman"/>
-          <w:szCs w:val="24"/>
-        </w:rPr>
-      </w:pPr>
+      </w:pPr>
+      <w:proofErr w:type="spellStart"/>
       <w:r>
         <w:rPr>
           <w:rFonts w:eastAsia="Times New Roman" w:cs="Times New Roman"/>
@@ -4163,31 +4394,50 @@
           <w:bCs/>
           <w:szCs w:val="24"/>
         </w:rPr>
-        <w:t>FoodChange (Ételváltozások):</w:t>
-      </w:r>
-      <w:r>
-        <w:rPr>
-          <w:rFonts w:eastAsia="Times New Roman" w:cs="Times New Roman"/>
-          <w:szCs w:val="24"/>
-        </w:rPr>
-        <w:t xml:space="preserve"> Az ételek változásai itt kerülnek naplózásra.</w:t>
-      </w:r>
-    </w:p>
-    <w:p>
-      <w:pPr>
-        <w:pStyle w:val="Listaszerbekezds"/>
-        <w:numPr>
-          <w:ilvl w:val="0"/>
-          <w:numId w:val="1"/>
-        </w:numPr>
-        <w:spacing w:before="240" w:after="240"/>
-        <w:jc w:val="left"/>
+        <w:lastRenderedPageBreak/>
+        <w:t>Location</w:t>
+      </w:r>
+      <w:proofErr w:type="spellEnd"/>
+      <w:r>
         <w:rPr>
           <w:rFonts w:eastAsia="Times New Roman" w:cs="Times New Roman"/>
           <w:b/>
           <w:bCs/>
           <w:szCs w:val="24"/>
         </w:rPr>
+        <w:t xml:space="preserve"> (Helyszínek):</w:t>
+      </w:r>
+    </w:p>
+    <w:p>
+      <w:pPr>
+        <w:spacing w:before="240" w:after="240"/>
+        <w:jc w:val="left"/>
+        <w:rPr>
+          <w:rFonts w:eastAsia="Times New Roman" w:cs="Times New Roman"/>
+          <w:szCs w:val="24"/>
+        </w:rPr>
+      </w:pPr>
+      <w:r>
+        <w:rPr>
+          <w:rFonts w:eastAsia="Times New Roman" w:cs="Times New Roman"/>
+          <w:szCs w:val="24"/>
+        </w:rPr>
+        <w:t xml:space="preserve"> Egy étterem földrajzi elhelyezkedését tárolja hosszúsági és szélességi koordinátákkal. Kapcsolatok:</w:t>
+      </w:r>
+    </w:p>
+    <w:p>
+      <w:pPr>
+        <w:pStyle w:val="Listaszerbekezds"/>
+        <w:numPr>
+          <w:ilvl w:val="1"/>
+          <w:numId w:val="1"/>
+        </w:numPr>
+        <w:spacing w:before="0" w:after="0"/>
+        <w:jc w:val="left"/>
+        <w:rPr>
+          <w:rFonts w:eastAsia="Times New Roman" w:cs="Times New Roman"/>
+          <w:szCs w:val="24"/>
+        </w:rPr>
       </w:pPr>
       <w:r>
         <w:rPr>
@@ -4196,71 +4446,33 @@
           <w:bCs/>
           <w:szCs w:val="24"/>
         </w:rPr>
-        <w:t>FoodChange (Ételváltozások):</w:t>
-      </w:r>
-    </w:p>
-    <w:p>
-      <w:pPr>
+        <w:t>Restaurant (Étterem):</w:t>
+      </w:r>
+      <w:r>
+        <w:rPr>
+          <w:rFonts w:eastAsia="Times New Roman" w:cs="Times New Roman"/>
+          <w:szCs w:val="24"/>
+        </w:rPr>
+        <w:t xml:space="preserve"> Minden helyszín egy adott étteremhez tartozik.</w:t>
+      </w:r>
+    </w:p>
+    <w:p>
+      <w:pPr>
+        <w:pStyle w:val="Listaszerbekezds"/>
+        <w:numPr>
+          <w:ilvl w:val="0"/>
+          <w:numId w:val="1"/>
+        </w:numPr>
         <w:spacing w:before="240" w:after="240"/>
         <w:jc w:val="left"/>
-        <w:rPr>
-          <w:rFonts w:eastAsia="Times New Roman" w:cs="Times New Roman"/>
-          <w:szCs w:val="24"/>
-        </w:rPr>
-      </w:pPr>
-      <w:r>
-        <w:rPr>
-          <w:rFonts w:eastAsia="Times New Roman" w:cs="Times New Roman"/>
-          <w:szCs w:val="24"/>
-        </w:rPr>
-        <w:t xml:space="preserve"> Az ételek változásait követi nyomon, beleértve a régi és az új adatokat, valamint a módosító felhasználót. Kapcsolatok:</w:t>
-      </w:r>
-    </w:p>
-    <w:p>
-      <w:pPr>
-        <w:pStyle w:val="Listaszerbekezds"/>
-        <w:numPr>
-          <w:ilvl w:val="1"/>
-          <w:numId w:val="1"/>
-        </w:numPr>
-        <w:spacing w:before="0" w:after="0"/>
-        <w:jc w:val="left"/>
-        <w:rPr>
-          <w:rFonts w:eastAsia="Times New Roman" w:cs="Times New Roman"/>
-          <w:szCs w:val="24"/>
-        </w:rPr>
-      </w:pPr>
-      <w:r>
         <w:rPr>
           <w:rFonts w:eastAsia="Times New Roman" w:cs="Times New Roman"/>
           <w:b/>
           <w:bCs/>
           <w:szCs w:val="24"/>
         </w:rPr>
-        <w:t>Food (Ételek):</w:t>
-      </w:r>
-      <w:r>
-        <w:rPr>
-          <w:rFonts w:eastAsia="Times New Roman" w:cs="Times New Roman"/>
-          <w:szCs w:val="24"/>
-        </w:rPr>
-        <w:t xml:space="preserve"> Egy régi verzióra hivatkozhat az old_version mezőben.</w:t>
-      </w:r>
-    </w:p>
-    <w:p>
-      <w:pPr>
-        <w:pStyle w:val="Listaszerbekezds"/>
-        <w:numPr>
-          <w:ilvl w:val="1"/>
-          <w:numId w:val="1"/>
-        </w:numPr>
-        <w:spacing w:before="0" w:after="0"/>
-        <w:jc w:val="left"/>
-        <w:rPr>
-          <w:rFonts w:eastAsia="Times New Roman" w:cs="Times New Roman"/>
-          <w:szCs w:val="24"/>
-        </w:rPr>
-      </w:pPr>
+      </w:pPr>
+      <w:proofErr w:type="spellStart"/>
       <w:r>
         <w:rPr>
           <w:rFonts w:eastAsia="Times New Roman" w:cs="Times New Roman"/>
@@ -4268,30 +4480,9 @@
           <w:bCs/>
           <w:szCs w:val="24"/>
         </w:rPr>
-        <w:t>Restaurant (Étterem):</w:t>
-      </w:r>
-      <w:r>
-        <w:rPr>
-          <w:rFonts w:eastAsia="Times New Roman" w:cs="Times New Roman"/>
-          <w:szCs w:val="24"/>
-        </w:rPr>
-        <w:t xml:space="preserve"> Az új ételváltozat egy adott étteremhez kapcsolódik.</w:t>
-      </w:r>
-    </w:p>
-    <w:p>
-      <w:pPr>
-        <w:pStyle w:val="Listaszerbekezds"/>
-        <w:numPr>
-          <w:ilvl w:val="1"/>
-          <w:numId w:val="1"/>
-        </w:numPr>
-        <w:spacing w:before="0" w:after="0"/>
-        <w:jc w:val="left"/>
-        <w:rPr>
-          <w:rFonts w:eastAsia="Times New Roman" w:cs="Times New Roman"/>
-          <w:szCs w:val="24"/>
-        </w:rPr>
-      </w:pPr>
+        <w:t>Ingredient</w:t>
+      </w:r>
+      <w:proofErr w:type="spellEnd"/>
       <w:r>
         <w:rPr>
           <w:rFonts w:eastAsia="Times New Roman" w:cs="Times New Roman"/>
@@ -4299,14 +4490,24 @@
           <w:bCs/>
           <w:szCs w:val="24"/>
         </w:rPr>
-        <w:t>Ingredient (Hozzávalók):</w:t>
-      </w:r>
-      <w:r>
+        <w:t xml:space="preserve"> (Hozzávalók):</w:t>
+      </w:r>
+    </w:p>
+    <w:p>
+      <w:pPr>
+        <w:spacing w:before="240" w:after="240"/>
+        <w:jc w:val="left"/>
         <w:rPr>
           <w:rFonts w:eastAsia="Times New Roman" w:cs="Times New Roman"/>
           <w:szCs w:val="24"/>
         </w:rPr>
-        <w:t xml:space="preserve"> Az új változat hozzávalókat tartalmaz.</w:t>
+      </w:pPr>
+      <w:r>
+        <w:rPr>
+          <w:rFonts w:eastAsia="Times New Roman" w:cs="Times New Roman"/>
+          <w:szCs w:val="24"/>
+        </w:rPr>
+        <w:t xml:space="preserve"> Az alapanyagokat és azok veszélyességi szintjét tárolja. Kapcsolatok:</w:t>
       </w:r>
     </w:p>
     <w:p>
@@ -4323,6 +4524,7 @@
           <w:szCs w:val="24"/>
         </w:rPr>
       </w:pPr>
+      <w:proofErr w:type="spellStart"/>
       <w:r>
         <w:rPr>
           <w:rFonts w:eastAsia="Times New Roman" w:cs="Times New Roman"/>
@@ -4330,32 +4532,41 @@
           <w:bCs/>
           <w:szCs w:val="24"/>
         </w:rPr>
-        <w:t>User (Felhasználók):</w:t>
-      </w:r>
-      <w:r>
-        <w:rPr>
-          <w:rFonts w:eastAsia="Times New Roman" w:cs="Times New Roman"/>
-          <w:szCs w:val="24"/>
-        </w:rPr>
-        <w:t xml:space="preserve"> Egy felhasználó végrehajthatja a módosítást vagy jóváhagyhatja azt.</w:t>
-      </w:r>
-    </w:p>
-    <w:p>
-      <w:pPr>
-        <w:pStyle w:val="Listaszerbekezds"/>
-        <w:numPr>
-          <w:ilvl w:val="0"/>
-          <w:numId w:val="1"/>
-        </w:numPr>
-        <w:spacing w:before="240" w:after="240"/>
-        <w:jc w:val="left"/>
+        <w:t>Food</w:t>
+      </w:r>
+      <w:proofErr w:type="spellEnd"/>
+      <w:r>
         <w:rPr>
           <w:rFonts w:eastAsia="Times New Roman" w:cs="Times New Roman"/>
           <w:b/>
           <w:bCs/>
           <w:szCs w:val="24"/>
         </w:rPr>
-      </w:pPr>
+        <w:t xml:space="preserve"> (Ételek):</w:t>
+      </w:r>
+      <w:r>
+        <w:rPr>
+          <w:rFonts w:eastAsia="Times New Roman" w:cs="Times New Roman"/>
+          <w:szCs w:val="24"/>
+        </w:rPr>
+        <w:t xml:space="preserve"> Egy hozzávaló több ételben is szerepelhet, és egy ételben több hozzávaló is lehet.</w:t>
+      </w:r>
+    </w:p>
+    <w:p>
+      <w:pPr>
+        <w:pStyle w:val="Listaszerbekezds"/>
+        <w:numPr>
+          <w:ilvl w:val="1"/>
+          <w:numId w:val="1"/>
+        </w:numPr>
+        <w:spacing w:before="0" w:after="0"/>
+        <w:jc w:val="left"/>
+        <w:rPr>
+          <w:rFonts w:eastAsia="Times New Roman" w:cs="Times New Roman"/>
+          <w:szCs w:val="24"/>
+        </w:rPr>
+      </w:pPr>
+      <w:proofErr w:type="spellStart"/>
       <w:r>
         <w:rPr>
           <w:rFonts w:eastAsia="Times New Roman" w:cs="Times New Roman"/>
@@ -4363,41 +4574,9 @@
           <w:bCs/>
           <w:szCs w:val="24"/>
         </w:rPr>
-        <w:t>ConfirmationToken (Megerősítő tokenek):</w:t>
-      </w:r>
-    </w:p>
-    <w:p>
-      <w:pPr>
-        <w:spacing w:before="240" w:after="240"/>
-        <w:jc w:val="left"/>
-        <w:rPr>
-          <w:rFonts w:eastAsia="Times New Roman" w:cs="Times New Roman"/>
-          <w:szCs w:val="24"/>
-        </w:rPr>
-      </w:pPr>
-      <w:r>
-        <w:rPr>
-          <w:rFonts w:eastAsia="Times New Roman" w:cs="Times New Roman"/>
-          <w:szCs w:val="24"/>
-        </w:rPr>
-        <w:lastRenderedPageBreak/>
-        <w:t xml:space="preserve"> A felhasználói fiókok hitelesítésére szolgáló tokeneket tárolja. Kapcsolatok:</w:t>
-      </w:r>
-    </w:p>
-    <w:p>
-      <w:pPr>
-        <w:pStyle w:val="Listaszerbekezds"/>
-        <w:numPr>
-          <w:ilvl w:val="1"/>
-          <w:numId w:val="1"/>
-        </w:numPr>
-        <w:spacing w:before="0" w:after="0"/>
-        <w:jc w:val="left"/>
-        <w:rPr>
-          <w:rFonts w:eastAsia="Times New Roman" w:cs="Times New Roman"/>
-          <w:szCs w:val="24"/>
-        </w:rPr>
-      </w:pPr>
+        <w:t>FoodChange</w:t>
+      </w:r>
+      <w:proofErr w:type="spellEnd"/>
       <w:r>
         <w:rPr>
           <w:rFonts w:eastAsia="Times New Roman" w:cs="Times New Roman"/>
@@ -4405,14 +4584,617 @@
           <w:bCs/>
           <w:szCs w:val="24"/>
         </w:rPr>
-        <w:t>User (Felhasználók):</w:t>
+        <w:t xml:space="preserve"> (Ételváltozások):</w:t>
       </w:r>
       <w:r>
         <w:rPr>
           <w:rFonts w:eastAsia="Times New Roman" w:cs="Times New Roman"/>
           <w:szCs w:val="24"/>
         </w:rPr>
-        <w:t xml:space="preserve"> Minden token egy adott felhasználóhoz tartozik.</w:t>
+        <w:t xml:space="preserve"> Az új ételek módosított hozzávalói is tárolásra kerülnek.</w:t>
+      </w:r>
+    </w:p>
+    <w:p>
+      <w:pPr>
+        <w:pStyle w:val="Listaszerbekezds"/>
+        <w:numPr>
+          <w:ilvl w:val="0"/>
+          <w:numId w:val="1"/>
+        </w:numPr>
+        <w:spacing w:before="240" w:after="240"/>
+        <w:jc w:val="left"/>
+        <w:rPr>
+          <w:rFonts w:eastAsia="Times New Roman" w:cs="Times New Roman"/>
+          <w:b/>
+          <w:bCs/>
+          <w:szCs w:val="24"/>
+        </w:rPr>
+      </w:pPr>
+      <w:proofErr w:type="spellStart"/>
+      <w:r>
+        <w:rPr>
+          <w:rFonts w:eastAsia="Times New Roman" w:cs="Times New Roman"/>
+          <w:b/>
+          <w:bCs/>
+          <w:szCs w:val="24"/>
+        </w:rPr>
+        <w:t>Food</w:t>
+      </w:r>
+      <w:proofErr w:type="spellEnd"/>
+      <w:r>
+        <w:rPr>
+          <w:rFonts w:eastAsia="Times New Roman" w:cs="Times New Roman"/>
+          <w:b/>
+          <w:bCs/>
+          <w:szCs w:val="24"/>
+        </w:rPr>
+        <w:t xml:space="preserve"> (Ételek):</w:t>
+      </w:r>
+    </w:p>
+    <w:p>
+      <w:pPr>
+        <w:spacing w:before="240" w:after="240"/>
+        <w:jc w:val="left"/>
+        <w:rPr>
+          <w:rFonts w:eastAsia="Times New Roman" w:cs="Times New Roman"/>
+          <w:szCs w:val="24"/>
+        </w:rPr>
+      </w:pPr>
+      <w:r>
+        <w:rPr>
+          <w:rFonts w:eastAsia="Times New Roman" w:cs="Times New Roman"/>
+          <w:szCs w:val="24"/>
+        </w:rPr>
+        <w:t xml:space="preserve"> Az ételek adatait tárolja, beleértve a hozzávalókat, </w:t>
+      </w:r>
+      <w:proofErr w:type="spellStart"/>
+      <w:r>
+        <w:rPr>
+          <w:rFonts w:eastAsia="Times New Roman" w:cs="Times New Roman"/>
+          <w:szCs w:val="24"/>
+        </w:rPr>
+        <w:t>makrotápanyagokat</w:t>
+      </w:r>
+      <w:proofErr w:type="spellEnd"/>
+      <w:r>
+        <w:rPr>
+          <w:rFonts w:eastAsia="Times New Roman" w:cs="Times New Roman"/>
+          <w:szCs w:val="24"/>
+        </w:rPr>
+        <w:t>, allergén információkat és az elkészítő felhasználót. Kapcsolatok:</w:t>
+      </w:r>
+    </w:p>
+    <w:p>
+      <w:pPr>
+        <w:pStyle w:val="Listaszerbekezds"/>
+        <w:numPr>
+          <w:ilvl w:val="1"/>
+          <w:numId w:val="1"/>
+        </w:numPr>
+        <w:spacing w:before="0" w:after="0"/>
+        <w:jc w:val="left"/>
+        <w:rPr>
+          <w:rFonts w:eastAsia="Times New Roman" w:cs="Times New Roman"/>
+          <w:szCs w:val="24"/>
+        </w:rPr>
+      </w:pPr>
+      <w:r>
+        <w:rPr>
+          <w:rFonts w:eastAsia="Times New Roman" w:cs="Times New Roman"/>
+          <w:b/>
+          <w:bCs/>
+          <w:szCs w:val="24"/>
+        </w:rPr>
+        <w:t>Restaurant (Étterem):</w:t>
+      </w:r>
+      <w:r>
+        <w:rPr>
+          <w:rFonts w:eastAsia="Times New Roman" w:cs="Times New Roman"/>
+          <w:szCs w:val="24"/>
+        </w:rPr>
+        <w:t xml:space="preserve"> Minden étel egy adott étteremhez tartozik.</w:t>
+      </w:r>
+    </w:p>
+    <w:p>
+      <w:pPr>
+        <w:pStyle w:val="Listaszerbekezds"/>
+        <w:numPr>
+          <w:ilvl w:val="1"/>
+          <w:numId w:val="1"/>
+        </w:numPr>
+        <w:spacing w:before="0" w:after="0"/>
+        <w:jc w:val="left"/>
+        <w:rPr>
+          <w:rFonts w:eastAsia="Times New Roman" w:cs="Times New Roman"/>
+          <w:szCs w:val="24"/>
+        </w:rPr>
+      </w:pPr>
+      <w:proofErr w:type="spellStart"/>
+      <w:r>
+        <w:rPr>
+          <w:rFonts w:eastAsia="Times New Roman" w:cs="Times New Roman"/>
+          <w:b/>
+          <w:bCs/>
+          <w:szCs w:val="24"/>
+        </w:rPr>
+        <w:t>Ingredient</w:t>
+      </w:r>
+      <w:proofErr w:type="spellEnd"/>
+      <w:r>
+        <w:rPr>
+          <w:rFonts w:eastAsia="Times New Roman" w:cs="Times New Roman"/>
+          <w:b/>
+          <w:bCs/>
+          <w:szCs w:val="24"/>
+        </w:rPr>
+        <w:t xml:space="preserve"> (Hozzávalók):</w:t>
+      </w:r>
+      <w:r>
+        <w:rPr>
+          <w:rFonts w:eastAsia="Times New Roman" w:cs="Times New Roman"/>
+          <w:szCs w:val="24"/>
+        </w:rPr>
+        <w:t xml:space="preserve"> Egy étel több hozzávalóból állhat.</w:t>
+      </w:r>
+    </w:p>
+    <w:p>
+      <w:pPr>
+        <w:pStyle w:val="Listaszerbekezds"/>
+        <w:numPr>
+          <w:ilvl w:val="1"/>
+          <w:numId w:val="1"/>
+        </w:numPr>
+        <w:spacing w:before="0" w:after="0"/>
+        <w:jc w:val="left"/>
+        <w:rPr>
+          <w:rFonts w:eastAsia="Times New Roman" w:cs="Times New Roman"/>
+          <w:szCs w:val="24"/>
+        </w:rPr>
+      </w:pPr>
+      <w:proofErr w:type="spellStart"/>
+      <w:r>
+        <w:rPr>
+          <w:rFonts w:eastAsia="Times New Roman" w:cs="Times New Roman"/>
+          <w:b/>
+          <w:bCs/>
+          <w:szCs w:val="24"/>
+        </w:rPr>
+        <w:t>User</w:t>
+      </w:r>
+      <w:proofErr w:type="spellEnd"/>
+      <w:r>
+        <w:rPr>
+          <w:rFonts w:eastAsia="Times New Roman" w:cs="Times New Roman"/>
+          <w:b/>
+          <w:bCs/>
+          <w:szCs w:val="24"/>
+        </w:rPr>
+        <w:t xml:space="preserve"> (Felhasználók):</w:t>
+      </w:r>
+      <w:r>
+        <w:rPr>
+          <w:rFonts w:eastAsia="Times New Roman" w:cs="Times New Roman"/>
+          <w:szCs w:val="24"/>
+        </w:rPr>
+        <w:t xml:space="preserve"> Egy felhasználó készítheti vagy jóváhagyhatja az ételt.</w:t>
+      </w:r>
+    </w:p>
+    <w:p>
+      <w:pPr>
+        <w:pStyle w:val="Listaszerbekezds"/>
+        <w:numPr>
+          <w:ilvl w:val="1"/>
+          <w:numId w:val="1"/>
+        </w:numPr>
+        <w:spacing w:before="0" w:after="0"/>
+        <w:jc w:val="left"/>
+        <w:rPr>
+          <w:rFonts w:eastAsia="Times New Roman" w:cs="Times New Roman"/>
+          <w:szCs w:val="24"/>
+        </w:rPr>
+      </w:pPr>
+      <w:proofErr w:type="spellStart"/>
+      <w:r>
+        <w:rPr>
+          <w:rFonts w:eastAsia="Times New Roman" w:cs="Times New Roman"/>
+          <w:b/>
+          <w:bCs/>
+          <w:szCs w:val="24"/>
+        </w:rPr>
+        <w:t>FoodChange</w:t>
+      </w:r>
+      <w:proofErr w:type="spellEnd"/>
+      <w:r>
+        <w:rPr>
+          <w:rFonts w:eastAsia="Times New Roman" w:cs="Times New Roman"/>
+          <w:b/>
+          <w:bCs/>
+          <w:szCs w:val="24"/>
+        </w:rPr>
+        <w:t xml:space="preserve"> (Ételváltozások):</w:t>
+      </w:r>
+      <w:r>
+        <w:rPr>
+          <w:rFonts w:eastAsia="Times New Roman" w:cs="Times New Roman"/>
+          <w:szCs w:val="24"/>
+        </w:rPr>
+        <w:t xml:space="preserve"> Az ételek változásai itt kerülnek naplózásra.</w:t>
+      </w:r>
+    </w:p>
+    <w:p>
+      <w:pPr>
+        <w:pStyle w:val="Listaszerbekezds"/>
+        <w:numPr>
+          <w:ilvl w:val="0"/>
+          <w:numId w:val="1"/>
+        </w:numPr>
+        <w:spacing w:before="240" w:after="240"/>
+        <w:jc w:val="left"/>
+        <w:rPr>
+          <w:rFonts w:eastAsia="Times New Roman" w:cs="Times New Roman"/>
+          <w:b/>
+          <w:bCs/>
+          <w:szCs w:val="24"/>
+        </w:rPr>
+      </w:pPr>
+      <w:proofErr w:type="spellStart"/>
+      <w:r>
+        <w:rPr>
+          <w:rFonts w:eastAsia="Times New Roman" w:cs="Times New Roman"/>
+          <w:b/>
+          <w:bCs/>
+          <w:szCs w:val="24"/>
+        </w:rPr>
+        <w:t>FoodChange</w:t>
+      </w:r>
+      <w:proofErr w:type="spellEnd"/>
+      <w:r>
+        <w:rPr>
+          <w:rFonts w:eastAsia="Times New Roman" w:cs="Times New Roman"/>
+          <w:b/>
+          <w:bCs/>
+          <w:szCs w:val="24"/>
+        </w:rPr>
+        <w:t xml:space="preserve"> (Ételváltozások):</w:t>
+      </w:r>
+    </w:p>
+    <w:p>
+      <w:pPr>
+        <w:spacing w:before="240" w:after="240"/>
+        <w:jc w:val="left"/>
+        <w:rPr>
+          <w:rFonts w:eastAsia="Times New Roman" w:cs="Times New Roman"/>
+          <w:szCs w:val="24"/>
+        </w:rPr>
+      </w:pPr>
+      <w:r>
+        <w:rPr>
+          <w:rFonts w:eastAsia="Times New Roman" w:cs="Times New Roman"/>
+          <w:szCs w:val="24"/>
+        </w:rPr>
+        <w:t xml:space="preserve"> Az ételek változásait követi nyomon, beleértve a régi és az új adatokat, valamint a módosító felhasználót. Kapcsolatok:</w:t>
+      </w:r>
+    </w:p>
+    <w:p>
+      <w:pPr>
+        <w:pStyle w:val="Listaszerbekezds"/>
+        <w:numPr>
+          <w:ilvl w:val="1"/>
+          <w:numId w:val="1"/>
+        </w:numPr>
+        <w:spacing w:before="0" w:after="0"/>
+        <w:jc w:val="left"/>
+        <w:rPr>
+          <w:rFonts w:eastAsia="Times New Roman" w:cs="Times New Roman"/>
+          <w:szCs w:val="24"/>
+        </w:rPr>
+      </w:pPr>
+      <w:proofErr w:type="spellStart"/>
+      <w:r>
+        <w:rPr>
+          <w:rFonts w:eastAsia="Times New Roman" w:cs="Times New Roman"/>
+          <w:b/>
+          <w:bCs/>
+          <w:szCs w:val="24"/>
+        </w:rPr>
+        <w:t>Food</w:t>
+      </w:r>
+      <w:proofErr w:type="spellEnd"/>
+      <w:r>
+        <w:rPr>
+          <w:rFonts w:eastAsia="Times New Roman" w:cs="Times New Roman"/>
+          <w:b/>
+          <w:bCs/>
+          <w:szCs w:val="24"/>
+        </w:rPr>
+        <w:t xml:space="preserve"> (Ételek):</w:t>
+      </w:r>
+      <w:r>
+        <w:rPr>
+          <w:rFonts w:eastAsia="Times New Roman" w:cs="Times New Roman"/>
+          <w:szCs w:val="24"/>
+        </w:rPr>
+        <w:t xml:space="preserve"> Egy régi verzióra hivatkozhat az </w:t>
+      </w:r>
+      <w:proofErr w:type="spellStart"/>
+      <w:r>
+        <w:rPr>
+          <w:rFonts w:eastAsia="Times New Roman" w:cs="Times New Roman"/>
+          <w:szCs w:val="24"/>
+        </w:rPr>
+        <w:t>old_version</w:t>
+      </w:r>
+      <w:proofErr w:type="spellEnd"/>
+      <w:r>
+        <w:rPr>
+          <w:rFonts w:eastAsia="Times New Roman" w:cs="Times New Roman"/>
+          <w:szCs w:val="24"/>
+        </w:rPr>
+        <w:t xml:space="preserve"> mezőben.</w:t>
+      </w:r>
+    </w:p>
+    <w:p>
+      <w:pPr>
+        <w:pStyle w:val="Listaszerbekezds"/>
+        <w:numPr>
+          <w:ilvl w:val="1"/>
+          <w:numId w:val="1"/>
+        </w:numPr>
+        <w:spacing w:before="0" w:after="0"/>
+        <w:jc w:val="left"/>
+        <w:rPr>
+          <w:rFonts w:eastAsia="Times New Roman" w:cs="Times New Roman"/>
+          <w:szCs w:val="24"/>
+        </w:rPr>
+      </w:pPr>
+      <w:r>
+        <w:rPr>
+          <w:rFonts w:eastAsia="Times New Roman" w:cs="Times New Roman"/>
+          <w:b/>
+          <w:bCs/>
+          <w:szCs w:val="24"/>
+        </w:rPr>
+        <w:t>Restaurant (Étterem):</w:t>
+      </w:r>
+      <w:r>
+        <w:rPr>
+          <w:rFonts w:eastAsia="Times New Roman" w:cs="Times New Roman"/>
+          <w:szCs w:val="24"/>
+        </w:rPr>
+        <w:t xml:space="preserve"> Az új ételváltozat egy adott étteremhez kapcsolódik.</w:t>
+      </w:r>
+    </w:p>
+    <w:p>
+      <w:pPr>
+        <w:pStyle w:val="Listaszerbekezds"/>
+        <w:numPr>
+          <w:ilvl w:val="1"/>
+          <w:numId w:val="1"/>
+        </w:numPr>
+        <w:spacing w:before="0" w:after="0"/>
+        <w:jc w:val="left"/>
+        <w:rPr>
+          <w:rFonts w:eastAsia="Times New Roman" w:cs="Times New Roman"/>
+          <w:szCs w:val="24"/>
+        </w:rPr>
+      </w:pPr>
+      <w:proofErr w:type="spellStart"/>
+      <w:r>
+        <w:rPr>
+          <w:rFonts w:eastAsia="Times New Roman" w:cs="Times New Roman"/>
+          <w:b/>
+          <w:bCs/>
+          <w:szCs w:val="24"/>
+        </w:rPr>
+        <w:t>Ingredient</w:t>
+      </w:r>
+      <w:proofErr w:type="spellEnd"/>
+      <w:r>
+        <w:rPr>
+          <w:rFonts w:eastAsia="Times New Roman" w:cs="Times New Roman"/>
+          <w:b/>
+          <w:bCs/>
+          <w:szCs w:val="24"/>
+        </w:rPr>
+        <w:t xml:space="preserve"> (Hozzávalók):</w:t>
+      </w:r>
+      <w:r>
+        <w:rPr>
+          <w:rFonts w:eastAsia="Times New Roman" w:cs="Times New Roman"/>
+          <w:szCs w:val="24"/>
+        </w:rPr>
+        <w:t xml:space="preserve"> Az új változat hozzávalókat tartalmaz.</w:t>
+      </w:r>
+    </w:p>
+    <w:p>
+      <w:pPr>
+        <w:pStyle w:val="Listaszerbekezds"/>
+        <w:numPr>
+          <w:ilvl w:val="1"/>
+          <w:numId w:val="1"/>
+        </w:numPr>
+        <w:spacing w:before="0" w:after="0"/>
+        <w:jc w:val="left"/>
+        <w:rPr>
+          <w:rFonts w:eastAsia="Times New Roman" w:cs="Times New Roman"/>
+          <w:szCs w:val="24"/>
+        </w:rPr>
+      </w:pPr>
+      <w:proofErr w:type="spellStart"/>
+      <w:r>
+        <w:rPr>
+          <w:rFonts w:eastAsia="Times New Roman" w:cs="Times New Roman"/>
+          <w:b/>
+          <w:bCs/>
+          <w:szCs w:val="24"/>
+        </w:rPr>
+        <w:t>User</w:t>
+      </w:r>
+      <w:proofErr w:type="spellEnd"/>
+      <w:r>
+        <w:rPr>
+          <w:rFonts w:eastAsia="Times New Roman" w:cs="Times New Roman"/>
+          <w:b/>
+          <w:bCs/>
+          <w:szCs w:val="24"/>
+        </w:rPr>
+        <w:t xml:space="preserve"> (Felhasználók):</w:t>
+      </w:r>
+      <w:r>
+        <w:rPr>
+          <w:rFonts w:eastAsia="Times New Roman" w:cs="Times New Roman"/>
+          <w:szCs w:val="24"/>
+        </w:rPr>
+        <w:t xml:space="preserve"> Egy felhasználó végrehajthatja a módosítást vagy jóváhagyhatja azt.</w:t>
+      </w:r>
+    </w:p>
+    <w:p>
+      <w:pPr>
+        <w:pStyle w:val="Listaszerbekezds"/>
+        <w:numPr>
+          <w:ilvl w:val="0"/>
+          <w:numId w:val="1"/>
+        </w:numPr>
+        <w:spacing w:before="240" w:after="240"/>
+        <w:jc w:val="left"/>
+        <w:rPr>
+          <w:rFonts w:eastAsia="Times New Roman" w:cs="Times New Roman"/>
+          <w:b/>
+          <w:bCs/>
+          <w:szCs w:val="24"/>
+        </w:rPr>
+      </w:pPr>
+      <w:proofErr w:type="spellStart"/>
+      <w:r>
+        <w:rPr>
+          <w:rFonts w:eastAsia="Times New Roman" w:cs="Times New Roman"/>
+          <w:b/>
+          <w:bCs/>
+          <w:szCs w:val="24"/>
+        </w:rPr>
+        <w:t>ConfirmationToken</w:t>
+      </w:r>
+      <w:proofErr w:type="spellEnd"/>
+      <w:r>
+        <w:rPr>
+          <w:rFonts w:eastAsia="Times New Roman" w:cs="Times New Roman"/>
+          <w:b/>
+          <w:bCs/>
+          <w:szCs w:val="24"/>
+        </w:rPr>
+        <w:t xml:space="preserve"> (Megerősítő </w:t>
+      </w:r>
+      <w:proofErr w:type="spellStart"/>
+      <w:r>
+        <w:rPr>
+          <w:rFonts w:eastAsia="Times New Roman" w:cs="Times New Roman"/>
+          <w:b/>
+          <w:bCs/>
+          <w:szCs w:val="24"/>
+        </w:rPr>
+        <w:t>tokenek</w:t>
+      </w:r>
+      <w:proofErr w:type="spellEnd"/>
+      <w:r>
+        <w:rPr>
+          <w:rFonts w:eastAsia="Times New Roman" w:cs="Times New Roman"/>
+          <w:b/>
+          <w:bCs/>
+          <w:szCs w:val="24"/>
+        </w:rPr>
+        <w:t>):</w:t>
+      </w:r>
+    </w:p>
+    <w:p>
+      <w:pPr>
+        <w:spacing w:before="240" w:after="240"/>
+        <w:jc w:val="left"/>
+        <w:rPr>
+          <w:rFonts w:eastAsia="Times New Roman" w:cs="Times New Roman"/>
+          <w:szCs w:val="24"/>
+        </w:rPr>
+      </w:pPr>
+      <w:r>
+        <w:rPr>
+          <w:rFonts w:eastAsia="Times New Roman" w:cs="Times New Roman"/>
+          <w:szCs w:val="24"/>
+        </w:rPr>
+        <w:lastRenderedPageBreak/>
+        <w:t xml:space="preserve"> A felhasználói fiókok hitelesítésére szolgáló </w:t>
+      </w:r>
+      <w:proofErr w:type="spellStart"/>
+      <w:r>
+        <w:rPr>
+          <w:rFonts w:eastAsia="Times New Roman" w:cs="Times New Roman"/>
+          <w:szCs w:val="24"/>
+        </w:rPr>
+        <w:t>tokeneket</w:t>
+      </w:r>
+      <w:proofErr w:type="spellEnd"/>
+      <w:r>
+        <w:rPr>
+          <w:rFonts w:eastAsia="Times New Roman" w:cs="Times New Roman"/>
+          <w:szCs w:val="24"/>
+        </w:rPr>
+        <w:t xml:space="preserve"> tárolja. Kapcsolatok:</w:t>
+      </w:r>
+    </w:p>
+    <w:p>
+      <w:pPr>
+        <w:pStyle w:val="Listaszerbekezds"/>
+        <w:numPr>
+          <w:ilvl w:val="1"/>
+          <w:numId w:val="1"/>
+        </w:numPr>
+        <w:spacing w:before="0" w:after="0"/>
+        <w:jc w:val="left"/>
+        <w:rPr>
+          <w:rFonts w:eastAsia="Times New Roman" w:cs="Times New Roman"/>
+          <w:szCs w:val="24"/>
+        </w:rPr>
+      </w:pPr>
+      <w:proofErr w:type="spellStart"/>
+      <w:r>
+        <w:rPr>
+          <w:rFonts w:eastAsia="Times New Roman" w:cs="Times New Roman"/>
+          <w:b/>
+          <w:bCs/>
+          <w:szCs w:val="24"/>
+        </w:rPr>
+        <w:t>User</w:t>
+      </w:r>
+      <w:proofErr w:type="spellEnd"/>
+      <w:r>
+        <w:rPr>
+          <w:rFonts w:eastAsia="Times New Roman" w:cs="Times New Roman"/>
+          <w:b/>
+          <w:bCs/>
+          <w:szCs w:val="24"/>
+        </w:rPr>
+        <w:t xml:space="preserve"> (Felhasználók):</w:t>
+      </w:r>
+      <w:r>
+        <w:rPr>
+          <w:rFonts w:eastAsia="Times New Roman" w:cs="Times New Roman"/>
+          <w:szCs w:val="24"/>
+        </w:rPr>
+        <w:t xml:space="preserve"> Minden </w:t>
+      </w:r>
+      <w:proofErr w:type="spellStart"/>
+      <w:r>
+        <w:rPr>
+          <w:rFonts w:eastAsia="Times New Roman" w:cs="Times New Roman"/>
+          <w:szCs w:val="24"/>
+        </w:rPr>
+        <w:t>token</w:t>
+      </w:r>
+      <w:proofErr w:type="spellEnd"/>
+      <w:r>
+        <w:rPr>
+          <w:rFonts w:eastAsia="Times New Roman" w:cs="Times New Roman"/>
+          <w:szCs w:val="24"/>
+        </w:rPr>
+        <w:t xml:space="preserve"> egy adott felhasználóhoz tartozik.</w:t>
       </w:r>
     </w:p>
     <w:p>
@@ -4494,6 +5276,7 @@
         </w:rPr>
         <w:t xml:space="preserve">Ebben benne vannak a </w:t>
       </w:r>
+      <w:proofErr w:type="spellStart"/>
       <w:r>
         <w:rPr>
           <w:rFonts w:cs="Times New Roman"/>
@@ -4504,7 +5287,14 @@
         <w:rPr>
           <w:rFonts w:cs="Times New Roman"/>
         </w:rPr>
-        <w:t xml:space="preserve">jango által létrehozott </w:t>
+        <w:t>jango</w:t>
+      </w:r>
+      <w:proofErr w:type="spellEnd"/>
+      <w:r>
+        <w:rPr>
+          <w:rFonts w:cs="Times New Roman"/>
+        </w:rPr>
+        <w:t xml:space="preserve"> által létrehozott </w:t>
       </w:r>
       <w:r>
         <w:rPr>
@@ -4540,12 +5330,85 @@
         </w:rPr>
         <w:t xml:space="preserve">A </w:t>
       </w:r>
-      <w:r>
-        <w:rPr>
-          <w:rFonts w:cs="Times New Roman"/>
-          <w:lang w:val="en-US"/>
-        </w:rPr>
-        <w:t>beépített, adminisztráció funkcionalitáshoz szükséges táblák:</w:t>
+      <w:proofErr w:type="spellStart"/>
+      <w:r>
+        <w:rPr>
+          <w:rFonts w:cs="Times New Roman"/>
+          <w:lang w:val="en-US"/>
+        </w:rPr>
+        <w:t>beépített</w:t>
+      </w:r>
+      <w:proofErr w:type="spellEnd"/>
+      <w:r>
+        <w:rPr>
+          <w:rFonts w:cs="Times New Roman"/>
+          <w:lang w:val="en-US"/>
+        </w:rPr>
+        <w:t xml:space="preserve">, </w:t>
+      </w:r>
+      <w:proofErr w:type="spellStart"/>
+      <w:r>
+        <w:rPr>
+          <w:rFonts w:cs="Times New Roman"/>
+          <w:lang w:val="en-US"/>
+        </w:rPr>
+        <w:t>adminisztráció</w:t>
+      </w:r>
+      <w:proofErr w:type="spellEnd"/>
+      <w:r>
+        <w:rPr>
+          <w:rFonts w:cs="Times New Roman"/>
+          <w:lang w:val="en-US"/>
+        </w:rPr>
+        <w:t xml:space="preserve"> </w:t>
+      </w:r>
+      <w:proofErr w:type="spellStart"/>
+      <w:r>
+        <w:rPr>
+          <w:rFonts w:cs="Times New Roman"/>
+          <w:lang w:val="en-US"/>
+        </w:rPr>
+        <w:t>funkcionalitáshoz</w:t>
+      </w:r>
+      <w:proofErr w:type="spellEnd"/>
+      <w:r>
+        <w:rPr>
+          <w:rFonts w:cs="Times New Roman"/>
+          <w:lang w:val="en-US"/>
+        </w:rPr>
+        <w:t xml:space="preserve"> </w:t>
+      </w:r>
+      <w:proofErr w:type="spellStart"/>
+      <w:r>
+        <w:rPr>
+          <w:rFonts w:cs="Times New Roman"/>
+          <w:lang w:val="en-US"/>
+        </w:rPr>
+        <w:t>szükséges</w:t>
+      </w:r>
+      <w:proofErr w:type="spellEnd"/>
+      <w:r>
+        <w:rPr>
+          <w:rFonts w:cs="Times New Roman"/>
+          <w:lang w:val="en-US"/>
+        </w:rPr>
+        <w:t xml:space="preserve"> </w:t>
+      </w:r>
+      <w:proofErr w:type="spellStart"/>
+      <w:r>
+        <w:rPr>
+          <w:rFonts w:cs="Times New Roman"/>
+          <w:lang w:val="en-US"/>
+        </w:rPr>
+        <w:t>táblák</w:t>
+      </w:r>
+      <w:proofErr w:type="spellEnd"/>
+      <w:r>
+        <w:rPr>
+          <w:rFonts w:cs="Times New Roman"/>
+          <w:lang w:val="en-US"/>
+        </w:rPr>
+        <w:t>:</w:t>
       </w:r>
     </w:p>
     <w:p>
@@ -4562,6 +5425,7 @@
           <w:lang w:val="en-US"/>
         </w:rPr>
       </w:pPr>
+      <w:proofErr w:type="spellStart"/>
       <w:r>
         <w:rPr>
           <w:rFonts w:cs="Times New Roman"/>
@@ -4569,6 +5433,7 @@
         </w:rPr>
         <w:t>Django_admin_log</w:t>
       </w:r>
+      <w:proofErr w:type="spellEnd"/>
     </w:p>
     <w:p>
       <w:pPr>
@@ -4584,6 +5449,7 @@
           <w:lang w:val="en-US"/>
         </w:rPr>
       </w:pPr>
+      <w:proofErr w:type="spellStart"/>
       <w:r>
         <w:rPr>
           <w:rFonts w:cs="Times New Roman"/>
@@ -4591,6 +5457,7 @@
         </w:rPr>
         <w:t>Django_session</w:t>
       </w:r>
+      <w:proofErr w:type="spellEnd"/>
     </w:p>
     <w:p>
       <w:pPr>
@@ -4606,6 +5473,7 @@
           <w:lang w:val="en-US"/>
         </w:rPr>
       </w:pPr>
+      <w:proofErr w:type="spellStart"/>
       <w:r>
         <w:rPr>
           <w:rFonts w:cs="Times New Roman"/>
@@ -4613,6 +5481,7 @@
         </w:rPr>
         <w:t>Django_migrations</w:t>
       </w:r>
+      <w:proofErr w:type="spellEnd"/>
     </w:p>
     <w:p>
       <w:pPr>
@@ -4628,6 +5497,7 @@
           <w:lang w:val="en-US"/>
         </w:rPr>
       </w:pPr>
+      <w:proofErr w:type="spellStart"/>
       <w:r>
         <w:rPr>
           <w:rFonts w:cs="Times New Roman"/>
@@ -4635,6 +5505,7 @@
         </w:rPr>
         <w:t>Django_content_type</w:t>
       </w:r>
+      <w:proofErr w:type="spellEnd"/>
     </w:p>
     <w:p>
       <w:pPr>
@@ -4650,6 +5521,7 @@
           <w:lang w:val="en-US"/>
         </w:rPr>
       </w:pPr>
+      <w:proofErr w:type="spellStart"/>
       <w:r>
         <w:rPr>
           <w:rFonts w:cs="Times New Roman"/>
@@ -4657,6 +5529,7 @@
         </w:rPr>
         <w:t>Users_user_permissions</w:t>
       </w:r>
+      <w:proofErr w:type="spellEnd"/>
     </w:p>
     <w:p>
       <w:pPr>
@@ -4672,6 +5545,7 @@
           <w:lang w:val="en-US"/>
         </w:rPr>
       </w:pPr>
+      <w:proofErr w:type="spellStart"/>
       <w:r>
         <w:rPr>
           <w:rFonts w:cs="Times New Roman"/>
@@ -4679,6 +5553,7 @@
         </w:rPr>
         <w:t>Auth_permissions</w:t>
       </w:r>
+      <w:proofErr w:type="spellEnd"/>
     </w:p>
     <w:p>
       <w:pPr>
@@ -4694,6 +5569,7 @@
           <w:lang w:val="en-US"/>
         </w:rPr>
       </w:pPr>
+      <w:proofErr w:type="spellStart"/>
       <w:r>
         <w:rPr>
           <w:rFonts w:cs="Times New Roman"/>
@@ -4701,6 +5577,7 @@
         </w:rPr>
         <w:t>Auth_group</w:t>
       </w:r>
+      <w:proofErr w:type="spellEnd"/>
     </w:p>
     <w:p>
       <w:pPr>
@@ -4716,6 +5593,7 @@
           <w:lang w:val="en-US"/>
         </w:rPr>
       </w:pPr>
+      <w:proofErr w:type="spellStart"/>
       <w:r>
         <w:rPr>
           <w:rFonts w:cs="Times New Roman"/>
@@ -4723,6 +5601,7 @@
         </w:rPr>
         <w:t>Auth_group_permissons</w:t>
       </w:r>
+      <w:proofErr w:type="spellEnd"/>
     </w:p>
     <w:p>
       <w:pPr>
@@ -4743,29 +5622,238 @@
           <w:rFonts w:cs="Times New Roman"/>
           <w:lang w:val="en-US"/>
         </w:rPr>
-        <w:t>A User model az alapvető Djangos adatmodelltől örökl</w:t>
-      </w:r>
-      <w:r>
-        <w:rPr>
-          <w:rFonts w:cs="Times New Roman"/>
-          <w:lang w:val="en-US"/>
-        </w:rPr>
-        <w:t>ődik, de át lett konfigurálva hogy az e-mail</w:t>
-      </w:r>
-      <w:r>
-        <w:rPr>
-          <w:rFonts w:cs="Times New Roman"/>
-          <w:lang w:val="en-US"/>
-        </w:rPr>
-        <w:t xml:space="preserve"> legyen </w:t>
-      </w:r>
-      <w:r>
-        <w:rPr>
-          <w:rFonts w:cs="Times New Roman"/>
-          <w:lang w:val="en-US"/>
-        </w:rPr>
-        <w:t xml:space="preserve">a meghatározó egyedi </w:t>
-      </w:r>
+        <w:t xml:space="preserve">A User model </w:t>
+      </w:r>
+      <w:proofErr w:type="spellStart"/>
+      <w:r>
+        <w:rPr>
+          <w:rFonts w:cs="Times New Roman"/>
+          <w:lang w:val="en-US"/>
+        </w:rPr>
+        <w:t>az</w:t>
+      </w:r>
+      <w:proofErr w:type="spellEnd"/>
+      <w:r>
+        <w:rPr>
+          <w:rFonts w:cs="Times New Roman"/>
+          <w:lang w:val="en-US"/>
+        </w:rPr>
+        <w:t xml:space="preserve"> </w:t>
+      </w:r>
+      <w:proofErr w:type="spellStart"/>
+      <w:r>
+        <w:rPr>
+          <w:rFonts w:cs="Times New Roman"/>
+          <w:lang w:val="en-US"/>
+        </w:rPr>
+        <w:t>alapvető</w:t>
+      </w:r>
+      <w:proofErr w:type="spellEnd"/>
+      <w:r>
+        <w:rPr>
+          <w:rFonts w:cs="Times New Roman"/>
+          <w:lang w:val="en-US"/>
+        </w:rPr>
+        <w:t xml:space="preserve"> </w:t>
+      </w:r>
+      <w:proofErr w:type="spellStart"/>
+      <w:r>
+        <w:rPr>
+          <w:rFonts w:cs="Times New Roman"/>
+          <w:lang w:val="en-US"/>
+        </w:rPr>
+        <w:t>Djangos</w:t>
+      </w:r>
+      <w:proofErr w:type="spellEnd"/>
+      <w:r>
+        <w:rPr>
+          <w:rFonts w:cs="Times New Roman"/>
+          <w:lang w:val="en-US"/>
+        </w:rPr>
+        <w:t xml:space="preserve"> </w:t>
+      </w:r>
+      <w:proofErr w:type="spellStart"/>
+      <w:r>
+        <w:rPr>
+          <w:rFonts w:cs="Times New Roman"/>
+          <w:lang w:val="en-US"/>
+        </w:rPr>
+        <w:t>adatmodelltől</w:t>
+      </w:r>
+      <w:proofErr w:type="spellEnd"/>
+      <w:r>
+        <w:rPr>
+          <w:rFonts w:cs="Times New Roman"/>
+          <w:lang w:val="en-US"/>
+        </w:rPr>
+        <w:t xml:space="preserve"> </w:t>
+      </w:r>
+      <w:proofErr w:type="spellStart"/>
+      <w:r>
+        <w:rPr>
+          <w:rFonts w:cs="Times New Roman"/>
+          <w:lang w:val="en-US"/>
+        </w:rPr>
+        <w:t>örökl</w:t>
+      </w:r>
+      <w:r>
+        <w:rPr>
+          <w:rFonts w:cs="Times New Roman"/>
+          <w:lang w:val="en-US"/>
+        </w:rPr>
+        <w:t>ődik</w:t>
+      </w:r>
+      <w:proofErr w:type="spellEnd"/>
+      <w:r>
+        <w:rPr>
+          <w:rFonts w:cs="Times New Roman"/>
+          <w:lang w:val="en-US"/>
+        </w:rPr>
+        <w:t xml:space="preserve">, de </w:t>
+      </w:r>
+      <w:proofErr w:type="spellStart"/>
+      <w:r>
+        <w:rPr>
+          <w:rFonts w:cs="Times New Roman"/>
+          <w:lang w:val="en-US"/>
+        </w:rPr>
+        <w:t>át</w:t>
+      </w:r>
+      <w:proofErr w:type="spellEnd"/>
+      <w:r>
+        <w:rPr>
+          <w:rFonts w:cs="Times New Roman"/>
+          <w:lang w:val="en-US"/>
+        </w:rPr>
+        <w:t xml:space="preserve"> </w:t>
+      </w:r>
+      <w:proofErr w:type="spellStart"/>
+      <w:r>
+        <w:rPr>
+          <w:rFonts w:cs="Times New Roman"/>
+          <w:lang w:val="en-US"/>
+        </w:rPr>
+        <w:t>lett</w:t>
+      </w:r>
+      <w:proofErr w:type="spellEnd"/>
+      <w:r>
+        <w:rPr>
+          <w:rFonts w:cs="Times New Roman"/>
+          <w:lang w:val="en-US"/>
+        </w:rPr>
+        <w:t xml:space="preserve"> </w:t>
+      </w:r>
+      <w:proofErr w:type="spellStart"/>
+      <w:r>
+        <w:rPr>
+          <w:rFonts w:cs="Times New Roman"/>
+          <w:lang w:val="en-US"/>
+        </w:rPr>
+        <w:t>konfigurálva</w:t>
+      </w:r>
+      <w:proofErr w:type="spellEnd"/>
+      <w:r>
+        <w:rPr>
+          <w:rFonts w:cs="Times New Roman"/>
+          <w:lang w:val="en-US"/>
+        </w:rPr>
+        <w:t xml:space="preserve"> </w:t>
+      </w:r>
+      <w:proofErr w:type="spellStart"/>
+      <w:r>
+        <w:rPr>
+          <w:rFonts w:cs="Times New Roman"/>
+          <w:lang w:val="en-US"/>
+        </w:rPr>
+        <w:t>hogy</w:t>
+      </w:r>
+      <w:proofErr w:type="spellEnd"/>
+      <w:r>
+        <w:rPr>
+          <w:rFonts w:cs="Times New Roman"/>
+          <w:lang w:val="en-US"/>
+        </w:rPr>
+        <w:t xml:space="preserve"> </w:t>
+      </w:r>
+      <w:proofErr w:type="spellStart"/>
+      <w:r>
+        <w:rPr>
+          <w:rFonts w:cs="Times New Roman"/>
+          <w:lang w:val="en-US"/>
+        </w:rPr>
+        <w:t>az</w:t>
+      </w:r>
+      <w:proofErr w:type="spellEnd"/>
+      <w:r>
+        <w:rPr>
+          <w:rFonts w:cs="Times New Roman"/>
+          <w:lang w:val="en-US"/>
+        </w:rPr>
+        <w:t xml:space="preserve"> e-mail</w:t>
+      </w:r>
+      <w:r>
+        <w:rPr>
+          <w:rFonts w:cs="Times New Roman"/>
+          <w:lang w:val="en-US"/>
+        </w:rPr>
+        <w:t xml:space="preserve"> </w:t>
+      </w:r>
+      <w:proofErr w:type="spellStart"/>
+      <w:r>
+        <w:rPr>
+          <w:rFonts w:cs="Times New Roman"/>
+          <w:lang w:val="en-US"/>
+        </w:rPr>
+        <w:t>legyen</w:t>
+      </w:r>
+      <w:proofErr w:type="spellEnd"/>
+      <w:r>
+        <w:rPr>
+          <w:rFonts w:cs="Times New Roman"/>
+          <w:lang w:val="en-US"/>
+        </w:rPr>
+        <w:t xml:space="preserve"> </w:t>
+      </w:r>
+      <w:r>
+        <w:rPr>
+          <w:rFonts w:cs="Times New Roman"/>
+          <w:lang w:val="en-US"/>
+        </w:rPr>
+        <w:t xml:space="preserve">a </w:t>
+      </w:r>
+      <w:proofErr w:type="spellStart"/>
+      <w:r>
+        <w:rPr>
+          <w:rFonts w:cs="Times New Roman"/>
+          <w:lang w:val="en-US"/>
+        </w:rPr>
+        <w:t>meghatározó</w:t>
+      </w:r>
+      <w:proofErr w:type="spellEnd"/>
+      <w:r>
+        <w:rPr>
+          <w:rFonts w:cs="Times New Roman"/>
+          <w:lang w:val="en-US"/>
+        </w:rPr>
+        <w:t xml:space="preserve"> </w:t>
+      </w:r>
+      <w:proofErr w:type="spellStart"/>
+      <w:r>
+        <w:rPr>
+          <w:rFonts w:cs="Times New Roman"/>
+          <w:lang w:val="en-US"/>
+        </w:rPr>
+        <w:t>egyedi</w:t>
+      </w:r>
+      <w:proofErr w:type="spellEnd"/>
+      <w:r>
+        <w:rPr>
+          <w:rFonts w:cs="Times New Roman"/>
+          <w:lang w:val="en-US"/>
+        </w:rPr>
+        <w:t xml:space="preserve"> </w:t>
+      </w:r>
+      <w:proofErr w:type="spellStart"/>
       <w:r>
         <w:rPr>
           <w:rFonts w:cs="Times New Roman"/>
@@ -4773,6 +5861,7 @@
         </w:rPr>
         <w:t>adat</w:t>
       </w:r>
+      <w:proofErr w:type="spellEnd"/>
       <w:r>
         <w:rPr>
           <w:rFonts w:cs="Times New Roman"/>
@@ -4800,7 +5889,112 @@
           <w:rFonts w:cs="Times New Roman"/>
           <w:lang w:val="en-US"/>
         </w:rPr>
-        <w:t>A models.Model-ből öröklődve minden adatnak van egy id mezője.</w:t>
+        <w:t xml:space="preserve">A </w:t>
+      </w:r>
+      <w:proofErr w:type="spellStart"/>
+      <w:proofErr w:type="gramStart"/>
+      <w:r>
+        <w:rPr>
+          <w:rFonts w:cs="Times New Roman"/>
+          <w:lang w:val="en-US"/>
+        </w:rPr>
+        <w:t>models.Model</w:t>
+      </w:r>
+      <w:proofErr w:type="gramEnd"/>
+      <w:r>
+        <w:rPr>
+          <w:rFonts w:cs="Times New Roman"/>
+          <w:lang w:val="en-US"/>
+        </w:rPr>
+        <w:t>-ből</w:t>
+      </w:r>
+      <w:proofErr w:type="spellEnd"/>
+      <w:r>
+        <w:rPr>
+          <w:rFonts w:cs="Times New Roman"/>
+          <w:lang w:val="en-US"/>
+        </w:rPr>
+        <w:t xml:space="preserve"> </w:t>
+      </w:r>
+      <w:proofErr w:type="spellStart"/>
+      <w:r>
+        <w:rPr>
+          <w:rFonts w:cs="Times New Roman"/>
+          <w:lang w:val="en-US"/>
+        </w:rPr>
+        <w:t>öröklődve</w:t>
+      </w:r>
+      <w:proofErr w:type="spellEnd"/>
+      <w:r>
+        <w:rPr>
+          <w:rFonts w:cs="Times New Roman"/>
+          <w:lang w:val="en-US"/>
+        </w:rPr>
+        <w:t xml:space="preserve"> </w:t>
+      </w:r>
+      <w:proofErr w:type="spellStart"/>
+      <w:r>
+        <w:rPr>
+          <w:rFonts w:cs="Times New Roman"/>
+          <w:lang w:val="en-US"/>
+        </w:rPr>
+        <w:t>minden</w:t>
+      </w:r>
+      <w:proofErr w:type="spellEnd"/>
+      <w:r>
+        <w:rPr>
+          <w:rFonts w:cs="Times New Roman"/>
+          <w:lang w:val="en-US"/>
+        </w:rPr>
+        <w:t xml:space="preserve"> </w:t>
+      </w:r>
+      <w:proofErr w:type="spellStart"/>
+      <w:r>
+        <w:rPr>
+          <w:rFonts w:cs="Times New Roman"/>
+          <w:lang w:val="en-US"/>
+        </w:rPr>
+        <w:t>adatnak</w:t>
+      </w:r>
+      <w:proofErr w:type="spellEnd"/>
+      <w:r>
+        <w:rPr>
+          <w:rFonts w:cs="Times New Roman"/>
+          <w:lang w:val="en-US"/>
+        </w:rPr>
+        <w:t xml:space="preserve"> van </w:t>
+      </w:r>
+      <w:proofErr w:type="spellStart"/>
+      <w:r>
+        <w:rPr>
+          <w:rFonts w:cs="Times New Roman"/>
+          <w:lang w:val="en-US"/>
+        </w:rPr>
+        <w:t>egy</w:t>
+      </w:r>
+      <w:proofErr w:type="spellEnd"/>
+      <w:r>
+        <w:rPr>
+          <w:rFonts w:cs="Times New Roman"/>
+          <w:lang w:val="en-US"/>
+        </w:rPr>
+        <w:t xml:space="preserve"> id </w:t>
+      </w:r>
+      <w:proofErr w:type="spellStart"/>
+      <w:r>
+        <w:rPr>
+          <w:rFonts w:cs="Times New Roman"/>
+          <w:lang w:val="en-US"/>
+        </w:rPr>
+        <w:t>mezője</w:t>
+      </w:r>
+      <w:proofErr w:type="spellEnd"/>
+      <w:r>
+        <w:rPr>
+          <w:rFonts w:cs="Times New Roman"/>
+          <w:lang w:val="en-US"/>
+        </w:rPr>
+        <w:t>.</w:t>
       </w:r>
     </w:p>
     <w:p>
@@ -4817,26 +6011,204 @@
           <w:lang w:val="en-US"/>
         </w:rPr>
       </w:pPr>
-      <w:r>
-        <w:rPr>
-          <w:rFonts w:cs="Times New Roman"/>
-          <w:lang w:val="en-US"/>
-        </w:rPr>
-        <w:t>Djangoban rendkívül</w:t>
-      </w:r>
-      <w:r>
-        <w:rPr>
-          <w:rFonts w:cs="Times New Roman"/>
-          <w:lang w:val="en-US"/>
-        </w:rPr>
-        <w:t xml:space="preserve"> egyszerűen lehet modellek közti kapcsolatot megadni, a keretrendszer </w:t>
-      </w:r>
-      <w:r>
-        <w:rPr>
-          <w:rFonts w:cs="Times New Roman"/>
-          <w:lang w:val="en-US"/>
-        </w:rPr>
-        <w:t>boilerplate sorok nélkül felismeri.</w:t>
+      <w:proofErr w:type="spellStart"/>
+      <w:r>
+        <w:rPr>
+          <w:rFonts w:cs="Times New Roman"/>
+          <w:lang w:val="en-US"/>
+        </w:rPr>
+        <w:t>Djangoban</w:t>
+      </w:r>
+      <w:proofErr w:type="spellEnd"/>
+      <w:r>
+        <w:rPr>
+          <w:rFonts w:cs="Times New Roman"/>
+          <w:lang w:val="en-US"/>
+        </w:rPr>
+        <w:t xml:space="preserve"> </w:t>
+      </w:r>
+      <w:proofErr w:type="spellStart"/>
+      <w:r>
+        <w:rPr>
+          <w:rFonts w:cs="Times New Roman"/>
+          <w:lang w:val="en-US"/>
+        </w:rPr>
+        <w:t>rendkívül</w:t>
+      </w:r>
+      <w:proofErr w:type="spellEnd"/>
+      <w:r>
+        <w:rPr>
+          <w:rFonts w:cs="Times New Roman"/>
+          <w:lang w:val="en-US"/>
+        </w:rPr>
+        <w:t xml:space="preserve"> </w:t>
+      </w:r>
+      <w:proofErr w:type="spellStart"/>
+      <w:r>
+        <w:rPr>
+          <w:rFonts w:cs="Times New Roman"/>
+          <w:lang w:val="en-US"/>
+        </w:rPr>
+        <w:t>egyszerűen</w:t>
+      </w:r>
+      <w:proofErr w:type="spellEnd"/>
+      <w:r>
+        <w:rPr>
+          <w:rFonts w:cs="Times New Roman"/>
+          <w:lang w:val="en-US"/>
+        </w:rPr>
+        <w:t xml:space="preserve"> </w:t>
+      </w:r>
+      <w:proofErr w:type="spellStart"/>
+      <w:r>
+        <w:rPr>
+          <w:rFonts w:cs="Times New Roman"/>
+          <w:lang w:val="en-US"/>
+        </w:rPr>
+        <w:t>lehet</w:t>
+      </w:r>
+      <w:proofErr w:type="spellEnd"/>
+      <w:r>
+        <w:rPr>
+          <w:rFonts w:cs="Times New Roman"/>
+          <w:lang w:val="en-US"/>
+        </w:rPr>
+        <w:t xml:space="preserve"> </w:t>
+      </w:r>
+      <w:proofErr w:type="spellStart"/>
+      <w:r>
+        <w:rPr>
+          <w:rFonts w:cs="Times New Roman"/>
+          <w:lang w:val="en-US"/>
+        </w:rPr>
+        <w:t>modellek</w:t>
+      </w:r>
+      <w:proofErr w:type="spellEnd"/>
+      <w:r>
+        <w:rPr>
+          <w:rFonts w:cs="Times New Roman"/>
+          <w:lang w:val="en-US"/>
+        </w:rPr>
+        <w:t xml:space="preserve"> </w:t>
+      </w:r>
+      <w:proofErr w:type="spellStart"/>
+      <w:r>
+        <w:rPr>
+          <w:rFonts w:cs="Times New Roman"/>
+          <w:lang w:val="en-US"/>
+        </w:rPr>
+        <w:t>közti</w:t>
+      </w:r>
+      <w:proofErr w:type="spellEnd"/>
+      <w:r>
+        <w:rPr>
+          <w:rFonts w:cs="Times New Roman"/>
+          <w:lang w:val="en-US"/>
+        </w:rPr>
+        <w:t xml:space="preserve"> </w:t>
+      </w:r>
+      <w:proofErr w:type="spellStart"/>
+      <w:r>
+        <w:rPr>
+          <w:rFonts w:cs="Times New Roman"/>
+          <w:lang w:val="en-US"/>
+        </w:rPr>
+        <w:t>kapcsolatot</w:t>
+      </w:r>
+      <w:proofErr w:type="spellEnd"/>
+      <w:r>
+        <w:rPr>
+          <w:rFonts w:cs="Times New Roman"/>
+          <w:lang w:val="en-US"/>
+        </w:rPr>
+        <w:t xml:space="preserve"> </w:t>
+      </w:r>
+      <w:proofErr w:type="spellStart"/>
+      <w:r>
+        <w:rPr>
+          <w:rFonts w:cs="Times New Roman"/>
+          <w:lang w:val="en-US"/>
+        </w:rPr>
+        <w:t>megadni</w:t>
+      </w:r>
+      <w:proofErr w:type="spellEnd"/>
+      <w:r>
+        <w:rPr>
+          <w:rFonts w:cs="Times New Roman"/>
+          <w:lang w:val="en-US"/>
+        </w:rPr>
+        <w:t xml:space="preserve">, a </w:t>
+      </w:r>
+      <w:proofErr w:type="spellStart"/>
+      <w:r>
+        <w:rPr>
+          <w:rFonts w:cs="Times New Roman"/>
+          <w:lang w:val="en-US"/>
+        </w:rPr>
+        <w:t>keretrendszer</w:t>
+      </w:r>
+      <w:proofErr w:type="spellEnd"/>
+      <w:r>
+        <w:rPr>
+          <w:rFonts w:cs="Times New Roman"/>
+          <w:lang w:val="en-US"/>
+        </w:rPr>
+        <w:t xml:space="preserve"> </w:t>
+      </w:r>
+      <w:r>
+        <w:rPr>
+          <w:rFonts w:cs="Times New Roman"/>
+          <w:lang w:val="en-US"/>
+        </w:rPr>
+        <w:t xml:space="preserve">boilerplate </w:t>
+      </w:r>
+      <w:proofErr w:type="spellStart"/>
+      <w:r>
+        <w:rPr>
+          <w:rFonts w:cs="Times New Roman"/>
+          <w:lang w:val="en-US"/>
+        </w:rPr>
+        <w:t>sorok</w:t>
+      </w:r>
+      <w:proofErr w:type="spellEnd"/>
+      <w:r>
+        <w:rPr>
+          <w:rFonts w:cs="Times New Roman"/>
+          <w:lang w:val="en-US"/>
+        </w:rPr>
+        <w:t xml:space="preserve"> </w:t>
+      </w:r>
+      <w:proofErr w:type="spellStart"/>
+      <w:r>
+        <w:rPr>
+          <w:rFonts w:cs="Times New Roman"/>
+          <w:lang w:val="en-US"/>
+        </w:rPr>
+        <w:t>nélkül</w:t>
+      </w:r>
+      <w:proofErr w:type="spellEnd"/>
+      <w:r>
+        <w:rPr>
+          <w:rFonts w:cs="Times New Roman"/>
+          <w:lang w:val="en-US"/>
+        </w:rPr>
+        <w:t xml:space="preserve"> </w:t>
+      </w:r>
+      <w:proofErr w:type="spellStart"/>
+      <w:r>
+        <w:rPr>
+          <w:rFonts w:cs="Times New Roman"/>
+          <w:lang w:val="en-US"/>
+        </w:rPr>
+        <w:t>felismeri</w:t>
+      </w:r>
+      <w:proofErr w:type="spellEnd"/>
+      <w:r>
+        <w:rPr>
+          <w:rFonts w:cs="Times New Roman"/>
+          <w:lang w:val="en-US"/>
+        </w:rPr>
+        <w:t>.</w:t>
       </w:r>
     </w:p>
     <w:p>
@@ -4858,15 +6230,97 @@
           <w:rFonts w:cs="Times New Roman"/>
           <w:lang w:val="en-US"/>
         </w:rPr>
-        <w:t>A kapcsolótáblákat ManyToManyField generálja</w:t>
-      </w:r>
-      <w:r>
-        <w:rPr>
-          <w:rFonts w:cs="Times New Roman"/>
-          <w:lang w:val="en-US"/>
-        </w:rPr>
-        <w:t>, úgyanúgy boilerplate nélkül, pl: Foods_ingredients</w:t>
-      </w:r>
+        <w:t xml:space="preserve">A </w:t>
+      </w:r>
+      <w:proofErr w:type="spellStart"/>
+      <w:r>
+        <w:rPr>
+          <w:rFonts w:cs="Times New Roman"/>
+          <w:lang w:val="en-US"/>
+        </w:rPr>
+        <w:t>kapcsolótáblákat</w:t>
+      </w:r>
+      <w:proofErr w:type="spellEnd"/>
+      <w:r>
+        <w:rPr>
+          <w:rFonts w:cs="Times New Roman"/>
+          <w:lang w:val="en-US"/>
+        </w:rPr>
+        <w:t xml:space="preserve"> </w:t>
+      </w:r>
+      <w:proofErr w:type="spellStart"/>
+      <w:r>
+        <w:rPr>
+          <w:rFonts w:cs="Times New Roman"/>
+          <w:lang w:val="en-US"/>
+        </w:rPr>
+        <w:t>ManyToManyField</w:t>
+      </w:r>
+      <w:proofErr w:type="spellEnd"/>
+      <w:r>
+        <w:rPr>
+          <w:rFonts w:cs="Times New Roman"/>
+          <w:lang w:val="en-US"/>
+        </w:rPr>
+        <w:t xml:space="preserve"> </w:t>
+      </w:r>
+      <w:proofErr w:type="spellStart"/>
+      <w:r>
+        <w:rPr>
+          <w:rFonts w:cs="Times New Roman"/>
+          <w:lang w:val="en-US"/>
+        </w:rPr>
+        <w:t>generálja</w:t>
+      </w:r>
+      <w:proofErr w:type="spellEnd"/>
+      <w:r>
+        <w:rPr>
+          <w:rFonts w:cs="Times New Roman"/>
+          <w:lang w:val="en-US"/>
+        </w:rPr>
+        <w:t xml:space="preserve">, </w:t>
+      </w:r>
+      <w:proofErr w:type="spellStart"/>
+      <w:r>
+        <w:rPr>
+          <w:rFonts w:cs="Times New Roman"/>
+          <w:lang w:val="en-US"/>
+        </w:rPr>
+        <w:t>úgyanúgy</w:t>
+      </w:r>
+      <w:proofErr w:type="spellEnd"/>
+      <w:r>
+        <w:rPr>
+          <w:rFonts w:cs="Times New Roman"/>
+          <w:lang w:val="en-US"/>
+        </w:rPr>
+        <w:t xml:space="preserve"> boilerplate </w:t>
+      </w:r>
+      <w:proofErr w:type="spellStart"/>
+      <w:r>
+        <w:rPr>
+          <w:rFonts w:cs="Times New Roman"/>
+          <w:lang w:val="en-US"/>
+        </w:rPr>
+        <w:t>nélkül</w:t>
+      </w:r>
+      <w:proofErr w:type="spellEnd"/>
+      <w:r>
+        <w:rPr>
+          <w:rFonts w:cs="Times New Roman"/>
+          <w:lang w:val="en-US"/>
+        </w:rPr>
+        <w:t xml:space="preserve">, pl: </w:t>
+      </w:r>
+      <w:proofErr w:type="spellStart"/>
+      <w:r>
+        <w:rPr>
+          <w:rFonts w:cs="Times New Roman"/>
+          <w:lang w:val="en-US"/>
+        </w:rPr>
+        <w:t>Foods_ingredients</w:t>
+      </w:r>
+      <w:proofErr w:type="spellEnd"/>
       <w:r>
         <w:rPr>
           <w:rFonts w:cs="Times New Roman"/>
@@ -4889,19 +6343,197 @@
           <w:lang w:val="en-US"/>
         </w:rPr>
       </w:pPr>
-      <w:r>
-        <w:rPr>
-          <w:rFonts w:cs="Times New Roman"/>
-          <w:lang w:val="en-US"/>
-        </w:rPr>
-        <w:t xml:space="preserve">Igazi JSON támogatás nincs, mivel a JSON adatformátum </w:t>
-      </w:r>
-      <w:r>
-        <w:rPr>
-          <w:rFonts w:cs="Times New Roman"/>
-          <w:lang w:val="en-US"/>
-        </w:rPr>
-        <w:t>szöveges alapú, így textként tárolja az adatbázis is.</w:t>
+      <w:proofErr w:type="spellStart"/>
+      <w:r>
+        <w:rPr>
+          <w:rFonts w:cs="Times New Roman"/>
+          <w:lang w:val="en-US"/>
+        </w:rPr>
+        <w:t>Igazi</w:t>
+      </w:r>
+      <w:proofErr w:type="spellEnd"/>
+      <w:r>
+        <w:rPr>
+          <w:rFonts w:cs="Times New Roman"/>
+          <w:lang w:val="en-US"/>
+        </w:rPr>
+        <w:t xml:space="preserve"> JSON </w:t>
+      </w:r>
+      <w:proofErr w:type="spellStart"/>
+      <w:r>
+        <w:rPr>
+          <w:rFonts w:cs="Times New Roman"/>
+          <w:lang w:val="en-US"/>
+        </w:rPr>
+        <w:t>támogatás</w:t>
+      </w:r>
+      <w:proofErr w:type="spellEnd"/>
+      <w:r>
+        <w:rPr>
+          <w:rFonts w:cs="Times New Roman"/>
+          <w:lang w:val="en-US"/>
+        </w:rPr>
+        <w:t xml:space="preserve"> </w:t>
+      </w:r>
+      <w:proofErr w:type="spellStart"/>
+      <w:r>
+        <w:rPr>
+          <w:rFonts w:cs="Times New Roman"/>
+          <w:lang w:val="en-US"/>
+        </w:rPr>
+        <w:t>nincs</w:t>
+      </w:r>
+      <w:proofErr w:type="spellEnd"/>
+      <w:r>
+        <w:rPr>
+          <w:rFonts w:cs="Times New Roman"/>
+          <w:lang w:val="en-US"/>
+        </w:rPr>
+        <w:t xml:space="preserve">, </w:t>
+      </w:r>
+      <w:proofErr w:type="spellStart"/>
+      <w:r>
+        <w:rPr>
+          <w:rFonts w:cs="Times New Roman"/>
+          <w:lang w:val="en-US"/>
+        </w:rPr>
+        <w:t>mivel</w:t>
+      </w:r>
+      <w:proofErr w:type="spellEnd"/>
+      <w:r>
+        <w:rPr>
+          <w:rFonts w:cs="Times New Roman"/>
+          <w:lang w:val="en-US"/>
+        </w:rPr>
+        <w:t xml:space="preserve"> a JSON </w:t>
+      </w:r>
+      <w:proofErr w:type="spellStart"/>
+      <w:r>
+        <w:rPr>
+          <w:rFonts w:cs="Times New Roman"/>
+          <w:lang w:val="en-US"/>
+        </w:rPr>
+        <w:t>adatformátum</w:t>
+      </w:r>
+      <w:proofErr w:type="spellEnd"/>
+      <w:r>
+        <w:rPr>
+          <w:rFonts w:cs="Times New Roman"/>
+          <w:lang w:val="en-US"/>
+        </w:rPr>
+        <w:t xml:space="preserve"> </w:t>
+      </w:r>
+      <w:proofErr w:type="spellStart"/>
+      <w:r>
+        <w:rPr>
+          <w:rFonts w:cs="Times New Roman"/>
+          <w:lang w:val="en-US"/>
+        </w:rPr>
+        <w:t>szöveges</w:t>
+      </w:r>
+      <w:proofErr w:type="spellEnd"/>
+      <w:r>
+        <w:rPr>
+          <w:rFonts w:cs="Times New Roman"/>
+          <w:lang w:val="en-US"/>
+        </w:rPr>
+        <w:t xml:space="preserve"> </w:t>
+      </w:r>
+      <w:proofErr w:type="spellStart"/>
+      <w:r>
+        <w:rPr>
+          <w:rFonts w:cs="Times New Roman"/>
+          <w:lang w:val="en-US"/>
+        </w:rPr>
+        <w:t>alapú</w:t>
+      </w:r>
+      <w:proofErr w:type="spellEnd"/>
+      <w:r>
+        <w:rPr>
+          <w:rFonts w:cs="Times New Roman"/>
+          <w:lang w:val="en-US"/>
+        </w:rPr>
+        <w:t xml:space="preserve">, </w:t>
+      </w:r>
+      <w:proofErr w:type="spellStart"/>
+      <w:r>
+        <w:rPr>
+          <w:rFonts w:cs="Times New Roman"/>
+          <w:lang w:val="en-US"/>
+        </w:rPr>
+        <w:t>így</w:t>
+      </w:r>
+      <w:proofErr w:type="spellEnd"/>
+      <w:r>
+        <w:rPr>
+          <w:rFonts w:cs="Times New Roman"/>
+          <w:lang w:val="en-US"/>
+        </w:rPr>
+        <w:t xml:space="preserve"> </w:t>
+      </w:r>
+      <w:proofErr w:type="spellStart"/>
+      <w:r>
+        <w:rPr>
+          <w:rFonts w:cs="Times New Roman"/>
+          <w:lang w:val="en-US"/>
+        </w:rPr>
+        <w:t>textként</w:t>
+      </w:r>
+      <w:proofErr w:type="spellEnd"/>
+      <w:r>
+        <w:rPr>
+          <w:rFonts w:cs="Times New Roman"/>
+          <w:lang w:val="en-US"/>
+        </w:rPr>
+        <w:t xml:space="preserve"> </w:t>
+      </w:r>
+      <w:proofErr w:type="spellStart"/>
+      <w:r>
+        <w:rPr>
+          <w:rFonts w:cs="Times New Roman"/>
+          <w:lang w:val="en-US"/>
+        </w:rPr>
+        <w:t>tárolja</w:t>
+      </w:r>
+      <w:proofErr w:type="spellEnd"/>
+      <w:r>
+        <w:rPr>
+          <w:rFonts w:cs="Times New Roman"/>
+          <w:lang w:val="en-US"/>
+        </w:rPr>
+        <w:t xml:space="preserve"> </w:t>
+      </w:r>
+      <w:proofErr w:type="spellStart"/>
+      <w:r>
+        <w:rPr>
+          <w:rFonts w:cs="Times New Roman"/>
+          <w:lang w:val="en-US"/>
+        </w:rPr>
+        <w:t>az</w:t>
+      </w:r>
+      <w:proofErr w:type="spellEnd"/>
+      <w:r>
+        <w:rPr>
+          <w:rFonts w:cs="Times New Roman"/>
+          <w:lang w:val="en-US"/>
+        </w:rPr>
+        <w:t xml:space="preserve"> </w:t>
+      </w:r>
+      <w:proofErr w:type="spellStart"/>
+      <w:r>
+        <w:rPr>
+          <w:rFonts w:cs="Times New Roman"/>
+          <w:lang w:val="en-US"/>
+        </w:rPr>
+        <w:t>adatbázis</w:t>
+      </w:r>
+      <w:proofErr w:type="spellEnd"/>
+      <w:r>
+        <w:rPr>
+          <w:rFonts w:cs="Times New Roman"/>
+          <w:lang w:val="en-US"/>
+        </w:rPr>
+        <w:t xml:space="preserve"> is.</w:t>
       </w:r>
     </w:p>
     <w:p>
@@ -4918,19 +6550,421 @@
           <w:lang w:val="en-US"/>
         </w:rPr>
       </w:pPr>
-      <w:r>
-        <w:rPr>
-          <w:rFonts w:cs="Times New Roman"/>
-          <w:lang w:val="en-US"/>
-        </w:rPr>
-        <w:t xml:space="preserve">Mivel az alkalmazás odafigyel az adatok integritására, ezért külön van választva a Food és a FoodChange modell. Egy foodnak több foodchange is lehet, mindig a legutóbb elfogadott </w:t>
-      </w:r>
-      <w:r>
-        <w:rPr>
-          <w:rFonts w:cs="Times New Roman"/>
-          <w:lang w:val="en-US"/>
-        </w:rPr>
-        <w:t>fogja “átvenni” az eredeti food helyét.</w:t>
+      <w:proofErr w:type="spellStart"/>
+      <w:r>
+        <w:rPr>
+          <w:rFonts w:cs="Times New Roman"/>
+          <w:lang w:val="en-US"/>
+        </w:rPr>
+        <w:t>Mivel</w:t>
+      </w:r>
+      <w:proofErr w:type="spellEnd"/>
+      <w:r>
+        <w:rPr>
+          <w:rFonts w:cs="Times New Roman"/>
+          <w:lang w:val="en-US"/>
+        </w:rPr>
+        <w:t xml:space="preserve"> </w:t>
+      </w:r>
+      <w:proofErr w:type="spellStart"/>
+      <w:r>
+        <w:rPr>
+          <w:rFonts w:cs="Times New Roman"/>
+          <w:lang w:val="en-US"/>
+        </w:rPr>
+        <w:t>az</w:t>
+      </w:r>
+      <w:proofErr w:type="spellEnd"/>
+      <w:r>
+        <w:rPr>
+          <w:rFonts w:cs="Times New Roman"/>
+          <w:lang w:val="en-US"/>
+        </w:rPr>
+        <w:t xml:space="preserve"> </w:t>
+      </w:r>
+      <w:proofErr w:type="spellStart"/>
+      <w:r>
+        <w:rPr>
+          <w:rFonts w:cs="Times New Roman"/>
+          <w:lang w:val="en-US"/>
+        </w:rPr>
+        <w:t>alkalmazás</w:t>
+      </w:r>
+      <w:proofErr w:type="spellEnd"/>
+      <w:r>
+        <w:rPr>
+          <w:rFonts w:cs="Times New Roman"/>
+          <w:lang w:val="en-US"/>
+        </w:rPr>
+        <w:t xml:space="preserve"> </w:t>
+      </w:r>
+      <w:proofErr w:type="spellStart"/>
+      <w:r>
+        <w:rPr>
+          <w:rFonts w:cs="Times New Roman"/>
+          <w:lang w:val="en-US"/>
+        </w:rPr>
+        <w:t>odafigyel</w:t>
+      </w:r>
+      <w:proofErr w:type="spellEnd"/>
+      <w:r>
+        <w:rPr>
+          <w:rFonts w:cs="Times New Roman"/>
+          <w:lang w:val="en-US"/>
+        </w:rPr>
+        <w:t xml:space="preserve"> </w:t>
+      </w:r>
+      <w:proofErr w:type="spellStart"/>
+      <w:r>
+        <w:rPr>
+          <w:rFonts w:cs="Times New Roman"/>
+          <w:lang w:val="en-US"/>
+        </w:rPr>
+        <w:t>az</w:t>
+      </w:r>
+      <w:proofErr w:type="spellEnd"/>
+      <w:r>
+        <w:rPr>
+          <w:rFonts w:cs="Times New Roman"/>
+          <w:lang w:val="en-US"/>
+        </w:rPr>
+        <w:t xml:space="preserve"> </w:t>
+      </w:r>
+      <w:proofErr w:type="spellStart"/>
+      <w:r>
+        <w:rPr>
+          <w:rFonts w:cs="Times New Roman"/>
+          <w:lang w:val="en-US"/>
+        </w:rPr>
+        <w:t>adatok</w:t>
+      </w:r>
+      <w:proofErr w:type="spellEnd"/>
+      <w:r>
+        <w:rPr>
+          <w:rFonts w:cs="Times New Roman"/>
+          <w:lang w:val="en-US"/>
+        </w:rPr>
+        <w:t xml:space="preserve"> </w:t>
+      </w:r>
+      <w:proofErr w:type="spellStart"/>
+      <w:r>
+        <w:rPr>
+          <w:rFonts w:cs="Times New Roman"/>
+          <w:lang w:val="en-US"/>
+        </w:rPr>
+        <w:t>integritására</w:t>
+      </w:r>
+      <w:proofErr w:type="spellEnd"/>
+      <w:r>
+        <w:rPr>
+          <w:rFonts w:cs="Times New Roman"/>
+          <w:lang w:val="en-US"/>
+        </w:rPr>
+        <w:t xml:space="preserve">, </w:t>
+      </w:r>
+      <w:proofErr w:type="spellStart"/>
+      <w:r>
+        <w:rPr>
+          <w:rFonts w:cs="Times New Roman"/>
+          <w:lang w:val="en-US"/>
+        </w:rPr>
+        <w:t>ezért</w:t>
+      </w:r>
+      <w:proofErr w:type="spellEnd"/>
+      <w:r>
+        <w:rPr>
+          <w:rFonts w:cs="Times New Roman"/>
+          <w:lang w:val="en-US"/>
+        </w:rPr>
+        <w:t xml:space="preserve"> </w:t>
+      </w:r>
+      <w:proofErr w:type="spellStart"/>
+      <w:r>
+        <w:rPr>
+          <w:rFonts w:cs="Times New Roman"/>
+          <w:lang w:val="en-US"/>
+        </w:rPr>
+        <w:t>külön</w:t>
+      </w:r>
+      <w:proofErr w:type="spellEnd"/>
+      <w:r>
+        <w:rPr>
+          <w:rFonts w:cs="Times New Roman"/>
+          <w:lang w:val="en-US"/>
+        </w:rPr>
+        <w:t xml:space="preserve"> van </w:t>
+      </w:r>
+      <w:proofErr w:type="spellStart"/>
+      <w:r>
+        <w:rPr>
+          <w:rFonts w:cs="Times New Roman"/>
+          <w:lang w:val="en-US"/>
+        </w:rPr>
+        <w:t>választva</w:t>
+      </w:r>
+      <w:proofErr w:type="spellEnd"/>
+      <w:r>
+        <w:rPr>
+          <w:rFonts w:cs="Times New Roman"/>
+          <w:lang w:val="en-US"/>
+        </w:rPr>
+        <w:t xml:space="preserve"> a Food </w:t>
+      </w:r>
+      <w:proofErr w:type="spellStart"/>
+      <w:r>
+        <w:rPr>
+          <w:rFonts w:cs="Times New Roman"/>
+          <w:lang w:val="en-US"/>
+        </w:rPr>
+        <w:t>és</w:t>
+      </w:r>
+      <w:proofErr w:type="spellEnd"/>
+      <w:r>
+        <w:rPr>
+          <w:rFonts w:cs="Times New Roman"/>
+          <w:lang w:val="en-US"/>
+        </w:rPr>
+        <w:t xml:space="preserve"> a </w:t>
+      </w:r>
+      <w:proofErr w:type="spellStart"/>
+      <w:r>
+        <w:rPr>
+          <w:rFonts w:cs="Times New Roman"/>
+          <w:lang w:val="en-US"/>
+        </w:rPr>
+        <w:t>FoodChange</w:t>
+      </w:r>
+      <w:proofErr w:type="spellEnd"/>
+      <w:r>
+        <w:rPr>
+          <w:rFonts w:cs="Times New Roman"/>
+          <w:lang w:val="en-US"/>
+        </w:rPr>
+        <w:t xml:space="preserve"> </w:t>
+      </w:r>
+      <w:proofErr w:type="spellStart"/>
+      <w:r>
+        <w:rPr>
+          <w:rFonts w:cs="Times New Roman"/>
+          <w:lang w:val="en-US"/>
+        </w:rPr>
+        <w:t>modell</w:t>
+      </w:r>
+      <w:proofErr w:type="spellEnd"/>
+      <w:r>
+        <w:rPr>
+          <w:rFonts w:cs="Times New Roman"/>
+          <w:lang w:val="en-US"/>
+        </w:rPr>
+        <w:t xml:space="preserve">. </w:t>
+      </w:r>
+      <w:proofErr w:type="spellStart"/>
+      <w:r>
+        <w:rPr>
+          <w:rFonts w:cs="Times New Roman"/>
+          <w:lang w:val="en-US"/>
+        </w:rPr>
+        <w:t>Egy</w:t>
+      </w:r>
+      <w:proofErr w:type="spellEnd"/>
+      <w:r>
+        <w:rPr>
+          <w:rFonts w:cs="Times New Roman"/>
+          <w:lang w:val="en-US"/>
+        </w:rPr>
+        <w:t xml:space="preserve"> </w:t>
+      </w:r>
+      <w:proofErr w:type="spellStart"/>
+      <w:r>
+        <w:rPr>
+          <w:rFonts w:cs="Times New Roman"/>
+          <w:lang w:val="en-US"/>
+        </w:rPr>
+        <w:t>foodnak</w:t>
+      </w:r>
+      <w:proofErr w:type="spellEnd"/>
+      <w:r>
+        <w:rPr>
+          <w:rFonts w:cs="Times New Roman"/>
+          <w:lang w:val="en-US"/>
+        </w:rPr>
+        <w:t xml:space="preserve"> </w:t>
+      </w:r>
+      <w:proofErr w:type="spellStart"/>
+      <w:r>
+        <w:rPr>
+          <w:rFonts w:cs="Times New Roman"/>
+          <w:lang w:val="en-US"/>
+        </w:rPr>
+        <w:t>több</w:t>
+      </w:r>
+      <w:proofErr w:type="spellEnd"/>
+      <w:r>
+        <w:rPr>
+          <w:rFonts w:cs="Times New Roman"/>
+          <w:lang w:val="en-US"/>
+        </w:rPr>
+        <w:t xml:space="preserve"> </w:t>
+      </w:r>
+      <w:proofErr w:type="spellStart"/>
+      <w:r>
+        <w:rPr>
+          <w:rFonts w:cs="Times New Roman"/>
+          <w:lang w:val="en-US"/>
+        </w:rPr>
+        <w:t>foodchange</w:t>
+      </w:r>
+      <w:proofErr w:type="spellEnd"/>
+      <w:r>
+        <w:rPr>
+          <w:rFonts w:cs="Times New Roman"/>
+          <w:lang w:val="en-US"/>
+        </w:rPr>
+        <w:t xml:space="preserve"> is </w:t>
+      </w:r>
+      <w:proofErr w:type="spellStart"/>
+      <w:r>
+        <w:rPr>
+          <w:rFonts w:cs="Times New Roman"/>
+          <w:lang w:val="en-US"/>
+        </w:rPr>
+        <w:t>lehet</w:t>
+      </w:r>
+      <w:proofErr w:type="spellEnd"/>
+      <w:r>
+        <w:rPr>
+          <w:rFonts w:cs="Times New Roman"/>
+          <w:lang w:val="en-US"/>
+        </w:rPr>
+        <w:t xml:space="preserve">, </w:t>
+      </w:r>
+      <w:proofErr w:type="spellStart"/>
+      <w:r>
+        <w:rPr>
+          <w:rFonts w:cs="Times New Roman"/>
+          <w:lang w:val="en-US"/>
+        </w:rPr>
+        <w:t>mindig</w:t>
+      </w:r>
+      <w:proofErr w:type="spellEnd"/>
+      <w:r>
+        <w:rPr>
+          <w:rFonts w:cs="Times New Roman"/>
+          <w:lang w:val="en-US"/>
+        </w:rPr>
+        <w:t xml:space="preserve"> a </w:t>
+      </w:r>
+      <w:proofErr w:type="spellStart"/>
+      <w:r>
+        <w:rPr>
+          <w:rFonts w:cs="Times New Roman"/>
+          <w:lang w:val="en-US"/>
+        </w:rPr>
+        <w:t>legutóbb</w:t>
+      </w:r>
+      <w:proofErr w:type="spellEnd"/>
+      <w:r>
+        <w:rPr>
+          <w:rFonts w:cs="Times New Roman"/>
+          <w:lang w:val="en-US"/>
+        </w:rPr>
+        <w:t xml:space="preserve"> </w:t>
+      </w:r>
+      <w:proofErr w:type="spellStart"/>
+      <w:r>
+        <w:rPr>
+          <w:rFonts w:cs="Times New Roman"/>
+          <w:lang w:val="en-US"/>
+        </w:rPr>
+        <w:t>elfogadott</w:t>
+      </w:r>
+      <w:proofErr w:type="spellEnd"/>
+      <w:r>
+        <w:rPr>
+          <w:rFonts w:cs="Times New Roman"/>
+          <w:lang w:val="en-US"/>
+        </w:rPr>
+        <w:t xml:space="preserve"> </w:t>
+      </w:r>
+      <w:proofErr w:type="spellStart"/>
+      <w:r>
+        <w:rPr>
+          <w:rFonts w:cs="Times New Roman"/>
+          <w:lang w:val="en-US"/>
+        </w:rPr>
+        <w:t>fogja</w:t>
+      </w:r>
+      <w:proofErr w:type="spellEnd"/>
+      <w:r>
+        <w:rPr>
+          <w:rFonts w:cs="Times New Roman"/>
+          <w:lang w:val="en-US"/>
+        </w:rPr>
+        <w:t xml:space="preserve"> “</w:t>
+      </w:r>
+      <w:proofErr w:type="spellStart"/>
+      <w:r>
+        <w:rPr>
+          <w:rFonts w:cs="Times New Roman"/>
+          <w:lang w:val="en-US"/>
+        </w:rPr>
+        <w:t>átvenni</w:t>
+      </w:r>
+      <w:proofErr w:type="spellEnd"/>
+      <w:r>
+        <w:rPr>
+          <w:rFonts w:cs="Times New Roman"/>
+          <w:lang w:val="en-US"/>
+        </w:rPr>
+        <w:t xml:space="preserve">” </w:t>
+      </w:r>
+      <w:proofErr w:type="spellStart"/>
+      <w:r>
+        <w:rPr>
+          <w:rFonts w:cs="Times New Roman"/>
+          <w:lang w:val="en-US"/>
+        </w:rPr>
+        <w:t>az</w:t>
+      </w:r>
+      <w:proofErr w:type="spellEnd"/>
+      <w:r>
+        <w:rPr>
+          <w:rFonts w:cs="Times New Roman"/>
+          <w:lang w:val="en-US"/>
+        </w:rPr>
+        <w:t xml:space="preserve"> </w:t>
+      </w:r>
+      <w:proofErr w:type="spellStart"/>
+      <w:r>
+        <w:rPr>
+          <w:rFonts w:cs="Times New Roman"/>
+          <w:lang w:val="en-US"/>
+        </w:rPr>
+        <w:t>eredeti</w:t>
+      </w:r>
+      <w:proofErr w:type="spellEnd"/>
+      <w:r>
+        <w:rPr>
+          <w:rFonts w:cs="Times New Roman"/>
+          <w:lang w:val="en-US"/>
+        </w:rPr>
+        <w:t xml:space="preserve"> food </w:t>
+      </w:r>
+      <w:proofErr w:type="spellStart"/>
+      <w:r>
+        <w:rPr>
+          <w:rFonts w:cs="Times New Roman"/>
+          <w:lang w:val="en-US"/>
+        </w:rPr>
+        <w:t>helyét</w:t>
+      </w:r>
+      <w:proofErr w:type="spellEnd"/>
+      <w:r>
+        <w:rPr>
+          <w:rFonts w:cs="Times New Roman"/>
+          <w:lang w:val="en-US"/>
+        </w:rPr>
+        <w:t>.</w:t>
       </w:r>
     </w:p>
     <w:p>
@@ -4952,7 +6986,135 @@
           <w:rFonts w:cs="Times New Roman"/>
           <w:lang w:val="en-US"/>
         </w:rPr>
-        <w:t>A locations csak a földrajzi helyet jelöli, ezen a későbbiekben lehet változtatni.</w:t>
+        <w:t xml:space="preserve">A locations </w:t>
+      </w:r>
+      <w:proofErr w:type="spellStart"/>
+      <w:r>
+        <w:rPr>
+          <w:rFonts w:cs="Times New Roman"/>
+          <w:lang w:val="en-US"/>
+        </w:rPr>
+        <w:t>csak</w:t>
+      </w:r>
+      <w:proofErr w:type="spellEnd"/>
+      <w:r>
+        <w:rPr>
+          <w:rFonts w:cs="Times New Roman"/>
+          <w:lang w:val="en-US"/>
+        </w:rPr>
+        <w:t xml:space="preserve"> a </w:t>
+      </w:r>
+      <w:proofErr w:type="spellStart"/>
+      <w:r>
+        <w:rPr>
+          <w:rFonts w:cs="Times New Roman"/>
+          <w:lang w:val="en-US"/>
+        </w:rPr>
+        <w:t>földrajzi</w:t>
+      </w:r>
+      <w:proofErr w:type="spellEnd"/>
+      <w:r>
+        <w:rPr>
+          <w:rFonts w:cs="Times New Roman"/>
+          <w:lang w:val="en-US"/>
+        </w:rPr>
+        <w:t xml:space="preserve"> </w:t>
+      </w:r>
+      <w:proofErr w:type="spellStart"/>
+      <w:r>
+        <w:rPr>
+          <w:rFonts w:cs="Times New Roman"/>
+          <w:lang w:val="en-US"/>
+        </w:rPr>
+        <w:t>helyet</w:t>
+      </w:r>
+      <w:proofErr w:type="spellEnd"/>
+      <w:r>
+        <w:rPr>
+          <w:rFonts w:cs="Times New Roman"/>
+          <w:lang w:val="en-US"/>
+        </w:rPr>
+        <w:t xml:space="preserve"> </w:t>
+      </w:r>
+      <w:proofErr w:type="spellStart"/>
+      <w:r>
+        <w:rPr>
+          <w:rFonts w:cs="Times New Roman"/>
+          <w:lang w:val="en-US"/>
+        </w:rPr>
+        <w:t>jelöli</w:t>
+      </w:r>
+      <w:proofErr w:type="spellEnd"/>
+      <w:r>
+        <w:rPr>
+          <w:rFonts w:cs="Times New Roman"/>
+          <w:lang w:val="en-US"/>
+        </w:rPr>
+        <w:t xml:space="preserve">, </w:t>
+      </w:r>
+      <w:proofErr w:type="spellStart"/>
+      <w:r>
+        <w:rPr>
+          <w:rFonts w:cs="Times New Roman"/>
+          <w:lang w:val="en-US"/>
+        </w:rPr>
+        <w:t>ezen</w:t>
+      </w:r>
+      <w:proofErr w:type="spellEnd"/>
+      <w:r>
+        <w:rPr>
+          <w:rFonts w:cs="Times New Roman"/>
+          <w:lang w:val="en-US"/>
+        </w:rPr>
+        <w:t xml:space="preserve"> a </w:t>
+      </w:r>
+      <w:proofErr w:type="spellStart"/>
+      <w:r>
+        <w:rPr>
+          <w:rFonts w:cs="Times New Roman"/>
+          <w:lang w:val="en-US"/>
+        </w:rPr>
+        <w:t>későbbiekben</w:t>
+      </w:r>
+      <w:proofErr w:type="spellEnd"/>
+      <w:r>
+        <w:rPr>
+          <w:rFonts w:cs="Times New Roman"/>
+          <w:lang w:val="en-US"/>
+        </w:rPr>
+        <w:t xml:space="preserve"> </w:t>
+      </w:r>
+      <w:proofErr w:type="spellStart"/>
+      <w:r>
+        <w:rPr>
+          <w:rFonts w:cs="Times New Roman"/>
+          <w:lang w:val="en-US"/>
+        </w:rPr>
+        <w:t>lehet</w:t>
+      </w:r>
+      <w:proofErr w:type="spellEnd"/>
+      <w:r>
+        <w:rPr>
+          <w:rFonts w:cs="Times New Roman"/>
+          <w:lang w:val="en-US"/>
+        </w:rPr>
+        <w:t xml:space="preserve"> </w:t>
+      </w:r>
+      <w:proofErr w:type="spellStart"/>
+      <w:r>
+        <w:rPr>
+          <w:rFonts w:cs="Times New Roman"/>
+          <w:lang w:val="en-US"/>
+        </w:rPr>
+        <w:t>változtatni</w:t>
+      </w:r>
+      <w:proofErr w:type="spellEnd"/>
+      <w:r>
+        <w:rPr>
+          <w:rFonts w:cs="Times New Roman"/>
+          <w:lang w:val="en-US"/>
+        </w:rPr>
+        <w:t>.</w:t>
       </w:r>
     </w:p>
     <w:p>
@@ -4975,14 +7137,350 @@
           <w:lang w:val="en-US"/>
         </w:rPr>
         <w:lastRenderedPageBreak/>
-        <w:t>Az is_alcohol_free, is_gluten_free, is_organic, is_lactose_free boolean értékeket egyetlen egy bájttá össze lehetne vonni, viszont ez extra bitmanipulációval járni, ami növeli az alk</w:t>
-      </w:r>
-      <w:r>
-        <w:rPr>
-          <w:rFonts w:cs="Times New Roman"/>
-          <w:lang w:val="en-US"/>
-        </w:rPr>
-        <w:t xml:space="preserve">almazás hibalehetőségeit. </w:t>
+        <w:t xml:space="preserve">Az </w:t>
+      </w:r>
+      <w:proofErr w:type="spellStart"/>
+      <w:r>
+        <w:rPr>
+          <w:rFonts w:cs="Times New Roman"/>
+          <w:lang w:val="en-US"/>
+        </w:rPr>
+        <w:t>is_alcohol_free</w:t>
+      </w:r>
+      <w:proofErr w:type="spellEnd"/>
+      <w:r>
+        <w:rPr>
+          <w:rFonts w:cs="Times New Roman"/>
+          <w:lang w:val="en-US"/>
+        </w:rPr>
+        <w:t xml:space="preserve">, </w:t>
+      </w:r>
+      <w:proofErr w:type="spellStart"/>
+      <w:r>
+        <w:rPr>
+          <w:rFonts w:cs="Times New Roman"/>
+          <w:lang w:val="en-US"/>
+        </w:rPr>
+        <w:t>is_gluten_free</w:t>
+      </w:r>
+      <w:proofErr w:type="spellEnd"/>
+      <w:r>
+        <w:rPr>
+          <w:rFonts w:cs="Times New Roman"/>
+          <w:lang w:val="en-US"/>
+        </w:rPr>
+        <w:t xml:space="preserve">, </w:t>
+      </w:r>
+      <w:proofErr w:type="spellStart"/>
+      <w:r>
+        <w:rPr>
+          <w:rFonts w:cs="Times New Roman"/>
+          <w:lang w:val="en-US"/>
+        </w:rPr>
+        <w:t>is_organic</w:t>
+      </w:r>
+      <w:proofErr w:type="spellEnd"/>
+      <w:r>
+        <w:rPr>
+          <w:rFonts w:cs="Times New Roman"/>
+          <w:lang w:val="en-US"/>
+        </w:rPr>
+        <w:t xml:space="preserve">, </w:t>
+      </w:r>
+      <w:proofErr w:type="spellStart"/>
+      <w:r>
+        <w:rPr>
+          <w:rFonts w:cs="Times New Roman"/>
+          <w:lang w:val="en-US"/>
+        </w:rPr>
+        <w:t>is_lactose_free</w:t>
+      </w:r>
+      <w:proofErr w:type="spellEnd"/>
+      <w:r>
+        <w:rPr>
+          <w:rFonts w:cs="Times New Roman"/>
+          <w:lang w:val="en-US"/>
+        </w:rPr>
+        <w:t xml:space="preserve"> </w:t>
+      </w:r>
+      <w:proofErr w:type="spellStart"/>
+      <w:r>
+        <w:rPr>
+          <w:rFonts w:cs="Times New Roman"/>
+          <w:lang w:val="en-US"/>
+        </w:rPr>
+        <w:t>boolean</w:t>
+      </w:r>
+      <w:proofErr w:type="spellEnd"/>
+      <w:r>
+        <w:rPr>
+          <w:rFonts w:cs="Times New Roman"/>
+          <w:lang w:val="en-US"/>
+        </w:rPr>
+        <w:t xml:space="preserve"> </w:t>
+      </w:r>
+      <w:proofErr w:type="spellStart"/>
+      <w:r>
+        <w:rPr>
+          <w:rFonts w:cs="Times New Roman"/>
+          <w:lang w:val="en-US"/>
+        </w:rPr>
+        <w:t>értékeket</w:t>
+      </w:r>
+      <w:proofErr w:type="spellEnd"/>
+      <w:r>
+        <w:rPr>
+          <w:rFonts w:cs="Times New Roman"/>
+          <w:lang w:val="en-US"/>
+        </w:rPr>
+        <w:t xml:space="preserve"> </w:t>
+      </w:r>
+      <w:proofErr w:type="spellStart"/>
+      <w:r>
+        <w:rPr>
+          <w:rFonts w:cs="Times New Roman"/>
+          <w:lang w:val="en-US"/>
+        </w:rPr>
+        <w:t>egyetlen</w:t>
+      </w:r>
+      <w:proofErr w:type="spellEnd"/>
+      <w:r>
+        <w:rPr>
+          <w:rFonts w:cs="Times New Roman"/>
+          <w:lang w:val="en-US"/>
+        </w:rPr>
+        <w:t xml:space="preserve"> </w:t>
+      </w:r>
+      <w:proofErr w:type="spellStart"/>
+      <w:r>
+        <w:rPr>
+          <w:rFonts w:cs="Times New Roman"/>
+          <w:lang w:val="en-US"/>
+        </w:rPr>
+        <w:t>egy</w:t>
+      </w:r>
+      <w:proofErr w:type="spellEnd"/>
+      <w:r>
+        <w:rPr>
+          <w:rFonts w:cs="Times New Roman"/>
+          <w:lang w:val="en-US"/>
+        </w:rPr>
+        <w:t xml:space="preserve"> </w:t>
+      </w:r>
+      <w:proofErr w:type="spellStart"/>
+      <w:r>
+        <w:rPr>
+          <w:rFonts w:cs="Times New Roman"/>
+          <w:lang w:val="en-US"/>
+        </w:rPr>
+        <w:t>bájttá</w:t>
+      </w:r>
+      <w:proofErr w:type="spellEnd"/>
+      <w:r>
+        <w:rPr>
+          <w:rFonts w:cs="Times New Roman"/>
+          <w:lang w:val="en-US"/>
+        </w:rPr>
+        <w:t xml:space="preserve"> </w:t>
+      </w:r>
+      <w:proofErr w:type="spellStart"/>
+      <w:r>
+        <w:rPr>
+          <w:rFonts w:cs="Times New Roman"/>
+          <w:lang w:val="en-US"/>
+        </w:rPr>
+        <w:t>össze</w:t>
+      </w:r>
+      <w:proofErr w:type="spellEnd"/>
+      <w:r>
+        <w:rPr>
+          <w:rFonts w:cs="Times New Roman"/>
+          <w:lang w:val="en-US"/>
+        </w:rPr>
+        <w:t xml:space="preserve"> </w:t>
+      </w:r>
+      <w:proofErr w:type="spellStart"/>
+      <w:r>
+        <w:rPr>
+          <w:rFonts w:cs="Times New Roman"/>
+          <w:lang w:val="en-US"/>
+        </w:rPr>
+        <w:t>lehetne</w:t>
+      </w:r>
+      <w:proofErr w:type="spellEnd"/>
+      <w:r>
+        <w:rPr>
+          <w:rFonts w:cs="Times New Roman"/>
+          <w:lang w:val="en-US"/>
+        </w:rPr>
+        <w:t xml:space="preserve"> </w:t>
+      </w:r>
+      <w:proofErr w:type="spellStart"/>
+      <w:r>
+        <w:rPr>
+          <w:rFonts w:cs="Times New Roman"/>
+          <w:lang w:val="en-US"/>
+        </w:rPr>
+        <w:t>vonni</w:t>
+      </w:r>
+      <w:proofErr w:type="spellEnd"/>
+      <w:r>
+        <w:rPr>
+          <w:rFonts w:cs="Times New Roman"/>
+          <w:lang w:val="en-US"/>
+        </w:rPr>
+        <w:t xml:space="preserve">, </w:t>
+      </w:r>
+      <w:proofErr w:type="spellStart"/>
+      <w:r>
+        <w:rPr>
+          <w:rFonts w:cs="Times New Roman"/>
+          <w:lang w:val="en-US"/>
+        </w:rPr>
+        <w:t>viszont</w:t>
+      </w:r>
+      <w:proofErr w:type="spellEnd"/>
+      <w:r>
+        <w:rPr>
+          <w:rFonts w:cs="Times New Roman"/>
+          <w:lang w:val="en-US"/>
+        </w:rPr>
+        <w:t xml:space="preserve"> </w:t>
+      </w:r>
+      <w:proofErr w:type="spellStart"/>
+      <w:r>
+        <w:rPr>
+          <w:rFonts w:cs="Times New Roman"/>
+          <w:lang w:val="en-US"/>
+        </w:rPr>
+        <w:t>ez</w:t>
+      </w:r>
+      <w:proofErr w:type="spellEnd"/>
+      <w:r>
+        <w:rPr>
+          <w:rFonts w:cs="Times New Roman"/>
+          <w:lang w:val="en-US"/>
+        </w:rPr>
+        <w:t xml:space="preserve"> extra </w:t>
+      </w:r>
+      <w:proofErr w:type="spellStart"/>
+      <w:r>
+        <w:rPr>
+          <w:rFonts w:cs="Times New Roman"/>
+          <w:lang w:val="en-US"/>
+        </w:rPr>
+        <w:t>bitmanipulációval</w:t>
+      </w:r>
+      <w:proofErr w:type="spellEnd"/>
+      <w:r>
+        <w:rPr>
+          <w:rFonts w:cs="Times New Roman"/>
+          <w:lang w:val="en-US"/>
+        </w:rPr>
+        <w:t xml:space="preserve"> </w:t>
+      </w:r>
+      <w:proofErr w:type="spellStart"/>
+      <w:r>
+        <w:rPr>
+          <w:rFonts w:cs="Times New Roman"/>
+          <w:lang w:val="en-US"/>
+        </w:rPr>
+        <w:t>járni</w:t>
+      </w:r>
+      <w:proofErr w:type="spellEnd"/>
+      <w:r>
+        <w:rPr>
+          <w:rFonts w:cs="Times New Roman"/>
+          <w:lang w:val="en-US"/>
+        </w:rPr>
+        <w:t xml:space="preserve">, </w:t>
+      </w:r>
+      <w:proofErr w:type="spellStart"/>
+      <w:r>
+        <w:rPr>
+          <w:rFonts w:cs="Times New Roman"/>
+          <w:lang w:val="en-US"/>
+        </w:rPr>
+        <w:t>ami</w:t>
+      </w:r>
+      <w:proofErr w:type="spellEnd"/>
+      <w:r>
+        <w:rPr>
+          <w:rFonts w:cs="Times New Roman"/>
+          <w:lang w:val="en-US"/>
+        </w:rPr>
+        <w:t xml:space="preserve"> </w:t>
+      </w:r>
+      <w:proofErr w:type="spellStart"/>
+      <w:r>
+        <w:rPr>
+          <w:rFonts w:cs="Times New Roman"/>
+          <w:lang w:val="en-US"/>
+        </w:rPr>
+        <w:t>növeli</w:t>
+      </w:r>
+      <w:proofErr w:type="spellEnd"/>
+      <w:r>
+        <w:rPr>
+          <w:rFonts w:cs="Times New Roman"/>
+          <w:lang w:val="en-US"/>
+        </w:rPr>
+        <w:t xml:space="preserve"> </w:t>
+      </w:r>
+      <w:proofErr w:type="spellStart"/>
+      <w:r>
+        <w:rPr>
+          <w:rFonts w:cs="Times New Roman"/>
+          <w:lang w:val="en-US"/>
+        </w:rPr>
+        <w:t>az</w:t>
+      </w:r>
+      <w:proofErr w:type="spellEnd"/>
+      <w:r>
+        <w:rPr>
+          <w:rFonts w:cs="Times New Roman"/>
+          <w:lang w:val="en-US"/>
+        </w:rPr>
+        <w:t xml:space="preserve"> </w:t>
+      </w:r>
+      <w:proofErr w:type="spellStart"/>
+      <w:r>
+        <w:rPr>
+          <w:rFonts w:cs="Times New Roman"/>
+          <w:lang w:val="en-US"/>
+        </w:rPr>
+        <w:t>alk</w:t>
+      </w:r>
+      <w:r>
+        <w:rPr>
+          <w:rFonts w:cs="Times New Roman"/>
+          <w:lang w:val="en-US"/>
+        </w:rPr>
+        <w:t>almazás</w:t>
+      </w:r>
+      <w:proofErr w:type="spellEnd"/>
+      <w:r>
+        <w:rPr>
+          <w:rFonts w:cs="Times New Roman"/>
+          <w:lang w:val="en-US"/>
+        </w:rPr>
+        <w:t xml:space="preserve"> </w:t>
+      </w:r>
+      <w:proofErr w:type="spellStart"/>
+      <w:r>
+        <w:rPr>
+          <w:rFonts w:cs="Times New Roman"/>
+          <w:lang w:val="en-US"/>
+        </w:rPr>
+        <w:t>hibalehetőségeit</w:t>
+      </w:r>
+      <w:proofErr w:type="spellEnd"/>
+      <w:r>
+        <w:rPr>
+          <w:rFonts w:cs="Times New Roman"/>
+          <w:lang w:val="en-US"/>
+        </w:rPr>
+        <w:t xml:space="preserve">. </w:t>
       </w:r>
     </w:p>
     <w:p>
@@ -4999,20 +7497,271 @@
           <w:lang w:val="en-US"/>
         </w:rPr>
       </w:pPr>
-      <w:r>
-        <w:rPr>
-          <w:rFonts w:cs="Times New Roman"/>
-          <w:lang w:val="en-US"/>
-        </w:rPr>
-        <w:t xml:space="preserve">Erre megoldás lehet egy enum ami kombinációkon alapul, viszont </w:t>
-      </w:r>
-      <w:r>
-        <w:rPr>
-          <w:rFonts w:cs="Times New Roman"/>
-          <w:lang w:val="en-US"/>
-        </w:rPr>
-        <w:t>ennek a kiszámításához rengeteg manuális (értelmetlen) munkára lenne szükség</w:t>
-      </w:r>
+      <w:proofErr w:type="spellStart"/>
+      <w:r>
+        <w:rPr>
+          <w:rFonts w:cs="Times New Roman"/>
+          <w:lang w:val="en-US"/>
+        </w:rPr>
+        <w:t>Erre</w:t>
+      </w:r>
+      <w:proofErr w:type="spellEnd"/>
+      <w:r>
+        <w:rPr>
+          <w:rFonts w:cs="Times New Roman"/>
+          <w:lang w:val="en-US"/>
+        </w:rPr>
+        <w:t xml:space="preserve"> </w:t>
+      </w:r>
+      <w:proofErr w:type="spellStart"/>
+      <w:r>
+        <w:rPr>
+          <w:rFonts w:cs="Times New Roman"/>
+          <w:lang w:val="en-US"/>
+        </w:rPr>
+        <w:t>megoldás</w:t>
+      </w:r>
+      <w:proofErr w:type="spellEnd"/>
+      <w:r>
+        <w:rPr>
+          <w:rFonts w:cs="Times New Roman"/>
+          <w:lang w:val="en-US"/>
+        </w:rPr>
+        <w:t xml:space="preserve"> </w:t>
+      </w:r>
+      <w:proofErr w:type="spellStart"/>
+      <w:r>
+        <w:rPr>
+          <w:rFonts w:cs="Times New Roman"/>
+          <w:lang w:val="en-US"/>
+        </w:rPr>
+        <w:t>lehet</w:t>
+      </w:r>
+      <w:proofErr w:type="spellEnd"/>
+      <w:r>
+        <w:rPr>
+          <w:rFonts w:cs="Times New Roman"/>
+          <w:lang w:val="en-US"/>
+        </w:rPr>
+        <w:t xml:space="preserve"> </w:t>
+      </w:r>
+      <w:proofErr w:type="spellStart"/>
+      <w:r>
+        <w:rPr>
+          <w:rFonts w:cs="Times New Roman"/>
+          <w:lang w:val="en-US"/>
+        </w:rPr>
+        <w:t>egy</w:t>
+      </w:r>
+      <w:proofErr w:type="spellEnd"/>
+      <w:r>
+        <w:rPr>
+          <w:rFonts w:cs="Times New Roman"/>
+          <w:lang w:val="en-US"/>
+        </w:rPr>
+        <w:t xml:space="preserve"> </w:t>
+      </w:r>
+      <w:proofErr w:type="spellStart"/>
+      <w:r>
+        <w:rPr>
+          <w:rFonts w:cs="Times New Roman"/>
+          <w:lang w:val="en-US"/>
+        </w:rPr>
+        <w:t>enum</w:t>
+      </w:r>
+      <w:proofErr w:type="spellEnd"/>
+      <w:r>
+        <w:rPr>
+          <w:rFonts w:cs="Times New Roman"/>
+          <w:lang w:val="en-US"/>
+        </w:rPr>
+        <w:t xml:space="preserve"> </w:t>
+      </w:r>
+      <w:proofErr w:type="spellStart"/>
+      <w:r>
+        <w:rPr>
+          <w:rFonts w:cs="Times New Roman"/>
+          <w:lang w:val="en-US"/>
+        </w:rPr>
+        <w:t>ami</w:t>
+      </w:r>
+      <w:proofErr w:type="spellEnd"/>
+      <w:r>
+        <w:rPr>
+          <w:rFonts w:cs="Times New Roman"/>
+          <w:lang w:val="en-US"/>
+        </w:rPr>
+        <w:t xml:space="preserve"> </w:t>
+      </w:r>
+      <w:proofErr w:type="spellStart"/>
+      <w:r>
+        <w:rPr>
+          <w:rFonts w:cs="Times New Roman"/>
+          <w:lang w:val="en-US"/>
+        </w:rPr>
+        <w:t>kombinációkon</w:t>
+      </w:r>
+      <w:proofErr w:type="spellEnd"/>
+      <w:r>
+        <w:rPr>
+          <w:rFonts w:cs="Times New Roman"/>
+          <w:lang w:val="en-US"/>
+        </w:rPr>
+        <w:t xml:space="preserve"> </w:t>
+      </w:r>
+      <w:proofErr w:type="spellStart"/>
+      <w:r>
+        <w:rPr>
+          <w:rFonts w:cs="Times New Roman"/>
+          <w:lang w:val="en-US"/>
+        </w:rPr>
+        <w:t>alapul</w:t>
+      </w:r>
+      <w:proofErr w:type="spellEnd"/>
+      <w:r>
+        <w:rPr>
+          <w:rFonts w:cs="Times New Roman"/>
+          <w:lang w:val="en-US"/>
+        </w:rPr>
+        <w:t xml:space="preserve">, </w:t>
+      </w:r>
+      <w:proofErr w:type="spellStart"/>
+      <w:r>
+        <w:rPr>
+          <w:rFonts w:cs="Times New Roman"/>
+          <w:lang w:val="en-US"/>
+        </w:rPr>
+        <w:t>viszont</w:t>
+      </w:r>
+      <w:proofErr w:type="spellEnd"/>
+      <w:r>
+        <w:rPr>
+          <w:rFonts w:cs="Times New Roman"/>
+          <w:lang w:val="en-US"/>
+        </w:rPr>
+        <w:t xml:space="preserve"> </w:t>
+      </w:r>
+      <w:proofErr w:type="spellStart"/>
+      <w:r>
+        <w:rPr>
+          <w:rFonts w:cs="Times New Roman"/>
+          <w:lang w:val="en-US"/>
+        </w:rPr>
+        <w:t>ennek</w:t>
+      </w:r>
+      <w:proofErr w:type="spellEnd"/>
+      <w:r>
+        <w:rPr>
+          <w:rFonts w:cs="Times New Roman"/>
+          <w:lang w:val="en-US"/>
+        </w:rPr>
+        <w:t xml:space="preserve"> a </w:t>
+      </w:r>
+      <w:proofErr w:type="spellStart"/>
+      <w:r>
+        <w:rPr>
+          <w:rFonts w:cs="Times New Roman"/>
+          <w:lang w:val="en-US"/>
+        </w:rPr>
+        <w:t>kiszámításához</w:t>
+      </w:r>
+      <w:proofErr w:type="spellEnd"/>
+      <w:r>
+        <w:rPr>
+          <w:rFonts w:cs="Times New Roman"/>
+          <w:lang w:val="en-US"/>
+        </w:rPr>
+        <w:t xml:space="preserve"> </w:t>
+      </w:r>
+      <w:proofErr w:type="spellStart"/>
+      <w:r>
+        <w:rPr>
+          <w:rFonts w:cs="Times New Roman"/>
+          <w:lang w:val="en-US"/>
+        </w:rPr>
+        <w:t>rengeteg</w:t>
+      </w:r>
+      <w:proofErr w:type="spellEnd"/>
+      <w:r>
+        <w:rPr>
+          <w:rFonts w:cs="Times New Roman"/>
+          <w:lang w:val="en-US"/>
+        </w:rPr>
+        <w:t xml:space="preserve"> </w:t>
+      </w:r>
+      <w:proofErr w:type="spellStart"/>
+      <w:r>
+        <w:rPr>
+          <w:rFonts w:cs="Times New Roman"/>
+          <w:lang w:val="en-US"/>
+        </w:rPr>
+        <w:t>manuális</w:t>
+      </w:r>
+      <w:proofErr w:type="spellEnd"/>
+      <w:r>
+        <w:rPr>
+          <w:rFonts w:cs="Times New Roman"/>
+          <w:lang w:val="en-US"/>
+        </w:rPr>
+        <w:t xml:space="preserve"> (</w:t>
+      </w:r>
+      <w:proofErr w:type="spellStart"/>
+      <w:r>
+        <w:rPr>
+          <w:rFonts w:cs="Times New Roman"/>
+          <w:lang w:val="en-US"/>
+        </w:rPr>
+        <w:t>értelmetlen</w:t>
+      </w:r>
+      <w:proofErr w:type="spellEnd"/>
+      <w:r>
+        <w:rPr>
+          <w:rFonts w:cs="Times New Roman"/>
+          <w:lang w:val="en-US"/>
+        </w:rPr>
+        <w:t xml:space="preserve">) </w:t>
+      </w:r>
+      <w:proofErr w:type="spellStart"/>
+      <w:r>
+        <w:rPr>
+          <w:rFonts w:cs="Times New Roman"/>
+          <w:lang w:val="en-US"/>
+        </w:rPr>
+        <w:t>munkára</w:t>
+      </w:r>
+      <w:proofErr w:type="spellEnd"/>
+      <w:r>
+        <w:rPr>
+          <w:rFonts w:cs="Times New Roman"/>
+          <w:lang w:val="en-US"/>
+        </w:rPr>
+        <w:t xml:space="preserve"> </w:t>
+      </w:r>
+      <w:proofErr w:type="spellStart"/>
+      <w:r>
+        <w:rPr>
+          <w:rFonts w:cs="Times New Roman"/>
+          <w:lang w:val="en-US"/>
+        </w:rPr>
+        <w:t>lenne</w:t>
+      </w:r>
+      <w:proofErr w:type="spellEnd"/>
+      <w:r>
+        <w:rPr>
+          <w:rFonts w:cs="Times New Roman"/>
+          <w:lang w:val="en-US"/>
+        </w:rPr>
+        <w:t xml:space="preserve"> </w:t>
+      </w:r>
+      <w:proofErr w:type="spellStart"/>
+      <w:r>
+        <w:rPr>
+          <w:rFonts w:cs="Times New Roman"/>
+          <w:lang w:val="en-US"/>
+        </w:rPr>
+        <w:t>szükség</w:t>
+      </w:r>
+      <w:proofErr w:type="spellEnd"/>
     </w:p>
     <w:p>
       <w:pPr>
@@ -5033,7 +7782,279 @@
           <w:rFonts w:cs="Times New Roman"/>
           <w:lang w:val="en-US"/>
         </w:rPr>
-        <w:t>A ranggal kapcsolatos flag-eket is össze lehetne vonni egyetlen enum-ba / bájtba de az előbb felsorolt okok miatt ez sem fog megörténni.</w:t>
+        <w:t xml:space="preserve">A </w:t>
+      </w:r>
+      <w:proofErr w:type="spellStart"/>
+      <w:r>
+        <w:rPr>
+          <w:rFonts w:cs="Times New Roman"/>
+          <w:lang w:val="en-US"/>
+        </w:rPr>
+        <w:t>ranggal</w:t>
+      </w:r>
+      <w:proofErr w:type="spellEnd"/>
+      <w:r>
+        <w:rPr>
+          <w:rFonts w:cs="Times New Roman"/>
+          <w:lang w:val="en-US"/>
+        </w:rPr>
+        <w:t xml:space="preserve"> </w:t>
+      </w:r>
+      <w:proofErr w:type="spellStart"/>
+      <w:r>
+        <w:rPr>
+          <w:rFonts w:cs="Times New Roman"/>
+          <w:lang w:val="en-US"/>
+        </w:rPr>
+        <w:t>kapcsolatos</w:t>
+      </w:r>
+      <w:proofErr w:type="spellEnd"/>
+      <w:r>
+        <w:rPr>
+          <w:rFonts w:cs="Times New Roman"/>
+          <w:lang w:val="en-US"/>
+        </w:rPr>
+        <w:t xml:space="preserve"> flag-</w:t>
+      </w:r>
+      <w:proofErr w:type="spellStart"/>
+      <w:r>
+        <w:rPr>
+          <w:rFonts w:cs="Times New Roman"/>
+          <w:lang w:val="en-US"/>
+        </w:rPr>
+        <w:t>eket</w:t>
+      </w:r>
+      <w:proofErr w:type="spellEnd"/>
+      <w:r>
+        <w:rPr>
+          <w:rFonts w:cs="Times New Roman"/>
+          <w:lang w:val="en-US"/>
+        </w:rPr>
+        <w:t xml:space="preserve"> is </w:t>
+      </w:r>
+      <w:proofErr w:type="spellStart"/>
+      <w:r>
+        <w:rPr>
+          <w:rFonts w:cs="Times New Roman"/>
+          <w:lang w:val="en-US"/>
+        </w:rPr>
+        <w:t>össze</w:t>
+      </w:r>
+      <w:proofErr w:type="spellEnd"/>
+      <w:r>
+        <w:rPr>
+          <w:rFonts w:cs="Times New Roman"/>
+          <w:lang w:val="en-US"/>
+        </w:rPr>
+        <w:t xml:space="preserve"> </w:t>
+      </w:r>
+      <w:proofErr w:type="spellStart"/>
+      <w:r>
+        <w:rPr>
+          <w:rFonts w:cs="Times New Roman"/>
+          <w:lang w:val="en-US"/>
+        </w:rPr>
+        <w:t>lehetne</w:t>
+      </w:r>
+      <w:proofErr w:type="spellEnd"/>
+      <w:r>
+        <w:rPr>
+          <w:rFonts w:cs="Times New Roman"/>
+          <w:lang w:val="en-US"/>
+        </w:rPr>
+        <w:t xml:space="preserve"> </w:t>
+      </w:r>
+      <w:proofErr w:type="spellStart"/>
+      <w:r>
+        <w:rPr>
+          <w:rFonts w:cs="Times New Roman"/>
+          <w:lang w:val="en-US"/>
+        </w:rPr>
+        <w:t>vonni</w:t>
+      </w:r>
+      <w:proofErr w:type="spellEnd"/>
+      <w:r>
+        <w:rPr>
+          <w:rFonts w:cs="Times New Roman"/>
+          <w:lang w:val="en-US"/>
+        </w:rPr>
+        <w:t xml:space="preserve"> </w:t>
+      </w:r>
+      <w:proofErr w:type="spellStart"/>
+      <w:r>
+        <w:rPr>
+          <w:rFonts w:cs="Times New Roman"/>
+          <w:lang w:val="en-US"/>
+        </w:rPr>
+        <w:t>egyetlen</w:t>
+      </w:r>
+      <w:proofErr w:type="spellEnd"/>
+      <w:r>
+        <w:rPr>
+          <w:rFonts w:cs="Times New Roman"/>
+          <w:lang w:val="en-US"/>
+        </w:rPr>
+        <w:t xml:space="preserve"> </w:t>
+      </w:r>
+      <w:proofErr w:type="spellStart"/>
+      <w:r>
+        <w:rPr>
+          <w:rFonts w:cs="Times New Roman"/>
+          <w:lang w:val="en-US"/>
+        </w:rPr>
+        <w:t>enum-ba</w:t>
+      </w:r>
+      <w:proofErr w:type="spellEnd"/>
+      <w:r>
+        <w:rPr>
+          <w:rFonts w:cs="Times New Roman"/>
+          <w:lang w:val="en-US"/>
+        </w:rPr>
+        <w:t xml:space="preserve"> / </w:t>
+      </w:r>
+      <w:proofErr w:type="spellStart"/>
+      <w:r>
+        <w:rPr>
+          <w:rFonts w:cs="Times New Roman"/>
+          <w:lang w:val="en-US"/>
+        </w:rPr>
+        <w:t>bájtba</w:t>
+      </w:r>
+      <w:proofErr w:type="spellEnd"/>
+      <w:r>
+        <w:rPr>
+          <w:rFonts w:cs="Times New Roman"/>
+          <w:lang w:val="en-US"/>
+        </w:rPr>
+        <w:t xml:space="preserve"> de </w:t>
+      </w:r>
+      <w:proofErr w:type="spellStart"/>
+      <w:r>
+        <w:rPr>
+          <w:rFonts w:cs="Times New Roman"/>
+          <w:lang w:val="en-US"/>
+        </w:rPr>
+        <w:t>az</w:t>
+      </w:r>
+      <w:proofErr w:type="spellEnd"/>
+      <w:r>
+        <w:rPr>
+          <w:rFonts w:cs="Times New Roman"/>
+          <w:lang w:val="en-US"/>
+        </w:rPr>
+        <w:t xml:space="preserve"> </w:t>
+      </w:r>
+      <w:proofErr w:type="spellStart"/>
+      <w:r>
+        <w:rPr>
+          <w:rFonts w:cs="Times New Roman"/>
+          <w:lang w:val="en-US"/>
+        </w:rPr>
+        <w:t>előbb</w:t>
+      </w:r>
+      <w:proofErr w:type="spellEnd"/>
+      <w:r>
+        <w:rPr>
+          <w:rFonts w:cs="Times New Roman"/>
+          <w:lang w:val="en-US"/>
+        </w:rPr>
+        <w:t xml:space="preserve"> </w:t>
+      </w:r>
+      <w:proofErr w:type="spellStart"/>
+      <w:r>
+        <w:rPr>
+          <w:rFonts w:cs="Times New Roman"/>
+          <w:lang w:val="en-US"/>
+        </w:rPr>
+        <w:t>felsorolt</w:t>
+      </w:r>
+      <w:proofErr w:type="spellEnd"/>
+      <w:r>
+        <w:rPr>
+          <w:rFonts w:cs="Times New Roman"/>
+          <w:lang w:val="en-US"/>
+        </w:rPr>
+        <w:t xml:space="preserve"> </w:t>
+      </w:r>
+      <w:proofErr w:type="spellStart"/>
+      <w:r>
+        <w:rPr>
+          <w:rFonts w:cs="Times New Roman"/>
+          <w:lang w:val="en-US"/>
+        </w:rPr>
+        <w:t>okok</w:t>
+      </w:r>
+      <w:proofErr w:type="spellEnd"/>
+      <w:r>
+        <w:rPr>
+          <w:rFonts w:cs="Times New Roman"/>
+          <w:lang w:val="en-US"/>
+        </w:rPr>
+        <w:t xml:space="preserve"> </w:t>
+      </w:r>
+      <w:proofErr w:type="spellStart"/>
+      <w:r>
+        <w:rPr>
+          <w:rFonts w:cs="Times New Roman"/>
+          <w:lang w:val="en-US"/>
+        </w:rPr>
+        <w:t>miatt</w:t>
+      </w:r>
+      <w:proofErr w:type="spellEnd"/>
+      <w:r>
+        <w:rPr>
+          <w:rFonts w:cs="Times New Roman"/>
+          <w:lang w:val="en-US"/>
+        </w:rPr>
+        <w:t xml:space="preserve"> </w:t>
+      </w:r>
+      <w:proofErr w:type="spellStart"/>
+      <w:r>
+        <w:rPr>
+          <w:rFonts w:cs="Times New Roman"/>
+          <w:lang w:val="en-US"/>
+        </w:rPr>
+        <w:t>ez</w:t>
+      </w:r>
+      <w:proofErr w:type="spellEnd"/>
+      <w:r>
+        <w:rPr>
+          <w:rFonts w:cs="Times New Roman"/>
+          <w:lang w:val="en-US"/>
+        </w:rPr>
+        <w:t xml:space="preserve"> </w:t>
+      </w:r>
+      <w:proofErr w:type="spellStart"/>
+      <w:r>
+        <w:rPr>
+          <w:rFonts w:cs="Times New Roman"/>
+          <w:lang w:val="en-US"/>
+        </w:rPr>
+        <w:t>sem</w:t>
+      </w:r>
+      <w:proofErr w:type="spellEnd"/>
+      <w:r>
+        <w:rPr>
+          <w:rFonts w:cs="Times New Roman"/>
+          <w:lang w:val="en-US"/>
+        </w:rPr>
+        <w:t xml:space="preserve"> fog </w:t>
+      </w:r>
+      <w:proofErr w:type="spellStart"/>
+      <w:r>
+        <w:rPr>
+          <w:rFonts w:cs="Times New Roman"/>
+          <w:lang w:val="en-US"/>
+        </w:rPr>
+        <w:t>megörténni</w:t>
+      </w:r>
+      <w:proofErr w:type="spellEnd"/>
+      <w:r>
+        <w:rPr>
+          <w:rFonts w:cs="Times New Roman"/>
+          <w:lang w:val="en-US"/>
+        </w:rPr>
+        <w:t>.</w:t>
       </w:r>
     </w:p>
     <w:p>
@@ -5055,7 +8076,359 @@
           <w:rFonts w:cs="Times New Roman"/>
           <w:lang w:val="en-US"/>
         </w:rPr>
-        <w:t>A hazard_level igazából számokat tárol, viszont ez a mező Djangoban enumként lett definiálva, tehát validálásra kerülnek a beleírt számok. 0-tól 3-ig lehet értéket adni ennek az enumnak.</w:t>
+        <w:t xml:space="preserve">A </w:t>
+      </w:r>
+      <w:proofErr w:type="spellStart"/>
+      <w:r>
+        <w:rPr>
+          <w:rFonts w:cs="Times New Roman"/>
+          <w:lang w:val="en-US"/>
+        </w:rPr>
+        <w:t>hazard_level</w:t>
+      </w:r>
+      <w:proofErr w:type="spellEnd"/>
+      <w:r>
+        <w:rPr>
+          <w:rFonts w:cs="Times New Roman"/>
+          <w:lang w:val="en-US"/>
+        </w:rPr>
+        <w:t xml:space="preserve"> </w:t>
+      </w:r>
+      <w:proofErr w:type="spellStart"/>
+      <w:r>
+        <w:rPr>
+          <w:rFonts w:cs="Times New Roman"/>
+          <w:lang w:val="en-US"/>
+        </w:rPr>
+        <w:t>igazából</w:t>
+      </w:r>
+      <w:proofErr w:type="spellEnd"/>
+      <w:r>
+        <w:rPr>
+          <w:rFonts w:cs="Times New Roman"/>
+          <w:lang w:val="en-US"/>
+        </w:rPr>
+        <w:t xml:space="preserve"> </w:t>
+      </w:r>
+      <w:proofErr w:type="spellStart"/>
+      <w:r>
+        <w:rPr>
+          <w:rFonts w:cs="Times New Roman"/>
+          <w:lang w:val="en-US"/>
+        </w:rPr>
+        <w:t>számokat</w:t>
+      </w:r>
+      <w:proofErr w:type="spellEnd"/>
+      <w:r>
+        <w:rPr>
+          <w:rFonts w:cs="Times New Roman"/>
+          <w:lang w:val="en-US"/>
+        </w:rPr>
+        <w:t xml:space="preserve"> </w:t>
+      </w:r>
+      <w:proofErr w:type="spellStart"/>
+      <w:r>
+        <w:rPr>
+          <w:rFonts w:cs="Times New Roman"/>
+          <w:lang w:val="en-US"/>
+        </w:rPr>
+        <w:t>tárol</w:t>
+      </w:r>
+      <w:proofErr w:type="spellEnd"/>
+      <w:r>
+        <w:rPr>
+          <w:rFonts w:cs="Times New Roman"/>
+          <w:lang w:val="en-US"/>
+        </w:rPr>
+        <w:t xml:space="preserve">, </w:t>
+      </w:r>
+      <w:proofErr w:type="spellStart"/>
+      <w:r>
+        <w:rPr>
+          <w:rFonts w:cs="Times New Roman"/>
+          <w:lang w:val="en-US"/>
+        </w:rPr>
+        <w:t>viszont</w:t>
+      </w:r>
+      <w:proofErr w:type="spellEnd"/>
+      <w:r>
+        <w:rPr>
+          <w:rFonts w:cs="Times New Roman"/>
+          <w:lang w:val="en-US"/>
+        </w:rPr>
+        <w:t xml:space="preserve"> </w:t>
+      </w:r>
+      <w:proofErr w:type="spellStart"/>
+      <w:r>
+        <w:rPr>
+          <w:rFonts w:cs="Times New Roman"/>
+          <w:lang w:val="en-US"/>
+        </w:rPr>
+        <w:t>ez</w:t>
+      </w:r>
+      <w:proofErr w:type="spellEnd"/>
+      <w:r>
+        <w:rPr>
+          <w:rFonts w:cs="Times New Roman"/>
+          <w:lang w:val="en-US"/>
+        </w:rPr>
+        <w:t xml:space="preserve"> a </w:t>
+      </w:r>
+      <w:proofErr w:type="spellStart"/>
+      <w:r>
+        <w:rPr>
+          <w:rFonts w:cs="Times New Roman"/>
+          <w:lang w:val="en-US"/>
+        </w:rPr>
+        <w:t>mező</w:t>
+      </w:r>
+      <w:proofErr w:type="spellEnd"/>
+      <w:r>
+        <w:rPr>
+          <w:rFonts w:cs="Times New Roman"/>
+          <w:lang w:val="en-US"/>
+        </w:rPr>
+        <w:t xml:space="preserve"> </w:t>
+      </w:r>
+      <w:proofErr w:type="spellStart"/>
+      <w:r>
+        <w:rPr>
+          <w:rFonts w:cs="Times New Roman"/>
+          <w:lang w:val="en-US"/>
+        </w:rPr>
+        <w:t>Djangoban</w:t>
+      </w:r>
+      <w:proofErr w:type="spellEnd"/>
+      <w:r>
+        <w:rPr>
+          <w:rFonts w:cs="Times New Roman"/>
+          <w:lang w:val="en-US"/>
+        </w:rPr>
+        <w:t xml:space="preserve"> </w:t>
+      </w:r>
+      <w:proofErr w:type="spellStart"/>
+      <w:r>
+        <w:rPr>
+          <w:rFonts w:cs="Times New Roman"/>
+          <w:lang w:val="en-US"/>
+        </w:rPr>
+        <w:t>enumként</w:t>
+      </w:r>
+      <w:proofErr w:type="spellEnd"/>
+      <w:r>
+        <w:rPr>
+          <w:rFonts w:cs="Times New Roman"/>
+          <w:lang w:val="en-US"/>
+        </w:rPr>
+        <w:t xml:space="preserve"> </w:t>
+      </w:r>
+      <w:proofErr w:type="spellStart"/>
+      <w:r>
+        <w:rPr>
+          <w:rFonts w:cs="Times New Roman"/>
+          <w:lang w:val="en-US"/>
+        </w:rPr>
+        <w:t>lett</w:t>
+      </w:r>
+      <w:proofErr w:type="spellEnd"/>
+      <w:r>
+        <w:rPr>
+          <w:rFonts w:cs="Times New Roman"/>
+          <w:lang w:val="en-US"/>
+        </w:rPr>
+        <w:t xml:space="preserve"> </w:t>
+      </w:r>
+      <w:proofErr w:type="spellStart"/>
+      <w:r>
+        <w:rPr>
+          <w:rFonts w:cs="Times New Roman"/>
+          <w:lang w:val="en-US"/>
+        </w:rPr>
+        <w:t>definiálva</w:t>
+      </w:r>
+      <w:proofErr w:type="spellEnd"/>
+      <w:r>
+        <w:rPr>
+          <w:rFonts w:cs="Times New Roman"/>
+          <w:lang w:val="en-US"/>
+        </w:rPr>
+        <w:t xml:space="preserve">, </w:t>
+      </w:r>
+      <w:proofErr w:type="spellStart"/>
+      <w:r>
+        <w:rPr>
+          <w:rFonts w:cs="Times New Roman"/>
+          <w:lang w:val="en-US"/>
+        </w:rPr>
+        <w:t>tehát</w:t>
+      </w:r>
+      <w:proofErr w:type="spellEnd"/>
+      <w:r>
+        <w:rPr>
+          <w:rFonts w:cs="Times New Roman"/>
+          <w:lang w:val="en-US"/>
+        </w:rPr>
+        <w:t xml:space="preserve"> </w:t>
+      </w:r>
+      <w:proofErr w:type="spellStart"/>
+      <w:r>
+        <w:rPr>
+          <w:rFonts w:cs="Times New Roman"/>
+          <w:lang w:val="en-US"/>
+        </w:rPr>
+        <w:t>validálásra</w:t>
+      </w:r>
+      <w:proofErr w:type="spellEnd"/>
+      <w:r>
+        <w:rPr>
+          <w:rFonts w:cs="Times New Roman"/>
+          <w:lang w:val="en-US"/>
+        </w:rPr>
+        <w:t xml:space="preserve"> </w:t>
+      </w:r>
+      <w:proofErr w:type="spellStart"/>
+      <w:r>
+        <w:rPr>
+          <w:rFonts w:cs="Times New Roman"/>
+          <w:lang w:val="en-US"/>
+        </w:rPr>
+        <w:t>kerülnek</w:t>
+      </w:r>
+      <w:proofErr w:type="spellEnd"/>
+      <w:r>
+        <w:rPr>
+          <w:rFonts w:cs="Times New Roman"/>
+          <w:lang w:val="en-US"/>
+        </w:rPr>
+        <w:t xml:space="preserve"> a </w:t>
+      </w:r>
+      <w:proofErr w:type="spellStart"/>
+      <w:r>
+        <w:rPr>
+          <w:rFonts w:cs="Times New Roman"/>
+          <w:lang w:val="en-US"/>
+        </w:rPr>
+        <w:t>beleírt</w:t>
+      </w:r>
+      <w:proofErr w:type="spellEnd"/>
+      <w:r>
+        <w:rPr>
+          <w:rFonts w:cs="Times New Roman"/>
+          <w:lang w:val="en-US"/>
+        </w:rPr>
+        <w:t xml:space="preserve"> </w:t>
+      </w:r>
+      <w:proofErr w:type="spellStart"/>
+      <w:r>
+        <w:rPr>
+          <w:rFonts w:cs="Times New Roman"/>
+          <w:lang w:val="en-US"/>
+        </w:rPr>
+        <w:t>számok</w:t>
+      </w:r>
+      <w:proofErr w:type="spellEnd"/>
+      <w:r>
+        <w:rPr>
+          <w:rFonts w:cs="Times New Roman"/>
+          <w:lang w:val="en-US"/>
+        </w:rPr>
+        <w:t xml:space="preserve">. 0-tól 3-ig </w:t>
+      </w:r>
+      <w:proofErr w:type="spellStart"/>
+      <w:r>
+        <w:rPr>
+          <w:rFonts w:cs="Times New Roman"/>
+          <w:lang w:val="en-US"/>
+        </w:rPr>
+        <w:t>lehet</w:t>
+      </w:r>
+      <w:proofErr w:type="spellEnd"/>
+      <w:r>
+        <w:rPr>
+          <w:rFonts w:cs="Times New Roman"/>
+          <w:lang w:val="en-US"/>
+        </w:rPr>
+        <w:t xml:space="preserve"> </w:t>
+      </w:r>
+      <w:proofErr w:type="spellStart"/>
+      <w:r>
+        <w:rPr>
+          <w:rFonts w:cs="Times New Roman"/>
+          <w:lang w:val="en-US"/>
+        </w:rPr>
+        <w:t>értéket</w:t>
+      </w:r>
+      <w:proofErr w:type="spellEnd"/>
+      <w:r>
+        <w:rPr>
+          <w:rFonts w:cs="Times New Roman"/>
+          <w:lang w:val="en-US"/>
+        </w:rPr>
+        <w:t xml:space="preserve"> </w:t>
+      </w:r>
+      <w:proofErr w:type="spellStart"/>
+      <w:r>
+        <w:rPr>
+          <w:rFonts w:cs="Times New Roman"/>
+          <w:lang w:val="en-US"/>
+        </w:rPr>
+        <w:t>adni</w:t>
+      </w:r>
+      <w:proofErr w:type="spellEnd"/>
+      <w:r>
+        <w:rPr>
+          <w:rFonts w:cs="Times New Roman"/>
+          <w:lang w:val="en-US"/>
+        </w:rPr>
+        <w:t xml:space="preserve"> </w:t>
+      </w:r>
+      <w:proofErr w:type="spellStart"/>
+      <w:r>
+        <w:rPr>
+          <w:rFonts w:cs="Times New Roman"/>
+          <w:lang w:val="en-US"/>
+        </w:rPr>
+        <w:t>ennek</w:t>
+      </w:r>
+      <w:proofErr w:type="spellEnd"/>
+      <w:r>
+        <w:rPr>
+          <w:rFonts w:cs="Times New Roman"/>
+          <w:lang w:val="en-US"/>
+        </w:rPr>
+        <w:t xml:space="preserve"> </w:t>
+      </w:r>
+      <w:proofErr w:type="spellStart"/>
+      <w:r>
+        <w:rPr>
+          <w:rFonts w:cs="Times New Roman"/>
+          <w:lang w:val="en-US"/>
+        </w:rPr>
+        <w:t>az</w:t>
+      </w:r>
+      <w:proofErr w:type="spellEnd"/>
+      <w:r>
+        <w:rPr>
+          <w:rFonts w:cs="Times New Roman"/>
+          <w:lang w:val="en-US"/>
+        </w:rPr>
+        <w:t xml:space="preserve"> </w:t>
+      </w:r>
+      <w:proofErr w:type="spellStart"/>
+      <w:r>
+        <w:rPr>
+          <w:rFonts w:cs="Times New Roman"/>
+          <w:lang w:val="en-US"/>
+        </w:rPr>
+        <w:t>enumnak</w:t>
+      </w:r>
+      <w:proofErr w:type="spellEnd"/>
+      <w:r>
+        <w:rPr>
+          <w:rFonts w:cs="Times New Roman"/>
+          <w:lang w:val="en-US"/>
+        </w:rPr>
+        <w:t>.</w:t>
       </w:r>
     </w:p>
     <w:p>
@@ -5072,6 +8445,7 @@
           <w:lang w:val="en-US"/>
         </w:rPr>
       </w:pPr>
+      <w:proofErr w:type="spellStart"/>
       <w:r>
         <w:rPr>
           <w:rFonts w:cs="Times New Roman"/>
@@ -5081,26 +8455,676 @@
         </w:rPr>
         <w:t>Megjegyzés</w:t>
       </w:r>
-      <w:r>
-        <w:rPr>
-          <w:rFonts w:cs="Times New Roman"/>
-          <w:lang w:val="en-US"/>
-        </w:rPr>
-        <w:t xml:space="preserve">: az adatbázisban vannak blank=true flaggel ellátott mezők is. Ez megnehezítheti a lekérdezést bizonyos szigorúan típusos nyelvekben, mivel az érték nem lesz semmi. Ilyenkor ajánlott a </w:t>
-      </w:r>
-      <w:r>
-        <w:rPr>
-          <w:rFonts w:cs="Times New Roman"/>
-          <w:lang w:val="en-US"/>
-        </w:rPr>
-        <w:t xml:space="preserve">COALESCE kulcsszó használata. A COALESCE fügvény az első létező értéket returnöli, tehát üres érték nem lesz a lekérdezésben. </w:t>
-      </w:r>
-      <w:r>
-        <w:rPr>
-          <w:rFonts w:cs="Times New Roman"/>
-          <w:lang w:val="en-US"/>
-        </w:rPr>
-        <w:t>Szinte bármennyi paramétere lehet ennek a függvénymeghívásnak.</w:t>
+      <w:proofErr w:type="spellEnd"/>
+      <w:r>
+        <w:rPr>
+          <w:rFonts w:cs="Times New Roman"/>
+          <w:lang w:val="en-US"/>
+        </w:rPr>
+        <w:t xml:space="preserve">: </w:t>
+      </w:r>
+      <w:proofErr w:type="spellStart"/>
+      <w:r>
+        <w:rPr>
+          <w:rFonts w:cs="Times New Roman"/>
+          <w:lang w:val="en-US"/>
+        </w:rPr>
+        <w:t>az</w:t>
+      </w:r>
+      <w:proofErr w:type="spellEnd"/>
+      <w:r>
+        <w:rPr>
+          <w:rFonts w:cs="Times New Roman"/>
+          <w:lang w:val="en-US"/>
+        </w:rPr>
+        <w:t xml:space="preserve"> </w:t>
+      </w:r>
+      <w:proofErr w:type="spellStart"/>
+      <w:r>
+        <w:rPr>
+          <w:rFonts w:cs="Times New Roman"/>
+          <w:lang w:val="en-US"/>
+        </w:rPr>
+        <w:t>adatbázisban</w:t>
+      </w:r>
+      <w:proofErr w:type="spellEnd"/>
+      <w:r>
+        <w:rPr>
+          <w:rFonts w:cs="Times New Roman"/>
+          <w:lang w:val="en-US"/>
+        </w:rPr>
+        <w:t xml:space="preserve"> </w:t>
+      </w:r>
+      <w:proofErr w:type="spellStart"/>
+      <w:r>
+        <w:rPr>
+          <w:rFonts w:cs="Times New Roman"/>
+          <w:lang w:val="en-US"/>
+        </w:rPr>
+        <w:t>vannak</w:t>
+      </w:r>
+      <w:proofErr w:type="spellEnd"/>
+      <w:r>
+        <w:rPr>
+          <w:rFonts w:cs="Times New Roman"/>
+          <w:lang w:val="en-US"/>
+        </w:rPr>
+        <w:t xml:space="preserve"> blank=true </w:t>
+      </w:r>
+      <w:proofErr w:type="spellStart"/>
+      <w:r>
+        <w:rPr>
+          <w:rFonts w:cs="Times New Roman"/>
+          <w:lang w:val="en-US"/>
+        </w:rPr>
+        <w:t>flaggel</w:t>
+      </w:r>
+      <w:proofErr w:type="spellEnd"/>
+      <w:r>
+        <w:rPr>
+          <w:rFonts w:cs="Times New Roman"/>
+          <w:lang w:val="en-US"/>
+        </w:rPr>
+        <w:t xml:space="preserve"> </w:t>
+      </w:r>
+      <w:proofErr w:type="spellStart"/>
+      <w:r>
+        <w:rPr>
+          <w:rFonts w:cs="Times New Roman"/>
+          <w:lang w:val="en-US"/>
+        </w:rPr>
+        <w:t>ellátott</w:t>
+      </w:r>
+      <w:proofErr w:type="spellEnd"/>
+      <w:r>
+        <w:rPr>
+          <w:rFonts w:cs="Times New Roman"/>
+          <w:lang w:val="en-US"/>
+        </w:rPr>
+        <w:t xml:space="preserve"> </w:t>
+      </w:r>
+      <w:proofErr w:type="spellStart"/>
+      <w:r>
+        <w:rPr>
+          <w:rFonts w:cs="Times New Roman"/>
+          <w:lang w:val="en-US"/>
+        </w:rPr>
+        <w:t>mezők</w:t>
+      </w:r>
+      <w:proofErr w:type="spellEnd"/>
+      <w:r>
+        <w:rPr>
+          <w:rFonts w:cs="Times New Roman"/>
+          <w:lang w:val="en-US"/>
+        </w:rPr>
+        <w:t xml:space="preserve"> is. </w:t>
+      </w:r>
+      <w:proofErr w:type="spellStart"/>
+      <w:r>
+        <w:rPr>
+          <w:rFonts w:cs="Times New Roman"/>
+          <w:lang w:val="en-US"/>
+        </w:rPr>
+        <w:t>Ez</w:t>
+      </w:r>
+      <w:proofErr w:type="spellEnd"/>
+      <w:r>
+        <w:rPr>
+          <w:rFonts w:cs="Times New Roman"/>
+          <w:lang w:val="en-US"/>
+        </w:rPr>
+        <w:t xml:space="preserve"> </w:t>
+      </w:r>
+      <w:proofErr w:type="spellStart"/>
+      <w:r>
+        <w:rPr>
+          <w:rFonts w:cs="Times New Roman"/>
+          <w:lang w:val="en-US"/>
+        </w:rPr>
+        <w:t>megnehezítheti</w:t>
+      </w:r>
+      <w:proofErr w:type="spellEnd"/>
+      <w:r>
+        <w:rPr>
+          <w:rFonts w:cs="Times New Roman"/>
+          <w:lang w:val="en-US"/>
+        </w:rPr>
+        <w:t xml:space="preserve"> a </w:t>
+      </w:r>
+      <w:proofErr w:type="spellStart"/>
+      <w:r>
+        <w:rPr>
+          <w:rFonts w:cs="Times New Roman"/>
+          <w:lang w:val="en-US"/>
+        </w:rPr>
+        <w:t>lekérdezést</w:t>
+      </w:r>
+      <w:proofErr w:type="spellEnd"/>
+      <w:r>
+        <w:rPr>
+          <w:rFonts w:cs="Times New Roman"/>
+          <w:lang w:val="en-US"/>
+        </w:rPr>
+        <w:t xml:space="preserve"> </w:t>
+      </w:r>
+      <w:proofErr w:type="spellStart"/>
+      <w:r>
+        <w:rPr>
+          <w:rFonts w:cs="Times New Roman"/>
+          <w:lang w:val="en-US"/>
+        </w:rPr>
+        <w:t>bizonyos</w:t>
+      </w:r>
+      <w:proofErr w:type="spellEnd"/>
+      <w:r>
+        <w:rPr>
+          <w:rFonts w:cs="Times New Roman"/>
+          <w:lang w:val="en-US"/>
+        </w:rPr>
+        <w:t xml:space="preserve"> </w:t>
+      </w:r>
+      <w:proofErr w:type="spellStart"/>
+      <w:r>
+        <w:rPr>
+          <w:rFonts w:cs="Times New Roman"/>
+          <w:lang w:val="en-US"/>
+        </w:rPr>
+        <w:t>szigorúan</w:t>
+      </w:r>
+      <w:proofErr w:type="spellEnd"/>
+      <w:r>
+        <w:rPr>
+          <w:rFonts w:cs="Times New Roman"/>
+          <w:lang w:val="en-US"/>
+        </w:rPr>
+        <w:t xml:space="preserve"> </w:t>
+      </w:r>
+      <w:proofErr w:type="spellStart"/>
+      <w:r>
+        <w:rPr>
+          <w:rFonts w:cs="Times New Roman"/>
+          <w:lang w:val="en-US"/>
+        </w:rPr>
+        <w:t>típusos</w:t>
+      </w:r>
+      <w:proofErr w:type="spellEnd"/>
+      <w:r>
+        <w:rPr>
+          <w:rFonts w:cs="Times New Roman"/>
+          <w:lang w:val="en-US"/>
+        </w:rPr>
+        <w:t xml:space="preserve"> </w:t>
+      </w:r>
+      <w:proofErr w:type="spellStart"/>
+      <w:r>
+        <w:rPr>
+          <w:rFonts w:cs="Times New Roman"/>
+          <w:lang w:val="en-US"/>
+        </w:rPr>
+        <w:t>nyelvekben</w:t>
+      </w:r>
+      <w:proofErr w:type="spellEnd"/>
+      <w:r>
+        <w:rPr>
+          <w:rFonts w:cs="Times New Roman"/>
+          <w:lang w:val="en-US"/>
+        </w:rPr>
+        <w:t xml:space="preserve">, </w:t>
+      </w:r>
+      <w:proofErr w:type="spellStart"/>
+      <w:r>
+        <w:rPr>
+          <w:rFonts w:cs="Times New Roman"/>
+          <w:lang w:val="en-US"/>
+        </w:rPr>
+        <w:t>mivel</w:t>
+      </w:r>
+      <w:proofErr w:type="spellEnd"/>
+      <w:r>
+        <w:rPr>
+          <w:rFonts w:cs="Times New Roman"/>
+          <w:lang w:val="en-US"/>
+        </w:rPr>
+        <w:t xml:space="preserve"> </w:t>
+      </w:r>
+      <w:proofErr w:type="spellStart"/>
+      <w:r>
+        <w:rPr>
+          <w:rFonts w:cs="Times New Roman"/>
+          <w:lang w:val="en-US"/>
+        </w:rPr>
+        <w:t>az</w:t>
+      </w:r>
+      <w:proofErr w:type="spellEnd"/>
+      <w:r>
+        <w:rPr>
+          <w:rFonts w:cs="Times New Roman"/>
+          <w:lang w:val="en-US"/>
+        </w:rPr>
+        <w:t xml:space="preserve"> </w:t>
+      </w:r>
+      <w:proofErr w:type="spellStart"/>
+      <w:r>
+        <w:rPr>
+          <w:rFonts w:cs="Times New Roman"/>
+          <w:lang w:val="en-US"/>
+        </w:rPr>
+        <w:t>érték</w:t>
+      </w:r>
+      <w:proofErr w:type="spellEnd"/>
+      <w:r>
+        <w:rPr>
+          <w:rFonts w:cs="Times New Roman"/>
+          <w:lang w:val="en-US"/>
+        </w:rPr>
+        <w:t xml:space="preserve"> </w:t>
+      </w:r>
+      <w:proofErr w:type="spellStart"/>
+      <w:r>
+        <w:rPr>
+          <w:rFonts w:cs="Times New Roman"/>
+          <w:lang w:val="en-US"/>
+        </w:rPr>
+        <w:t>nem</w:t>
+      </w:r>
+      <w:proofErr w:type="spellEnd"/>
+      <w:r>
+        <w:rPr>
+          <w:rFonts w:cs="Times New Roman"/>
+          <w:lang w:val="en-US"/>
+        </w:rPr>
+        <w:t xml:space="preserve"> </w:t>
+      </w:r>
+      <w:proofErr w:type="spellStart"/>
+      <w:r>
+        <w:rPr>
+          <w:rFonts w:cs="Times New Roman"/>
+          <w:lang w:val="en-US"/>
+        </w:rPr>
+        <w:t>lesz</w:t>
+      </w:r>
+      <w:proofErr w:type="spellEnd"/>
+      <w:r>
+        <w:rPr>
+          <w:rFonts w:cs="Times New Roman"/>
+          <w:lang w:val="en-US"/>
+        </w:rPr>
+        <w:t xml:space="preserve"> </w:t>
+      </w:r>
+      <w:proofErr w:type="spellStart"/>
+      <w:r>
+        <w:rPr>
+          <w:rFonts w:cs="Times New Roman"/>
+          <w:lang w:val="en-US"/>
+        </w:rPr>
+        <w:t>semmi</w:t>
+      </w:r>
+      <w:proofErr w:type="spellEnd"/>
+      <w:r>
+        <w:rPr>
+          <w:rFonts w:cs="Times New Roman"/>
+          <w:lang w:val="en-US"/>
+        </w:rPr>
+        <w:t xml:space="preserve">. </w:t>
+      </w:r>
+      <w:proofErr w:type="spellStart"/>
+      <w:r>
+        <w:rPr>
+          <w:rFonts w:cs="Times New Roman"/>
+          <w:lang w:val="en-US"/>
+        </w:rPr>
+        <w:t>Ilyenkor</w:t>
+      </w:r>
+      <w:proofErr w:type="spellEnd"/>
+      <w:r>
+        <w:rPr>
+          <w:rFonts w:cs="Times New Roman"/>
+          <w:lang w:val="en-US"/>
+        </w:rPr>
+        <w:t xml:space="preserve"> </w:t>
+      </w:r>
+      <w:proofErr w:type="spellStart"/>
+      <w:r>
+        <w:rPr>
+          <w:rFonts w:cs="Times New Roman"/>
+          <w:lang w:val="en-US"/>
+        </w:rPr>
+        <w:t>ajánlott</w:t>
+      </w:r>
+      <w:proofErr w:type="spellEnd"/>
+      <w:r>
+        <w:rPr>
+          <w:rFonts w:cs="Times New Roman"/>
+          <w:lang w:val="en-US"/>
+        </w:rPr>
+        <w:t xml:space="preserve"> a </w:t>
+      </w:r>
+      <w:r>
+        <w:rPr>
+          <w:rFonts w:cs="Times New Roman"/>
+          <w:lang w:val="en-US"/>
+        </w:rPr>
+        <w:t xml:space="preserve">COALESCE </w:t>
+      </w:r>
+      <w:proofErr w:type="spellStart"/>
+      <w:r>
+        <w:rPr>
+          <w:rFonts w:cs="Times New Roman"/>
+          <w:lang w:val="en-US"/>
+        </w:rPr>
+        <w:t>kulcsszó</w:t>
+      </w:r>
+      <w:proofErr w:type="spellEnd"/>
+      <w:r>
+        <w:rPr>
+          <w:rFonts w:cs="Times New Roman"/>
+          <w:lang w:val="en-US"/>
+        </w:rPr>
+        <w:t xml:space="preserve"> </w:t>
+      </w:r>
+      <w:proofErr w:type="spellStart"/>
+      <w:r>
+        <w:rPr>
+          <w:rFonts w:cs="Times New Roman"/>
+          <w:lang w:val="en-US"/>
+        </w:rPr>
+        <w:t>használata</w:t>
+      </w:r>
+      <w:proofErr w:type="spellEnd"/>
+      <w:r>
+        <w:rPr>
+          <w:rFonts w:cs="Times New Roman"/>
+          <w:lang w:val="en-US"/>
+        </w:rPr>
+        <w:t xml:space="preserve">. A COALESCE </w:t>
+      </w:r>
+      <w:proofErr w:type="spellStart"/>
+      <w:r>
+        <w:rPr>
+          <w:rFonts w:cs="Times New Roman"/>
+          <w:lang w:val="en-US"/>
+        </w:rPr>
+        <w:t>fügvény</w:t>
+      </w:r>
+      <w:proofErr w:type="spellEnd"/>
+      <w:r>
+        <w:rPr>
+          <w:rFonts w:cs="Times New Roman"/>
+          <w:lang w:val="en-US"/>
+        </w:rPr>
+        <w:t xml:space="preserve"> </w:t>
+      </w:r>
+      <w:proofErr w:type="spellStart"/>
+      <w:r>
+        <w:rPr>
+          <w:rFonts w:cs="Times New Roman"/>
+          <w:lang w:val="en-US"/>
+        </w:rPr>
+        <w:t>az</w:t>
+      </w:r>
+      <w:proofErr w:type="spellEnd"/>
+      <w:r>
+        <w:rPr>
+          <w:rFonts w:cs="Times New Roman"/>
+          <w:lang w:val="en-US"/>
+        </w:rPr>
+        <w:t xml:space="preserve"> </w:t>
+      </w:r>
+      <w:proofErr w:type="spellStart"/>
+      <w:r>
+        <w:rPr>
+          <w:rFonts w:cs="Times New Roman"/>
+          <w:lang w:val="en-US"/>
+        </w:rPr>
+        <w:t>első</w:t>
+      </w:r>
+      <w:proofErr w:type="spellEnd"/>
+      <w:r>
+        <w:rPr>
+          <w:rFonts w:cs="Times New Roman"/>
+          <w:lang w:val="en-US"/>
+        </w:rPr>
+        <w:t xml:space="preserve"> </w:t>
+      </w:r>
+      <w:proofErr w:type="spellStart"/>
+      <w:r>
+        <w:rPr>
+          <w:rFonts w:cs="Times New Roman"/>
+          <w:lang w:val="en-US"/>
+        </w:rPr>
+        <w:t>létező</w:t>
+      </w:r>
+      <w:proofErr w:type="spellEnd"/>
+      <w:r>
+        <w:rPr>
+          <w:rFonts w:cs="Times New Roman"/>
+          <w:lang w:val="en-US"/>
+        </w:rPr>
+        <w:t xml:space="preserve"> </w:t>
+      </w:r>
+      <w:proofErr w:type="spellStart"/>
+      <w:r>
+        <w:rPr>
+          <w:rFonts w:cs="Times New Roman"/>
+          <w:lang w:val="en-US"/>
+        </w:rPr>
+        <w:t>értéket</w:t>
+      </w:r>
+      <w:proofErr w:type="spellEnd"/>
+      <w:r>
+        <w:rPr>
+          <w:rFonts w:cs="Times New Roman"/>
+          <w:lang w:val="en-US"/>
+        </w:rPr>
+        <w:t xml:space="preserve"> </w:t>
+      </w:r>
+      <w:proofErr w:type="spellStart"/>
+      <w:r>
+        <w:rPr>
+          <w:rFonts w:cs="Times New Roman"/>
+          <w:lang w:val="en-US"/>
+        </w:rPr>
+        <w:t>returnöli</w:t>
+      </w:r>
+      <w:proofErr w:type="spellEnd"/>
+      <w:r>
+        <w:rPr>
+          <w:rFonts w:cs="Times New Roman"/>
+          <w:lang w:val="en-US"/>
+        </w:rPr>
+        <w:t xml:space="preserve">, </w:t>
+      </w:r>
+      <w:proofErr w:type="spellStart"/>
+      <w:r>
+        <w:rPr>
+          <w:rFonts w:cs="Times New Roman"/>
+          <w:lang w:val="en-US"/>
+        </w:rPr>
+        <w:t>tehát</w:t>
+      </w:r>
+      <w:proofErr w:type="spellEnd"/>
+      <w:r>
+        <w:rPr>
+          <w:rFonts w:cs="Times New Roman"/>
+          <w:lang w:val="en-US"/>
+        </w:rPr>
+        <w:t xml:space="preserve"> </w:t>
+      </w:r>
+      <w:proofErr w:type="spellStart"/>
+      <w:r>
+        <w:rPr>
+          <w:rFonts w:cs="Times New Roman"/>
+          <w:lang w:val="en-US"/>
+        </w:rPr>
+        <w:t>üres</w:t>
+      </w:r>
+      <w:proofErr w:type="spellEnd"/>
+      <w:r>
+        <w:rPr>
+          <w:rFonts w:cs="Times New Roman"/>
+          <w:lang w:val="en-US"/>
+        </w:rPr>
+        <w:t xml:space="preserve"> </w:t>
+      </w:r>
+      <w:proofErr w:type="spellStart"/>
+      <w:r>
+        <w:rPr>
+          <w:rFonts w:cs="Times New Roman"/>
+          <w:lang w:val="en-US"/>
+        </w:rPr>
+        <w:t>érték</w:t>
+      </w:r>
+      <w:proofErr w:type="spellEnd"/>
+      <w:r>
+        <w:rPr>
+          <w:rFonts w:cs="Times New Roman"/>
+          <w:lang w:val="en-US"/>
+        </w:rPr>
+        <w:t xml:space="preserve"> </w:t>
+      </w:r>
+      <w:proofErr w:type="spellStart"/>
+      <w:r>
+        <w:rPr>
+          <w:rFonts w:cs="Times New Roman"/>
+          <w:lang w:val="en-US"/>
+        </w:rPr>
+        <w:t>nem</w:t>
+      </w:r>
+      <w:proofErr w:type="spellEnd"/>
+      <w:r>
+        <w:rPr>
+          <w:rFonts w:cs="Times New Roman"/>
+          <w:lang w:val="en-US"/>
+        </w:rPr>
+        <w:t xml:space="preserve"> </w:t>
+      </w:r>
+      <w:proofErr w:type="spellStart"/>
+      <w:r>
+        <w:rPr>
+          <w:rFonts w:cs="Times New Roman"/>
+          <w:lang w:val="en-US"/>
+        </w:rPr>
+        <w:t>lesz</w:t>
+      </w:r>
+      <w:proofErr w:type="spellEnd"/>
+      <w:r>
+        <w:rPr>
+          <w:rFonts w:cs="Times New Roman"/>
+          <w:lang w:val="en-US"/>
+        </w:rPr>
+        <w:t xml:space="preserve"> a </w:t>
+      </w:r>
+      <w:proofErr w:type="spellStart"/>
+      <w:r>
+        <w:rPr>
+          <w:rFonts w:cs="Times New Roman"/>
+          <w:lang w:val="en-US"/>
+        </w:rPr>
+        <w:t>lekérdezésben</w:t>
+      </w:r>
+      <w:proofErr w:type="spellEnd"/>
+      <w:r>
+        <w:rPr>
+          <w:rFonts w:cs="Times New Roman"/>
+          <w:lang w:val="en-US"/>
+        </w:rPr>
+        <w:t xml:space="preserve">. </w:t>
+      </w:r>
+      <w:proofErr w:type="spellStart"/>
+      <w:r>
+        <w:rPr>
+          <w:rFonts w:cs="Times New Roman"/>
+          <w:lang w:val="en-US"/>
+        </w:rPr>
+        <w:t>Szinte</w:t>
+      </w:r>
+      <w:proofErr w:type="spellEnd"/>
+      <w:r>
+        <w:rPr>
+          <w:rFonts w:cs="Times New Roman"/>
+          <w:lang w:val="en-US"/>
+        </w:rPr>
+        <w:t xml:space="preserve"> </w:t>
+      </w:r>
+      <w:proofErr w:type="spellStart"/>
+      <w:r>
+        <w:rPr>
+          <w:rFonts w:cs="Times New Roman"/>
+          <w:lang w:val="en-US"/>
+        </w:rPr>
+        <w:t>bármennyi</w:t>
+      </w:r>
+      <w:proofErr w:type="spellEnd"/>
+      <w:r>
+        <w:rPr>
+          <w:rFonts w:cs="Times New Roman"/>
+          <w:lang w:val="en-US"/>
+        </w:rPr>
+        <w:t xml:space="preserve"> </w:t>
+      </w:r>
+      <w:proofErr w:type="spellStart"/>
+      <w:r>
+        <w:rPr>
+          <w:rFonts w:cs="Times New Roman"/>
+          <w:lang w:val="en-US"/>
+        </w:rPr>
+        <w:t>paramétere</w:t>
+      </w:r>
+      <w:proofErr w:type="spellEnd"/>
+      <w:r>
+        <w:rPr>
+          <w:rFonts w:cs="Times New Roman"/>
+          <w:lang w:val="en-US"/>
+        </w:rPr>
+        <w:t xml:space="preserve"> </w:t>
+      </w:r>
+      <w:proofErr w:type="spellStart"/>
+      <w:r>
+        <w:rPr>
+          <w:rFonts w:cs="Times New Roman"/>
+          <w:lang w:val="en-US"/>
+        </w:rPr>
+        <w:t>lehet</w:t>
+      </w:r>
+      <w:proofErr w:type="spellEnd"/>
+      <w:r>
+        <w:rPr>
+          <w:rFonts w:cs="Times New Roman"/>
+          <w:lang w:val="en-US"/>
+        </w:rPr>
+        <w:t xml:space="preserve"> </w:t>
+      </w:r>
+      <w:proofErr w:type="spellStart"/>
+      <w:r>
+        <w:rPr>
+          <w:rFonts w:cs="Times New Roman"/>
+          <w:lang w:val="en-US"/>
+        </w:rPr>
+        <w:t>ennek</w:t>
+      </w:r>
+      <w:proofErr w:type="spellEnd"/>
+      <w:r>
+        <w:rPr>
+          <w:rFonts w:cs="Times New Roman"/>
+          <w:lang w:val="en-US"/>
+        </w:rPr>
+        <w:t xml:space="preserve"> a </w:t>
+      </w:r>
+      <w:proofErr w:type="spellStart"/>
+      <w:r>
+        <w:rPr>
+          <w:rFonts w:cs="Times New Roman"/>
+          <w:lang w:val="en-US"/>
+        </w:rPr>
+        <w:t>függvénymeghívásnak</w:t>
+      </w:r>
+      <w:proofErr w:type="spellEnd"/>
+      <w:r>
+        <w:rPr>
+          <w:rFonts w:cs="Times New Roman"/>
+          <w:lang w:val="en-US"/>
+        </w:rPr>
+        <w:t>.</w:t>
       </w:r>
     </w:p>
     <w:p>
@@ -5113,6 +9137,7 @@
         <w:spacing w:before="0" w:after="160"/>
         <w:jc w:val="left"/>
       </w:pPr>
+      <w:proofErr w:type="spellStart"/>
       <w:r>
         <w:rPr>
           <w:rFonts w:cs="Times New Roman"/>
@@ -5122,12 +9147,221 @@
         </w:rPr>
         <w:t>Megjegyzés</w:t>
       </w:r>
-      <w:r>
-        <w:rPr>
-          <w:rFonts w:cs="Times New Roman"/>
-          <w:lang w:val="en-US"/>
-        </w:rPr>
-        <w:t>: A képeknél elérési utat tárol a tábla. Ezeket képeket a Django-n keresztül statikus fájl szerverrel képes elérni a backend</w:t>
+      <w:proofErr w:type="spellEnd"/>
+      <w:r>
+        <w:rPr>
+          <w:rFonts w:cs="Times New Roman"/>
+          <w:lang w:val="en-US"/>
+        </w:rPr>
+        <w:t xml:space="preserve">: A </w:t>
+      </w:r>
+      <w:proofErr w:type="spellStart"/>
+      <w:r>
+        <w:rPr>
+          <w:rFonts w:cs="Times New Roman"/>
+          <w:lang w:val="en-US"/>
+        </w:rPr>
+        <w:t>képeknél</w:t>
+      </w:r>
+      <w:proofErr w:type="spellEnd"/>
+      <w:r>
+        <w:rPr>
+          <w:rFonts w:cs="Times New Roman"/>
+          <w:lang w:val="en-US"/>
+        </w:rPr>
+        <w:t xml:space="preserve"> </w:t>
+      </w:r>
+      <w:proofErr w:type="spellStart"/>
+      <w:r>
+        <w:rPr>
+          <w:rFonts w:cs="Times New Roman"/>
+          <w:lang w:val="en-US"/>
+        </w:rPr>
+        <w:t>elérési</w:t>
+      </w:r>
+      <w:proofErr w:type="spellEnd"/>
+      <w:r>
+        <w:rPr>
+          <w:rFonts w:cs="Times New Roman"/>
+          <w:lang w:val="en-US"/>
+        </w:rPr>
+        <w:t xml:space="preserve"> </w:t>
+      </w:r>
+      <w:proofErr w:type="spellStart"/>
+      <w:r>
+        <w:rPr>
+          <w:rFonts w:cs="Times New Roman"/>
+          <w:lang w:val="en-US"/>
+        </w:rPr>
+        <w:t>utat</w:t>
+      </w:r>
+      <w:proofErr w:type="spellEnd"/>
+      <w:r>
+        <w:rPr>
+          <w:rFonts w:cs="Times New Roman"/>
+          <w:lang w:val="en-US"/>
+        </w:rPr>
+        <w:t xml:space="preserve"> </w:t>
+      </w:r>
+      <w:proofErr w:type="spellStart"/>
+      <w:r>
+        <w:rPr>
+          <w:rFonts w:cs="Times New Roman"/>
+          <w:lang w:val="en-US"/>
+        </w:rPr>
+        <w:t>tárol</w:t>
+      </w:r>
+      <w:proofErr w:type="spellEnd"/>
+      <w:r>
+        <w:rPr>
+          <w:rFonts w:cs="Times New Roman"/>
+          <w:lang w:val="en-US"/>
+        </w:rPr>
+        <w:t xml:space="preserve"> a </w:t>
+      </w:r>
+      <w:proofErr w:type="spellStart"/>
+      <w:r>
+        <w:rPr>
+          <w:rFonts w:cs="Times New Roman"/>
+          <w:lang w:val="en-US"/>
+        </w:rPr>
+        <w:t>tábla</w:t>
+      </w:r>
+      <w:proofErr w:type="spellEnd"/>
+      <w:r>
+        <w:rPr>
+          <w:rFonts w:cs="Times New Roman"/>
+          <w:lang w:val="en-US"/>
+        </w:rPr>
+        <w:t xml:space="preserve">. </w:t>
+      </w:r>
+      <w:proofErr w:type="spellStart"/>
+      <w:r>
+        <w:rPr>
+          <w:rFonts w:cs="Times New Roman"/>
+          <w:lang w:val="en-US"/>
+        </w:rPr>
+        <w:t>Ezeket</w:t>
+      </w:r>
+      <w:proofErr w:type="spellEnd"/>
+      <w:r>
+        <w:rPr>
+          <w:rFonts w:cs="Times New Roman"/>
+          <w:lang w:val="en-US"/>
+        </w:rPr>
+        <w:t xml:space="preserve"> </w:t>
+      </w:r>
+      <w:proofErr w:type="spellStart"/>
+      <w:r>
+        <w:rPr>
+          <w:rFonts w:cs="Times New Roman"/>
+          <w:lang w:val="en-US"/>
+        </w:rPr>
+        <w:t>képeket</w:t>
+      </w:r>
+      <w:proofErr w:type="spellEnd"/>
+      <w:r>
+        <w:rPr>
+          <w:rFonts w:cs="Times New Roman"/>
+          <w:lang w:val="en-US"/>
+        </w:rPr>
+        <w:t xml:space="preserve"> a Django-n </w:t>
+      </w:r>
+      <w:proofErr w:type="spellStart"/>
+      <w:r>
+        <w:rPr>
+          <w:rFonts w:cs="Times New Roman"/>
+          <w:lang w:val="en-US"/>
+        </w:rPr>
+        <w:t>keresztül</w:t>
+      </w:r>
+      <w:proofErr w:type="spellEnd"/>
+      <w:r>
+        <w:rPr>
+          <w:rFonts w:cs="Times New Roman"/>
+          <w:lang w:val="en-US"/>
+        </w:rPr>
+        <w:t xml:space="preserve"> </w:t>
+      </w:r>
+      <w:proofErr w:type="spellStart"/>
+      <w:r>
+        <w:rPr>
+          <w:rFonts w:cs="Times New Roman"/>
+          <w:lang w:val="en-US"/>
+        </w:rPr>
+        <w:t>statikus</w:t>
+      </w:r>
+      <w:proofErr w:type="spellEnd"/>
+      <w:r>
+        <w:rPr>
+          <w:rFonts w:cs="Times New Roman"/>
+          <w:lang w:val="en-US"/>
+        </w:rPr>
+        <w:t xml:space="preserve"> </w:t>
+      </w:r>
+      <w:proofErr w:type="spellStart"/>
+      <w:r>
+        <w:rPr>
+          <w:rFonts w:cs="Times New Roman"/>
+          <w:lang w:val="en-US"/>
+        </w:rPr>
+        <w:t>fájl</w:t>
+      </w:r>
+      <w:proofErr w:type="spellEnd"/>
+      <w:r>
+        <w:rPr>
+          <w:rFonts w:cs="Times New Roman"/>
+          <w:lang w:val="en-US"/>
+        </w:rPr>
+        <w:t xml:space="preserve"> </w:t>
+      </w:r>
+      <w:proofErr w:type="spellStart"/>
+      <w:r>
+        <w:rPr>
+          <w:rFonts w:cs="Times New Roman"/>
+          <w:lang w:val="en-US"/>
+        </w:rPr>
+        <w:t>szerverrel</w:t>
+      </w:r>
+      <w:proofErr w:type="spellEnd"/>
+      <w:r>
+        <w:rPr>
+          <w:rFonts w:cs="Times New Roman"/>
+          <w:lang w:val="en-US"/>
+        </w:rPr>
+        <w:t xml:space="preserve"> </w:t>
+      </w:r>
+      <w:proofErr w:type="spellStart"/>
+      <w:r>
+        <w:rPr>
+          <w:rFonts w:cs="Times New Roman"/>
+          <w:lang w:val="en-US"/>
+        </w:rPr>
+        <w:t>képes</w:t>
+      </w:r>
+      <w:proofErr w:type="spellEnd"/>
+      <w:r>
+        <w:rPr>
+          <w:rFonts w:cs="Times New Roman"/>
+          <w:lang w:val="en-US"/>
+        </w:rPr>
+        <w:t xml:space="preserve"> </w:t>
+      </w:r>
+      <w:proofErr w:type="spellStart"/>
+      <w:r>
+        <w:rPr>
+          <w:rFonts w:cs="Times New Roman"/>
+          <w:lang w:val="en-US"/>
+        </w:rPr>
+        <w:t>elérni</w:t>
+      </w:r>
+      <w:proofErr w:type="spellEnd"/>
+      <w:r>
+        <w:rPr>
+          <w:rFonts w:cs="Times New Roman"/>
+          <w:lang w:val="en-US"/>
+        </w:rPr>
+        <w:t xml:space="preserve"> a backend</w:t>
       </w:r>
     </w:p>
     <w:p/>
@@ -5175,7 +9409,71 @@
           <w:rFonts w:cs="Times New Roman"/>
           <w:szCs w:val="24"/>
         </w:rPr>
-        <w:t>rengeteg előre megírt objektumot, algoritmust használ. Az összes model, és view az alapvető django-s modellek és view-k funkcionalitására alapszik. A valós problémák megoldására nem mindig szükséges új algoritmust kitalálni, vagy „újra feltalálni a kereket”</w:t>
+        <w:t xml:space="preserve">rengeteg előre megírt objektumot, algoritmust használ. Az összes </w:t>
+      </w:r>
+      <w:proofErr w:type="spellStart"/>
+      <w:r>
+        <w:rPr>
+          <w:rFonts w:cs="Times New Roman"/>
+          <w:szCs w:val="24"/>
+        </w:rPr>
+        <w:t>model</w:t>
+      </w:r>
+      <w:proofErr w:type="spellEnd"/>
+      <w:r>
+        <w:rPr>
+          <w:rFonts w:cs="Times New Roman"/>
+          <w:szCs w:val="24"/>
+        </w:rPr>
+        <w:t xml:space="preserve">, és </w:t>
+      </w:r>
+      <w:proofErr w:type="spellStart"/>
+      <w:r>
+        <w:rPr>
+          <w:rFonts w:cs="Times New Roman"/>
+          <w:szCs w:val="24"/>
+        </w:rPr>
+        <w:t>view</w:t>
+      </w:r>
+      <w:proofErr w:type="spellEnd"/>
+      <w:r>
+        <w:rPr>
+          <w:rFonts w:cs="Times New Roman"/>
+          <w:szCs w:val="24"/>
+        </w:rPr>
+        <w:t xml:space="preserve"> az alapvető </w:t>
+      </w:r>
+      <w:proofErr w:type="spellStart"/>
+      <w:r>
+        <w:rPr>
+          <w:rFonts w:cs="Times New Roman"/>
+          <w:szCs w:val="24"/>
+        </w:rPr>
+        <w:t>django</w:t>
+      </w:r>
+      <w:proofErr w:type="spellEnd"/>
+      <w:r>
+        <w:rPr>
+          <w:rFonts w:cs="Times New Roman"/>
+          <w:szCs w:val="24"/>
+        </w:rPr>
+        <w:t xml:space="preserve">-s modellek és </w:t>
+      </w:r>
+      <w:proofErr w:type="spellStart"/>
+      <w:r>
+        <w:rPr>
+          <w:rFonts w:cs="Times New Roman"/>
+          <w:szCs w:val="24"/>
+        </w:rPr>
+        <w:t>view</w:t>
+      </w:r>
+      <w:proofErr w:type="spellEnd"/>
+      <w:r>
+        <w:rPr>
+          <w:rFonts w:cs="Times New Roman"/>
+          <w:szCs w:val="24"/>
+        </w:rPr>
+        <w:t>-k funkcionalitására alapszik. A valós problémák megoldására nem mindig szükséges új algoritmust kitalálni, vagy „újra feltalálni a kereket”</w:t>
       </w:r>
       <w:r>
         <w:rPr>
@@ -5199,7 +9497,23 @@
           <w:rFonts w:cs="Times New Roman"/>
           <w:szCs w:val="24"/>
         </w:rPr>
-        <w:t>Általánosságban a backend több algoritumust, függvényt igényel.</w:t>
+        <w:t xml:space="preserve">Általánosságban a backend több </w:t>
+      </w:r>
+      <w:proofErr w:type="spellStart"/>
+      <w:r>
+        <w:rPr>
+          <w:rFonts w:cs="Times New Roman"/>
+          <w:szCs w:val="24"/>
+        </w:rPr>
+        <w:t>algoritumust</w:t>
+      </w:r>
+      <w:proofErr w:type="spellEnd"/>
+      <w:r>
+        <w:rPr>
+          <w:rFonts w:cs="Times New Roman"/>
+          <w:szCs w:val="24"/>
+        </w:rPr>
+        <w:t>, függvényt igényel.</w:t>
       </w:r>
     </w:p>
     <w:p>
@@ -5213,6 +9527,7 @@
           <w:szCs w:val="24"/>
         </w:rPr>
       </w:pPr>
+      <w:proofErr w:type="spellStart"/>
       <w:r>
         <w:rPr>
           <w:rFonts w:cs="Times New Roman"/>
@@ -5220,7 +9535,17 @@
           <w:sz w:val="28"/>
           <w:szCs w:val="24"/>
         </w:rPr>
-        <w:t>Django REST Framework Nézetek Kulcsfontosságú Algoritmusai</w:t>
+        <w:t>Django</w:t>
+      </w:r>
+      <w:proofErr w:type="spellEnd"/>
+      <w:r>
+        <w:rPr>
+          <w:rFonts w:cs="Times New Roman"/>
+          <w:b/>
+          <w:sz w:val="28"/>
+          <w:szCs w:val="24"/>
+        </w:rPr>
+        <w:t xml:space="preserve"> REST Framework Nézetek Kulcsfontosságú Algoritmusai</w:t>
       </w:r>
     </w:p>
     <w:p>
@@ -5287,6 +9612,7 @@
         </w:rPr>
         <w:t xml:space="preserve">A </w:t>
       </w:r>
+      <w:proofErr w:type="spellStart"/>
       <w:r>
         <w:rPr>
           <w:rFonts w:cs="Times New Roman"/>
@@ -5295,6 +9621,7 @@
         </w:rPr>
         <w:t>CreateUserView</w:t>
       </w:r>
+      <w:proofErr w:type="spellEnd"/>
       <w:r>
         <w:rPr>
           <w:rFonts w:cs="Times New Roman"/>
@@ -5344,8 +9671,17 @@
           <w:rFonts w:cs="Times New Roman"/>
           <w:szCs w:val="24"/>
         </w:rPr>
-        <w:t>Létrehoz egy véletlenszerű megerősítési tokent</w:t>
-      </w:r>
+        <w:t xml:space="preserve">Létrehoz egy véletlenszerű megerősítési </w:t>
+      </w:r>
+      <w:proofErr w:type="spellStart"/>
+      <w:r>
+        <w:rPr>
+          <w:rFonts w:cs="Times New Roman"/>
+          <w:szCs w:val="24"/>
+        </w:rPr>
+        <w:t>tokent</w:t>
+      </w:r>
+      <w:proofErr w:type="spellEnd"/>
     </w:p>
     <w:p>
       <w:pPr>
@@ -5366,7 +9702,23 @@
           <w:rFonts w:cs="Times New Roman"/>
           <w:szCs w:val="24"/>
         </w:rPr>
-        <w:t>A tokent eltárolja az adatbázisban a felhasználóhoz kapcsolva</w:t>
+        <w:t xml:space="preserve">A </w:t>
+      </w:r>
+      <w:proofErr w:type="spellStart"/>
+      <w:r>
+        <w:rPr>
+          <w:rFonts w:cs="Times New Roman"/>
+          <w:szCs w:val="24"/>
+        </w:rPr>
+        <w:t>tokent</w:t>
+      </w:r>
+      <w:proofErr w:type="spellEnd"/>
+      <w:r>
+        <w:rPr>
+          <w:rFonts w:cs="Times New Roman"/>
+          <w:szCs w:val="24"/>
+        </w:rPr>
+        <w:t xml:space="preserve"> eltárolja az adatbázisban a felhasználóhoz kapcsolva</w:t>
       </w:r>
     </w:p>
     <w:p>
@@ -5454,7 +9806,23 @@
           <w:rFonts w:cs="Times New Roman"/>
           <w:szCs w:val="24"/>
         </w:rPr>
-        <w:t>A ConfirmEmail osztály a regisztrációs folyamat második lépését kezeli:</w:t>
+        <w:t xml:space="preserve">A </w:t>
+      </w:r>
+      <w:proofErr w:type="spellStart"/>
+      <w:r>
+        <w:rPr>
+          <w:rFonts w:cs="Times New Roman"/>
+          <w:szCs w:val="24"/>
+        </w:rPr>
+        <w:t>ConfirmEmail</w:t>
+      </w:r>
+      <w:proofErr w:type="spellEnd"/>
+      <w:r>
+        <w:rPr>
+          <w:rFonts w:cs="Times New Roman"/>
+          <w:szCs w:val="24"/>
+        </w:rPr>
+        <w:t xml:space="preserve"> osztály a regisztrációs folyamat második lépését kezeli:</w:t>
       </w:r>
     </w:p>
     <w:p>
@@ -5476,7 +9844,23 @@
           <w:rFonts w:cs="Times New Roman"/>
           <w:szCs w:val="24"/>
         </w:rPr>
-        <w:t>Kivonja a tokent a kérésből</w:t>
+        <w:t xml:space="preserve">Kivonja a </w:t>
+      </w:r>
+      <w:proofErr w:type="spellStart"/>
+      <w:r>
+        <w:rPr>
+          <w:rFonts w:cs="Times New Roman"/>
+          <w:szCs w:val="24"/>
+        </w:rPr>
+        <w:t>tokent</w:t>
+      </w:r>
+      <w:proofErr w:type="spellEnd"/>
+      <w:r>
+        <w:rPr>
+          <w:rFonts w:cs="Times New Roman"/>
+          <w:szCs w:val="24"/>
+        </w:rPr>
+        <w:t xml:space="preserve"> a kérésből</w:t>
       </w:r>
     </w:p>
     <w:p>
@@ -5498,7 +9882,23 @@
           <w:rFonts w:cs="Times New Roman"/>
           <w:szCs w:val="24"/>
         </w:rPr>
-        <w:t>Lekérdezi a tokent az adatbázisból</w:t>
+        <w:t xml:space="preserve">Lekérdezi a </w:t>
+      </w:r>
+      <w:proofErr w:type="spellStart"/>
+      <w:r>
+        <w:rPr>
+          <w:rFonts w:cs="Times New Roman"/>
+          <w:szCs w:val="24"/>
+        </w:rPr>
+        <w:t>tokent</w:t>
+      </w:r>
+      <w:proofErr w:type="spellEnd"/>
+      <w:r>
+        <w:rPr>
+          <w:rFonts w:cs="Times New Roman"/>
+          <w:szCs w:val="24"/>
+        </w:rPr>
+        <w:t xml:space="preserve"> az adatbázisból</w:t>
       </w:r>
     </w:p>
     <w:p>
@@ -5564,7 +9964,23 @@
           <w:rFonts w:cs="Times New Roman"/>
           <w:szCs w:val="24"/>
         </w:rPr>
-        <w:t>Törli a tokent (egyszeri használat)</w:t>
+        <w:t xml:space="preserve">Törli a </w:t>
+      </w:r>
+      <w:proofErr w:type="spellStart"/>
+      <w:r>
+        <w:rPr>
+          <w:rFonts w:cs="Times New Roman"/>
+          <w:szCs w:val="24"/>
+        </w:rPr>
+        <w:t>tokent</w:t>
+      </w:r>
+      <w:proofErr w:type="spellEnd"/>
+      <w:r>
+        <w:rPr>
+          <w:rFonts w:cs="Times New Roman"/>
+          <w:szCs w:val="24"/>
+        </w:rPr>
+        <w:t xml:space="preserve"> (egyszeri használat)</w:t>
       </w:r>
     </w:p>
     <w:p>
@@ -5610,6 +10026,7 @@
         </w:rPr>
         <w:t xml:space="preserve">Felhasználói Hitelesítés </w:t>
       </w:r>
+      <w:proofErr w:type="spellStart"/>
       <w:r>
         <w:rPr>
           <w:rFonts w:cs="Times New Roman"/>
@@ -5622,7 +10039,15 @@
           <w:rFonts w:cs="Times New Roman"/>
           <w:szCs w:val="24"/>
         </w:rPr>
-        <w:t>JWT Implementációval</w:t>
+        <w:t>JWT</w:t>
+      </w:r>
+      <w:proofErr w:type="spellEnd"/>
+      <w:r>
+        <w:rPr>
+          <w:rFonts w:cs="Times New Roman"/>
+          <w:szCs w:val="24"/>
+        </w:rPr>
+        <w:t xml:space="preserve"> Implementációval</w:t>
       </w:r>
     </w:p>
     <w:p>
@@ -5646,6 +10071,7 @@
         </w:rPr>
         <w:t xml:space="preserve">A </w:t>
       </w:r>
+      <w:proofErr w:type="spellStart"/>
       <w:r>
         <w:rPr>
           <w:rFonts w:cs="Times New Roman"/>
@@ -5654,6 +10080,7 @@
         </w:rPr>
         <w:t>CustomTokenObtainPairView</w:t>
       </w:r>
+      <w:proofErr w:type="spellEnd"/>
       <w:r>
         <w:rPr>
           <w:rFonts w:cs="Times New Roman"/>
@@ -5681,7 +10108,23 @@
           <w:rFonts w:cs="Times New Roman"/>
           <w:szCs w:val="24"/>
         </w:rPr>
-        <w:t>Egyedi JWT token generálást hajt végre</w:t>
+        <w:t xml:space="preserve">Egyedi JWT </w:t>
+      </w:r>
+      <w:proofErr w:type="spellStart"/>
+      <w:r>
+        <w:rPr>
+          <w:rFonts w:cs="Times New Roman"/>
+          <w:szCs w:val="24"/>
+        </w:rPr>
+        <w:t>token</w:t>
+      </w:r>
+      <w:proofErr w:type="spellEnd"/>
+      <w:r>
+        <w:rPr>
+          <w:rFonts w:cs="Times New Roman"/>
+          <w:szCs w:val="24"/>
+        </w:rPr>
+        <w:t xml:space="preserve"> generálást hajt végre</w:t>
       </w:r>
     </w:p>
     <w:p>
@@ -5770,6 +10213,7 @@
         </w:rPr>
         <w:t xml:space="preserve">A </w:t>
       </w:r>
+      <w:proofErr w:type="spellStart"/>
       <w:r>
         <w:rPr>
           <w:rFonts w:cs="Times New Roman"/>
@@ -5778,6 +10222,7 @@
         </w:rPr>
         <w:t>FoodCreateView</w:t>
       </w:r>
+      <w:proofErr w:type="spellEnd"/>
       <w:r>
         <w:rPr>
           <w:rFonts w:cs="Times New Roman"/>
@@ -5915,7 +10360,23 @@
           <w:rFonts w:cs="Times New Roman"/>
           <w:szCs w:val="24"/>
         </w:rPr>
-        <w:t>Ezen kívül a perform_create metódus:</w:t>
+        <w:t xml:space="preserve">Ezen kívül a </w:t>
+      </w:r>
+      <w:proofErr w:type="spellStart"/>
+      <w:r>
+        <w:rPr>
+          <w:rFonts w:cs="Times New Roman"/>
+          <w:szCs w:val="24"/>
+        </w:rPr>
+        <w:t>perform_create</w:t>
+      </w:r>
+      <w:proofErr w:type="spellEnd"/>
+      <w:r>
+        <w:rPr>
+          <w:rFonts w:cs="Times New Roman"/>
+          <w:szCs w:val="24"/>
+        </w:rPr>
+        <w:t xml:space="preserve"> metódus:</w:t>
       </w:r>
     </w:p>
     <w:p>
@@ -5959,7 +10420,23 @@
           <w:rFonts w:cs="Times New Roman"/>
           <w:szCs w:val="24"/>
         </w:rPr>
-        <w:t>Ha a felhasználó supervisor, hozzáadja a jóváhagyók listájához</w:t>
+        <w:t xml:space="preserve">Ha a felhasználó </w:t>
+      </w:r>
+      <w:proofErr w:type="spellStart"/>
+      <w:r>
+        <w:rPr>
+          <w:rFonts w:cs="Times New Roman"/>
+          <w:szCs w:val="24"/>
+        </w:rPr>
+        <w:t>supervisor</w:t>
+      </w:r>
+      <w:proofErr w:type="spellEnd"/>
+      <w:r>
+        <w:rPr>
+          <w:rFonts w:cs="Times New Roman"/>
+          <w:szCs w:val="24"/>
+        </w:rPr>
+        <w:t>, hozzáadja a jóváhagyók listájához</w:t>
       </w:r>
     </w:p>
     <w:p>
@@ -6020,6 +10497,7 @@
         </w:rPr>
         <w:t xml:space="preserve">A </w:t>
       </w:r>
+      <w:proofErr w:type="spellStart"/>
       <w:r>
         <w:rPr>
           <w:rFonts w:cs="Times New Roman"/>
@@ -6028,6 +10506,7 @@
         </w:rPr>
         <w:t>CreateFoodChange</w:t>
       </w:r>
+      <w:proofErr w:type="spellEnd"/>
       <w:r>
         <w:rPr>
           <w:rFonts w:cs="Times New Roman"/>
@@ -6219,6 +10698,7 @@
         </w:rPr>
         <w:t xml:space="preserve">A </w:t>
       </w:r>
+      <w:proofErr w:type="spellStart"/>
       <w:r>
         <w:rPr>
           <w:rFonts w:cs="Times New Roman"/>
@@ -6227,6 +10707,7 @@
         </w:rPr>
         <w:t>CreateFoodRemoval</w:t>
       </w:r>
+      <w:proofErr w:type="spellEnd"/>
       <w:r>
         <w:rPr>
           <w:rFonts w:cs="Times New Roman"/>
@@ -6347,7 +10828,23 @@
           <w:rFonts w:cs="Times New Roman"/>
           <w:szCs w:val="24"/>
         </w:rPr>
-        <w:t>Ha supervisor kéri a törlést, hozzáadja kezdeti jóváhagyását</w:t>
+        <w:t xml:space="preserve">Ha </w:t>
+      </w:r>
+      <w:proofErr w:type="spellStart"/>
+      <w:r>
+        <w:rPr>
+          <w:rFonts w:cs="Times New Roman"/>
+          <w:szCs w:val="24"/>
+        </w:rPr>
+        <w:t>supervisor</w:t>
+      </w:r>
+      <w:proofErr w:type="spellEnd"/>
+      <w:r>
+        <w:rPr>
+          <w:rFonts w:cs="Times New Roman"/>
+          <w:szCs w:val="24"/>
+        </w:rPr>
+        <w:t xml:space="preserve"> kéri a törlést, hozzáadja kezdeti jóváhagyását</w:t>
       </w:r>
     </w:p>
     <w:p>
@@ -6437,6 +10934,7 @@
         </w:rPr>
         <w:t xml:space="preserve">Az </w:t>
       </w:r>
+      <w:proofErr w:type="spellStart"/>
       <w:r>
         <w:rPr>
           <w:rFonts w:cs="Times New Roman"/>
@@ -6445,12 +10943,29 @@
         </w:rPr>
         <w:t>AcceptFood</w:t>
       </w:r>
-      <w:r>
-        <w:rPr>
-          <w:rFonts w:cs="Times New Roman"/>
-          <w:szCs w:val="24"/>
-        </w:rPr>
-        <w:t xml:space="preserve"> osztály a több supervisor által történő jóváhagyási folyamatot kezeli:</w:t>
+      <w:proofErr w:type="spellEnd"/>
+      <w:r>
+        <w:rPr>
+          <w:rFonts w:cs="Times New Roman"/>
+          <w:szCs w:val="24"/>
+        </w:rPr>
+        <w:t xml:space="preserve"> osztály a több </w:t>
+      </w:r>
+      <w:proofErr w:type="spellStart"/>
+      <w:r>
+        <w:rPr>
+          <w:rFonts w:cs="Times New Roman"/>
+          <w:szCs w:val="24"/>
+        </w:rPr>
+        <w:t>supervisor</w:t>
+      </w:r>
+      <w:proofErr w:type="spellEnd"/>
+      <w:r>
+        <w:rPr>
+          <w:rFonts w:cs="Times New Roman"/>
+          <w:szCs w:val="24"/>
+        </w:rPr>
+        <w:t xml:space="preserve"> által történő jóváhagyási folyamatot kezeli:</w:t>
       </w:r>
     </w:p>
     <w:p>
@@ -6472,7 +10987,23 @@
           <w:rFonts w:cs="Times New Roman"/>
           <w:szCs w:val="24"/>
         </w:rPr>
-        <w:t>Ellenőrzi, hogy a felhasználó supervisor-e</w:t>
+        <w:t xml:space="preserve">Ellenőrzi, hogy a felhasználó </w:t>
+      </w:r>
+      <w:proofErr w:type="spellStart"/>
+      <w:r>
+        <w:rPr>
+          <w:rFonts w:cs="Times New Roman"/>
+          <w:szCs w:val="24"/>
+        </w:rPr>
+        <w:t>supervisor</w:t>
+      </w:r>
+      <w:proofErr w:type="spellEnd"/>
+      <w:r>
+        <w:rPr>
+          <w:rFonts w:cs="Times New Roman"/>
+          <w:szCs w:val="24"/>
+        </w:rPr>
+        <w:t>-e</w:t>
       </w:r>
     </w:p>
     <w:p>
@@ -6494,7 +11025,23 @@
           <w:rFonts w:cs="Times New Roman"/>
           <w:szCs w:val="24"/>
         </w:rPr>
-        <w:t>Ellenőrzi, hogy a supervisor jóváhagyta-e már az ételt</w:t>
+        <w:t xml:space="preserve">Ellenőrzi, hogy a </w:t>
+      </w:r>
+      <w:proofErr w:type="spellStart"/>
+      <w:r>
+        <w:rPr>
+          <w:rFonts w:cs="Times New Roman"/>
+          <w:szCs w:val="24"/>
+        </w:rPr>
+        <w:t>supervisor</w:t>
+      </w:r>
+      <w:proofErr w:type="spellEnd"/>
+      <w:r>
+        <w:rPr>
+          <w:rFonts w:cs="Times New Roman"/>
+          <w:szCs w:val="24"/>
+        </w:rPr>
+        <w:t xml:space="preserve"> jóváhagyta-e már az ételt</w:t>
       </w:r>
     </w:p>
     <w:p>
@@ -6516,7 +11063,23 @@
           <w:rFonts w:cs="Times New Roman"/>
           <w:szCs w:val="24"/>
         </w:rPr>
-        <w:t>Hozzáadja a supervisort a jóváhagyók listájához</w:t>
+        <w:t xml:space="preserve">Hozzáadja a </w:t>
+      </w:r>
+      <w:proofErr w:type="spellStart"/>
+      <w:r>
+        <w:rPr>
+          <w:rFonts w:cs="Times New Roman"/>
+          <w:szCs w:val="24"/>
+        </w:rPr>
+        <w:t>supervisort</w:t>
+      </w:r>
+      <w:proofErr w:type="spellEnd"/>
+      <w:r>
+        <w:rPr>
+          <w:rFonts w:cs="Times New Roman"/>
+          <w:szCs w:val="24"/>
+        </w:rPr>
+        <w:t xml:space="preserve"> a jóváhagyók listájához</w:t>
       </w:r>
     </w:p>
     <w:p>
@@ -6648,7 +11211,23 @@
           <w:rFonts w:cs="Times New Roman"/>
           <w:szCs w:val="24"/>
         </w:rPr>
-        <w:t>Az ApproveProposal osztály a változtatási javaslatok jóváhagyását kezeli:</w:t>
+        <w:t xml:space="preserve">Az </w:t>
+      </w:r>
+      <w:proofErr w:type="spellStart"/>
+      <w:r>
+        <w:rPr>
+          <w:rFonts w:cs="Times New Roman"/>
+          <w:szCs w:val="24"/>
+        </w:rPr>
+        <w:t>ApproveProposal</w:t>
+      </w:r>
+      <w:proofErr w:type="spellEnd"/>
+      <w:r>
+        <w:rPr>
+          <w:rFonts w:cs="Times New Roman"/>
+          <w:szCs w:val="24"/>
+        </w:rPr>
+        <w:t xml:space="preserve"> osztály a változtatási javaslatok jóváhagyását kezeli:</w:t>
       </w:r>
     </w:p>
     <w:p>
@@ -6692,7 +11271,23 @@
           <w:rFonts w:cs="Times New Roman"/>
           <w:szCs w:val="24"/>
         </w:rPr>
-        <w:t>Ellenőrzi, hogy a felhasználó supervisor-e</w:t>
+        <w:t xml:space="preserve">Ellenőrzi, hogy a felhasználó </w:t>
+      </w:r>
+      <w:proofErr w:type="spellStart"/>
+      <w:r>
+        <w:rPr>
+          <w:rFonts w:cs="Times New Roman"/>
+          <w:szCs w:val="24"/>
+        </w:rPr>
+        <w:t>supervisor</w:t>
+      </w:r>
+      <w:proofErr w:type="spellEnd"/>
+      <w:r>
+        <w:rPr>
+          <w:rFonts w:cs="Times New Roman"/>
+          <w:szCs w:val="24"/>
+        </w:rPr>
+        <w:t>-e</w:t>
       </w:r>
     </w:p>
     <w:p>
@@ -6714,7 +11309,23 @@
           <w:rFonts w:cs="Times New Roman"/>
           <w:szCs w:val="24"/>
         </w:rPr>
-        <w:t>Hozzáadja a supervisort a jóváhagyók listájához</w:t>
+        <w:t xml:space="preserve">Hozzáadja a </w:t>
+      </w:r>
+      <w:proofErr w:type="spellStart"/>
+      <w:r>
+        <w:rPr>
+          <w:rFonts w:cs="Times New Roman"/>
+          <w:szCs w:val="24"/>
+        </w:rPr>
+        <w:t>supervisort</w:t>
+      </w:r>
+      <w:proofErr w:type="spellEnd"/>
+      <w:r>
+        <w:rPr>
+          <w:rFonts w:cs="Times New Roman"/>
+          <w:szCs w:val="24"/>
+        </w:rPr>
+        <w:t xml:space="preserve"> a jóváhagyók listájához</w:t>
       </w:r>
     </w:p>
     <w:p>
@@ -6780,7 +11391,23 @@
           <w:rFonts w:cs="Times New Roman"/>
           <w:szCs w:val="24"/>
         </w:rPr>
-        <w:t>Egy signal fogja kezelni a változtatások alkalmazását</w:t>
+        <w:t xml:space="preserve">Egy </w:t>
+      </w:r>
+      <w:proofErr w:type="spellStart"/>
+      <w:r>
+        <w:rPr>
+          <w:rFonts w:cs="Times New Roman"/>
+          <w:szCs w:val="24"/>
+        </w:rPr>
+        <w:t>signal</w:t>
+      </w:r>
+      <w:proofErr w:type="spellEnd"/>
+      <w:r>
+        <w:rPr>
+          <w:rFonts w:cs="Times New Roman"/>
+          <w:szCs w:val="24"/>
+        </w:rPr>
+        <w:t xml:space="preserve"> fogja kezelni a változtatások alkalmazását</w:t>
       </w:r>
     </w:p>
     <w:p>
@@ -6871,7 +11498,23 @@
           <w:rFonts w:cs="Times New Roman"/>
           <w:szCs w:val="24"/>
         </w:rPr>
-        <w:t>A convert_value függvény intelligens típuskonverziót végez alapértelmezett értékekkel:</w:t>
+        <w:t xml:space="preserve">A </w:t>
+      </w:r>
+      <w:proofErr w:type="spellStart"/>
+      <w:r>
+        <w:rPr>
+          <w:rFonts w:cs="Times New Roman"/>
+          <w:szCs w:val="24"/>
+        </w:rPr>
+        <w:t>convert_value</w:t>
+      </w:r>
+      <w:proofErr w:type="spellEnd"/>
+      <w:r>
+        <w:rPr>
+          <w:rFonts w:cs="Times New Roman"/>
+          <w:szCs w:val="24"/>
+        </w:rPr>
+        <w:t xml:space="preserve"> függvény intelligens típuskonverziót végez alapértelmezett értékekkel:</w:t>
       </w:r>
     </w:p>
     <w:p>
@@ -6895,7 +11538,55 @@
           <w:rFonts w:cs="Times New Roman"/>
           <w:szCs w:val="24"/>
         </w:rPr>
-        <w:t>Kezeli a logikai értékek konverzióját (a "true", "1", "yes" sztringek esetén)</w:t>
+        <w:t>Kezeli a logikai értékek konverzióját (a "</w:t>
+      </w:r>
+      <w:proofErr w:type="spellStart"/>
+      <w:r>
+        <w:rPr>
+          <w:rFonts w:cs="Times New Roman"/>
+          <w:szCs w:val="24"/>
+        </w:rPr>
+        <w:t>true</w:t>
+      </w:r>
+      <w:proofErr w:type="spellEnd"/>
+      <w:r>
+        <w:rPr>
+          <w:rFonts w:cs="Times New Roman"/>
+          <w:szCs w:val="24"/>
+        </w:rPr>
+        <w:t>", "1", "</w:t>
+      </w:r>
+      <w:proofErr w:type="spellStart"/>
+      <w:r>
+        <w:rPr>
+          <w:rFonts w:cs="Times New Roman"/>
+          <w:szCs w:val="24"/>
+        </w:rPr>
+        <w:t>yes</w:t>
+      </w:r>
+      <w:proofErr w:type="spellEnd"/>
+      <w:r>
+        <w:rPr>
+          <w:rFonts w:cs="Times New Roman"/>
+          <w:szCs w:val="24"/>
+        </w:rPr>
+        <w:t xml:space="preserve">" </w:t>
+      </w:r>
+      <w:proofErr w:type="spellStart"/>
+      <w:r>
+        <w:rPr>
+          <w:rFonts w:cs="Times New Roman"/>
+          <w:szCs w:val="24"/>
+        </w:rPr>
+        <w:t>sztringek</w:t>
+      </w:r>
+      <w:proofErr w:type="spellEnd"/>
+      <w:r>
+        <w:rPr>
+          <w:rFonts w:cs="Times New Roman"/>
+          <w:szCs w:val="24"/>
+        </w:rPr>
+        <w:t xml:space="preserve"> esetén)</w:t>
       </w:r>
     </w:p>
     <w:p>
@@ -7016,7 +11707,23 @@
           <w:rFonts w:cs="Times New Roman"/>
           <w:szCs w:val="24"/>
         </w:rPr>
-        <w:t>A parse_json függvény biztosítja a megfelelő JSON formázást:</w:t>
+        <w:t xml:space="preserve">A </w:t>
+      </w:r>
+      <w:proofErr w:type="spellStart"/>
+      <w:r>
+        <w:rPr>
+          <w:rFonts w:cs="Times New Roman"/>
+          <w:szCs w:val="24"/>
+        </w:rPr>
+        <w:t>parse_json</w:t>
+      </w:r>
+      <w:proofErr w:type="spellEnd"/>
+      <w:r>
+        <w:rPr>
+          <w:rFonts w:cs="Times New Roman"/>
+          <w:szCs w:val="24"/>
+        </w:rPr>
+        <w:t xml:space="preserve"> függvény biztosítja a megfelelő JSON formázást:</w:t>
       </w:r>
     </w:p>
     <w:p>
@@ -7064,7 +11771,23 @@
           <w:rFonts w:cs="Times New Roman"/>
           <w:szCs w:val="24"/>
         </w:rPr>
-        <w:t>Megpróbálja a sztringet JSON-ként értelmezni</w:t>
+        <w:t xml:space="preserve">Megpróbálja a </w:t>
+      </w:r>
+      <w:proofErr w:type="spellStart"/>
+      <w:r>
+        <w:rPr>
+          <w:rFonts w:cs="Times New Roman"/>
+          <w:szCs w:val="24"/>
+        </w:rPr>
+        <w:t>sztringet</w:t>
+      </w:r>
+      <w:proofErr w:type="spellEnd"/>
+      <w:r>
+        <w:rPr>
+          <w:rFonts w:cs="Times New Roman"/>
+          <w:szCs w:val="24"/>
+        </w:rPr>
+        <w:t xml:space="preserve"> JSON-ként értelmezni</w:t>
       </w:r>
     </w:p>
     <w:p>
@@ -7088,7 +11811,23 @@
           <w:rFonts w:cs="Times New Roman"/>
           <w:szCs w:val="24"/>
         </w:rPr>
-        <w:t>Hiba esetén üres szótárat ad vissza</w:t>
+        <w:t xml:space="preserve">Hiba esetén üres </w:t>
+      </w:r>
+      <w:proofErr w:type="spellStart"/>
+      <w:r>
+        <w:rPr>
+          <w:rFonts w:cs="Times New Roman"/>
+          <w:szCs w:val="24"/>
+        </w:rPr>
+        <w:t>szótárat</w:t>
+      </w:r>
+      <w:proofErr w:type="spellEnd"/>
+      <w:r>
+        <w:rPr>
+          <w:rFonts w:cs="Times New Roman"/>
+          <w:szCs w:val="24"/>
+        </w:rPr>
+        <w:t xml:space="preserve"> ad vissza</w:t>
       </w:r>
     </w:p>
     <w:p>
@@ -7167,7 +11906,23 @@
           <w:rFonts w:cs="Times New Roman"/>
           <w:szCs w:val="24"/>
         </w:rPr>
-        <w:t>A RestaurantWithLocationView osztály éttermet hoz létre helyszínnel együtt egy tranzakcióban:</w:t>
+        <w:t xml:space="preserve">A </w:t>
+      </w:r>
+      <w:proofErr w:type="spellStart"/>
+      <w:r>
+        <w:rPr>
+          <w:rFonts w:cs="Times New Roman"/>
+          <w:szCs w:val="24"/>
+        </w:rPr>
+        <w:t>RestaurantWithLocationView</w:t>
+      </w:r>
+      <w:proofErr w:type="spellEnd"/>
+      <w:r>
+        <w:rPr>
+          <w:rFonts w:cs="Times New Roman"/>
+          <w:szCs w:val="24"/>
+        </w:rPr>
+        <w:t xml:space="preserve"> osztály éttermet hoz létre helyszínnel együtt egy tranzakcióban:</w:t>
       </w:r>
     </w:p>
     <w:p>
@@ -7311,7 +12066,23 @@
           <w:rFonts w:cs="Times New Roman"/>
           <w:szCs w:val="24"/>
         </w:rPr>
-        <w:t>A BatchSaveRestaurantsView osztály csoportos étterem adatok feldolgozását végzi előnézeti funkcióval:</w:t>
+        <w:t xml:space="preserve">A </w:t>
+      </w:r>
+      <w:proofErr w:type="spellStart"/>
+      <w:r>
+        <w:rPr>
+          <w:rFonts w:cs="Times New Roman"/>
+          <w:szCs w:val="24"/>
+        </w:rPr>
+        <w:t>BatchSaveRestaurantsView</w:t>
+      </w:r>
+      <w:proofErr w:type="spellEnd"/>
+      <w:r>
+        <w:rPr>
+          <w:rFonts w:cs="Times New Roman"/>
+          <w:szCs w:val="24"/>
+        </w:rPr>
+        <w:t xml:space="preserve"> osztály csoportos étterem adatok feldolgozását végzi előnézeti funkcióval:</w:t>
       </w:r>
     </w:p>
     <w:p>
@@ -7496,7 +12267,23 @@
           <w:rFonts w:cs="Times New Roman"/>
           <w:szCs w:val="24"/>
         </w:rPr>
-        <w:t>A propose_food_change függvény étel változtatási javaslatot hoz létre a jelenlegi felhasználóval:</w:t>
+        <w:t xml:space="preserve">A </w:t>
+      </w:r>
+      <w:proofErr w:type="spellStart"/>
+      <w:r>
+        <w:rPr>
+          <w:rFonts w:cs="Times New Roman"/>
+          <w:szCs w:val="24"/>
+        </w:rPr>
+        <w:t>propose_food_change</w:t>
+      </w:r>
+      <w:proofErr w:type="spellEnd"/>
+      <w:r>
+        <w:rPr>
+          <w:rFonts w:cs="Times New Roman"/>
+          <w:szCs w:val="24"/>
+        </w:rPr>
+        <w:t xml:space="preserve"> függvény étel változtatási javaslatot hoz létre a jelenlegi felhasználóval:</w:t>
       </w:r>
     </w:p>
     <w:p>
@@ -7518,7 +12305,23 @@
           <w:rFonts w:cs="Times New Roman"/>
           <w:szCs w:val="24"/>
         </w:rPr>
-        <w:t>Érvényesíti az adatokat a szerializáló segítségével</w:t>
+        <w:t xml:space="preserve">Érvényesíti az adatokat a </w:t>
+      </w:r>
+      <w:proofErr w:type="spellStart"/>
+      <w:r>
+        <w:rPr>
+          <w:rFonts w:cs="Times New Roman"/>
+          <w:szCs w:val="24"/>
+        </w:rPr>
+        <w:t>szerializáló</w:t>
+      </w:r>
+      <w:proofErr w:type="spellEnd"/>
+      <w:r>
+        <w:rPr>
+          <w:rFonts w:cs="Times New Roman"/>
+          <w:szCs w:val="24"/>
+        </w:rPr>
+        <w:t xml:space="preserve"> segítségével</w:t>
       </w:r>
     </w:p>
     <w:p>
@@ -7540,7 +12343,23 @@
           <w:rFonts w:cs="Times New Roman"/>
           <w:szCs w:val="24"/>
         </w:rPr>
-        <w:t>Mentéskor beállítja az updated_by mezőt a jelenlegi felhasználóra</w:t>
+        <w:t xml:space="preserve">Mentéskor beállítja az </w:t>
+      </w:r>
+      <w:proofErr w:type="spellStart"/>
+      <w:r>
+        <w:rPr>
+          <w:rFonts w:cs="Times New Roman"/>
+          <w:szCs w:val="24"/>
+        </w:rPr>
+        <w:t>updated_by</w:t>
+      </w:r>
+      <w:proofErr w:type="spellEnd"/>
+      <w:r>
+        <w:rPr>
+          <w:rFonts w:cs="Times New Roman"/>
+          <w:szCs w:val="24"/>
+        </w:rPr>
+        <w:t xml:space="preserve"> mezőt a jelenlegi felhasználóra</w:t>
       </w:r>
     </w:p>
     <w:p>
@@ -7653,8 +12472,33 @@
           <w:rFonts w:cs="Times New Roman"/>
           <w:szCs w:val="24"/>
         </w:rPr>
-        <w:t>Ez más létező webapplikációkon is megtörténhet, de megváltoztatni elég egyszerű, szimplán vissza kell navigálni a főoldalra, ha nem található valid felhasználó / token</w:t>
-      </w:r>
+        <w:t xml:space="preserve">Ez más létező webapplikációkon is megtörténhet, de megváltoztatni elég egyszerű, szimplán vissza kell navigálni a főoldalra, ha nem található </w:t>
+      </w:r>
+      <w:proofErr w:type="spellStart"/>
+      <w:r>
+        <w:rPr>
+          <w:rFonts w:cs="Times New Roman"/>
+          <w:szCs w:val="24"/>
+        </w:rPr>
+        <w:t>valid</w:t>
+      </w:r>
+      <w:proofErr w:type="spellEnd"/>
+      <w:r>
+        <w:rPr>
+          <w:rFonts w:cs="Times New Roman"/>
+          <w:szCs w:val="24"/>
+        </w:rPr>
+        <w:t xml:space="preserve"> felhasználó / </w:t>
+      </w:r>
+      <w:proofErr w:type="spellStart"/>
+      <w:r>
+        <w:rPr>
+          <w:rFonts w:cs="Times New Roman"/>
+          <w:szCs w:val="24"/>
+        </w:rPr>
+        <w:t>token</w:t>
+      </w:r>
+      <w:proofErr w:type="spellEnd"/>
     </w:p>
     <w:p>
       <w:pPr>
@@ -7733,7 +12577,23 @@
           <w:rFonts w:cs="Times New Roman"/>
           <w:szCs w:val="24"/>
         </w:rPr>
-        <w:t>Minden ételnek kell minimum egy összetevő, ezért ha nincs hozzáadva egy sem, ilyenkor is dob hibát az oldal.</w:t>
+        <w:t xml:space="preserve">Minden ételnek kell minimum egy összetevő, </w:t>
+      </w:r>
+      <w:proofErr w:type="gramStart"/>
+      <w:r>
+        <w:rPr>
+          <w:rFonts w:cs="Times New Roman"/>
+          <w:szCs w:val="24"/>
+        </w:rPr>
+        <w:t>ezért</w:t>
+      </w:r>
+      <w:proofErr w:type="gramEnd"/>
+      <w:r>
+        <w:rPr>
+          <w:rFonts w:cs="Times New Roman"/>
+          <w:szCs w:val="24"/>
+        </w:rPr>
+        <w:t xml:space="preserve"> ha nincs hozzáadva egy sem, ilyenkor is dob hibát az oldal.</w:t>
       </w:r>
     </w:p>
     <w:p>
@@ -7755,7 +12615,23 @@
           <w:rFonts w:cs="Times New Roman"/>
           <w:szCs w:val="24"/>
         </w:rPr>
-        <w:t>Ha negatív számot ír be a felhasználó, szimplán átkonvertálja a frontend pozitívvá a request elküldése előtt</w:t>
+        <w:t xml:space="preserve">Ha negatív számot ír be a felhasználó, szimplán átkonvertálja a frontend pozitívvá a </w:t>
+      </w:r>
+      <w:proofErr w:type="spellStart"/>
+      <w:r>
+        <w:rPr>
+          <w:rFonts w:cs="Times New Roman"/>
+          <w:szCs w:val="24"/>
+        </w:rPr>
+        <w:t>request</w:t>
+      </w:r>
+      <w:proofErr w:type="spellEnd"/>
+      <w:r>
+        <w:rPr>
+          <w:rFonts w:cs="Times New Roman"/>
+          <w:szCs w:val="24"/>
+        </w:rPr>
+        <w:t xml:space="preserve"> elküldése előtt</w:t>
       </w:r>
     </w:p>
     <w:p>
@@ -8158,7 +13034,23 @@
           <w:rFonts w:cs="Times New Roman"/>
           <w:szCs w:val="24"/>
         </w:rPr>
-        <w:t xml:space="preserve"> hogy a ConfirmEmail.tsx URL konfigurációjába</w:t>
+        <w:t xml:space="preserve"> hogy a </w:t>
+      </w:r>
+      <w:proofErr w:type="spellStart"/>
+      <w:r>
+        <w:rPr>
+          <w:rFonts w:cs="Times New Roman"/>
+          <w:szCs w:val="24"/>
+        </w:rPr>
+        <w:t>ConfirmEmail.tsx</w:t>
+      </w:r>
+      <w:proofErr w:type="spellEnd"/>
+      <w:r>
+        <w:rPr>
+          <w:rFonts w:cs="Times New Roman"/>
+          <w:szCs w:val="24"/>
+        </w:rPr>
+        <w:t xml:space="preserve"> URL konfigurációjába</w:t>
       </w:r>
       <w:r>
         <w:rPr>
@@ -8181,12 +13073,37 @@
         </w:rPr>
         <w:t xml:space="preserve"> </w:t>
       </w:r>
-      <w:r>
-        <w:rPr>
-          <w:rFonts w:cs="Times New Roman"/>
-          <w:szCs w:val="24"/>
-        </w:rPr>
-        <w:t>code volt a megerősítő kód neve, az oldalon pedig egy token nevű paramétert várt.</w:t>
+      <w:proofErr w:type="spellStart"/>
+      <w:r>
+        <w:rPr>
+          <w:rFonts w:cs="Times New Roman"/>
+          <w:szCs w:val="24"/>
+        </w:rPr>
+        <w:t>code</w:t>
+      </w:r>
+      <w:proofErr w:type="spellEnd"/>
+      <w:r>
+        <w:rPr>
+          <w:rFonts w:cs="Times New Roman"/>
+          <w:szCs w:val="24"/>
+        </w:rPr>
+        <w:t xml:space="preserve"> volt a megerősítő kód neve, az oldalon pedig egy </w:t>
+      </w:r>
+      <w:proofErr w:type="spellStart"/>
+      <w:r>
+        <w:rPr>
+          <w:rFonts w:cs="Times New Roman"/>
+          <w:szCs w:val="24"/>
+        </w:rPr>
+        <w:t>token</w:t>
+      </w:r>
+      <w:proofErr w:type="spellEnd"/>
+      <w:r>
+        <w:rPr>
+          <w:rFonts w:cs="Times New Roman"/>
+          <w:szCs w:val="24"/>
+        </w:rPr>
+        <w:t xml:space="preserve"> nevű paramétert várt.</w:t>
       </w:r>
     </w:p>
     <w:p>
@@ -8208,7 +13125,39 @@
           <w:rFonts w:cs="Times New Roman"/>
           <w:szCs w:val="24"/>
         </w:rPr>
-        <w:t xml:space="preserve">A logóra kattintva visszadob a főmenüre, ez viszont nem történt meg a „Nutri” </w:t>
+        <w:t xml:space="preserve">A logóra kattintva visszadob a </w:t>
+      </w:r>
+      <w:proofErr w:type="spellStart"/>
+      <w:r>
+        <w:rPr>
+          <w:rFonts w:cs="Times New Roman"/>
+          <w:szCs w:val="24"/>
+        </w:rPr>
+        <w:t>főmenüre</w:t>
+      </w:r>
+      <w:proofErr w:type="spellEnd"/>
+      <w:r>
+        <w:rPr>
+          <w:rFonts w:cs="Times New Roman"/>
+          <w:szCs w:val="24"/>
+        </w:rPr>
+        <w:t>, ez viszont nem történt meg a „</w:t>
+      </w:r>
+      <w:proofErr w:type="spellStart"/>
+      <w:r>
+        <w:rPr>
+          <w:rFonts w:cs="Times New Roman"/>
+          <w:szCs w:val="24"/>
+        </w:rPr>
+        <w:t>Nutri</w:t>
+      </w:r>
+      <w:proofErr w:type="spellEnd"/>
+      <w:r>
+        <w:rPr>
+          <w:rFonts w:cs="Times New Roman"/>
+          <w:szCs w:val="24"/>
+        </w:rPr>
+        <w:t xml:space="preserve">” </w:t>
       </w:r>
       <w:r>
         <w:rPr>
@@ -8294,8 +13243,33 @@
           <w:rFonts w:cs="Times New Roman"/>
           <w:szCs w:val="24"/>
         </w:rPr>
-        <w:t xml:space="preserve"> django jelentősen megkönnyíti a</w:t>
-      </w:r>
+        <w:t xml:space="preserve"> </w:t>
+      </w:r>
+      <w:proofErr w:type="spellStart"/>
+      <w:r>
+        <w:rPr>
+          <w:rFonts w:cs="Times New Roman"/>
+          <w:szCs w:val="24"/>
+        </w:rPr>
+        <w:t>django</w:t>
+      </w:r>
+      <w:proofErr w:type="spellEnd"/>
+      <w:r>
+        <w:rPr>
+          <w:rFonts w:cs="Times New Roman"/>
+          <w:szCs w:val="24"/>
+        </w:rPr>
+        <w:t xml:space="preserve"> jelentősen megkönnyíti </w:t>
+      </w:r>
+      <w:proofErr w:type="gramStart"/>
+      <w:r>
+        <w:rPr>
+          <w:rFonts w:cs="Times New Roman"/>
+          <w:szCs w:val="24"/>
+        </w:rPr>
+        <w:t>a</w:t>
+      </w:r>
+      <w:proofErr w:type="gramEnd"/>
       <w:r>
         <w:rPr>
           <w:rFonts w:cs="Times New Roman"/>
@@ -8358,7 +13332,23 @@
           <w:rFonts w:cs="Times New Roman"/>
           <w:szCs w:val="24"/>
         </w:rPr>
-        <w:t>elérni magasabb rangú oldalakat sem, akkor se ha átlagfelhasználói profillal van belépve</w:t>
+        <w:t xml:space="preserve">elérni magasabb rangú oldalakat sem, akkor </w:t>
+      </w:r>
+      <w:proofErr w:type="gramStart"/>
+      <w:r>
+        <w:rPr>
+          <w:rFonts w:cs="Times New Roman"/>
+          <w:szCs w:val="24"/>
+        </w:rPr>
+        <w:t>se</w:t>
+      </w:r>
+      <w:proofErr w:type="gramEnd"/>
+      <w:r>
+        <w:rPr>
+          <w:rFonts w:cs="Times New Roman"/>
+          <w:szCs w:val="24"/>
+        </w:rPr>
+        <w:t xml:space="preserve"> ha átlagfelhasználói profillal van belépve</w:t>
       </w:r>
       <w:r>
         <w:rPr>
@@ -8442,7 +13432,31 @@
     </w:p>
     <w:p>
       <w:r>
-        <w:t xml:space="preserve">Le kell írni, hogy mely operációs rendszere(ke)n fut a program, és milyen egyéb szoftver komponensek szükségesek a működéshez (pl. .NET, DirectX, esetleg adatbázis-szerver és adatbázis-állományok, stb.) </w:t>
+        <w:t>Le kell írni, hogy mely operációs rendszere(</w:t>
+      </w:r>
+      <w:proofErr w:type="spellStart"/>
+      <w:r>
+        <w:t>ke</w:t>
+      </w:r>
+      <w:proofErr w:type="spellEnd"/>
+      <w:r>
+        <w:t xml:space="preserve">)n fut a program, és milyen egyéb szoftver komponensek szükségesek a működéshez (pl. .NET, </w:t>
+      </w:r>
+      <w:proofErr w:type="spellStart"/>
+      <w:r>
+        <w:t>DirectX</w:t>
+      </w:r>
+      <w:proofErr w:type="spellEnd"/>
+      <w:r>
+        <w:t>, esetleg adatbázis-szerver és adatbázis-</w:t>
+      </w:r>
+      <w:proofErr w:type="gramStart"/>
+      <w:r>
+        <w:t>állományok,</w:t>
+      </w:r>
+      <w:proofErr w:type="gramEnd"/>
+      <w:r>
+        <w:t xml:space="preserve"> stb.) </w:t>
       </w:r>
     </w:p>
     <w:p>
@@ -8453,7 +13467,15 @@
         <w:t>s</w:t>
       </w:r>
       <w:r>
-        <w:t xml:space="preserve"> szerűen leírva</w:t>
+        <w:t xml:space="preserve"> </w:t>
+      </w:r>
+      <w:proofErr w:type="spellStart"/>
+      <w:r>
+        <w:t>szerűen</w:t>
+      </w:r>
+      <w:proofErr w:type="spellEnd"/>
+      <w:r>
+        <w:t xml:space="preserve"> leírva</w:t>
       </w:r>
     </w:p>
     <w:p>
@@ -8569,7 +13591,15 @@
       </w:r>
       <w:r>
         <w:tab/>
-        <w:t>Ugyanakkor kerüld a laza stílust: rövidítések, smilie-k, szleng kizárva.</w:t>
+        <w:t xml:space="preserve">Ugyanakkor kerüld a laza stílust: rövidítések, </w:t>
+      </w:r>
+      <w:proofErr w:type="spellStart"/>
+      <w:r>
+        <w:t>smilie</w:t>
+      </w:r>
+      <w:proofErr w:type="spellEnd"/>
+      <w:r>
+        <w:t>-k, szleng kizárva.</w:t>
       </w:r>
     </w:p>
     <w:p>
@@ -8578,7 +13608,23 @@
       </w:r>
       <w:r>
         <w:tab/>
-        <w:t xml:space="preserve">Alkalmazz ábrákat, screenshot-okat , de a ne legyen túlzott a képek aránya a szöveghez képest. </w:t>
+        <w:t xml:space="preserve">Alkalmazz ábrákat, </w:t>
+      </w:r>
+      <w:proofErr w:type="spellStart"/>
+      <w:r>
+        <w:t>screenshot-</w:t>
+      </w:r>
+      <w:proofErr w:type="gramStart"/>
+      <w:r>
+        <w:t>okat</w:t>
+      </w:r>
+      <w:proofErr w:type="spellEnd"/>
+      <w:r>
+        <w:t xml:space="preserve"> ,</w:t>
+      </w:r>
+      <w:proofErr w:type="gramEnd"/>
+      <w:r>
+        <w:t xml:space="preserve"> de a ne legyen túlzott a képek aránya a szöveghez képest. </w:t>
       </w:r>
     </w:p>
     <w:p>
@@ -8705,8 +13751,13 @@
       </w:r>
     </w:p>
     <w:p>
-      <w:r>
-        <w:t>pl:</w:t>
+      <w:proofErr w:type="spellStart"/>
+      <w:r>
+        <w:t>pl</w:t>
+      </w:r>
+      <w:proofErr w:type="spellEnd"/>
+      <w:r>
+        <w:t>:</w:t>
       </w:r>
       <w:r>
         <w:br/>
@@ -10708,7 +15759,6 @@
   <w:style w:type="character" w:default="1" w:styleId="Bekezdsalapbettpusa">
     <w:name w:val="Default Paragraph Font"/>
     <w:uiPriority w:val="1"/>
-    <w:semiHidden/>
     <w:unhideWhenUsed/>
   </w:style>
   <w:style w:type="table" w:default="1" w:styleId="Normltblzat">
@@ -11118,6 +16168,15 @@
 </file>
 
 <file path=customXml/item1.xml><?xml version="1.0" encoding="utf-8"?>
+<?mso-contentType ?>
+<FormTemplates xmlns="http://schemas.microsoft.com/sharepoint/v3/contenttype/forms">
+  <Display>DocumentLibraryForm</Display>
+  <Edit>DocumentLibraryForm</Edit>
+  <New>DocumentLibraryForm</New>
+</FormTemplates>
+</file>
+
+<file path=customXml/item2.xml><?xml version="1.0" encoding="utf-8"?>
 <ct:contentTypeSchema xmlns:ct="http://schemas.microsoft.com/office/2006/metadata/contentType" xmlns:ma="http://schemas.microsoft.com/office/2006/metadata/properties/metaAttributes" ct:_="" ma:_="" ma:contentTypeName="Dokumentum" ma:contentTypeID="0x010100D718D5B1F1F7ED478AB81686C56B3846" ma:contentTypeVersion="12" ma:contentTypeDescription="Új dokumentum létrehozása." ma:contentTypeScope="" ma:versionID="4113051e3749f108762f491873dd6f4a">
   <xsd:schema xmlns:xsd="http://www.w3.org/2001/XMLSchema" xmlns:xs="http://www.w3.org/2001/XMLSchema" xmlns:p="http://schemas.microsoft.com/office/2006/metadata/properties" xmlns:ns2="8147ea79-bac0-4e82-8ac5-0eadccd741d2" xmlns:ns3="60255030-76c1-42c3-809c-3af475a77e4b" targetNamespace="http://schemas.microsoft.com/office/2006/metadata/properties" ma:root="true" ma:fieldsID="b4ef00bff07f7ef5464b0f4fcee0641e" ns2:_="" ns3:_="">
     <xsd:import namespace="8147ea79-bac0-4e82-8ac5-0eadccd741d2"/>
@@ -11318,15 +16377,6 @@
 </ct:contentTypeSchema>
 </file>
 
-<file path=customXml/item2.xml><?xml version="1.0" encoding="utf-8"?>
-<?mso-contentType ?>
-<FormTemplates xmlns="http://schemas.microsoft.com/sharepoint/v3/contenttype/forms">
-  <Display>DocumentLibraryForm</Display>
-  <Edit>DocumentLibraryForm</Edit>
-  <New>DocumentLibraryForm</New>
-</FormTemplates>
-</file>
-
 <file path=customXml/item3.xml><?xml version="1.0" encoding="utf-8"?>
 <p:properties xmlns:p="http://schemas.microsoft.com/office/2006/metadata/properties" xmlns:xsi="http://www.w3.org/2001/XMLSchema-instance" xmlns:pc="http://schemas.microsoft.com/office/infopath/2007/PartnerControls">
   <documentManagement>
@@ -11344,6 +16394,14 @@
 </file>
 
 <file path=customXml/itemProps1.xml><?xml version="1.0" encoding="utf-8"?>
+<ds:datastoreItem xmlns:ds="http://schemas.openxmlformats.org/officeDocument/2006/customXml" ds:itemID="{79A7C881-0E9F-4ADE-9952-CE895C263EC3}">
+  <ds:schemaRefs>
+    <ds:schemaRef ds:uri="http://schemas.microsoft.com/sharepoint/v3/contenttype/forms"/>
+  </ds:schemaRefs>
+</ds:datastoreItem>
+</file>
+
+<file path=customXml/itemProps2.xml><?xml version="1.0" encoding="utf-8"?>
 <ds:datastoreItem xmlns:ds="http://schemas.openxmlformats.org/officeDocument/2006/customXml" ds:itemID="{506CB0D4-5899-457C-99D1-371F2417467A}">
   <ds:schemaRefs>
     <ds:schemaRef ds:uri="http://schemas.microsoft.com/office/2006/metadata/contentType"/>
@@ -11362,14 +16420,6 @@
 </ds:datastoreItem>
 </file>
 
-<file path=customXml/itemProps2.xml><?xml version="1.0" encoding="utf-8"?>
-<ds:datastoreItem xmlns:ds="http://schemas.openxmlformats.org/officeDocument/2006/customXml" ds:itemID="{79A7C881-0E9F-4ADE-9952-CE895C263EC3}">
-  <ds:schemaRefs>
-    <ds:schemaRef ds:uri="http://schemas.microsoft.com/sharepoint/v3/contenttype/forms"/>
-  </ds:schemaRefs>
-</ds:datastoreItem>
-</file>
-
 <file path=customXml/itemProps3.xml><?xml version="1.0" encoding="utf-8"?>
 <ds:datastoreItem xmlns:ds="http://schemas.openxmlformats.org/officeDocument/2006/customXml" ds:itemID="{B7E9051D-122B-41E4-9B50-07EAFD04DFCF}">
   <ds:schemaRefs>
@@ -11382,7 +16432,7 @@
 </file>
 
 <file path=customXml/itemProps4.xml><?xml version="1.0" encoding="utf-8"?>
-<ds:datastoreItem xmlns:ds="http://schemas.openxmlformats.org/officeDocument/2006/customXml" ds:itemID="{7129E703-D7AA-4560-8EEB-F164FB86F36B}">
+<ds:datastoreItem xmlns:ds="http://schemas.openxmlformats.org/officeDocument/2006/customXml" ds:itemID="{DBFA8D3A-2370-4464-A564-CB5766B81287}">
   <ds:schemaRefs>
     <ds:schemaRef ds:uri="http://schemas.openxmlformats.org/officeDocument/2006/bibliography"/>
   </ds:schemaRefs>

--- a/acs_bcs_rj_dokumentáció_stage3.docx
+++ b/acs_bcs_rj_dokumentáció_stage3.docx
@@ -2502,8 +2502,6 @@
         </w:rPr>
         <w:t xml:space="preserve"> felületen keresztül</w:t>
       </w:r>
-      <w:bookmarkStart w:id="4" w:name="_GoBack"/>
-      <w:bookmarkEnd w:id="4"/>
       <w:r>
         <w:rPr>
           <w:rFonts w:cs="Times New Roman"/>
@@ -2834,11 +2832,11 @@
           <w:numId w:val="4"/>
         </w:numPr>
       </w:pPr>
-      <w:bookmarkStart w:id="5" w:name="_Toc184887502"/>
+      <w:bookmarkStart w:id="4" w:name="_Toc184887502"/>
       <w:r>
         <w:t>Az alkalmazott fejlesztői eszközök</w:t>
       </w:r>
-      <w:bookmarkEnd w:id="5"/>
+      <w:bookmarkEnd w:id="4"/>
     </w:p>
     <w:p>
       <w:pPr>
@@ -3697,12 +3695,12 @@
           <w:numId w:val="4"/>
         </w:numPr>
       </w:pPr>
-      <w:bookmarkStart w:id="6" w:name="_Toc184887503"/>
+      <w:bookmarkStart w:id="5" w:name="_Toc184887503"/>
       <w:r>
         <w:lastRenderedPageBreak/>
         <w:t>Adatmodell leírása</w:t>
       </w:r>
-      <w:bookmarkEnd w:id="6"/>
+      <w:bookmarkEnd w:id="5"/>
     </w:p>
     <w:p>
       <w:r>
@@ -9378,7 +9376,7 @@
           <w:numId w:val="4"/>
         </w:numPr>
       </w:pPr>
-      <w:bookmarkStart w:id="7" w:name="_Toc184887504"/>
+      <w:bookmarkStart w:id="6" w:name="_Toc184887504"/>
       <w:r>
         <w:lastRenderedPageBreak/>
         <w:t>A</w:t>
@@ -9386,7 +9384,7 @@
       <w:r>
         <w:t>lgoritmusok</w:t>
       </w:r>
-      <w:bookmarkEnd w:id="7"/>
+      <w:bookmarkEnd w:id="6"/>
     </w:p>
     <w:p>
       <w:pPr>
@@ -12383,7 +12381,7 @@
         </w:rPr>
         <w:t>Sikeres vagy hibaüzenetet ad vissza</w:t>
       </w:r>
-      <w:bookmarkStart w:id="8" w:name="_Toc184887505"/>
+      <w:bookmarkStart w:id="7" w:name="_Toc184887505"/>
       <w:r>
         <w:br w:type="page"/>
       </w:r>
@@ -12400,7 +12398,7 @@
         <w:lastRenderedPageBreak/>
         <w:t>Tesztelési dokumentáció</w:t>
       </w:r>
-      <w:bookmarkEnd w:id="8"/>
+      <w:bookmarkEnd w:id="7"/>
     </w:p>
     <w:p>
       <w:pPr>
@@ -12974,7 +12972,9 @@
       <w:r>
         <w:rPr>
           <w:rFonts w:cs="Times New Roman"/>
-          <w:szCs w:val="24"/>
+          <w:b/>
+          <w:sz w:val="26"/>
+          <w:szCs w:val="26"/>
         </w:rPr>
         <w:lastRenderedPageBreak/>
         <w:t>A</w:t>
@@ -12982,14 +12982,18 @@
       <w:r>
         <w:rPr>
           <w:rFonts w:cs="Times New Roman"/>
-          <w:szCs w:val="24"/>
-        </w:rPr>
-        <w:t xml:space="preserve"> </w:t>
-      </w:r>
-      <w:r>
-        <w:rPr>
-          <w:rFonts w:cs="Times New Roman"/>
-          <w:szCs w:val="24"/>
+          <w:b/>
+          <w:sz w:val="26"/>
+          <w:szCs w:val="26"/>
+        </w:rPr>
+        <w:t xml:space="preserve"> </w:t>
+      </w:r>
+      <w:r>
+        <w:rPr>
+          <w:rFonts w:cs="Times New Roman"/>
+          <w:b/>
+          <w:sz w:val="26"/>
+          <w:szCs w:val="26"/>
         </w:rPr>
         <w:t>tesztelés során kiderült hibák</w:t>
       </w:r>
@@ -13355,18 +13359,22 @@
           <w:rFonts w:cs="Times New Roman"/>
           <w:szCs w:val="24"/>
         </w:rPr>
-        <w:t xml:space="preserve">, és beírja a helyes URL-t a böngésző címsorába </w:t>
+        <w:t>, és beírja a helyes URL-t a böngésző címsorába</w:t>
+      </w:r>
+      <w:bookmarkStart w:id="8" w:name="_Toc184887506"/>
+      <w:r>
+        <w:br w:type="page"/>
       </w:r>
     </w:p>
     <w:p>
       <w:pPr>
         <w:pStyle w:val="Cmsor1"/>
       </w:pPr>
-      <w:bookmarkStart w:id="9" w:name="_Toc184887506"/>
-      <w:r>
+      <w:r>
+        <w:lastRenderedPageBreak/>
         <w:t>Felhasználói dokumentáció</w:t>
       </w:r>
-      <w:bookmarkEnd w:id="9"/>
+      <w:bookmarkEnd w:id="8"/>
     </w:p>
     <w:p>
       <w:pPr>
@@ -13376,29 +13384,41 @@
           <w:numId w:val="9"/>
         </w:numPr>
       </w:pPr>
-      <w:bookmarkStart w:id="10" w:name="_Toc184887507"/>
-      <w:r>
-        <w:t>A program általános specifikációja</w:t>
-      </w:r>
-      <w:r>
-        <w:t>, célja</w:t>
-      </w:r>
+      <w:bookmarkStart w:id="9" w:name="_Toc184887507"/>
+      <w:r>
+        <w:t xml:space="preserve">A program </w:t>
+      </w:r>
+      <w:bookmarkEnd w:id="9"/>
+      <w:r>
+        <w:t>célja</w:t>
+      </w:r>
+    </w:p>
+    <w:p>
+      <w:r>
+        <w:t>A program lényege</w:t>
+      </w:r>
+      <w:r>
+        <w:t>,</w:t>
+      </w:r>
+      <w:r>
+        <w:t xml:space="preserve"> </w:t>
+      </w:r>
+      <w:r>
+        <w:t>hogy a felhasználó megtalálja a számára legmegfelelőbb éttermet mind táplálkozás mind</w:t>
+      </w:r>
+      <w:r>
+        <w:t xml:space="preserve"> földrajzi elhelyezkedés szempontjából</w:t>
+      </w:r>
+      <w:r>
+        <w:t>.</w:t>
+      </w:r>
+      <w:r>
+        <w:t xml:space="preserve"> </w:t>
+      </w:r>
+      <w:bookmarkStart w:id="10" w:name="_GoBack"/>
       <w:bookmarkEnd w:id="10"/>
-    </w:p>
-    <w:p>
-      <w:r>
-        <w:t>Ez a rész a program fontosabb jellemzőit és funkcióit tartalmazza. A cél, hogy a leendő felhasználó ezt a fejezetet elolvasva el tudja dönteni, hogy a program megfelelő-e a számára.</w:t>
-      </w:r>
-    </w:p>
-    <w:p>
-      <w:r>
-        <w:t xml:space="preserve">Ajánlott terjedelem: </w:t>
-      </w:r>
-      <w:r>
-        <w:t>½ -1 oldal</w:t>
-      </w:r>
-      <w:r>
-        <w:t>.</w:t>
+      <w:r>
+        <w:t xml:space="preserve"> </w:t>
       </w:r>
     </w:p>
     <w:p>
@@ -13416,66 +13436,73 @@
       <w:bookmarkEnd w:id="11"/>
     </w:p>
     <w:p>
-      <w:r>
+      <w:pPr>
+        <w:rPr>
+          <w:b/>
+        </w:rPr>
+      </w:pPr>
+      <w:r>
+        <w:rPr>
+          <w:b/>
+        </w:rPr>
         <w:t>Hardver követelmények</w:t>
       </w:r>
     </w:p>
     <w:p>
       <w:r>
-        <w:t>Ebben a részben kell leírni a minimális és ajánlott hardver konfigurációt, amely a program futtatásához szükséges. Pontos paramétereket kell megadni, még akkor is, ha a program amúgy minden gépen lefut.</w:t>
-      </w:r>
-    </w:p>
-    <w:p>
-      <w:r>
+        <w:t>A program futtatásához egy modern webböngészőre van szükség.</w:t>
+      </w:r>
+      <w:r>
+        <w:t xml:space="preserve"> </w:t>
+      </w:r>
+      <w:r>
+        <w:t xml:space="preserve">Ez lehet Chrome, Firefox, </w:t>
+      </w:r>
+      <w:proofErr w:type="spellStart"/>
+      <w:r>
+        <w:t>Safari</w:t>
+      </w:r>
+      <w:proofErr w:type="spellEnd"/>
+      <w:r>
+        <w:t>, vagy bármi más.</w:t>
+      </w:r>
+      <w:r>
+        <w:t xml:space="preserve"> </w:t>
+      </w:r>
+    </w:p>
+    <w:p>
+      <w:pPr>
+        <w:rPr>
+          <w:b/>
+        </w:rPr>
+      </w:pPr>
+      <w:r>
+        <w:rPr>
+          <w:b/>
+        </w:rPr>
         <w:t>Szoftver követelmények</w:t>
       </w:r>
     </w:p>
     <w:p>
       <w:r>
-        <w:t>Le kell írni, hogy mely operációs rendszere(</w:t>
-      </w:r>
-      <w:proofErr w:type="spellStart"/>
-      <w:r>
-        <w:t>ke</w:t>
-      </w:r>
-      <w:proofErr w:type="spellEnd"/>
-      <w:r>
-        <w:t xml:space="preserve">)n fut a program, és milyen egyéb szoftver komponensek szükségesek a működéshez (pl. .NET, </w:t>
-      </w:r>
-      <w:proofErr w:type="spellStart"/>
-      <w:r>
-        <w:t>DirectX</w:t>
-      </w:r>
-      <w:proofErr w:type="spellEnd"/>
-      <w:r>
-        <w:t>, esetleg adatbázis-szerver és adatbázis-</w:t>
-      </w:r>
-      <w:proofErr w:type="gramStart"/>
-      <w:r>
-        <w:t>állományok,</w:t>
-      </w:r>
-      <w:proofErr w:type="gramEnd"/>
-      <w:r>
-        <w:t xml:space="preserve"> stb.) </w:t>
-      </w:r>
-    </w:p>
-    <w:p>
-      <w:r>
-        <w:t>Ajánlott terjedelem: ½ -1 oldal, felsorolá</w:t>
-      </w:r>
-      <w:r>
-        <w:t>s</w:t>
-      </w:r>
-      <w:r>
-        <w:t xml:space="preserve"> </w:t>
-      </w:r>
-      <w:proofErr w:type="spellStart"/>
-      <w:r>
-        <w:t>szerűen</w:t>
-      </w:r>
-      <w:proofErr w:type="spellEnd"/>
-      <w:r>
-        <w:t xml:space="preserve"> leírva</w:t>
+        <w:t xml:space="preserve">A program működéséhez egy Operációs Rendszer szükséges, ami képes modern Webböngészők futtatására. Emellett szükséges </w:t>
+      </w:r>
+      <w:r>
+        <w:t xml:space="preserve">egy e-mail fiók, </w:t>
+      </w:r>
+      <w:proofErr w:type="spellStart"/>
+      <w:r>
+        <w:t>pl</w:t>
+      </w:r>
+      <w:proofErr w:type="spellEnd"/>
+      <w:r>
+        <w:t xml:space="preserve"> </w:t>
+      </w:r>
+      <w:r>
+        <w:t>Gmail</w:t>
+      </w:r>
+      <w:r>
+        <w:t>, Freemail, vagy bármi más.</w:t>
       </w:r>
     </w:p>
     <w:p>
@@ -13512,85 +13539,85 @@
     </w:p>
     <w:p>
       <w:r>
+        <w:t>•</w:t>
+      </w:r>
+      <w:r>
+        <w:tab/>
+        <w:t>Ha esetleg nincs telepítőprogram, akkor kellő részletességgel le kell írni, hogy mely fájlokat, pontosan hova kell felmásolni, és hogy lehet a programot futtatni.</w:t>
+      </w:r>
+    </w:p>
+    <w:p>
+      <w:r>
+        <w:t xml:space="preserve">Ajánlott terjedelem: </w:t>
+      </w:r>
+      <w:r>
+        <w:t>1-</w:t>
+      </w:r>
+      <w:r>
+        <w:t>3</w:t>
+      </w:r>
+      <w:r>
+        <w:t xml:space="preserve"> oldal, ábrákkal együtt.</w:t>
+      </w:r>
+    </w:p>
+    <w:p>
+      <w:pPr>
+        <w:pStyle w:val="Cmsor2"/>
+        <w:numPr>
+          <w:ilvl w:val="0"/>
+          <w:numId w:val="9"/>
+        </w:numPr>
+      </w:pPr>
+      <w:bookmarkStart w:id="13" w:name="_Toc184887510"/>
+      <w:r>
+        <w:t>A program használatának a részletes leírása</w:t>
+      </w:r>
+      <w:bookmarkEnd w:id="13"/>
+    </w:p>
+    <w:p>
+      <w:r>
+        <w:t>Mindenre kiterjedő, részletes leírás a program használatáról.</w:t>
+      </w:r>
+    </w:p>
+    <w:p>
+      <w:r>
+        <w:t>Alapszabályok:</w:t>
+      </w:r>
+    </w:p>
+    <w:p>
+      <w:r>
+        <w:t>•</w:t>
+      </w:r>
+      <w:r>
+        <w:tab/>
+        <w:t>Amit leprogramoztál, azt a dokumentációban írd is le, ne legyenek eltitkolt funkciók.</w:t>
+      </w:r>
+    </w:p>
+    <w:p>
+      <w:r>
+        <w:t>•</w:t>
+      </w:r>
+      <w:r>
+        <w:tab/>
+        <w:t>Minden pontosan, „szájbarágósan” legyen leírva. A dokumentáció alapján a teljesen kezdő, vagy laikus felhasználóknak is használniuk kell tudni a programot.</w:t>
+      </w:r>
+    </w:p>
+    <w:p>
+      <w:r>
+        <w:t>•</w:t>
+      </w:r>
+      <w:r>
+        <w:tab/>
+        <w:t>A stílus legyen pontos és közérthető, vedd figyelembe, hogy a felhasználói dokumentáció nem szakembereknek készül.</w:t>
+      </w:r>
+    </w:p>
+    <w:p>
+      <w:r>
         <w:lastRenderedPageBreak/>
         <w:t>•</w:t>
       </w:r>
       <w:r>
         <w:tab/>
-        <w:t>Ha esetleg nincs telepítőprogram, akkor kellő részletességgel le kell írni, hogy mely fájlokat, pontosan hova kell felmásolni, és hogy lehet a programot futtatni.</w:t>
-      </w:r>
-    </w:p>
-    <w:p>
-      <w:r>
-        <w:t xml:space="preserve">Ajánlott terjedelem: </w:t>
-      </w:r>
-      <w:r>
-        <w:t>1-</w:t>
-      </w:r>
-      <w:r>
-        <w:t>3</w:t>
-      </w:r>
-      <w:r>
-        <w:t xml:space="preserve"> oldal, ábrákkal együtt.</w:t>
-      </w:r>
-    </w:p>
-    <w:p>
-      <w:pPr>
-        <w:pStyle w:val="Cmsor2"/>
-        <w:numPr>
-          <w:ilvl w:val="0"/>
-          <w:numId w:val="9"/>
-        </w:numPr>
-      </w:pPr>
-      <w:bookmarkStart w:id="13" w:name="_Toc184887510"/>
-      <w:r>
-        <w:t>A program használatának a részletes leírása</w:t>
-      </w:r>
-      <w:bookmarkEnd w:id="13"/>
-    </w:p>
-    <w:p>
-      <w:r>
-        <w:t>Mindenre kiterjedő, részletes leírás a program használatáról.</w:t>
-      </w:r>
-    </w:p>
-    <w:p>
-      <w:r>
-        <w:t>Alapszabályok:</w:t>
-      </w:r>
-    </w:p>
-    <w:p>
-      <w:r>
-        <w:t>•</w:t>
-      </w:r>
-      <w:r>
-        <w:tab/>
-        <w:t>Amit leprogramoztál, azt a dokumentációban írd is le, ne legyenek eltitkolt funkciók.</w:t>
-      </w:r>
-    </w:p>
-    <w:p>
-      <w:r>
-        <w:t>•</w:t>
-      </w:r>
-      <w:r>
-        <w:tab/>
-        <w:t>Minden pontosan, „szájbarágósan” legyen leírva. A dokumentáció alapján a teljesen kezdő, vagy laikus felhasználóknak is használniuk kell tudni a programot.</w:t>
-      </w:r>
-    </w:p>
-    <w:p>
-      <w:r>
-        <w:t>•</w:t>
-      </w:r>
-      <w:r>
-        <w:tab/>
-        <w:t>A stílus legyen pontos és közérthető, vedd figyelembe, hogy a felhasználói dokumentáció nem szakembereknek készül.</w:t>
-      </w:r>
-    </w:p>
-    <w:p>
-      <w:r>
-        <w:t>•</w:t>
-      </w:r>
-      <w:r>
-        <w:tab/>
         <w:t xml:space="preserve">Ugyanakkor kerüld a laza stílust: rövidítések, </w:t>
       </w:r>
       <w:proofErr w:type="spellStart"/>
@@ -13697,7 +13724,6 @@
         <w:rPr>
           <w:noProof/>
         </w:rPr>
-        <w:lastRenderedPageBreak/>
         <w:drawing>
           <wp:inline distT="0" distB="0" distL="0" distR="0" wp14:anchorId="39A063CE" wp14:editId="0C4C6F25">
             <wp:extent cx="5580380" cy="4285615"/>
@@ -13753,6 +13779,7 @@
     <w:p>
       <w:proofErr w:type="spellStart"/>
       <w:r>
+        <w:lastRenderedPageBreak/>
         <w:t>pl</w:t>
       </w:r>
       <w:proofErr w:type="spellEnd"/>
@@ -15759,6 +15786,7 @@
   <w:style w:type="character" w:default="1" w:styleId="Bekezdsalapbettpusa">
     <w:name w:val="Default Paragraph Font"/>
     <w:uiPriority w:val="1"/>
+    <w:semiHidden/>
     <w:unhideWhenUsed/>
   </w:style>
   <w:style w:type="table" w:default="1" w:styleId="Normltblzat">
@@ -16168,15 +16196,6 @@
 </file>
 
 <file path=customXml/item1.xml><?xml version="1.0" encoding="utf-8"?>
-<?mso-contentType ?>
-<FormTemplates xmlns="http://schemas.microsoft.com/sharepoint/v3/contenttype/forms">
-  <Display>DocumentLibraryForm</Display>
-  <Edit>DocumentLibraryForm</Edit>
-  <New>DocumentLibraryForm</New>
-</FormTemplates>
-</file>
-
-<file path=customXml/item2.xml><?xml version="1.0" encoding="utf-8"?>
 <ct:contentTypeSchema xmlns:ct="http://schemas.microsoft.com/office/2006/metadata/contentType" xmlns:ma="http://schemas.microsoft.com/office/2006/metadata/properties/metaAttributes" ct:_="" ma:_="" ma:contentTypeName="Dokumentum" ma:contentTypeID="0x010100D718D5B1F1F7ED478AB81686C56B3846" ma:contentTypeVersion="12" ma:contentTypeDescription="Új dokumentum létrehozása." ma:contentTypeScope="" ma:versionID="4113051e3749f108762f491873dd6f4a">
   <xsd:schema xmlns:xsd="http://www.w3.org/2001/XMLSchema" xmlns:xs="http://www.w3.org/2001/XMLSchema" xmlns:p="http://schemas.microsoft.com/office/2006/metadata/properties" xmlns:ns2="8147ea79-bac0-4e82-8ac5-0eadccd741d2" xmlns:ns3="60255030-76c1-42c3-809c-3af475a77e4b" targetNamespace="http://schemas.microsoft.com/office/2006/metadata/properties" ma:root="true" ma:fieldsID="b4ef00bff07f7ef5464b0f4fcee0641e" ns2:_="" ns3:_="">
     <xsd:import namespace="8147ea79-bac0-4e82-8ac5-0eadccd741d2"/>
@@ -16377,6 +16396,15 @@
 </ct:contentTypeSchema>
 </file>
 
+<file path=customXml/item2.xml><?xml version="1.0" encoding="utf-8"?>
+<?mso-contentType ?>
+<FormTemplates xmlns="http://schemas.microsoft.com/sharepoint/v3/contenttype/forms">
+  <Display>DocumentLibraryForm</Display>
+  <Edit>DocumentLibraryForm</Edit>
+  <New>DocumentLibraryForm</New>
+</FormTemplates>
+</file>
+
 <file path=customXml/item3.xml><?xml version="1.0" encoding="utf-8"?>
 <p:properties xmlns:p="http://schemas.microsoft.com/office/2006/metadata/properties" xmlns:xsi="http://www.w3.org/2001/XMLSchema-instance" xmlns:pc="http://schemas.microsoft.com/office/infopath/2007/PartnerControls">
   <documentManagement>
@@ -16394,14 +16422,6 @@
 </file>
 
 <file path=customXml/itemProps1.xml><?xml version="1.0" encoding="utf-8"?>
-<ds:datastoreItem xmlns:ds="http://schemas.openxmlformats.org/officeDocument/2006/customXml" ds:itemID="{79A7C881-0E9F-4ADE-9952-CE895C263EC3}">
-  <ds:schemaRefs>
-    <ds:schemaRef ds:uri="http://schemas.microsoft.com/sharepoint/v3/contenttype/forms"/>
-  </ds:schemaRefs>
-</ds:datastoreItem>
-</file>
-
-<file path=customXml/itemProps2.xml><?xml version="1.0" encoding="utf-8"?>
 <ds:datastoreItem xmlns:ds="http://schemas.openxmlformats.org/officeDocument/2006/customXml" ds:itemID="{506CB0D4-5899-457C-99D1-371F2417467A}">
   <ds:schemaRefs>
     <ds:schemaRef ds:uri="http://schemas.microsoft.com/office/2006/metadata/contentType"/>
@@ -16420,6 +16440,14 @@
 </ds:datastoreItem>
 </file>
 
+<file path=customXml/itemProps2.xml><?xml version="1.0" encoding="utf-8"?>
+<ds:datastoreItem xmlns:ds="http://schemas.openxmlformats.org/officeDocument/2006/customXml" ds:itemID="{79A7C881-0E9F-4ADE-9952-CE895C263EC3}">
+  <ds:schemaRefs>
+    <ds:schemaRef ds:uri="http://schemas.microsoft.com/sharepoint/v3/contenttype/forms"/>
+  </ds:schemaRefs>
+</ds:datastoreItem>
+</file>
+
 <file path=customXml/itemProps3.xml><?xml version="1.0" encoding="utf-8"?>
 <ds:datastoreItem xmlns:ds="http://schemas.openxmlformats.org/officeDocument/2006/customXml" ds:itemID="{B7E9051D-122B-41E4-9B50-07EAFD04DFCF}">
   <ds:schemaRefs>
@@ -16432,7 +16460,7 @@
 </file>
 
 <file path=customXml/itemProps4.xml><?xml version="1.0" encoding="utf-8"?>
-<ds:datastoreItem xmlns:ds="http://schemas.openxmlformats.org/officeDocument/2006/customXml" ds:itemID="{DBFA8D3A-2370-4464-A564-CB5766B81287}">
+<ds:datastoreItem xmlns:ds="http://schemas.openxmlformats.org/officeDocument/2006/customXml" ds:itemID="{DFE88C67-CCA6-4BFB-B887-DC98F7105CE2}">
   <ds:schemaRefs>
     <ds:schemaRef ds:uri="http://schemas.openxmlformats.org/officeDocument/2006/bibliography"/>
   </ds:schemaRefs>

--- a/acs_bcs_rj_dokumentáció_stage3.docx
+++ b/acs_bcs_rj_dokumentáció_stage3.docx
@@ -13394,31 +13394,260 @@
       </w:r>
     </w:p>
     <w:p>
-      <w:r>
-        <w:t>A program lényege</w:t>
-      </w:r>
-      <w:r>
-        <w:t>,</w:t>
+      <w:bookmarkStart w:id="10" w:name="_Toc184887508"/>
+      <w:r>
+        <w:t xml:space="preserve">A </w:t>
+      </w:r>
+      <w:proofErr w:type="spellStart"/>
+      <w:r>
+        <w:t>Nutri</w:t>
+      </w:r>
+      <w:proofErr w:type="spellEnd"/>
+      <w:r>
+        <w:t xml:space="preserve"> applikáció célja, hogy segítse a felhasználókat a számukra legmegfelelőbb ételek és éttermek kiválasztásában, táplálkozási szokásaik és földrajzi elhelyezkedésük alapján. Az alkalmazás átláthatóan jeleníti meg az ételek összetevőit, </w:t>
+      </w:r>
+      <w:proofErr w:type="spellStart"/>
+      <w:r>
+        <w:t>makrotápanyag</w:t>
+      </w:r>
+      <w:proofErr w:type="spellEnd"/>
+      <w:r>
+        <w:t>-tartalmát, allergén-információkat, és veszélyességi szintjeit. Lehetőséget nyújt a felhasználóknak arra is, hogy új ételeket töltsenek fel, javaslatokat tegyenek, vagy hozzájáruljanak a már meglévő adatbázis</w:t>
       </w:r>
       <w:r>
         <w:t xml:space="preserve"> </w:t>
       </w:r>
       <w:r>
-        <w:t>hogy a felhasználó megtalálja a számára legmegfelelőbb éttermet mind táplálkozás mind</w:t>
-      </w:r>
-      <w:r>
-        <w:t xml:space="preserve"> földrajzi elhelyezkedés szempontjából</w:t>
-      </w:r>
-      <w:r>
-        <w:t>.</w:t>
+        <w:t>bővítéséhez.</w:t>
       </w:r>
       <w:r>
         <w:t xml:space="preserve"> </w:t>
       </w:r>
-      <w:bookmarkStart w:id="10" w:name="_GoBack"/>
+      <w:r>
+        <w:t>A rendszer célja az átláthatóság, a közösségi adatrögzítés támogatása,</w:t>
+      </w:r>
+      <w:r>
+        <w:t xml:space="preserve"> </w:t>
+      </w:r>
+      <w:r>
+        <w:t>valamint</w:t>
+      </w:r>
+      <w:r>
+        <w:t xml:space="preserve"> </w:t>
+      </w:r>
+      <w:r>
+        <w:t xml:space="preserve">a </w:t>
+      </w:r>
+      <w:proofErr w:type="gramStart"/>
+      <w:r>
+        <w:t xml:space="preserve">felhasználók </w:t>
+      </w:r>
+      <w:r>
+        <w:t xml:space="preserve"> </w:t>
+      </w:r>
+      <w:r>
+        <w:t>táplálkozási</w:t>
+      </w:r>
+      <w:proofErr w:type="gramEnd"/>
+      <w:r>
+        <w:t xml:space="preserve"> döntéseinek</w:t>
+      </w:r>
+      <w:r>
+        <w:t xml:space="preserve"> </w:t>
+      </w:r>
+      <w:r>
+        <w:t>elősegítése.</w:t>
+      </w:r>
       <w:bookmarkEnd w:id="10"/>
-      <w:r>
-        <w:t xml:space="preserve"> </w:t>
+    </w:p>
+    <w:p>
+      <w:pPr>
+        <w:rPr>
+          <w:b/>
+        </w:rPr>
+      </w:pPr>
+      <w:r>
+        <w:rPr>
+          <w:b/>
+        </w:rPr>
+        <w:t>Hardver követelmények</w:t>
+      </w:r>
+    </w:p>
+    <w:p>
+      <w:pPr>
+        <w:pStyle w:val="Listaszerbekezds"/>
+        <w:numPr>
+          <w:ilvl w:val="0"/>
+          <w:numId w:val="17"/>
+        </w:numPr>
+      </w:pPr>
+      <w:r>
+        <w:t xml:space="preserve">A </w:t>
+      </w:r>
+      <w:proofErr w:type="spellStart"/>
+      <w:r>
+        <w:t>Nutri</w:t>
+      </w:r>
+      <w:proofErr w:type="spellEnd"/>
+      <w:r>
+        <w:t xml:space="preserve"> applikáció egy webalapú rendszer, így külön telepítésre nincs szükség.</w:t>
+      </w:r>
+    </w:p>
+    <w:p>
+      <w:pPr>
+        <w:pStyle w:val="Listaszerbekezds"/>
+        <w:numPr>
+          <w:ilvl w:val="0"/>
+          <w:numId w:val="17"/>
+        </w:numPr>
+      </w:pPr>
+      <w:r>
+        <w:t>Futtatásához egy modern számítógépre, laptopra vagy okoseszközre van szükség, amely képes korszerű webböngészőket használni.</w:t>
+      </w:r>
+    </w:p>
+    <w:p>
+      <w:pPr>
+        <w:pStyle w:val="Listaszerbekezds"/>
+        <w:numPr>
+          <w:ilvl w:val="0"/>
+          <w:numId w:val="17"/>
+        </w:numPr>
+      </w:pPr>
+      <w:r>
+        <w:t xml:space="preserve">Minimum 2 GB RAM és 1 </w:t>
+      </w:r>
+      <w:proofErr w:type="spellStart"/>
+      <w:r>
+        <w:t>GHz</w:t>
+      </w:r>
+      <w:proofErr w:type="spellEnd"/>
+      <w:r>
+        <w:t>-es processzor javasolt a zökkenőmentes működéshez.</w:t>
+      </w:r>
+    </w:p>
+    <w:p>
+      <w:pPr>
+        <w:rPr>
+          <w:b/>
+        </w:rPr>
+      </w:pPr>
+      <w:r>
+        <w:rPr>
+          <w:b/>
+        </w:rPr>
+        <w:t>Szoftver követelmények</w:t>
+      </w:r>
+    </w:p>
+    <w:p>
+      <w:pPr>
+        <w:pStyle w:val="Listaszerbekezds"/>
+        <w:numPr>
+          <w:ilvl w:val="0"/>
+          <w:numId w:val="18"/>
+        </w:numPr>
+      </w:pPr>
+      <w:r>
+        <w:rPr>
+          <w:rStyle w:val="Kiemels2"/>
+        </w:rPr>
+        <w:t>Böngészők</w:t>
+      </w:r>
+      <w:r>
+        <w:t xml:space="preserve">: Google Chrome, Mozilla Firefox, Microsoft Edge, </w:t>
+      </w:r>
+      <w:proofErr w:type="spellStart"/>
+      <w:r>
+        <w:t>Safari</w:t>
+      </w:r>
+      <w:proofErr w:type="spellEnd"/>
+      <w:r>
+        <w:t xml:space="preserve"> (legfrissebb verzió ajánlott).</w:t>
+      </w:r>
+    </w:p>
+    <w:p>
+      <w:pPr>
+        <w:pStyle w:val="Listaszerbekezds"/>
+        <w:numPr>
+          <w:ilvl w:val="0"/>
+          <w:numId w:val="18"/>
+        </w:numPr>
+      </w:pPr>
+      <w:r>
+        <w:rPr>
+          <w:rStyle w:val="Kiemels2"/>
+        </w:rPr>
+        <w:t>Operációs rendszer</w:t>
+      </w:r>
+      <w:r>
+        <w:t xml:space="preserve">: Windows 10/11, </w:t>
+      </w:r>
+      <w:proofErr w:type="spellStart"/>
+      <w:r>
+        <w:t>macOS</w:t>
+      </w:r>
+      <w:proofErr w:type="spellEnd"/>
+      <w:r>
+        <w:t>, Linux disztribúciók, Android vagy iOS.</w:t>
+      </w:r>
+    </w:p>
+    <w:p>
+      <w:pPr>
+        <w:pStyle w:val="Listaszerbekezds"/>
+        <w:numPr>
+          <w:ilvl w:val="0"/>
+          <w:numId w:val="18"/>
+        </w:numPr>
+      </w:pPr>
+      <w:r>
+        <w:rPr>
+          <w:rStyle w:val="Kiemels2"/>
+        </w:rPr>
+        <w:t>Internetkapcsolat</w:t>
+      </w:r>
+      <w:r>
+        <w:t>: stabil online kapcsolat szükséges az adatbázis eléréséhez.</w:t>
+      </w:r>
+    </w:p>
+    <w:p>
+      <w:pPr>
+        <w:pStyle w:val="Listaszerbekezds"/>
+        <w:numPr>
+          <w:ilvl w:val="0"/>
+          <w:numId w:val="18"/>
+        </w:numPr>
+      </w:pPr>
+      <w:r>
+        <w:rPr>
+          <w:rStyle w:val="Kiemels2"/>
+        </w:rPr>
+        <w:t>E-mail fiók</w:t>
+      </w:r>
+      <w:r>
+        <w:t xml:space="preserve">: a regisztráció megerősítéséhez aktív e-mail fiók szükséges (pl. </w:t>
+      </w:r>
+      <w:proofErr w:type="spellStart"/>
+      <w:r>
+        <w:t>Gmail</w:t>
+      </w:r>
+      <w:proofErr w:type="spellEnd"/>
+      <w:r>
+        <w:t>, Freemail, Outlook stb.).</w:t>
+      </w:r>
+    </w:p>
+    <w:p>
+      <w:pPr>
+        <w:spacing w:before="0" w:after="160" w:line="259" w:lineRule="auto"/>
+        <w:jc w:val="left"/>
+        <w:rPr>
+          <w:rFonts w:eastAsiaTheme="majorEastAsia" w:cstheme="majorBidi"/>
+          <w:b/>
+          <w:sz w:val="28"/>
+          <w:szCs w:val="26"/>
+        </w:rPr>
+      </w:pPr>
+      <w:bookmarkStart w:id="11" w:name="_Toc184887509"/>
+      <w:r>
+        <w:br w:type="page"/>
       </w:r>
     </w:p>
     <w:p>
@@ -13429,82 +13658,450 @@
           <w:numId w:val="9"/>
         </w:numPr>
       </w:pPr>
-      <w:bookmarkStart w:id="11" w:name="_Toc184887508"/>
-      <w:r>
-        <w:t>Rendszerkövetelmények</w:t>
+      <w:r>
+        <w:lastRenderedPageBreak/>
+        <w:t>A program telepítése</w:t>
       </w:r>
       <w:bookmarkEnd w:id="11"/>
     </w:p>
     <w:p>
-      <w:pPr>
-        <w:rPr>
+      <w:r>
+        <w:t xml:space="preserve">A </w:t>
+      </w:r>
+      <w:proofErr w:type="spellStart"/>
+      <w:r>
+        <w:t>Nutri</w:t>
+      </w:r>
+      <w:proofErr w:type="spellEnd"/>
+      <w:r>
+        <w:t xml:space="preserve"> alkalmazás </w:t>
+      </w:r>
+      <w:r>
+        <w:rPr>
+          <w:rStyle w:val="Kiemels2"/>
+        </w:rPr>
+        <w:t>nem igényel telepítést</w:t>
+      </w:r>
+      <w:r>
+        <w:t>, mivel egy webes szolgáltatásról van szó. Az alábbi lépések elvégzésével a felhasználó azonnal elkezdheti használni a programot:</w:t>
+      </w:r>
+    </w:p>
+    <w:p>
+      <w:pPr>
+        <w:spacing w:before="100" w:beforeAutospacing="1" w:after="100" w:afterAutospacing="1" w:line="240" w:lineRule="auto"/>
+        <w:jc w:val="left"/>
+        <w:rPr>
+          <w:rFonts w:eastAsia="Times New Roman" w:cs="Times New Roman"/>
+          <w:szCs w:val="24"/>
+          <w:lang w:eastAsia="hu-HU"/>
+        </w:rPr>
+      </w:pPr>
+      <w:proofErr w:type="gramStart"/>
+      <w:r>
+        <w:rPr>
+          <w:rFonts w:eastAsia="Times New Roman" w:hAnsi="Symbol" w:cs="Times New Roman"/>
+          <w:szCs w:val="24"/>
+          <w:lang w:eastAsia="hu-HU"/>
+        </w:rPr>
+        <w:t></w:t>
+      </w:r>
+      <w:r>
+        <w:rPr>
+          <w:rFonts w:eastAsia="Times New Roman" w:cs="Times New Roman"/>
+          <w:szCs w:val="24"/>
+          <w:lang w:eastAsia="hu-HU"/>
+        </w:rPr>
+        <w:t xml:space="preserve">  </w:t>
+      </w:r>
+      <w:r>
+        <w:rPr>
+          <w:rFonts w:eastAsia="Times New Roman" w:cs="Times New Roman"/>
           <w:b/>
-        </w:rPr>
-      </w:pPr>
-      <w:r>
-        <w:rPr>
+          <w:bCs/>
+          <w:szCs w:val="24"/>
+          <w:lang w:eastAsia="hu-HU"/>
+        </w:rPr>
+        <w:t>Nyisd</w:t>
+      </w:r>
+      <w:proofErr w:type="gramEnd"/>
+      <w:r>
+        <w:rPr>
+          <w:rFonts w:eastAsia="Times New Roman" w:cs="Times New Roman"/>
           <w:b/>
-        </w:rPr>
-        <w:t>Hardver követelmények</w:t>
-      </w:r>
-    </w:p>
-    <w:p>
-      <w:r>
-        <w:t>A program futtatásához egy modern webböngészőre van szükség.</w:t>
-      </w:r>
-      <w:r>
-        <w:t xml:space="preserve"> </w:t>
-      </w:r>
-      <w:r>
-        <w:t xml:space="preserve">Ez lehet Chrome, Firefox, </w:t>
-      </w:r>
-      <w:proofErr w:type="spellStart"/>
-      <w:r>
-        <w:t>Safari</w:t>
-      </w:r>
-      <w:proofErr w:type="spellEnd"/>
-      <w:r>
-        <w:t>, vagy bármi más.</w:t>
-      </w:r>
-      <w:r>
-        <w:t xml:space="preserve"> </w:t>
-      </w:r>
-    </w:p>
-    <w:p>
-      <w:pPr>
-        <w:rPr>
+          <w:bCs/>
+          <w:szCs w:val="24"/>
+          <w:lang w:eastAsia="hu-HU"/>
+        </w:rPr>
+        <w:t xml:space="preserve"> meg a webböngészőt.</w:t>
+      </w:r>
+    </w:p>
+    <w:p>
+      <w:pPr>
+        <w:spacing w:before="100" w:beforeAutospacing="1" w:after="100" w:afterAutospacing="1" w:line="240" w:lineRule="auto"/>
+        <w:jc w:val="left"/>
+        <w:rPr>
+          <w:rFonts w:eastAsia="Times New Roman" w:cs="Times New Roman"/>
+          <w:szCs w:val="24"/>
+          <w:lang w:eastAsia="hu-HU"/>
+        </w:rPr>
+      </w:pPr>
+      <w:proofErr w:type="gramStart"/>
+      <w:r>
+        <w:rPr>
+          <w:rFonts w:eastAsia="Times New Roman" w:hAnsi="Symbol" w:cs="Times New Roman"/>
+          <w:szCs w:val="24"/>
+          <w:lang w:eastAsia="hu-HU"/>
+        </w:rPr>
+        <w:t></w:t>
+      </w:r>
+      <w:r>
+        <w:rPr>
+          <w:rFonts w:eastAsia="Times New Roman" w:cs="Times New Roman"/>
+          <w:szCs w:val="24"/>
+          <w:lang w:eastAsia="hu-HU"/>
+        </w:rPr>
+        <w:t xml:space="preserve">  Írd</w:t>
+      </w:r>
+      <w:proofErr w:type="gramEnd"/>
+      <w:r>
+        <w:rPr>
+          <w:rFonts w:eastAsia="Times New Roman" w:cs="Times New Roman"/>
+          <w:szCs w:val="24"/>
+          <w:lang w:eastAsia="hu-HU"/>
+        </w:rPr>
+        <w:t xml:space="preserve"> be a </w:t>
+      </w:r>
+      <w:proofErr w:type="spellStart"/>
+      <w:r>
+        <w:rPr>
+          <w:rFonts w:eastAsia="Times New Roman" w:cs="Times New Roman"/>
+          <w:szCs w:val="24"/>
+          <w:lang w:eastAsia="hu-HU"/>
+        </w:rPr>
+        <w:t>Nutri</w:t>
+      </w:r>
+      <w:proofErr w:type="spellEnd"/>
+      <w:r>
+        <w:rPr>
+          <w:rFonts w:eastAsia="Times New Roman" w:cs="Times New Roman"/>
+          <w:szCs w:val="24"/>
+          <w:lang w:eastAsia="hu-HU"/>
+        </w:rPr>
+        <w:t xml:space="preserve"> alkalmazás elérhetőségét a címsorba (</w:t>
+      </w:r>
+      <w:r>
+        <w:rPr>
+          <w:rFonts w:eastAsia="Times New Roman" w:cs="Times New Roman"/>
+          <w:szCs w:val="24"/>
+          <w:lang w:eastAsia="hu-HU"/>
+        </w:rPr>
+        <w:t xml:space="preserve">mivel nincs </w:t>
+      </w:r>
+      <w:proofErr w:type="spellStart"/>
+      <w:r>
+        <w:rPr>
+          <w:rFonts w:eastAsia="Times New Roman" w:cs="Times New Roman"/>
+          <w:szCs w:val="24"/>
+          <w:lang w:eastAsia="hu-HU"/>
+        </w:rPr>
+        <w:t>hostolva</w:t>
+      </w:r>
+      <w:proofErr w:type="spellEnd"/>
+      <w:r>
+        <w:rPr>
+          <w:rFonts w:eastAsia="Times New Roman" w:cs="Times New Roman"/>
+          <w:szCs w:val="24"/>
+          <w:lang w:eastAsia="hu-HU"/>
+        </w:rPr>
+        <w:t xml:space="preserve"> - </w:t>
+      </w:r>
+      <w:r>
+        <w:rPr>
+          <w:rFonts w:ascii="Courier New" w:eastAsia="Times New Roman" w:hAnsi="Courier New" w:cs="Courier New"/>
+          <w:sz w:val="20"/>
+          <w:szCs w:val="20"/>
+          <w:lang w:eastAsia="hu-HU"/>
+        </w:rPr>
+        <w:t>https://</w:t>
+      </w:r>
+      <w:r>
+        <w:rPr>
+          <w:rFonts w:ascii="Courier New" w:eastAsia="Times New Roman" w:hAnsi="Courier New" w:cs="Courier New"/>
+          <w:sz w:val="20"/>
+          <w:szCs w:val="20"/>
+          <w:lang w:eastAsia="hu-HU"/>
+        </w:rPr>
+        <w:t>localhost:8000/</w:t>
+      </w:r>
+      <w:r>
+        <w:rPr>
+          <w:rFonts w:eastAsia="Times New Roman" w:cs="Times New Roman"/>
+          <w:szCs w:val="24"/>
+          <w:lang w:eastAsia="hu-HU"/>
+        </w:rPr>
+        <w:t>)</w:t>
+      </w:r>
+    </w:p>
+    <w:p>
+      <w:pPr>
+        <w:spacing w:before="100" w:beforeAutospacing="1" w:after="100" w:afterAutospacing="1" w:line="240" w:lineRule="auto"/>
+        <w:jc w:val="left"/>
+        <w:rPr>
+          <w:rFonts w:eastAsia="Times New Roman" w:cs="Times New Roman"/>
+          <w:szCs w:val="24"/>
+          <w:lang w:eastAsia="hu-HU"/>
+        </w:rPr>
+      </w:pPr>
+      <w:proofErr w:type="gramStart"/>
+      <w:r>
+        <w:rPr>
+          <w:rFonts w:eastAsia="Times New Roman" w:hAnsi="Symbol" w:cs="Times New Roman"/>
+          <w:szCs w:val="24"/>
+          <w:lang w:eastAsia="hu-HU"/>
+        </w:rPr>
+        <w:t></w:t>
+      </w:r>
+      <w:r>
+        <w:rPr>
+          <w:rFonts w:eastAsia="Times New Roman" w:cs="Times New Roman"/>
+          <w:szCs w:val="24"/>
+          <w:lang w:eastAsia="hu-HU"/>
+        </w:rPr>
+        <w:t xml:space="preserve">  A</w:t>
+      </w:r>
+      <w:proofErr w:type="gramEnd"/>
+      <w:r>
+        <w:rPr>
+          <w:rFonts w:eastAsia="Times New Roman" w:cs="Times New Roman"/>
+          <w:szCs w:val="24"/>
+          <w:lang w:eastAsia="hu-HU"/>
+        </w:rPr>
+        <w:t xml:space="preserve"> főoldalon kattints a </w:t>
+      </w:r>
+      <w:r>
+        <w:rPr>
+          <w:rFonts w:eastAsia="Times New Roman" w:cs="Times New Roman"/>
           <w:b/>
-        </w:rPr>
-      </w:pPr>
-      <w:r>
-        <w:rPr>
+          <w:bCs/>
+          <w:szCs w:val="24"/>
+          <w:lang w:eastAsia="hu-HU"/>
+        </w:rPr>
+        <w:t>„</w:t>
+      </w:r>
+      <w:proofErr w:type="spellStart"/>
+      <w:r>
+        <w:rPr>
+          <w:rFonts w:eastAsia="Times New Roman" w:cs="Times New Roman"/>
           <w:b/>
-        </w:rPr>
-        <w:t>Szoftver követelmények</w:t>
-      </w:r>
-    </w:p>
-    <w:p>
-      <w:r>
-        <w:t xml:space="preserve">A program működéséhez egy Operációs Rendszer szükséges, ami képes modern Webböngészők futtatására. Emellett szükséges </w:t>
-      </w:r>
-      <w:r>
-        <w:t xml:space="preserve">egy e-mail fiók, </w:t>
-      </w:r>
-      <w:proofErr w:type="spellStart"/>
-      <w:r>
-        <w:t>pl</w:t>
-      </w:r>
-      <w:proofErr w:type="spellEnd"/>
-      <w:r>
-        <w:t xml:space="preserve"> </w:t>
-      </w:r>
-      <w:r>
-        <w:t>Gmail</w:t>
-      </w:r>
-      <w:r>
-        <w:t>, Freemail, vagy bármi más.</w:t>
-      </w:r>
-    </w:p>
+          <w:bCs/>
+          <w:szCs w:val="24"/>
+          <w:lang w:eastAsia="hu-HU"/>
+        </w:rPr>
+        <w:t>Register</w:t>
+      </w:r>
+      <w:proofErr w:type="spellEnd"/>
+      <w:r>
+        <w:rPr>
+          <w:rFonts w:eastAsia="Times New Roman" w:cs="Times New Roman"/>
+          <w:b/>
+          <w:bCs/>
+          <w:szCs w:val="24"/>
+          <w:lang w:eastAsia="hu-HU"/>
+        </w:rPr>
+        <w:t>”</w:t>
+      </w:r>
+      <w:r>
+        <w:rPr>
+          <w:rFonts w:eastAsia="Times New Roman" w:cs="Times New Roman"/>
+          <w:szCs w:val="24"/>
+          <w:lang w:eastAsia="hu-HU"/>
+        </w:rPr>
+        <w:t xml:space="preserve"> gombra.</w:t>
+      </w:r>
+      <w:r>
+        <w:rPr>
+          <w:rFonts w:eastAsia="Times New Roman" w:cs="Times New Roman"/>
+          <w:szCs w:val="24"/>
+          <w:lang w:eastAsia="hu-HU"/>
+        </w:rPr>
+        <w:t>(Jobb felső sarok)</w:t>
+      </w:r>
+    </w:p>
+    <w:p>
+      <w:pPr>
+        <w:spacing w:before="100" w:beforeAutospacing="1" w:after="100" w:afterAutospacing="1" w:line="240" w:lineRule="auto"/>
+        <w:jc w:val="left"/>
+        <w:rPr>
+          <w:rFonts w:eastAsia="Times New Roman" w:cs="Times New Roman"/>
+          <w:szCs w:val="24"/>
+          <w:lang w:eastAsia="hu-HU"/>
+        </w:rPr>
+      </w:pPr>
+      <w:proofErr w:type="gramStart"/>
+      <w:r>
+        <w:rPr>
+          <w:rFonts w:eastAsia="Times New Roman" w:hAnsi="Symbol" w:cs="Times New Roman"/>
+          <w:szCs w:val="24"/>
+          <w:lang w:eastAsia="hu-HU"/>
+        </w:rPr>
+        <w:t></w:t>
+      </w:r>
+      <w:r>
+        <w:rPr>
+          <w:rFonts w:eastAsia="Times New Roman" w:cs="Times New Roman"/>
+          <w:szCs w:val="24"/>
+          <w:lang w:eastAsia="hu-HU"/>
+        </w:rPr>
+        <w:t xml:space="preserve">  Töltsd</w:t>
+      </w:r>
+      <w:proofErr w:type="gramEnd"/>
+      <w:r>
+        <w:rPr>
+          <w:rFonts w:eastAsia="Times New Roman" w:cs="Times New Roman"/>
+          <w:szCs w:val="24"/>
+          <w:lang w:eastAsia="hu-HU"/>
+        </w:rPr>
+        <w:t xml:space="preserve"> ki a regisztrációs űrlapot: e-mail cím, jelszó, felhasználónév.</w:t>
+      </w:r>
+    </w:p>
+    <w:p>
+      <w:pPr>
+        <w:spacing w:before="100" w:beforeAutospacing="1" w:after="100" w:afterAutospacing="1" w:line="240" w:lineRule="auto"/>
+        <w:jc w:val="left"/>
+        <w:rPr>
+          <w:rFonts w:eastAsia="Times New Roman" w:cs="Times New Roman"/>
+          <w:szCs w:val="24"/>
+          <w:lang w:eastAsia="hu-HU"/>
+        </w:rPr>
+      </w:pPr>
+      <w:proofErr w:type="gramStart"/>
+      <w:r>
+        <w:rPr>
+          <w:rFonts w:eastAsia="Times New Roman" w:hAnsi="Symbol" w:cs="Times New Roman"/>
+          <w:szCs w:val="24"/>
+          <w:lang w:eastAsia="hu-HU"/>
+        </w:rPr>
+        <w:t></w:t>
+      </w:r>
+      <w:r>
+        <w:rPr>
+          <w:rFonts w:eastAsia="Times New Roman" w:cs="Times New Roman"/>
+          <w:szCs w:val="24"/>
+          <w:lang w:eastAsia="hu-HU"/>
+        </w:rPr>
+        <w:t xml:space="preserve">  Kattints</w:t>
+      </w:r>
+      <w:proofErr w:type="gramEnd"/>
+      <w:r>
+        <w:rPr>
+          <w:rFonts w:eastAsia="Times New Roman" w:cs="Times New Roman"/>
+          <w:szCs w:val="24"/>
+          <w:lang w:eastAsia="hu-HU"/>
+        </w:rPr>
+        <w:t xml:space="preserve"> a „</w:t>
+      </w:r>
+      <w:proofErr w:type="spellStart"/>
+      <w:r>
+        <w:rPr>
+          <w:rFonts w:eastAsia="Times New Roman" w:cs="Times New Roman"/>
+          <w:szCs w:val="24"/>
+          <w:lang w:eastAsia="hu-HU"/>
+        </w:rPr>
+        <w:t>Register</w:t>
+      </w:r>
+      <w:proofErr w:type="spellEnd"/>
+      <w:r>
+        <w:rPr>
+          <w:rFonts w:eastAsia="Times New Roman" w:cs="Times New Roman"/>
+          <w:szCs w:val="24"/>
+          <w:lang w:eastAsia="hu-HU"/>
+        </w:rPr>
+        <w:t>” gombra.</w:t>
+      </w:r>
+      <w:r>
+        <w:rPr>
+          <w:rFonts w:eastAsia="Times New Roman" w:cs="Times New Roman"/>
+          <w:szCs w:val="24"/>
+          <w:lang w:eastAsia="hu-HU"/>
+        </w:rPr>
+        <w:t xml:space="preserve"> (középen)</w:t>
+      </w:r>
+    </w:p>
+    <w:p>
+      <w:pPr>
+        <w:spacing w:before="100" w:beforeAutospacing="1" w:after="100" w:afterAutospacing="1" w:line="240" w:lineRule="auto"/>
+        <w:jc w:val="left"/>
+        <w:rPr>
+          <w:rFonts w:eastAsia="Times New Roman" w:cs="Times New Roman"/>
+          <w:szCs w:val="24"/>
+          <w:lang w:eastAsia="hu-HU"/>
+        </w:rPr>
+      </w:pPr>
+      <w:proofErr w:type="gramStart"/>
+      <w:r>
+        <w:rPr>
+          <w:rFonts w:eastAsia="Times New Roman" w:hAnsi="Symbol" w:cs="Times New Roman"/>
+          <w:szCs w:val="24"/>
+          <w:lang w:eastAsia="hu-HU"/>
+        </w:rPr>
+        <w:t></w:t>
+      </w:r>
+      <w:r>
+        <w:rPr>
+          <w:rFonts w:eastAsia="Times New Roman" w:cs="Times New Roman"/>
+          <w:szCs w:val="24"/>
+          <w:lang w:eastAsia="hu-HU"/>
+        </w:rPr>
+        <w:t xml:space="preserve">  Ellenőrizd</w:t>
+      </w:r>
+      <w:proofErr w:type="gramEnd"/>
+      <w:r>
+        <w:rPr>
+          <w:rFonts w:eastAsia="Times New Roman" w:cs="Times New Roman"/>
+          <w:szCs w:val="24"/>
+          <w:lang w:eastAsia="hu-HU"/>
+        </w:rPr>
+        <w:t xml:space="preserve"> az e-mail fiókodat: egy megerősítő e-mailt kapsz, amelyben található egy aktiváló link.</w:t>
+      </w:r>
+    </w:p>
+    <w:p>
+      <w:pPr>
+        <w:spacing w:before="100" w:beforeAutospacing="1" w:after="100" w:afterAutospacing="1" w:line="240" w:lineRule="auto"/>
+        <w:jc w:val="left"/>
+        <w:rPr>
+          <w:rFonts w:eastAsia="Times New Roman" w:cs="Times New Roman"/>
+          <w:szCs w:val="24"/>
+          <w:lang w:eastAsia="hu-HU"/>
+        </w:rPr>
+      </w:pPr>
+      <w:proofErr w:type="gramStart"/>
+      <w:r>
+        <w:rPr>
+          <w:rFonts w:eastAsia="Times New Roman" w:hAnsi="Symbol" w:cs="Times New Roman"/>
+          <w:szCs w:val="24"/>
+          <w:lang w:eastAsia="hu-HU"/>
+        </w:rPr>
+        <w:t></w:t>
+      </w:r>
+      <w:r>
+        <w:rPr>
+          <w:rFonts w:eastAsia="Times New Roman" w:cs="Times New Roman"/>
+          <w:szCs w:val="24"/>
+          <w:lang w:eastAsia="hu-HU"/>
+        </w:rPr>
+        <w:t xml:space="preserve">  Kattints</w:t>
+      </w:r>
+      <w:proofErr w:type="gramEnd"/>
+      <w:r>
+        <w:rPr>
+          <w:rFonts w:eastAsia="Times New Roman" w:cs="Times New Roman"/>
+          <w:szCs w:val="24"/>
+          <w:lang w:eastAsia="hu-HU"/>
+        </w:rPr>
+        <w:t xml:space="preserve"> a linkre az aktiváláshoz – innentől kezdve be tudsz jelentkezni.</w:t>
+      </w:r>
+    </w:p>
+    <w:p/>
     <w:p>
       <w:pPr>
         <w:pStyle w:val="Cmsor2"/>
@@ -13513,206 +14110,451 @@
           <w:numId w:val="9"/>
         </w:numPr>
       </w:pPr>
-      <w:bookmarkStart w:id="12" w:name="_Toc184887509"/>
-      <w:r>
-        <w:t>A program telepítése</w:t>
+      <w:bookmarkStart w:id="12" w:name="_Toc184887510"/>
+      <w:r>
+        <w:t>A program használatának a részletes leírása</w:t>
       </w:r>
       <w:bookmarkEnd w:id="12"/>
     </w:p>
     <w:p>
       <w:r>
-        <w:t>•</w:t>
-      </w:r>
-      <w:r>
-        <w:tab/>
-        <w:t>Képekkel illusztrált, részletes leírás a program telepítésének a menetéről.</w:t>
-      </w:r>
-    </w:p>
-    <w:p>
-      <w:r>
-        <w:t>•</w:t>
-      </w:r>
-      <w:r>
-        <w:tab/>
-        <w:t>A leírás alapján a felhasználónak hiba nélkül telepíteni kell tudni a programot. A leírásnak ki kell térnie a telepítés során kiválasztható opciókra is.</w:t>
-      </w:r>
-    </w:p>
-    <w:p>
-      <w:r>
-        <w:t>•</w:t>
-      </w:r>
-      <w:r>
-        <w:tab/>
-        <w:t>Ha esetleg nincs telepítőprogram, akkor kellő részletességgel le kell írni, hogy mely fájlokat, pontosan hova kell felmásolni, és hogy lehet a programot futtatni.</w:t>
-      </w:r>
-    </w:p>
-    <w:p>
-      <w:r>
-        <w:t xml:space="preserve">Ajánlott terjedelem: </w:t>
-      </w:r>
-      <w:r>
-        <w:t>1-</w:t>
-      </w:r>
-      <w:r>
-        <w:t>3</w:t>
-      </w:r>
-      <w:r>
-        <w:t xml:space="preserve"> oldal, ábrákkal együtt.</w:t>
-      </w:r>
-    </w:p>
-    <w:p>
-      <w:pPr>
-        <w:pStyle w:val="Cmsor2"/>
+        <w:t xml:space="preserve">Ajánlott: </w:t>
+      </w:r>
+    </w:p>
+    <w:p>
+      <w:pPr>
+        <w:pStyle w:val="Listaszerbekezds"/>
         <w:numPr>
           <w:ilvl w:val="0"/>
-          <w:numId w:val="9"/>
-        </w:numPr>
-      </w:pPr>
-      <w:bookmarkStart w:id="13" w:name="_Toc184887510"/>
-      <w:r>
-        <w:t>A program használatának a részletes leírása</w:t>
+          <w:numId w:val="20"/>
+        </w:numPr>
+      </w:pPr>
+      <w:r>
+        <w:t>Regisztrálj</w:t>
+      </w:r>
+    </w:p>
+    <w:p>
+      <w:pPr>
+        <w:pStyle w:val="Listaszerbekezds"/>
+        <w:numPr>
+          <w:ilvl w:val="0"/>
+          <w:numId w:val="20"/>
+        </w:numPr>
+      </w:pPr>
+      <w:r>
+        <w:t>Jelentkezz be</w:t>
+      </w:r>
+    </w:p>
+    <w:p>
+      <w:r>
+        <w:t>Ha nem regisztrálsz, nem tudsz ételeket / változtatásokat létrehozni.</w:t>
+      </w:r>
+    </w:p>
+    <w:p>
+      <w:r>
+        <w:t>Ha találsz olyan éttermet</w:t>
+      </w:r>
+      <w:r>
+        <w:t>,</w:t>
+      </w:r>
+      <w:r>
+        <w:t xml:space="preserve"> ami nincs fent a listán, írj a </w:t>
+      </w:r>
+      <w:proofErr w:type="spellStart"/>
+      <w:r>
+        <w:t>supportnak</w:t>
+      </w:r>
+      <w:proofErr w:type="spellEnd"/>
+      <w:r>
+        <w:t>.</w:t>
+      </w:r>
+    </w:p>
+    <w:p>
+      <w:r>
+        <w:t xml:space="preserve"> </w:t>
+      </w:r>
+    </w:p>
+    <w:p>
+      <w:r>
+        <w:t>Ajánlott terjedelem: 1-</w:t>
+      </w:r>
+      <w:r>
+        <w:t>5</w:t>
+      </w:r>
+      <w:r>
+        <w:t xml:space="preserve"> oldal</w:t>
+      </w:r>
+    </w:p>
+    <w:p>
+      <w:pPr>
+        <w:spacing w:before="0" w:after="160" w:line="259" w:lineRule="auto"/>
+        <w:jc w:val="left"/>
+        <w:rPr>
+          <w:rFonts w:eastAsiaTheme="majorEastAsia" w:cstheme="majorBidi"/>
+          <w:b/>
+          <w:sz w:val="32"/>
+          <w:szCs w:val="32"/>
+          <w:highlight w:val="lightGray"/>
+        </w:rPr>
+      </w:pPr>
+      <w:bookmarkStart w:id="13" w:name="_Toc184887511"/>
+      <w:r>
+        <w:rPr>
+          <w:highlight w:val="lightGray"/>
+        </w:rPr>
+        <w:br w:type="page"/>
+      </w:r>
+    </w:p>
+    <w:p>
+      <w:pPr>
+        <w:pStyle w:val="Cmsor1"/>
+        <w:numPr>
+          <w:ilvl w:val="0"/>
+          <w:numId w:val="0"/>
+        </w:numPr>
+        <w:ind w:left="360"/>
+      </w:pPr>
+      <w:r>
+        <w:lastRenderedPageBreak/>
+        <w:t>Összegzés</w:t>
       </w:r>
       <w:bookmarkEnd w:id="13"/>
     </w:p>
     <w:p>
-      <w:r>
-        <w:t>Mindenre kiterjedő, részletes leírás a program használatáról.</w:t>
-      </w:r>
-    </w:p>
-    <w:p>
-      <w:r>
-        <w:t>Alapszabályok:</w:t>
-      </w:r>
-    </w:p>
-    <w:p>
-      <w:r>
-        <w:t>•</w:t>
-      </w:r>
-      <w:r>
-        <w:tab/>
-        <w:t>Amit leprogramoztál, azt a dokumentációban írd is le, ne legyenek eltitkolt funkciók.</w:t>
-      </w:r>
-    </w:p>
-    <w:p>
-      <w:r>
-        <w:t>•</w:t>
-      </w:r>
-      <w:r>
-        <w:tab/>
-        <w:t>Minden pontosan, „szájbarágósan” legyen leírva. A dokumentáció alapján a teljesen kezdő, vagy laikus felhasználóknak is használniuk kell tudni a programot.</w:t>
-      </w:r>
-    </w:p>
-    <w:p>
-      <w:r>
-        <w:t>•</w:t>
-      </w:r>
-      <w:r>
-        <w:tab/>
-        <w:t>A stílus legyen pontos és közérthető, vedd figyelembe, hogy a felhasználói dokumentáció nem szakembereknek készül.</w:t>
-      </w:r>
-    </w:p>
-    <w:p>
+      <w:pPr>
+        <w:spacing w:before="100" w:beforeAutospacing="1" w:after="100" w:afterAutospacing="1" w:line="240" w:lineRule="auto"/>
+        <w:rPr>
+          <w:rFonts w:eastAsia="Times New Roman" w:cs="Times New Roman"/>
+          <w:szCs w:val="24"/>
+          <w:lang w:eastAsia="hu-HU"/>
+        </w:rPr>
+      </w:pPr>
+      <w:r>
+        <w:rPr>
+          <w:rFonts w:eastAsia="Times New Roman" w:cs="Times New Roman"/>
+          <w:szCs w:val="24"/>
+          <w:lang w:eastAsia="hu-HU"/>
+        </w:rPr>
+        <w:t xml:space="preserve">A </w:t>
+      </w:r>
+      <w:proofErr w:type="spellStart"/>
+      <w:r>
+        <w:rPr>
+          <w:rFonts w:eastAsia="Times New Roman" w:cs="Times New Roman"/>
+          <w:szCs w:val="24"/>
+          <w:lang w:eastAsia="hu-HU"/>
+        </w:rPr>
+        <w:t>Nutri</w:t>
+      </w:r>
+      <w:proofErr w:type="spellEnd"/>
+      <w:r>
+        <w:rPr>
+          <w:rFonts w:eastAsia="Times New Roman" w:cs="Times New Roman"/>
+          <w:szCs w:val="24"/>
+          <w:lang w:eastAsia="hu-HU"/>
+        </w:rPr>
+        <w:t xml:space="preserve"> projekt MVP (Minimum </w:t>
+      </w:r>
+      <w:proofErr w:type="spellStart"/>
+      <w:r>
+        <w:rPr>
+          <w:rFonts w:eastAsia="Times New Roman" w:cs="Times New Roman"/>
+          <w:szCs w:val="24"/>
+          <w:lang w:eastAsia="hu-HU"/>
+        </w:rPr>
+        <w:t>Viable</w:t>
+      </w:r>
+      <w:proofErr w:type="spellEnd"/>
+      <w:r>
+        <w:rPr>
+          <w:rFonts w:eastAsia="Times New Roman" w:cs="Times New Roman"/>
+          <w:szCs w:val="24"/>
+          <w:lang w:eastAsia="hu-HU"/>
+        </w:rPr>
+        <w:t xml:space="preserve"> </w:t>
+      </w:r>
+      <w:proofErr w:type="spellStart"/>
+      <w:r>
+        <w:rPr>
+          <w:rFonts w:eastAsia="Times New Roman" w:cs="Times New Roman"/>
+          <w:szCs w:val="24"/>
+          <w:lang w:eastAsia="hu-HU"/>
+        </w:rPr>
+        <w:t>Product</w:t>
+      </w:r>
+      <w:proofErr w:type="spellEnd"/>
+      <w:r>
+        <w:rPr>
+          <w:rFonts w:eastAsia="Times New Roman" w:cs="Times New Roman"/>
+          <w:szCs w:val="24"/>
+          <w:lang w:eastAsia="hu-HU"/>
+        </w:rPr>
+        <w:t>) állapotban van: a legalapvetőbb funkciók működnek, a rendszer használatra kész. A további fejlesztések során a többnyelvűség és a nemzetközi ételadatbázisok támogatása kerülhet fókuszba. A jövőbeni bővítési lehetőségek közé tartozik a mobilalkalmazás fejlesztése, gépi tanulási alapú veszélyességi előrejelzések bevezetése, valamint a felhasználói szokások alapján történő ételajánlás.</w:t>
+      </w:r>
+      <w:r>
+        <w:rPr>
+          <w:rFonts w:eastAsia="Times New Roman" w:cs="Times New Roman"/>
+          <w:szCs w:val="24"/>
+          <w:lang w:eastAsia="hu-HU"/>
+        </w:rPr>
+        <w:t xml:space="preserve"> Továbbfejlesztési lehetőségek:</w:t>
+      </w:r>
+    </w:p>
+    <w:p>
+      <w:pPr>
+        <w:pStyle w:val="Listaszerbekezds"/>
+        <w:numPr>
+          <w:ilvl w:val="0"/>
+          <w:numId w:val="21"/>
+        </w:numPr>
+        <w:spacing w:before="100" w:beforeAutospacing="1" w:after="100" w:afterAutospacing="1" w:line="240" w:lineRule="auto"/>
+        <w:rPr>
+          <w:rFonts w:eastAsia="Times New Roman" w:cs="Times New Roman"/>
+          <w:szCs w:val="24"/>
+          <w:lang w:eastAsia="hu-HU"/>
+        </w:rPr>
+      </w:pPr>
+      <w:r>
+        <w:rPr>
+          <w:rFonts w:eastAsia="Times New Roman" w:cs="Times New Roman"/>
+          <w:szCs w:val="24"/>
+          <w:lang w:eastAsia="hu-HU"/>
+        </w:rPr>
+        <w:t>Több ország és nyelv támogatása</w:t>
+      </w:r>
+      <w:r>
+        <w:rPr>
+          <w:rFonts w:eastAsia="Times New Roman" w:cs="Times New Roman"/>
+          <w:szCs w:val="24"/>
+          <w:lang w:eastAsia="hu-HU"/>
+        </w:rPr>
+        <w:t xml:space="preserve"> (Ehhez úgy táblákra van szükség)</w:t>
+      </w:r>
+      <w:r>
+        <w:rPr>
+          <w:rFonts w:eastAsia="Times New Roman" w:cs="Times New Roman"/>
+          <w:szCs w:val="24"/>
+          <w:lang w:eastAsia="hu-HU"/>
+        </w:rPr>
+        <w:t>.</w:t>
+      </w:r>
+    </w:p>
+    <w:p>
+      <w:pPr>
+        <w:pStyle w:val="Listaszerbekezds"/>
+        <w:numPr>
+          <w:ilvl w:val="0"/>
+          <w:numId w:val="21"/>
+        </w:numPr>
+        <w:spacing w:before="100" w:beforeAutospacing="1" w:after="100" w:afterAutospacing="1" w:line="240" w:lineRule="auto"/>
+        <w:rPr>
+          <w:rFonts w:eastAsia="Times New Roman" w:cs="Times New Roman"/>
+          <w:szCs w:val="24"/>
+          <w:lang w:eastAsia="hu-HU"/>
+        </w:rPr>
+      </w:pPr>
+      <w:r>
+        <w:rPr>
+          <w:rFonts w:eastAsia="Times New Roman" w:cs="Times New Roman"/>
+          <w:szCs w:val="24"/>
+          <w:lang w:eastAsia="hu-HU"/>
+        </w:rPr>
+        <w:t>Fájlszerver létrehozása kizárólag a képeknek</w:t>
+      </w:r>
+    </w:p>
+    <w:p>
+      <w:pPr>
+        <w:pStyle w:val="Listaszerbekezds"/>
+        <w:numPr>
+          <w:ilvl w:val="0"/>
+          <w:numId w:val="21"/>
+        </w:numPr>
+        <w:spacing w:before="100" w:beforeAutospacing="1" w:after="100" w:afterAutospacing="1" w:line="240" w:lineRule="auto"/>
+        <w:rPr>
+          <w:rFonts w:eastAsia="Times New Roman" w:cs="Times New Roman"/>
+          <w:szCs w:val="24"/>
+          <w:lang w:eastAsia="hu-HU"/>
+        </w:rPr>
+      </w:pPr>
+      <w:proofErr w:type="spellStart"/>
+      <w:r>
+        <w:rPr>
+          <w:rFonts w:eastAsia="Times New Roman" w:cs="Times New Roman"/>
+          <w:szCs w:val="24"/>
+          <w:lang w:eastAsia="hu-HU"/>
+        </w:rPr>
+        <w:t>Load</w:t>
+      </w:r>
+      <w:proofErr w:type="spellEnd"/>
+      <w:r>
+        <w:rPr>
+          <w:rFonts w:eastAsia="Times New Roman" w:cs="Times New Roman"/>
+          <w:szCs w:val="24"/>
+          <w:lang w:eastAsia="hu-HU"/>
+        </w:rPr>
+        <w:t xml:space="preserve"> </w:t>
+      </w:r>
+      <w:proofErr w:type="spellStart"/>
+      <w:r>
+        <w:rPr>
+          <w:rFonts w:eastAsia="Times New Roman" w:cs="Times New Roman"/>
+          <w:szCs w:val="24"/>
+          <w:lang w:eastAsia="hu-HU"/>
+        </w:rPr>
+        <w:t>Balancerek</w:t>
+      </w:r>
+      <w:proofErr w:type="spellEnd"/>
+      <w:r>
+        <w:rPr>
+          <w:rFonts w:eastAsia="Times New Roman" w:cs="Times New Roman"/>
+          <w:szCs w:val="24"/>
+          <w:lang w:eastAsia="hu-HU"/>
+        </w:rPr>
+        <w:t xml:space="preserve"> alkalmazása</w:t>
+      </w:r>
+      <w:r>
+        <w:rPr>
+          <w:rFonts w:eastAsia="Times New Roman" w:cs="Times New Roman"/>
+          <w:szCs w:val="24"/>
+          <w:lang w:eastAsia="hu-HU"/>
+        </w:rPr>
+        <w:t xml:space="preserve"> a skálázhatóságért</w:t>
+      </w:r>
+    </w:p>
+    <w:p>
+      <w:pPr>
+        <w:pStyle w:val="Listaszerbekezds"/>
+        <w:numPr>
+          <w:ilvl w:val="0"/>
+          <w:numId w:val="21"/>
+        </w:numPr>
+        <w:spacing w:before="100" w:beforeAutospacing="1" w:after="100" w:afterAutospacing="1" w:line="240" w:lineRule="auto"/>
+        <w:rPr>
+          <w:rFonts w:eastAsia="Times New Roman" w:cs="Times New Roman"/>
+          <w:szCs w:val="24"/>
+          <w:lang w:eastAsia="hu-HU"/>
+        </w:rPr>
+      </w:pPr>
+      <w:r>
+        <w:rPr>
+          <w:rFonts w:eastAsia="Times New Roman" w:cs="Times New Roman"/>
+          <w:szCs w:val="24"/>
+          <w:lang w:eastAsia="hu-HU"/>
+        </w:rPr>
+        <w:t xml:space="preserve">Összes vallási </w:t>
+      </w:r>
+      <w:r>
+        <w:rPr>
+          <w:rFonts w:eastAsia="Times New Roman" w:cs="Times New Roman"/>
+          <w:szCs w:val="24"/>
+          <w:lang w:eastAsia="hu-HU"/>
+        </w:rPr>
+        <w:t xml:space="preserve">korlátozás </w:t>
+      </w:r>
+      <w:r>
+        <w:rPr>
+          <w:rFonts w:eastAsia="Times New Roman" w:cs="Times New Roman"/>
+          <w:szCs w:val="24"/>
+          <w:lang w:eastAsia="hu-HU"/>
+        </w:rPr>
+        <w:t>támogatása</w:t>
+      </w:r>
+    </w:p>
+    <w:p>
+      <w:pPr>
+        <w:pStyle w:val="Listaszerbekezds"/>
+        <w:numPr>
+          <w:ilvl w:val="0"/>
+          <w:numId w:val="21"/>
+        </w:numPr>
+        <w:spacing w:before="100" w:beforeAutospacing="1" w:after="100" w:afterAutospacing="1" w:line="240" w:lineRule="auto"/>
+        <w:rPr>
+          <w:rFonts w:eastAsia="Times New Roman" w:cs="Times New Roman"/>
+          <w:szCs w:val="24"/>
+          <w:lang w:eastAsia="hu-HU"/>
+        </w:rPr>
+      </w:pPr>
+      <w:r>
+        <w:rPr>
+          <w:rFonts w:eastAsia="Times New Roman" w:cs="Times New Roman"/>
+          <w:szCs w:val="24"/>
+          <w:lang w:eastAsia="hu-HU"/>
+        </w:rPr>
+        <w:t xml:space="preserve">Életkor és egészségügyi állapot alapján </w:t>
+      </w:r>
+      <w:r>
+        <w:rPr>
+          <w:rFonts w:eastAsia="Times New Roman" w:cs="Times New Roman"/>
+          <w:szCs w:val="24"/>
+          <w:lang w:eastAsia="hu-HU"/>
+        </w:rPr>
+        <w:t>is lehetne ajánlásokat bevezetni</w:t>
+      </w:r>
+    </w:p>
+    <w:p>
+      <w:pPr>
+        <w:spacing w:before="100" w:beforeAutospacing="1" w:after="100" w:afterAutospacing="1" w:line="240" w:lineRule="auto"/>
+        <w:rPr>
+          <w:rFonts w:eastAsia="Times New Roman" w:cs="Times New Roman"/>
+          <w:szCs w:val="24"/>
+          <w:lang w:eastAsia="hu-HU"/>
+        </w:rPr>
+      </w:pPr>
+      <w:r>
+        <w:rPr>
+          <w:rFonts w:eastAsia="Times New Roman" w:cs="Times New Roman"/>
+          <w:szCs w:val="24"/>
+          <w:lang w:eastAsia="hu-HU"/>
+        </w:rPr>
+        <w:t xml:space="preserve">Összességében a projekt egy korszerű, valós problémára reflektáló megoldást kínál, amely a későbbiekben akár kereskedelmi irányba is </w:t>
+      </w:r>
+      <w:proofErr w:type="spellStart"/>
+      <w:r>
+        <w:rPr>
+          <w:rFonts w:eastAsia="Times New Roman" w:cs="Times New Roman"/>
+          <w:szCs w:val="24"/>
+          <w:lang w:eastAsia="hu-HU"/>
+        </w:rPr>
+        <w:t>továbbvihető</w:t>
+      </w:r>
+      <w:proofErr w:type="spellEnd"/>
+      <w:r>
+        <w:rPr>
+          <w:rFonts w:eastAsia="Times New Roman" w:cs="Times New Roman"/>
+          <w:szCs w:val="24"/>
+          <w:lang w:eastAsia="hu-HU"/>
+        </w:rPr>
+        <w:t>, megfelelő fejlesztések és támogatás mellett.</w:t>
+      </w:r>
+    </w:p>
+    <w:p/>
+    <w:p>
+      <w:pPr>
+        <w:spacing w:before="0" w:after="160" w:line="259" w:lineRule="auto"/>
+        <w:jc w:val="left"/>
+        <w:rPr>
+          <w:rFonts w:eastAsiaTheme="majorEastAsia" w:cstheme="majorBidi"/>
+          <w:b/>
+          <w:sz w:val="32"/>
+          <w:szCs w:val="32"/>
+        </w:rPr>
+      </w:pPr>
+      <w:bookmarkStart w:id="14" w:name="_Toc184887512"/>
+      <w:r>
+        <w:br w:type="page"/>
+      </w:r>
+    </w:p>
+    <w:p>
+      <w:pPr>
+        <w:pStyle w:val="Cmsor1"/>
+      </w:pPr>
+      <w:bookmarkStart w:id="15" w:name="_GoBack"/>
+      <w:bookmarkEnd w:id="15"/>
       <w:r>
         <w:lastRenderedPageBreak/>
-        <w:t>•</w:t>
-      </w:r>
-      <w:r>
-        <w:tab/>
-        <w:t xml:space="preserve">Ugyanakkor kerüld a laza stílust: rövidítések, </w:t>
-      </w:r>
-      <w:proofErr w:type="spellStart"/>
-      <w:r>
-        <w:t>smilie</w:t>
-      </w:r>
-      <w:proofErr w:type="spellEnd"/>
-      <w:r>
-        <w:t>-k, szleng kizárva.</w:t>
-      </w:r>
-    </w:p>
-    <w:p>
-      <w:r>
-        <w:t>•</w:t>
-      </w:r>
-      <w:r>
-        <w:tab/>
-        <w:t xml:space="preserve">Alkalmazz ábrákat, </w:t>
-      </w:r>
-      <w:proofErr w:type="spellStart"/>
-      <w:r>
-        <w:t>screenshot-</w:t>
-      </w:r>
-      <w:proofErr w:type="gramStart"/>
-      <w:r>
-        <w:t>okat</w:t>
-      </w:r>
-      <w:proofErr w:type="spellEnd"/>
-      <w:r>
-        <w:t xml:space="preserve"> ,</w:t>
-      </w:r>
-      <w:proofErr w:type="gramEnd"/>
-      <w:r>
-        <w:t xml:space="preserve"> de a ne legyen túlzott a képek aránya a szöveghez képest. </w:t>
-      </w:r>
-    </w:p>
-    <w:p>
-      <w:r>
-        <w:t>Ajánlott terjedelem: 1-</w:t>
-      </w:r>
-      <w:r>
-        <w:t>5</w:t>
-      </w:r>
-      <w:r>
-        <w:t xml:space="preserve"> oldal</w:t>
-      </w:r>
-    </w:p>
-    <w:p>
-      <w:pPr>
-        <w:pStyle w:val="Cmsor1"/>
-      </w:pPr>
-      <w:bookmarkStart w:id="14" w:name="_Toc184887511"/>
-      <w:r>
-        <w:t>Összegzés</w:t>
+        <w:t>Ábrajegyzék</w:t>
       </w:r>
       <w:bookmarkEnd w:id="14"/>
-    </w:p>
-    <w:p>
-      <w:r>
-        <w:t>Elérte-e a kitűzött célt, milyen további fejlesztési lehetőségeket lát.</w:t>
-      </w:r>
-    </w:p>
-    <w:p>
-      <w:pPr>
-        <w:pStyle w:val="Listaszerbekezds"/>
-        <w:numPr>
-          <w:ilvl w:val="0"/>
-          <w:numId w:val="10"/>
-        </w:numPr>
-      </w:pPr>
-      <w:r>
-        <w:t>Olyan ötletek, amelyeket meg akartál valósítani, de nem sikerült, vagy nem fért bele az időbe</w:t>
-      </w:r>
-    </w:p>
-    <w:p>
-      <w:pPr>
-        <w:pStyle w:val="Listaszerbekezds"/>
-        <w:numPr>
-          <w:ilvl w:val="0"/>
-          <w:numId w:val="10"/>
-        </w:numPr>
-      </w:pPr>
-      <w:r>
-        <w:t>Olyan ötletek, amelyeket még érdemes a jövőben megvalósítani</w:t>
-      </w:r>
-    </w:p>
-    <w:p>
-      <w:pPr>
-        <w:pStyle w:val="Cmsor1"/>
-      </w:pPr>
-      <w:bookmarkStart w:id="15" w:name="_Toc184887512"/>
-      <w:r>
-        <w:t>Ábrajegyzék</w:t>
-      </w:r>
-      <w:bookmarkEnd w:id="15"/>
     </w:p>
     <w:p>
       <w:r>
@@ -14048,6 +14890,119 @@
     </w:lvl>
   </w:abstractNum>
   <w:abstractNum w:abstractNumId="2" w15:restartNumberingAfterBreak="0">
+    <w:nsid w:val="1E583C9C"/>
+    <w:multiLevelType w:val="hybridMultilevel"/>
+    <w:tmpl w:val="D2D02DA4"/>
+    <w:lvl w:ilvl="0" w:tplc="040E0001">
+      <w:start w:val="1"/>
+      <w:numFmt w:val="bullet"/>
+      <w:lvlText w:val=""/>
+      <w:lvlJc w:val="left"/>
+      <w:pPr>
+        <w:ind w:left="720" w:hanging="360"/>
+      </w:pPr>
+      <w:rPr>
+        <w:rFonts w:ascii="Symbol" w:hAnsi="Symbol" w:hint="default"/>
+      </w:rPr>
+    </w:lvl>
+    <w:lvl w:ilvl="1" w:tplc="040E0003" w:tentative="1">
+      <w:start w:val="1"/>
+      <w:numFmt w:val="bullet"/>
+      <w:lvlText w:val="o"/>
+      <w:lvlJc w:val="left"/>
+      <w:pPr>
+        <w:ind w:left="1440" w:hanging="360"/>
+      </w:pPr>
+      <w:rPr>
+        <w:rFonts w:ascii="Courier New" w:hAnsi="Courier New" w:cs="Courier New" w:hint="default"/>
+      </w:rPr>
+    </w:lvl>
+    <w:lvl w:ilvl="2" w:tplc="040E0005" w:tentative="1">
+      <w:start w:val="1"/>
+      <w:numFmt w:val="bullet"/>
+      <w:lvlText w:val=""/>
+      <w:lvlJc w:val="left"/>
+      <w:pPr>
+        <w:ind w:left="2160" w:hanging="360"/>
+      </w:pPr>
+      <w:rPr>
+        <w:rFonts w:ascii="Wingdings" w:hAnsi="Wingdings" w:hint="default"/>
+      </w:rPr>
+    </w:lvl>
+    <w:lvl w:ilvl="3" w:tplc="040E0001" w:tentative="1">
+      <w:start w:val="1"/>
+      <w:numFmt w:val="bullet"/>
+      <w:lvlText w:val=""/>
+      <w:lvlJc w:val="left"/>
+      <w:pPr>
+        <w:ind w:left="2880" w:hanging="360"/>
+      </w:pPr>
+      <w:rPr>
+        <w:rFonts w:ascii="Symbol" w:hAnsi="Symbol" w:hint="default"/>
+      </w:rPr>
+    </w:lvl>
+    <w:lvl w:ilvl="4" w:tplc="040E0003" w:tentative="1">
+      <w:start w:val="1"/>
+      <w:numFmt w:val="bullet"/>
+      <w:lvlText w:val="o"/>
+      <w:lvlJc w:val="left"/>
+      <w:pPr>
+        <w:ind w:left="3600" w:hanging="360"/>
+      </w:pPr>
+      <w:rPr>
+        <w:rFonts w:ascii="Courier New" w:hAnsi="Courier New" w:cs="Courier New" w:hint="default"/>
+      </w:rPr>
+    </w:lvl>
+    <w:lvl w:ilvl="5" w:tplc="040E0005" w:tentative="1">
+      <w:start w:val="1"/>
+      <w:numFmt w:val="bullet"/>
+      <w:lvlText w:val=""/>
+      <w:lvlJc w:val="left"/>
+      <w:pPr>
+        <w:ind w:left="4320" w:hanging="360"/>
+      </w:pPr>
+      <w:rPr>
+        <w:rFonts w:ascii="Wingdings" w:hAnsi="Wingdings" w:hint="default"/>
+      </w:rPr>
+    </w:lvl>
+    <w:lvl w:ilvl="6" w:tplc="040E0001" w:tentative="1">
+      <w:start w:val="1"/>
+      <w:numFmt w:val="bullet"/>
+      <w:lvlText w:val=""/>
+      <w:lvlJc w:val="left"/>
+      <w:pPr>
+        <w:ind w:left="5040" w:hanging="360"/>
+      </w:pPr>
+      <w:rPr>
+        <w:rFonts w:ascii="Symbol" w:hAnsi="Symbol" w:hint="default"/>
+      </w:rPr>
+    </w:lvl>
+    <w:lvl w:ilvl="7" w:tplc="040E0003" w:tentative="1">
+      <w:start w:val="1"/>
+      <w:numFmt w:val="bullet"/>
+      <w:lvlText w:val="o"/>
+      <w:lvlJc w:val="left"/>
+      <w:pPr>
+        <w:ind w:left="5760" w:hanging="360"/>
+      </w:pPr>
+      <w:rPr>
+        <w:rFonts w:ascii="Courier New" w:hAnsi="Courier New" w:cs="Courier New" w:hint="default"/>
+      </w:rPr>
+    </w:lvl>
+    <w:lvl w:ilvl="8" w:tplc="040E0005" w:tentative="1">
+      <w:start w:val="1"/>
+      <w:numFmt w:val="bullet"/>
+      <w:lvlText w:val=""/>
+      <w:lvlJc w:val="left"/>
+      <w:pPr>
+        <w:ind w:left="6480" w:hanging="360"/>
+      </w:pPr>
+      <w:rPr>
+        <w:rFonts w:ascii="Wingdings" w:hAnsi="Wingdings" w:hint="default"/>
+      </w:rPr>
+    </w:lvl>
+  </w:abstractNum>
+  <w:abstractNum w:abstractNumId="3" w15:restartNumberingAfterBreak="0">
     <w:nsid w:val="2CC71388"/>
     <w:multiLevelType w:val="hybridMultilevel"/>
     <w:tmpl w:val="70B43C40"/>
@@ -14182,7 +15137,7 @@
       </w:pPr>
     </w:lvl>
   </w:abstractNum>
-  <w:abstractNum w:abstractNumId="3" w15:restartNumberingAfterBreak="0">
+  <w:abstractNum w:abstractNumId="4" w15:restartNumberingAfterBreak="0">
     <w:nsid w:val="38294BE5"/>
     <w:multiLevelType w:val="multilevel"/>
     <w:tmpl w:val="040E0021"/>
@@ -14295,7 +15250,7 @@
       </w:rPr>
     </w:lvl>
   </w:abstractNum>
-  <w:abstractNum w:abstractNumId="4" w15:restartNumberingAfterBreak="0">
+  <w:abstractNum w:abstractNumId="5" w15:restartNumberingAfterBreak="0">
     <w:nsid w:val="450C30F8"/>
     <w:multiLevelType w:val="hybridMultilevel"/>
     <w:tmpl w:val="A2287B8E"/>
@@ -14408,7 +15363,7 @@
       </w:rPr>
     </w:lvl>
   </w:abstractNum>
-  <w:abstractNum w:abstractNumId="5" w15:restartNumberingAfterBreak="0">
+  <w:abstractNum w:abstractNumId="6" w15:restartNumberingAfterBreak="0">
     <w:nsid w:val="4DCD09CC"/>
     <w:multiLevelType w:val="hybridMultilevel"/>
     <w:tmpl w:val="07F23C8C"/>
@@ -14494,7 +15449,120 @@
       </w:pPr>
     </w:lvl>
   </w:abstractNum>
-  <w:abstractNum w:abstractNumId="6" w15:restartNumberingAfterBreak="0">
+  <w:abstractNum w:abstractNumId="7" w15:restartNumberingAfterBreak="0">
+    <w:nsid w:val="4FD43C98"/>
+    <w:multiLevelType w:val="hybridMultilevel"/>
+    <w:tmpl w:val="95A67C36"/>
+    <w:lvl w:ilvl="0" w:tplc="040E0001">
+      <w:start w:val="1"/>
+      <w:numFmt w:val="bullet"/>
+      <w:lvlText w:val=""/>
+      <w:lvlJc w:val="left"/>
+      <w:pPr>
+        <w:ind w:left="720" w:hanging="360"/>
+      </w:pPr>
+      <w:rPr>
+        <w:rFonts w:ascii="Symbol" w:hAnsi="Symbol" w:hint="default"/>
+      </w:rPr>
+    </w:lvl>
+    <w:lvl w:ilvl="1" w:tplc="040E0003" w:tentative="1">
+      <w:start w:val="1"/>
+      <w:numFmt w:val="bullet"/>
+      <w:lvlText w:val="o"/>
+      <w:lvlJc w:val="left"/>
+      <w:pPr>
+        <w:ind w:left="1440" w:hanging="360"/>
+      </w:pPr>
+      <w:rPr>
+        <w:rFonts w:ascii="Courier New" w:hAnsi="Courier New" w:cs="Courier New" w:hint="default"/>
+      </w:rPr>
+    </w:lvl>
+    <w:lvl w:ilvl="2" w:tplc="040E0005" w:tentative="1">
+      <w:start w:val="1"/>
+      <w:numFmt w:val="bullet"/>
+      <w:lvlText w:val=""/>
+      <w:lvlJc w:val="left"/>
+      <w:pPr>
+        <w:ind w:left="2160" w:hanging="360"/>
+      </w:pPr>
+      <w:rPr>
+        <w:rFonts w:ascii="Wingdings" w:hAnsi="Wingdings" w:hint="default"/>
+      </w:rPr>
+    </w:lvl>
+    <w:lvl w:ilvl="3" w:tplc="040E0001" w:tentative="1">
+      <w:start w:val="1"/>
+      <w:numFmt w:val="bullet"/>
+      <w:lvlText w:val=""/>
+      <w:lvlJc w:val="left"/>
+      <w:pPr>
+        <w:ind w:left="2880" w:hanging="360"/>
+      </w:pPr>
+      <w:rPr>
+        <w:rFonts w:ascii="Symbol" w:hAnsi="Symbol" w:hint="default"/>
+      </w:rPr>
+    </w:lvl>
+    <w:lvl w:ilvl="4" w:tplc="040E0003" w:tentative="1">
+      <w:start w:val="1"/>
+      <w:numFmt w:val="bullet"/>
+      <w:lvlText w:val="o"/>
+      <w:lvlJc w:val="left"/>
+      <w:pPr>
+        <w:ind w:left="3600" w:hanging="360"/>
+      </w:pPr>
+      <w:rPr>
+        <w:rFonts w:ascii="Courier New" w:hAnsi="Courier New" w:cs="Courier New" w:hint="default"/>
+      </w:rPr>
+    </w:lvl>
+    <w:lvl w:ilvl="5" w:tplc="040E0005" w:tentative="1">
+      <w:start w:val="1"/>
+      <w:numFmt w:val="bullet"/>
+      <w:lvlText w:val=""/>
+      <w:lvlJc w:val="left"/>
+      <w:pPr>
+        <w:ind w:left="4320" w:hanging="360"/>
+      </w:pPr>
+      <w:rPr>
+        <w:rFonts w:ascii="Wingdings" w:hAnsi="Wingdings" w:hint="default"/>
+      </w:rPr>
+    </w:lvl>
+    <w:lvl w:ilvl="6" w:tplc="040E0001" w:tentative="1">
+      <w:start w:val="1"/>
+      <w:numFmt w:val="bullet"/>
+      <w:lvlText w:val=""/>
+      <w:lvlJc w:val="left"/>
+      <w:pPr>
+        <w:ind w:left="5040" w:hanging="360"/>
+      </w:pPr>
+      <w:rPr>
+        <w:rFonts w:ascii="Symbol" w:hAnsi="Symbol" w:hint="default"/>
+      </w:rPr>
+    </w:lvl>
+    <w:lvl w:ilvl="7" w:tplc="040E0003" w:tentative="1">
+      <w:start w:val="1"/>
+      <w:numFmt w:val="bullet"/>
+      <w:lvlText w:val="o"/>
+      <w:lvlJc w:val="left"/>
+      <w:pPr>
+        <w:ind w:left="5760" w:hanging="360"/>
+      </w:pPr>
+      <w:rPr>
+        <w:rFonts w:ascii="Courier New" w:hAnsi="Courier New" w:cs="Courier New" w:hint="default"/>
+      </w:rPr>
+    </w:lvl>
+    <w:lvl w:ilvl="8" w:tplc="040E0005" w:tentative="1">
+      <w:start w:val="1"/>
+      <w:numFmt w:val="bullet"/>
+      <w:lvlText w:val=""/>
+      <w:lvlJc w:val="left"/>
+      <w:pPr>
+        <w:ind w:left="6480" w:hanging="360"/>
+      </w:pPr>
+      <w:rPr>
+        <w:rFonts w:ascii="Wingdings" w:hAnsi="Wingdings" w:hint="default"/>
+      </w:rPr>
+    </w:lvl>
+  </w:abstractNum>
+  <w:abstractNum w:abstractNumId="8" w15:restartNumberingAfterBreak="0">
     <w:nsid w:val="4FF98D24"/>
     <w:multiLevelType w:val="hybridMultilevel"/>
     <w:tmpl w:val="B0809E32"/>
@@ -14580,7 +15648,120 @@
       </w:pPr>
     </w:lvl>
   </w:abstractNum>
-  <w:abstractNum w:abstractNumId="7" w15:restartNumberingAfterBreak="0">
+  <w:abstractNum w:abstractNumId="9" w15:restartNumberingAfterBreak="0">
+    <w:nsid w:val="535B0816"/>
+    <w:multiLevelType w:val="hybridMultilevel"/>
+    <w:tmpl w:val="E1F28F2C"/>
+    <w:lvl w:ilvl="0" w:tplc="040E0001">
+      <w:start w:val="1"/>
+      <w:numFmt w:val="bullet"/>
+      <w:lvlText w:val=""/>
+      <w:lvlJc w:val="left"/>
+      <w:pPr>
+        <w:ind w:left="720" w:hanging="360"/>
+      </w:pPr>
+      <w:rPr>
+        <w:rFonts w:ascii="Symbol" w:hAnsi="Symbol" w:hint="default"/>
+      </w:rPr>
+    </w:lvl>
+    <w:lvl w:ilvl="1" w:tplc="040E0003" w:tentative="1">
+      <w:start w:val="1"/>
+      <w:numFmt w:val="bullet"/>
+      <w:lvlText w:val="o"/>
+      <w:lvlJc w:val="left"/>
+      <w:pPr>
+        <w:ind w:left="1440" w:hanging="360"/>
+      </w:pPr>
+      <w:rPr>
+        <w:rFonts w:ascii="Courier New" w:hAnsi="Courier New" w:cs="Courier New" w:hint="default"/>
+      </w:rPr>
+    </w:lvl>
+    <w:lvl w:ilvl="2" w:tplc="040E0005" w:tentative="1">
+      <w:start w:val="1"/>
+      <w:numFmt w:val="bullet"/>
+      <w:lvlText w:val=""/>
+      <w:lvlJc w:val="left"/>
+      <w:pPr>
+        <w:ind w:left="2160" w:hanging="360"/>
+      </w:pPr>
+      <w:rPr>
+        <w:rFonts w:ascii="Wingdings" w:hAnsi="Wingdings" w:hint="default"/>
+      </w:rPr>
+    </w:lvl>
+    <w:lvl w:ilvl="3" w:tplc="040E0001" w:tentative="1">
+      <w:start w:val="1"/>
+      <w:numFmt w:val="bullet"/>
+      <w:lvlText w:val=""/>
+      <w:lvlJc w:val="left"/>
+      <w:pPr>
+        <w:ind w:left="2880" w:hanging="360"/>
+      </w:pPr>
+      <w:rPr>
+        <w:rFonts w:ascii="Symbol" w:hAnsi="Symbol" w:hint="default"/>
+      </w:rPr>
+    </w:lvl>
+    <w:lvl w:ilvl="4" w:tplc="040E0003" w:tentative="1">
+      <w:start w:val="1"/>
+      <w:numFmt w:val="bullet"/>
+      <w:lvlText w:val="o"/>
+      <w:lvlJc w:val="left"/>
+      <w:pPr>
+        <w:ind w:left="3600" w:hanging="360"/>
+      </w:pPr>
+      <w:rPr>
+        <w:rFonts w:ascii="Courier New" w:hAnsi="Courier New" w:cs="Courier New" w:hint="default"/>
+      </w:rPr>
+    </w:lvl>
+    <w:lvl w:ilvl="5" w:tplc="040E0005" w:tentative="1">
+      <w:start w:val="1"/>
+      <w:numFmt w:val="bullet"/>
+      <w:lvlText w:val=""/>
+      <w:lvlJc w:val="left"/>
+      <w:pPr>
+        <w:ind w:left="4320" w:hanging="360"/>
+      </w:pPr>
+      <w:rPr>
+        <w:rFonts w:ascii="Wingdings" w:hAnsi="Wingdings" w:hint="default"/>
+      </w:rPr>
+    </w:lvl>
+    <w:lvl w:ilvl="6" w:tplc="040E0001" w:tentative="1">
+      <w:start w:val="1"/>
+      <w:numFmt w:val="bullet"/>
+      <w:lvlText w:val=""/>
+      <w:lvlJc w:val="left"/>
+      <w:pPr>
+        <w:ind w:left="5040" w:hanging="360"/>
+      </w:pPr>
+      <w:rPr>
+        <w:rFonts w:ascii="Symbol" w:hAnsi="Symbol" w:hint="default"/>
+      </w:rPr>
+    </w:lvl>
+    <w:lvl w:ilvl="7" w:tplc="040E0003" w:tentative="1">
+      <w:start w:val="1"/>
+      <w:numFmt w:val="bullet"/>
+      <w:lvlText w:val="o"/>
+      <w:lvlJc w:val="left"/>
+      <w:pPr>
+        <w:ind w:left="5760" w:hanging="360"/>
+      </w:pPr>
+      <w:rPr>
+        <w:rFonts w:ascii="Courier New" w:hAnsi="Courier New" w:cs="Courier New" w:hint="default"/>
+      </w:rPr>
+    </w:lvl>
+    <w:lvl w:ilvl="8" w:tplc="040E0005" w:tentative="1">
+      <w:start w:val="1"/>
+      <w:numFmt w:val="bullet"/>
+      <w:lvlText w:val=""/>
+      <w:lvlJc w:val="left"/>
+      <w:pPr>
+        <w:ind w:left="6480" w:hanging="360"/>
+      </w:pPr>
+      <w:rPr>
+        <w:rFonts w:ascii="Wingdings" w:hAnsi="Wingdings" w:hint="default"/>
+      </w:rPr>
+    </w:lvl>
+  </w:abstractNum>
+  <w:abstractNum w:abstractNumId="10" w15:restartNumberingAfterBreak="0">
     <w:nsid w:val="56C9251A"/>
     <w:multiLevelType w:val="hybridMultilevel"/>
     <w:tmpl w:val="1B6666B2"/>
@@ -14693,7 +15874,7 @@
       </w:rPr>
     </w:lvl>
   </w:abstractNum>
-  <w:abstractNum w:abstractNumId="8" w15:restartNumberingAfterBreak="0">
+  <w:abstractNum w:abstractNumId="11" w15:restartNumberingAfterBreak="0">
     <w:nsid w:val="5C7C51B4"/>
     <w:multiLevelType w:val="hybridMultilevel"/>
     <w:tmpl w:val="455C474A"/>
@@ -14779,10 +15960,10 @@
       </w:pPr>
     </w:lvl>
   </w:abstractNum>
-  <w:abstractNum w:abstractNumId="9" w15:restartNumberingAfterBreak="0">
-    <w:nsid w:val="625659C6"/>
+  <w:abstractNum w:abstractNumId="12" w15:restartNumberingAfterBreak="0">
+    <w:nsid w:val="614738A4"/>
     <w:multiLevelType w:val="hybridMultilevel"/>
-    <w:tmpl w:val="6E8C759E"/>
+    <w:tmpl w:val="53F8A46C"/>
     <w:lvl w:ilvl="0" w:tplc="040E0001">
       <w:start w:val="1"/>
       <w:numFmt w:val="bullet"/>
@@ -14892,7 +16073,120 @@
       </w:rPr>
     </w:lvl>
   </w:abstractNum>
-  <w:abstractNum w:abstractNumId="10" w15:restartNumberingAfterBreak="0">
+  <w:abstractNum w:abstractNumId="13" w15:restartNumberingAfterBreak="0">
+    <w:nsid w:val="625659C6"/>
+    <w:multiLevelType w:val="hybridMultilevel"/>
+    <w:tmpl w:val="6E8C759E"/>
+    <w:lvl w:ilvl="0" w:tplc="040E0001">
+      <w:start w:val="1"/>
+      <w:numFmt w:val="bullet"/>
+      <w:lvlText w:val=""/>
+      <w:lvlJc w:val="left"/>
+      <w:pPr>
+        <w:ind w:left="720" w:hanging="360"/>
+      </w:pPr>
+      <w:rPr>
+        <w:rFonts w:ascii="Symbol" w:hAnsi="Symbol" w:hint="default"/>
+      </w:rPr>
+    </w:lvl>
+    <w:lvl w:ilvl="1" w:tplc="040E0003" w:tentative="1">
+      <w:start w:val="1"/>
+      <w:numFmt w:val="bullet"/>
+      <w:lvlText w:val="o"/>
+      <w:lvlJc w:val="left"/>
+      <w:pPr>
+        <w:ind w:left="1440" w:hanging="360"/>
+      </w:pPr>
+      <w:rPr>
+        <w:rFonts w:ascii="Courier New" w:hAnsi="Courier New" w:cs="Courier New" w:hint="default"/>
+      </w:rPr>
+    </w:lvl>
+    <w:lvl w:ilvl="2" w:tplc="040E0005" w:tentative="1">
+      <w:start w:val="1"/>
+      <w:numFmt w:val="bullet"/>
+      <w:lvlText w:val=""/>
+      <w:lvlJc w:val="left"/>
+      <w:pPr>
+        <w:ind w:left="2160" w:hanging="360"/>
+      </w:pPr>
+      <w:rPr>
+        <w:rFonts w:ascii="Wingdings" w:hAnsi="Wingdings" w:hint="default"/>
+      </w:rPr>
+    </w:lvl>
+    <w:lvl w:ilvl="3" w:tplc="040E0001" w:tentative="1">
+      <w:start w:val="1"/>
+      <w:numFmt w:val="bullet"/>
+      <w:lvlText w:val=""/>
+      <w:lvlJc w:val="left"/>
+      <w:pPr>
+        <w:ind w:left="2880" w:hanging="360"/>
+      </w:pPr>
+      <w:rPr>
+        <w:rFonts w:ascii="Symbol" w:hAnsi="Symbol" w:hint="default"/>
+      </w:rPr>
+    </w:lvl>
+    <w:lvl w:ilvl="4" w:tplc="040E0003" w:tentative="1">
+      <w:start w:val="1"/>
+      <w:numFmt w:val="bullet"/>
+      <w:lvlText w:val="o"/>
+      <w:lvlJc w:val="left"/>
+      <w:pPr>
+        <w:ind w:left="3600" w:hanging="360"/>
+      </w:pPr>
+      <w:rPr>
+        <w:rFonts w:ascii="Courier New" w:hAnsi="Courier New" w:cs="Courier New" w:hint="default"/>
+      </w:rPr>
+    </w:lvl>
+    <w:lvl w:ilvl="5" w:tplc="040E0005" w:tentative="1">
+      <w:start w:val="1"/>
+      <w:numFmt w:val="bullet"/>
+      <w:lvlText w:val=""/>
+      <w:lvlJc w:val="left"/>
+      <w:pPr>
+        <w:ind w:left="4320" w:hanging="360"/>
+      </w:pPr>
+      <w:rPr>
+        <w:rFonts w:ascii="Wingdings" w:hAnsi="Wingdings" w:hint="default"/>
+      </w:rPr>
+    </w:lvl>
+    <w:lvl w:ilvl="6" w:tplc="040E0001" w:tentative="1">
+      <w:start w:val="1"/>
+      <w:numFmt w:val="bullet"/>
+      <w:lvlText w:val=""/>
+      <w:lvlJc w:val="left"/>
+      <w:pPr>
+        <w:ind w:left="5040" w:hanging="360"/>
+      </w:pPr>
+      <w:rPr>
+        <w:rFonts w:ascii="Symbol" w:hAnsi="Symbol" w:hint="default"/>
+      </w:rPr>
+    </w:lvl>
+    <w:lvl w:ilvl="7" w:tplc="040E0003" w:tentative="1">
+      <w:start w:val="1"/>
+      <w:numFmt w:val="bullet"/>
+      <w:lvlText w:val="o"/>
+      <w:lvlJc w:val="left"/>
+      <w:pPr>
+        <w:ind w:left="5760" w:hanging="360"/>
+      </w:pPr>
+      <w:rPr>
+        <w:rFonts w:ascii="Courier New" w:hAnsi="Courier New" w:cs="Courier New" w:hint="default"/>
+      </w:rPr>
+    </w:lvl>
+    <w:lvl w:ilvl="8" w:tplc="040E0005" w:tentative="1">
+      <w:start w:val="1"/>
+      <w:numFmt w:val="bullet"/>
+      <w:lvlText w:val=""/>
+      <w:lvlJc w:val="left"/>
+      <w:pPr>
+        <w:ind w:left="6480" w:hanging="360"/>
+      </w:pPr>
+      <w:rPr>
+        <w:rFonts w:ascii="Wingdings" w:hAnsi="Wingdings" w:hint="default"/>
+      </w:rPr>
+    </w:lvl>
+  </w:abstractNum>
+  <w:abstractNum w:abstractNumId="14" w15:restartNumberingAfterBreak="0">
     <w:nsid w:val="634C2627"/>
     <w:multiLevelType w:val="hybridMultilevel"/>
     <w:tmpl w:val="A36AC1EC"/>
@@ -14981,7 +16275,7 @@
       </w:pPr>
     </w:lvl>
   </w:abstractNum>
-  <w:abstractNum w:abstractNumId="11" w15:restartNumberingAfterBreak="0">
+  <w:abstractNum w:abstractNumId="15" w15:restartNumberingAfterBreak="0">
     <w:nsid w:val="70B64A69"/>
     <w:multiLevelType w:val="hybridMultilevel"/>
     <w:tmpl w:val="41F81730"/>
@@ -15073,7 +16367,7 @@
       </w:pPr>
     </w:lvl>
   </w:abstractNum>
-  <w:abstractNum w:abstractNumId="12" w15:restartNumberingAfterBreak="0">
+  <w:abstractNum w:abstractNumId="16" w15:restartNumberingAfterBreak="0">
     <w:nsid w:val="743F65C1"/>
     <w:multiLevelType w:val="hybridMultilevel"/>
     <w:tmpl w:val="D08AD6E2"/>
@@ -15159,7 +16453,93 @@
       </w:pPr>
     </w:lvl>
   </w:abstractNum>
-  <w:abstractNum w:abstractNumId="13" w15:restartNumberingAfterBreak="0">
+  <w:abstractNum w:abstractNumId="17" w15:restartNumberingAfterBreak="0">
+    <w:nsid w:val="75726A1C"/>
+    <w:multiLevelType w:val="hybridMultilevel"/>
+    <w:tmpl w:val="05FE3432"/>
+    <w:lvl w:ilvl="0" w:tplc="040E000F">
+      <w:start w:val="1"/>
+      <w:numFmt w:val="decimal"/>
+      <w:lvlText w:val="%1."/>
+      <w:lvlJc w:val="left"/>
+      <w:pPr>
+        <w:ind w:left="720" w:hanging="360"/>
+      </w:pPr>
+    </w:lvl>
+    <w:lvl w:ilvl="1" w:tplc="040E0019" w:tentative="1">
+      <w:start w:val="1"/>
+      <w:numFmt w:val="lowerLetter"/>
+      <w:lvlText w:val="%2."/>
+      <w:lvlJc w:val="left"/>
+      <w:pPr>
+        <w:ind w:left="1440" w:hanging="360"/>
+      </w:pPr>
+    </w:lvl>
+    <w:lvl w:ilvl="2" w:tplc="040E001B" w:tentative="1">
+      <w:start w:val="1"/>
+      <w:numFmt w:val="lowerRoman"/>
+      <w:lvlText w:val="%3."/>
+      <w:lvlJc w:val="right"/>
+      <w:pPr>
+        <w:ind w:left="2160" w:hanging="180"/>
+      </w:pPr>
+    </w:lvl>
+    <w:lvl w:ilvl="3" w:tplc="040E000F" w:tentative="1">
+      <w:start w:val="1"/>
+      <w:numFmt w:val="decimal"/>
+      <w:lvlText w:val="%4."/>
+      <w:lvlJc w:val="left"/>
+      <w:pPr>
+        <w:ind w:left="2880" w:hanging="360"/>
+      </w:pPr>
+    </w:lvl>
+    <w:lvl w:ilvl="4" w:tplc="040E0019" w:tentative="1">
+      <w:start w:val="1"/>
+      <w:numFmt w:val="lowerLetter"/>
+      <w:lvlText w:val="%5."/>
+      <w:lvlJc w:val="left"/>
+      <w:pPr>
+        <w:ind w:left="3600" w:hanging="360"/>
+      </w:pPr>
+    </w:lvl>
+    <w:lvl w:ilvl="5" w:tplc="040E001B" w:tentative="1">
+      <w:start w:val="1"/>
+      <w:numFmt w:val="lowerRoman"/>
+      <w:lvlText w:val="%6."/>
+      <w:lvlJc w:val="right"/>
+      <w:pPr>
+        <w:ind w:left="4320" w:hanging="180"/>
+      </w:pPr>
+    </w:lvl>
+    <w:lvl w:ilvl="6" w:tplc="040E000F" w:tentative="1">
+      <w:start w:val="1"/>
+      <w:numFmt w:val="decimal"/>
+      <w:lvlText w:val="%7."/>
+      <w:lvlJc w:val="left"/>
+      <w:pPr>
+        <w:ind w:left="5040" w:hanging="360"/>
+      </w:pPr>
+    </w:lvl>
+    <w:lvl w:ilvl="7" w:tplc="040E0019" w:tentative="1">
+      <w:start w:val="1"/>
+      <w:numFmt w:val="lowerLetter"/>
+      <w:lvlText w:val="%8."/>
+      <w:lvlJc w:val="left"/>
+      <w:pPr>
+        <w:ind w:left="5760" w:hanging="360"/>
+      </w:pPr>
+    </w:lvl>
+    <w:lvl w:ilvl="8" w:tplc="040E001B" w:tentative="1">
+      <w:start w:val="1"/>
+      <w:numFmt w:val="lowerRoman"/>
+      <w:lvlText w:val="%9."/>
+      <w:lvlJc w:val="right"/>
+      <w:pPr>
+        <w:ind w:left="6480" w:hanging="180"/>
+      </w:pPr>
+    </w:lvl>
+  </w:abstractNum>
+  <w:abstractNum w:abstractNumId="18" w15:restartNumberingAfterBreak="0">
     <w:nsid w:val="7A032A56"/>
     <w:multiLevelType w:val="hybridMultilevel"/>
     <w:tmpl w:val="F4EED49A"/>
@@ -15247,58 +16627,73 @@
     </w:lvl>
   </w:abstractNum>
   <w:num w:numId="1">
-    <w:abstractNumId w:val="6"/>
+    <w:abstractNumId w:val="8"/>
   </w:num>
   <w:num w:numId="2">
-    <w:abstractNumId w:val="13"/>
+    <w:abstractNumId w:val="18"/>
   </w:num>
   <w:num w:numId="3">
-    <w:abstractNumId w:val="2"/>
+    <w:abstractNumId w:val="3"/>
   </w:num>
   <w:num w:numId="4">
-    <w:abstractNumId w:val="2"/>
+    <w:abstractNumId w:val="3"/>
     <w:lvlOverride w:ilvl="0">
       <w:startOverride w:val="1"/>
     </w:lvlOverride>
   </w:num>
   <w:num w:numId="5">
-    <w:abstractNumId w:val="4"/>
+    <w:abstractNumId w:val="5"/>
   </w:num>
   <w:num w:numId="6">
     <w:abstractNumId w:val="1"/>
   </w:num>
   <w:num w:numId="7">
-    <w:abstractNumId w:val="7"/>
+    <w:abstractNumId w:val="10"/>
   </w:num>
   <w:num w:numId="8">
-    <w:abstractNumId w:val="3"/>
+    <w:abstractNumId w:val="4"/>
   </w:num>
   <w:num w:numId="9">
-    <w:abstractNumId w:val="2"/>
+    <w:abstractNumId w:val="3"/>
     <w:lvlOverride w:ilvl="0">
       <w:startOverride w:val="1"/>
     </w:lvlOverride>
   </w:num>
   <w:num w:numId="10">
-    <w:abstractNumId w:val="9"/>
+    <w:abstractNumId w:val="13"/>
   </w:num>
   <w:num w:numId="11">
-    <w:abstractNumId w:val="12"/>
+    <w:abstractNumId w:val="16"/>
   </w:num>
   <w:num w:numId="12">
-    <w:abstractNumId w:val="8"/>
+    <w:abstractNumId w:val="11"/>
   </w:num>
   <w:num w:numId="13">
-    <w:abstractNumId w:val="5"/>
+    <w:abstractNumId w:val="6"/>
   </w:num>
   <w:num w:numId="14">
     <w:abstractNumId w:val="0"/>
   </w:num>
   <w:num w:numId="15">
-    <w:abstractNumId w:val="11"/>
+    <w:abstractNumId w:val="15"/>
   </w:num>
   <w:num w:numId="16">
-    <w:abstractNumId w:val="10"/>
+    <w:abstractNumId w:val="14"/>
+  </w:num>
+  <w:num w:numId="17">
+    <w:abstractNumId w:val="7"/>
+  </w:num>
+  <w:num w:numId="18">
+    <w:abstractNumId w:val="12"/>
+  </w:num>
+  <w:num w:numId="19">
+    <w:abstractNumId w:val="2"/>
+  </w:num>
+  <w:num w:numId="20">
+    <w:abstractNumId w:val="17"/>
+  </w:num>
+  <w:num w:numId="21">
+    <w:abstractNumId w:val="9"/>
   </w:num>
   <w:numIdMacAtCleanup w:val="16"/>
 </w:numbering>
@@ -15783,6 +17178,29 @@
       <w:szCs w:val="24"/>
     </w:rPr>
   </w:style>
+  <w:style w:type="paragraph" w:styleId="Cmsor4">
+    <w:name w:val="heading 4"/>
+    <w:basedOn w:val="Norml"/>
+    <w:next w:val="Norml"/>
+    <w:link w:val="Cmsor4Char"/>
+    <w:uiPriority w:val="9"/>
+    <w:semiHidden/>
+    <w:unhideWhenUsed/>
+    <w:qFormat/>
+    <w:rsid w:val="00660926"/>
+    <w:pPr>
+      <w:keepNext/>
+      <w:keepLines/>
+      <w:spacing w:before="40" w:after="0"/>
+      <w:outlineLvl w:val="3"/>
+    </w:pPr>
+    <w:rPr>
+      <w:rFonts w:asciiTheme="majorHAnsi" w:eastAsiaTheme="majorEastAsia" w:hAnsiTheme="majorHAnsi" w:cstheme="majorBidi"/>
+      <w:i/>
+      <w:iCs/>
+      <w:color w:val="2E74B5" w:themeColor="accent1" w:themeShade="BF"/>
+    </w:rPr>
+  </w:style>
   <w:style w:type="character" w:default="1" w:styleId="Bekezdsalapbettpusa">
     <w:name w:val="Default Paragraph Font"/>
     <w:uiPriority w:val="1"/>
@@ -15929,6 +17347,45 @@
       <w:color w:val="1F4D78" w:themeColor="accent1" w:themeShade="7F"/>
       <w:sz w:val="24"/>
       <w:szCs w:val="24"/>
+    </w:rPr>
+  </w:style>
+  <w:style w:type="character" w:customStyle="1" w:styleId="Cmsor4Char">
+    <w:name w:val="Címsor 4 Char"/>
+    <w:basedOn w:val="Bekezdsalapbettpusa"/>
+    <w:link w:val="Cmsor4"/>
+    <w:uiPriority w:val="9"/>
+    <w:semiHidden/>
+    <w:rsid w:val="00660926"/>
+    <w:rPr>
+      <w:rFonts w:asciiTheme="majorHAnsi" w:eastAsiaTheme="majorEastAsia" w:hAnsiTheme="majorHAnsi" w:cstheme="majorBidi"/>
+      <w:i/>
+      <w:iCs/>
+      <w:color w:val="2E74B5" w:themeColor="accent1" w:themeShade="BF"/>
+      <w:sz w:val="24"/>
+    </w:rPr>
+  </w:style>
+  <w:style w:type="character" w:styleId="Kiemels2">
+    <w:name w:val="Strong"/>
+    <w:basedOn w:val="Bekezdsalapbettpusa"/>
+    <w:uiPriority w:val="22"/>
+    <w:qFormat/>
+    <w:rsid w:val="00FF0EE2"/>
+    <w:rPr>
+      <w:b/>
+      <w:bCs/>
+    </w:rPr>
+  </w:style>
+  <w:style w:type="character" w:styleId="HTML-kd">
+    <w:name w:val="HTML Code"/>
+    <w:basedOn w:val="Bekezdsalapbettpusa"/>
+    <w:uiPriority w:val="99"/>
+    <w:semiHidden/>
+    <w:unhideWhenUsed/>
+    <w:rsid w:val="00641B8C"/>
+    <w:rPr>
+      <w:rFonts w:ascii="Courier New" w:eastAsia="Times New Roman" w:hAnsi="Courier New" w:cs="Courier New"/>
+      <w:sz w:val="20"/>
+      <w:szCs w:val="20"/>
     </w:rPr>
   </w:style>
 </w:styles>
@@ -16196,6 +17653,15 @@
 </file>
 
 <file path=customXml/item1.xml><?xml version="1.0" encoding="utf-8"?>
+<?mso-contentType ?>
+<FormTemplates xmlns="http://schemas.microsoft.com/sharepoint/v3/contenttype/forms">
+  <Display>DocumentLibraryForm</Display>
+  <Edit>DocumentLibraryForm</Edit>
+  <New>DocumentLibraryForm</New>
+</FormTemplates>
+</file>
+
+<file path=customXml/item2.xml><?xml version="1.0" encoding="utf-8"?>
 <ct:contentTypeSchema xmlns:ct="http://schemas.microsoft.com/office/2006/metadata/contentType" xmlns:ma="http://schemas.microsoft.com/office/2006/metadata/properties/metaAttributes" ct:_="" ma:_="" ma:contentTypeName="Dokumentum" ma:contentTypeID="0x010100D718D5B1F1F7ED478AB81686C56B3846" ma:contentTypeVersion="12" ma:contentTypeDescription="Új dokumentum létrehozása." ma:contentTypeScope="" ma:versionID="4113051e3749f108762f491873dd6f4a">
   <xsd:schema xmlns:xsd="http://www.w3.org/2001/XMLSchema" xmlns:xs="http://www.w3.org/2001/XMLSchema" xmlns:p="http://schemas.microsoft.com/office/2006/metadata/properties" xmlns:ns2="8147ea79-bac0-4e82-8ac5-0eadccd741d2" xmlns:ns3="60255030-76c1-42c3-809c-3af475a77e4b" targetNamespace="http://schemas.microsoft.com/office/2006/metadata/properties" ma:root="true" ma:fieldsID="b4ef00bff07f7ef5464b0f4fcee0641e" ns2:_="" ns3:_="">
     <xsd:import namespace="8147ea79-bac0-4e82-8ac5-0eadccd741d2"/>
@@ -16396,15 +17862,6 @@
 </ct:contentTypeSchema>
 </file>
 
-<file path=customXml/item2.xml><?xml version="1.0" encoding="utf-8"?>
-<?mso-contentType ?>
-<FormTemplates xmlns="http://schemas.microsoft.com/sharepoint/v3/contenttype/forms">
-  <Display>DocumentLibraryForm</Display>
-  <Edit>DocumentLibraryForm</Edit>
-  <New>DocumentLibraryForm</New>
-</FormTemplates>
-</file>
-
 <file path=customXml/item3.xml><?xml version="1.0" encoding="utf-8"?>
 <p:properties xmlns:p="http://schemas.microsoft.com/office/2006/metadata/properties" xmlns:xsi="http://www.w3.org/2001/XMLSchema-instance" xmlns:pc="http://schemas.microsoft.com/office/infopath/2007/PartnerControls">
   <documentManagement>
@@ -16422,6 +17879,14 @@
 </file>
 
 <file path=customXml/itemProps1.xml><?xml version="1.0" encoding="utf-8"?>
+<ds:datastoreItem xmlns:ds="http://schemas.openxmlformats.org/officeDocument/2006/customXml" ds:itemID="{79A7C881-0E9F-4ADE-9952-CE895C263EC3}">
+  <ds:schemaRefs>
+    <ds:schemaRef ds:uri="http://schemas.microsoft.com/sharepoint/v3/contenttype/forms"/>
+  </ds:schemaRefs>
+</ds:datastoreItem>
+</file>
+
+<file path=customXml/itemProps2.xml><?xml version="1.0" encoding="utf-8"?>
 <ds:datastoreItem xmlns:ds="http://schemas.openxmlformats.org/officeDocument/2006/customXml" ds:itemID="{506CB0D4-5899-457C-99D1-371F2417467A}">
   <ds:schemaRefs>
     <ds:schemaRef ds:uri="http://schemas.microsoft.com/office/2006/metadata/contentType"/>
@@ -16440,14 +17905,6 @@
 </ds:datastoreItem>
 </file>
 
-<file path=customXml/itemProps2.xml><?xml version="1.0" encoding="utf-8"?>
-<ds:datastoreItem xmlns:ds="http://schemas.openxmlformats.org/officeDocument/2006/customXml" ds:itemID="{79A7C881-0E9F-4ADE-9952-CE895C263EC3}">
-  <ds:schemaRefs>
-    <ds:schemaRef ds:uri="http://schemas.microsoft.com/sharepoint/v3/contenttype/forms"/>
-  </ds:schemaRefs>
-</ds:datastoreItem>
-</file>
-
 <file path=customXml/itemProps3.xml><?xml version="1.0" encoding="utf-8"?>
 <ds:datastoreItem xmlns:ds="http://schemas.openxmlformats.org/officeDocument/2006/customXml" ds:itemID="{B7E9051D-122B-41E4-9B50-07EAFD04DFCF}">
   <ds:schemaRefs>
@@ -16460,7 +17917,7 @@
 </file>
 
 <file path=customXml/itemProps4.xml><?xml version="1.0" encoding="utf-8"?>
-<ds:datastoreItem xmlns:ds="http://schemas.openxmlformats.org/officeDocument/2006/customXml" ds:itemID="{DFE88C67-CCA6-4BFB-B887-DC98F7105CE2}">
+<ds:datastoreItem xmlns:ds="http://schemas.openxmlformats.org/officeDocument/2006/customXml" ds:itemID="{644844C2-29D1-4CE6-B26E-0AA7E6DF47DB}">
   <ds:schemaRefs>
     <ds:schemaRef ds:uri="http://schemas.openxmlformats.org/officeDocument/2006/bibliography"/>
   </ds:schemaRefs>
